--- a/documents/Documentação-projeto-vinland-saga.docx
+++ b/documents/Documentação-projeto-vinland-saga.docx
@@ -1,6 +1,6 @@
 
 <file path=word/document.xml><?xml version="1.0" encoding="utf-8"?>
-<w:document xmlns:wpc="http://schemas.microsoft.com/office/word/2010/wordprocessingCanvas" xmlns:cx="http://schemas.microsoft.com/office/drawing/2014/chartex" xmlns:cx1="http://schemas.microsoft.com/office/drawing/2015/9/8/chartex" xmlns:cx2="http://schemas.microsoft.com/office/drawing/2015/10/21/chartex" xmlns:cx3="http://schemas.microsoft.com/office/drawing/2016/5/9/chartex" xmlns:cx4="http://schemas.microsoft.com/office/drawing/2016/5/10/chartex" xmlns:cx5="http://schemas.microsoft.com/office/drawing/2016/5/11/chartex" xmlns:cx6="http://schemas.microsoft.com/office/drawing/2016/5/12/chartex" xmlns:cx7="http://schemas.microsoft.com/office/drawing/2016/5/13/chartex" xmlns:cx8="http://schemas.microsoft.com/office/drawing/2016/5/14/chartex" xmlns:mc="http://schemas.openxmlformats.org/markup-compatibility/2006" xmlns:aink="http://schemas.microsoft.com/office/drawing/2016/ink" xmlns:am3d="http://schemas.microsoft.com/office/drawing/2017/model3d" xmlns:o="urn:schemas-microsoft-com:office:office" xmlns:oel="http://schemas.microsoft.com/office/2019/extlst" xmlns:r="http://schemas.openxmlformats.org/officeDocument/2006/relationships" xmlns:m="http://schemas.openxmlformats.org/officeDocument/2006/math" xmlns:v="urn:schemas-microsoft-com:vml" xmlns:wp14="http://schemas.microsoft.com/office/word/2010/wordprocessingDrawing" xmlns:wp="http://schemas.openxmlformats.org/drawingml/2006/wordprocessingDrawing" xmlns:w10="urn:schemas-microsoft-com:office:word" xmlns:w="http://schemas.openxmlformats.org/wordprocessingml/2006/main" xmlns:w14="http://schemas.microsoft.com/office/word/2010/wordml" xmlns:w15="http://schemas.microsoft.com/office/word/2012/wordml" xmlns:w16cex="http://schemas.microsoft.com/office/word/2018/wordml/cex" xmlns:w16cid="http://schemas.microsoft.com/office/word/2016/wordml/cid" xmlns:w16="http://schemas.microsoft.com/office/word/2018/wordml" xmlns:w16du="http://schemas.microsoft.com/office/word/2023/wordml/word16du" xmlns:w16sdtdh="http://schemas.microsoft.com/office/word/2020/wordml/sdtdatahash" xmlns:w16sdtfl="http://schemas.microsoft.com/office/word/2024/wordml/sdtformatlock" xmlns:w16se="http://schemas.microsoft.com/office/word/2015/wordml/symex" xmlns:wpg="http://schemas.microsoft.com/office/word/2010/wordprocessingGroup" xmlns:wpi="http://schemas.microsoft.com/office/word/2010/wordprocessingInk" xmlns:wne="http://schemas.microsoft.com/office/word/2006/wordml" xmlns:wps="http://schemas.microsoft.com/office/word/2010/wordprocessingShape" mc:Ignorable="w14 w15 w16se w16cid w16 w16cex w16sdtdh w16sdtfl w16du wp14">
+<w:document xmlns:wpc="http://schemas.microsoft.com/office/word/2010/wordprocessingCanvas" xmlns:cx="http://schemas.microsoft.com/office/drawing/2014/chartex" xmlns:cx1="http://schemas.microsoft.com/office/drawing/2015/9/8/chartex" xmlns:cx2="http://schemas.microsoft.com/office/drawing/2015/10/21/chartex" xmlns:cx3="http://schemas.microsoft.com/office/drawing/2016/5/9/chartex" xmlns:cx4="http://schemas.microsoft.com/office/drawing/2016/5/10/chartex" xmlns:cx5="http://schemas.microsoft.com/office/drawing/2016/5/11/chartex" xmlns:cx6="http://schemas.microsoft.com/office/drawing/2016/5/12/chartex" xmlns:cx7="http://schemas.microsoft.com/office/drawing/2016/5/13/chartex" xmlns:cx8="http://schemas.microsoft.com/office/drawing/2016/5/14/chartex" xmlns:mc="http://schemas.openxmlformats.org/markup-compatibility/2006" xmlns:aink="http://schemas.microsoft.com/office/drawing/2016/ink" xmlns:am3d="http://schemas.microsoft.com/office/drawing/2017/model3d" xmlns:o="urn:schemas-microsoft-com:office:office" xmlns:oel="http://schemas.microsoft.com/office/2019/extlst" xmlns:r="http://schemas.openxmlformats.org/officeDocument/2006/relationships" xmlns:m="http://schemas.openxmlformats.org/officeDocument/2006/math" xmlns:v="urn:schemas-microsoft-com:vml" xmlns:wp14="http://schemas.microsoft.com/office/word/2010/wordprocessingDrawing" xmlns:wp="http://schemas.openxmlformats.org/drawingml/2006/wordprocessingDrawing" xmlns:w10="urn:schemas-microsoft-com:office:word" xmlns:w="http://schemas.openxmlformats.org/wordprocessingml/2006/main" xmlns:w14="http://schemas.microsoft.com/office/word/2010/wordml" xmlns:w15="http://schemas.microsoft.com/office/word/2012/wordml" xmlns:w16cex="http://schemas.microsoft.com/office/word/2018/wordml/cex" xmlns:w16cid="http://schemas.microsoft.com/office/word/2016/wordml/cid" xmlns:w16="http://schemas.microsoft.com/office/word/2018/wordml" xmlns:w16du="http://schemas.microsoft.com/office/word/2023/wordml/word16du" xmlns:w16sdtdh="http://schemas.microsoft.com/office/word/2020/wordml/sdtdatahash" xmlns:w16sdtfl="http://schemas.microsoft.com/office/word/2024/wordml/sdtformatlock" xmlns:w16se="http://schemas.microsoft.com/office/word/2015/wordml/symex" xmlns:wpg="http://schemas.microsoft.com/office/word/2010/wordprocessingGroup" xmlns:wpi="http://schemas.microsoft.com/office/word/2010/wordprocessingInk" xmlns:wne="http://schemas.microsoft.com/office/word/2006/wordml" xmlns:wps="http://schemas.microsoft.com/office/word/2010/wordprocessingShape" xmlns:a="http://schemas.openxmlformats.org/drawingml/2006/main" xmlns:pic="http://schemas.openxmlformats.org/drawingml/2006/picture" xmlns:a14="http://schemas.microsoft.com/office/drawing/2010/main" mc:Ignorable="w14 w15 w16se w16cid w16 w16cex w16sdtdh w16sdtfl w16du wp14">
   <w:body>
     <w:p>
       <w:pPr>
@@ -41,11 +41,31 @@
       <w:r>
         <w:rPr>
           <w:rFonts w:ascii="Aptos" w:hAnsi="Aptos" w:eastAsia="Aptos" w:cs="Aptos"/>
-          <w:color w:val="000000" w:themeColor="text1"/>
+          <w:color w:val="000000" w:themeColor="text1" w:themeTint="FF" w:themeShade="FF"/>
           <w:sz w:val="28"/>
           <w:szCs w:val="28"/>
         </w:rPr>
-        <w:t>Seus personagens, temas e impacto nos fâs.</w:t>
+        <w:t xml:space="preserve">Seus personagens, temas e impacto nos </w:t>
+      </w:r>
+      <w:bookmarkStart w:name="_Int_YSqZN4i3" w:id="1985142054"/>
+      <w:r>
+        <w:rPr>
+          <w:rFonts w:ascii="Aptos" w:hAnsi="Aptos" w:eastAsia="Aptos" w:cs="Aptos"/>
+          <w:color w:val="000000" w:themeColor="text1" w:themeTint="FF" w:themeShade="FF"/>
+          <w:sz w:val="28"/>
+          <w:szCs w:val="28"/>
+        </w:rPr>
+        <w:t>fâs</w:t>
+      </w:r>
+      <w:bookmarkEnd w:id="1985142054"/>
+      <w:r>
+        <w:rPr>
+          <w:rFonts w:ascii="Aptos" w:hAnsi="Aptos" w:eastAsia="Aptos" w:cs="Aptos"/>
+          <w:color w:val="000000" w:themeColor="text1" w:themeTint="FF" w:themeShade="FF"/>
+          <w:sz w:val="28"/>
+          <w:szCs w:val="28"/>
+        </w:rPr>
+        <w:t>.</w:t>
       </w:r>
     </w:p>
     <w:p/>
@@ -1324,15 +1344,81 @@
     </w:p>
     <w:p>
       <w:pPr>
-        <w:rPr>
-          <w:rFonts w:eastAsiaTheme="minorEastAsia"/>
-        </w:rPr>
-      </w:pPr>
-      <w:r>
-        <w:rPr>
-          <w:rFonts w:eastAsiaTheme="minorEastAsia"/>
-        </w:rPr>
-        <w:t>Dessa forma, a obra evolui de uma história centrada em guerras e batalhas para uma reflexão sobre liberdade, paz, culpa e o significado de ser um “verdadeiro guerreiro”, terminando em uma incessante busca por um novo começo em Vinland.</w:t>
+        <w:pStyle w:val="Normal"/>
+      </w:pPr>
+      <w:r>
+        <w:rPr>
+          <w:rFonts w:eastAsia="游明朝" w:eastAsiaTheme="minorEastAsia"/>
+        </w:rPr>
+        <w:t xml:space="preserve">Dessa forma, a obra evolui de uma história centrada em guerras e batalhas para uma reflexão sobre liberdade, paz, culpa e o significado de ser um “verdadeiro guerreiro”, terminando em uma incessante busca por um novo começo e </w:t>
+      </w:r>
+      <w:r>
+        <w:rPr>
+          <w:rFonts w:eastAsia="游明朝" w:eastAsiaTheme="minorEastAsia"/>
+        </w:rPr>
+        <w:t>Vinland</w:t>
+      </w:r>
+    </w:p>
+    <w:p>
+      <w:pPr>
+        <w:pStyle w:val="Normal"/>
+        <w:rPr>
+          <w:rFonts w:eastAsia="游明朝" w:eastAsiaTheme="minorEastAsia"/>
+        </w:rPr>
+      </w:pPr>
+    </w:p>
+    <w:p>
+      <w:pPr>
+        <w:pStyle w:val="Normal"/>
+      </w:pPr>
+      <w:r>
+        <w:rPr>
+          <w:rFonts w:eastAsia="游明朝" w:eastAsiaTheme="minorEastAsia"/>
+        </w:rPr>
+        <w:t>.</w:t>
+      </w:r>
+      <w:r>
+        <w:drawing>
+          <wp:inline wp14:editId="74D7390A" wp14:anchorId="4080F2CD">
+            <wp:extent cx="2952750" cy="4000500"/>
+            <wp:effectExtent l="0" t="0" r="0" b="0"/>
+            <wp:docPr id="1438278139" name="drawing"/>
+            <wp:cNvGraphicFramePr>
+              <a:graphicFrameLocks noChangeAspect="1"/>
+            </wp:cNvGraphicFramePr>
+            <a:graphic>
+              <a:graphicData xmlns:a="http://schemas.openxmlformats.org/drawingml/2006/main" uri="http://schemas.openxmlformats.org/drawingml/2006/picture">
+                <pic:pic xmlns:pic="http://schemas.openxmlformats.org/drawingml/2006/picture">
+                  <pic:nvPicPr>
+                    <pic:cNvPr id="1892560162" name="Picture 1892560162"/>
+                    <pic:cNvPicPr/>
+                  </pic:nvPicPr>
+                  <pic:blipFill>
+                    <a:blip xmlns:r="http://schemas.openxmlformats.org/officeDocument/2006/relationships" r:embed="rId1233561120">
+                      <a:extLst>
+                        <a:ext uri="{28A0092B-C50C-407E-A947-70E740481C1C}">
+                          <a14:useLocalDpi xmlns:a14="http://schemas.microsoft.com/office/drawing/2010/main"/>
+                        </a:ext>
+                      </a:extLst>
+                    </a:blip>
+                    <a:stretch>
+                      <a:fillRect/>
+                    </a:stretch>
+                  </pic:blipFill>
+                  <pic:spPr>
+                    <a:xfrm>
+                      <a:off x="0" y="0"/>
+                      <a:ext cx="2952750" cy="4000500"/>
+                    </a:xfrm>
+                    <a:prstGeom prst="rect">
+                      <a:avLst/>
+                    </a:prstGeom>
+                  </pic:spPr>
+                </pic:pic>
+              </a:graphicData>
+            </a:graphic>
+          </wp:inline>
+        </w:drawing>
       </w:r>
     </w:p>
     <w:p>
@@ -1530,24 +1616,102 @@
         <w:pStyle w:val="Heading1"/>
         <w:rPr>
           <w:rFonts w:ascii="Consolas" w:hAnsi="Consolas" w:eastAsia="Consolas" w:cs="Consolas"/>
-          <w:b/>
-          <w:bCs/>
-          <w:color w:val="000000" w:themeColor="text1"/>
+          <w:b w:val="1"/>
+          <w:bCs w:val="1"/>
+          <w:color w:val="000000" w:themeColor="text1" w:themeTint="FF" w:themeShade="FF"/>
         </w:rPr>
       </w:pPr>
       <w:r>
         <w:rPr>
           <w:rFonts w:ascii="Consolas" w:hAnsi="Consolas" w:eastAsia="Consolas" w:cs="Consolas"/>
-          <w:b/>
-          <w:bCs/>
-          <w:color w:val="000000" w:themeColor="text1"/>
+          <w:b w:val="1"/>
+          <w:bCs w:val="1"/>
+          <w:color w:val="000000" w:themeColor="text1" w:themeTint="FF" w:themeShade="FF"/>
         </w:rPr>
         <w:t>4. Funcionalidades</w:t>
       </w:r>
     </w:p>
     <w:p>
       <w:pPr>
-        <w:pStyle w:val="Heading3"/>
+        <w:pStyle w:val="Heading2"/>
+        <w:rPr>
+          <w:b/>
+          <w:bCs/>
+          <w:color w:val="000000" w:themeColor="text1"/>
+        </w:rPr>
+      </w:pPr>
+      <w:r>
+        <w:rPr>
+          <w:b w:val="1"/>
+          <w:bCs w:val="1"/>
+          <w:color w:val="000000" w:themeColor="text1" w:themeTint="FF" w:themeShade="FF"/>
+        </w:rPr>
+        <w:t>Home Page</w:t>
+      </w:r>
+    </w:p>
+    <w:p>
+      <w:pPr>
+        <w:pStyle w:val="Normal"/>
+      </w:pPr>
+      <w:r>
+        <w:drawing>
+          <wp:inline wp14:editId="40746AB3" wp14:anchorId="64D4C522">
+            <wp:extent cx="5400675" cy="2571750"/>
+            <wp:effectExtent l="0" t="0" r="0" b="0"/>
+            <wp:docPr id="356778121" name="drawing"/>
+            <wp:cNvGraphicFramePr>
+              <a:graphicFrameLocks noChangeAspect="1"/>
+            </wp:cNvGraphicFramePr>
+            <a:graphic>
+              <a:graphicData xmlns:a="http://schemas.openxmlformats.org/drawingml/2006/main" uri="http://schemas.openxmlformats.org/drawingml/2006/picture">
+                <pic:pic xmlns:pic="http://schemas.openxmlformats.org/drawingml/2006/picture">
+                  <pic:nvPicPr>
+                    <pic:cNvPr id="356778121" name="Picture 356778121"/>
+                    <pic:cNvPicPr/>
+                  </pic:nvPicPr>
+                  <pic:blipFill>
+                    <a:blip xmlns:r="http://schemas.openxmlformats.org/officeDocument/2006/relationships" r:embed="rId301788788">
+                      <a:extLst>
+                        <a:ext uri="{28A0092B-C50C-407E-A947-70E740481C1C}">
+                          <a14:useLocalDpi xmlns:a14="http://schemas.microsoft.com/office/drawing/2010/main"/>
+                        </a:ext>
+                      </a:extLst>
+                    </a:blip>
+                    <a:stretch>
+                      <a:fillRect/>
+                    </a:stretch>
+                  </pic:blipFill>
+                  <pic:spPr>
+                    <a:xfrm>
+                      <a:off x="0" y="0"/>
+                      <a:ext cx="5400675" cy="2571750"/>
+                    </a:xfrm>
+                    <a:prstGeom prst="rect">
+                      <a:avLst/>
+                    </a:prstGeom>
+                  </pic:spPr>
+                </pic:pic>
+              </a:graphicData>
+            </a:graphic>
+          </wp:inline>
+        </w:drawing>
+      </w:r>
+    </w:p>
+    <w:p>
+      <w:pPr>
+        <w:rPr>
+          <w:color w:val="000000" w:themeColor="text1"/>
+        </w:rPr>
+      </w:pPr>
+    </w:p>
+    <w:p>
+      <w:pPr>
+        <w:pStyle w:val="ListParagraph"/>
+        <w:numPr>
+          <w:ilvl w:val="0"/>
+          <w:numId w:val="24"/>
+        </w:numPr>
+        <w:spacing w:after="0"/>
         <w:rPr>
           <w:rFonts w:ascii="Aptos" w:hAnsi="Aptos" w:eastAsia="Aptos" w:cs="Aptos"/>
           <w:color w:val="000000" w:themeColor="text1"/>
@@ -1555,470 +1719,837 @@
           <w:szCs w:val="26"/>
         </w:rPr>
       </w:pPr>
-    </w:p>
-    <w:p>
-      <w:pPr>
-        <w:pStyle w:val="Heading2"/>
-        <w:rPr>
-          <w:b/>
-          <w:bCs/>
-          <w:color w:val="000000" w:themeColor="text1"/>
-        </w:rPr>
-      </w:pPr>
-      <w:r>
-        <w:rPr>
-          <w:b/>
-          <w:bCs/>
-          <w:color w:val="000000" w:themeColor="text1"/>
-        </w:rPr>
-        <w:t>Home Page</w:t>
-      </w:r>
-    </w:p>
-    <w:p>
-      <w:pPr>
-        <w:rPr>
-          <w:color w:val="000000" w:themeColor="text1"/>
-        </w:rPr>
-      </w:pPr>
-    </w:p>
-    <w:p>
-      <w:pPr>
-        <w:pStyle w:val="ListParagraph"/>
-        <w:numPr>
-          <w:ilvl w:val="0"/>
-          <w:numId w:val="24"/>
-        </w:numPr>
-        <w:spacing w:after="0"/>
+      <w:r>
         <w:rPr>
           <w:rFonts w:ascii="Aptos" w:hAnsi="Aptos" w:eastAsia="Aptos" w:cs="Aptos"/>
           <w:color w:val="000000" w:themeColor="text1"/>
           <w:sz w:val="26"/>
           <w:szCs w:val="26"/>
         </w:rPr>
-      </w:pPr>
-      <w:r>
+        <w:t>Página inicial com visual imersivo inspirado em Vinland Saga</w:t>
+      </w:r>
+    </w:p>
+    <w:p>
+      <w:pPr>
+        <w:pStyle w:val="ListParagraph"/>
+        <w:numPr>
+          <w:ilvl w:val="0"/>
+          <w:numId w:val="24"/>
+        </w:numPr>
+        <w:spacing w:after="0"/>
         <w:rPr>
           <w:rFonts w:ascii="Aptos" w:hAnsi="Aptos" w:eastAsia="Aptos" w:cs="Aptos"/>
           <w:color w:val="000000" w:themeColor="text1"/>
           <w:sz w:val="26"/>
           <w:szCs w:val="26"/>
         </w:rPr>
-        <w:t>Página inicial com visual imersivo inspirado em Vinland Saga</w:t>
-      </w:r>
-    </w:p>
-    <w:p>
-      <w:pPr>
-        <w:pStyle w:val="ListParagraph"/>
-        <w:numPr>
-          <w:ilvl w:val="0"/>
-          <w:numId w:val="24"/>
-        </w:numPr>
-        <w:spacing w:after="0"/>
+      </w:pPr>
+      <w:r>
         <w:rPr>
           <w:rFonts w:ascii="Aptos" w:hAnsi="Aptos" w:eastAsia="Aptos" w:cs="Aptos"/>
           <w:color w:val="000000" w:themeColor="text1"/>
           <w:sz w:val="26"/>
           <w:szCs w:val="26"/>
         </w:rPr>
-      </w:pPr>
-      <w:r>
+        <w:t>Banner principal com frases marcantes da obra para causar impacto visual</w:t>
+      </w:r>
+    </w:p>
+    <w:p>
+      <w:pPr>
+        <w:pStyle w:val="ListParagraph"/>
+        <w:numPr>
+          <w:ilvl w:val="0"/>
+          <w:numId w:val="24"/>
+        </w:numPr>
+        <w:spacing w:after="0"/>
         <w:rPr>
           <w:rFonts w:ascii="Aptos" w:hAnsi="Aptos" w:eastAsia="Aptos" w:cs="Aptos"/>
           <w:color w:val="000000" w:themeColor="text1"/>
           <w:sz w:val="26"/>
           <w:szCs w:val="26"/>
         </w:rPr>
-        <w:t>Banner principal com frases marcantes da obra para causar impacto visual</w:t>
-      </w:r>
-    </w:p>
-    <w:p>
-      <w:pPr>
-        <w:pStyle w:val="ListParagraph"/>
-        <w:numPr>
-          <w:ilvl w:val="0"/>
-          <w:numId w:val="24"/>
-        </w:numPr>
-        <w:spacing w:after="0"/>
+      </w:pPr>
+      <w:r>
         <w:rPr>
           <w:rFonts w:ascii="Aptos" w:hAnsi="Aptos" w:eastAsia="Aptos" w:cs="Aptos"/>
           <w:color w:val="000000" w:themeColor="text1"/>
           <w:sz w:val="26"/>
           <w:szCs w:val="26"/>
         </w:rPr>
-      </w:pPr>
-      <w:r>
+        <w:t>Botão “Saiba Mais” para direcionar o usuário à história do universo apresentado</w:t>
+      </w:r>
+    </w:p>
+    <w:p>
+      <w:pPr>
+        <w:pStyle w:val="ListParagraph"/>
+        <w:numPr>
+          <w:ilvl w:val="0"/>
+          <w:numId w:val="24"/>
+        </w:numPr>
+        <w:spacing w:after="0"/>
         <w:rPr>
           <w:rFonts w:ascii="Aptos" w:hAnsi="Aptos" w:eastAsia="Aptos" w:cs="Aptos"/>
           <w:color w:val="000000" w:themeColor="text1"/>
           <w:sz w:val="26"/>
           <w:szCs w:val="26"/>
         </w:rPr>
-        <w:t>Botão “Saiba Mais” para direcionar o usuário à história do universo apresentado</w:t>
-      </w:r>
-    </w:p>
-    <w:p>
-      <w:pPr>
-        <w:pStyle w:val="ListParagraph"/>
-        <w:numPr>
-          <w:ilvl w:val="0"/>
-          <w:numId w:val="24"/>
-        </w:numPr>
-        <w:spacing w:after="0"/>
+      </w:pPr>
+      <w:r>
         <w:rPr>
           <w:rFonts w:ascii="Aptos" w:hAnsi="Aptos" w:eastAsia="Aptos" w:cs="Aptos"/>
           <w:color w:val="000000" w:themeColor="text1"/>
           <w:sz w:val="26"/>
           <w:szCs w:val="26"/>
         </w:rPr>
-      </w:pPr>
-      <w:r>
+        <w:t>Introdução breve sobre o contexto da obra e seus principais temas</w:t>
+      </w:r>
+    </w:p>
+    <w:p>
+      <w:pPr>
+        <w:pStyle w:val="Normal"/>
+        <w:rPr>
+          <w:color w:val="000000" w:themeColor="text1" w:themeTint="FF" w:themeShade="FF"/>
+        </w:rPr>
+      </w:pPr>
+    </w:p>
+    <w:p>
+      <w:pPr>
+        <w:pStyle w:val="Heading2"/>
+        <w:rPr>
+          <w:b/>
+          <w:bCs/>
+          <w:color w:val="000000" w:themeColor="text1"/>
+        </w:rPr>
+      </w:pPr>
+      <w:r>
+        <w:rPr>
+          <w:b w:val="1"/>
+          <w:bCs w:val="1"/>
+          <w:color w:val="000000" w:themeColor="text1" w:themeTint="FF" w:themeShade="FF"/>
+        </w:rPr>
+        <w:t>Cadastro e Login</w:t>
+      </w:r>
+    </w:p>
+    <w:p>
+      <w:pPr>
+        <w:pStyle w:val="Normal"/>
+      </w:pPr>
+      <w:r>
+        <w:drawing>
+          <wp:inline wp14:editId="1B877FAC" wp14:anchorId="58667AA3">
+            <wp:extent cx="5400675" cy="2571750"/>
+            <wp:effectExtent l="0" t="0" r="0" b="0"/>
+            <wp:docPr id="1848349543" name="drawing"/>
+            <wp:cNvGraphicFramePr>
+              <a:graphicFrameLocks noChangeAspect="1"/>
+            </wp:cNvGraphicFramePr>
+            <a:graphic>
+              <a:graphicData xmlns:a="http://schemas.openxmlformats.org/drawingml/2006/main" uri="http://schemas.openxmlformats.org/drawingml/2006/picture">
+                <pic:pic xmlns:pic="http://schemas.openxmlformats.org/drawingml/2006/picture">
+                  <pic:nvPicPr>
+                    <pic:cNvPr id="1848349543" name="Picture 1848349543"/>
+                    <pic:cNvPicPr/>
+                  </pic:nvPicPr>
+                  <pic:blipFill>
+                    <a:blip xmlns:r="http://schemas.openxmlformats.org/officeDocument/2006/relationships" r:embed="rId28964513">
+                      <a:extLst>
+                        <a:ext uri="{28A0092B-C50C-407E-A947-70E740481C1C}">
+                          <a14:useLocalDpi xmlns:a14="http://schemas.microsoft.com/office/drawing/2010/main"/>
+                        </a:ext>
+                      </a:extLst>
+                    </a:blip>
+                    <a:stretch>
+                      <a:fillRect/>
+                    </a:stretch>
+                  </pic:blipFill>
+                  <pic:spPr>
+                    <a:xfrm>
+                      <a:off x="0" y="0"/>
+                      <a:ext cx="5400675" cy="2571750"/>
+                    </a:xfrm>
+                    <a:prstGeom prst="rect">
+                      <a:avLst/>
+                    </a:prstGeom>
+                  </pic:spPr>
+                </pic:pic>
+              </a:graphicData>
+            </a:graphic>
+          </wp:inline>
+        </w:drawing>
+      </w:r>
+    </w:p>
+    <w:p>
+      <w:pPr>
+        <w:rPr>
+          <w:color w:val="000000" w:themeColor="text1"/>
+        </w:rPr>
+      </w:pPr>
+    </w:p>
+    <w:p>
+      <w:pPr>
+        <w:pStyle w:val="ListParagraph"/>
+        <w:numPr>
+          <w:ilvl w:val="0"/>
+          <w:numId w:val="23"/>
+        </w:numPr>
+        <w:spacing w:after="0"/>
         <w:rPr>
           <w:rFonts w:ascii="Aptos" w:hAnsi="Aptos" w:eastAsia="Aptos" w:cs="Aptos"/>
           <w:color w:val="000000" w:themeColor="text1"/>
           <w:sz w:val="26"/>
           <w:szCs w:val="26"/>
         </w:rPr>
-        <w:t>Introdução breve sobre o contexto da obra e seus principais temas</w:t>
-      </w:r>
-    </w:p>
-    <w:p>
-      <w:pPr>
-        <w:rPr>
-          <w:color w:val="000000" w:themeColor="text1"/>
-        </w:rPr>
-      </w:pPr>
-    </w:p>
-    <w:p>
-      <w:pPr>
-        <w:pStyle w:val="Heading2"/>
-        <w:rPr>
-          <w:color w:val="000000" w:themeColor="text1"/>
-        </w:rPr>
-      </w:pPr>
-    </w:p>
-    <w:p>
-      <w:pPr>
-        <w:pStyle w:val="Heading2"/>
-        <w:rPr>
-          <w:color w:val="000000" w:themeColor="text1"/>
-        </w:rPr>
-      </w:pPr>
-    </w:p>
-    <w:p/>
-    <w:p/>
-    <w:p>
-      <w:pPr>
-        <w:pStyle w:val="Heading2"/>
-        <w:rPr>
-          <w:b/>
-          <w:bCs/>
-          <w:color w:val="000000" w:themeColor="text1"/>
-        </w:rPr>
-      </w:pPr>
-      <w:r>
-        <w:rPr>
-          <w:b/>
-          <w:bCs/>
-          <w:color w:val="000000" w:themeColor="text1"/>
-        </w:rPr>
-        <w:t>Cadastro e Login</w:t>
-      </w:r>
-    </w:p>
-    <w:p>
-      <w:pPr>
-        <w:rPr>
-          <w:color w:val="000000" w:themeColor="text1"/>
-        </w:rPr>
-      </w:pPr>
-    </w:p>
-    <w:p>
-      <w:pPr>
-        <w:pStyle w:val="ListParagraph"/>
-        <w:numPr>
-          <w:ilvl w:val="0"/>
-          <w:numId w:val="23"/>
-        </w:numPr>
-        <w:spacing w:after="0"/>
-        <w:rPr>
-          <w:rFonts w:ascii="Aptos" w:hAnsi="Aptos" w:eastAsia="Aptos" w:cs="Aptos"/>
-          <w:color w:val="000000" w:themeColor="text1"/>
+      </w:pPr>
+      <w:r>
+        <w:rPr>
+          <w:rFonts w:ascii="Aptos" w:hAnsi="Aptos" w:eastAsia="Aptos" w:cs="Aptos"/>
+          <w:color w:val="000000" w:themeColor="text1" w:themeTint="FF" w:themeShade="FF"/>
           <w:sz w:val="26"/>
           <w:szCs w:val="26"/>
         </w:rPr>
-      </w:pPr>
-      <w:r>
+        <w:t>Sistema de cadastro de usuários</w:t>
+      </w:r>
+    </w:p>
+    <w:p>
+      <w:pPr>
+        <w:pStyle w:val="ListParagraph"/>
+        <w:numPr>
+          <w:ilvl w:val="0"/>
+          <w:numId w:val="23"/>
+        </w:numPr>
+        <w:spacing w:after="0"/>
         <w:rPr>
           <w:rFonts w:ascii="Aptos" w:hAnsi="Aptos" w:eastAsia="Aptos" w:cs="Aptos"/>
           <w:color w:val="000000" w:themeColor="text1"/>
           <w:sz w:val="26"/>
           <w:szCs w:val="26"/>
         </w:rPr>
-        <w:t>Sistema de cadastro de usuários</w:t>
-      </w:r>
-    </w:p>
-    <w:p>
-      <w:pPr>
-        <w:pStyle w:val="ListParagraph"/>
-        <w:numPr>
-          <w:ilvl w:val="0"/>
-          <w:numId w:val="23"/>
-        </w:numPr>
-        <w:spacing w:after="0"/>
+      </w:pPr>
+      <w:r>
         <w:rPr>
           <w:rFonts w:ascii="Aptos" w:hAnsi="Aptos" w:eastAsia="Aptos" w:cs="Aptos"/>
           <w:color w:val="000000" w:themeColor="text1"/>
           <w:sz w:val="26"/>
           <w:szCs w:val="26"/>
         </w:rPr>
-      </w:pPr>
-      <w:r>
+        <w:t>Validações de campos utilizando JavaScript</w:t>
+      </w:r>
+    </w:p>
+    <w:p>
+      <w:pPr>
+        <w:pStyle w:val="ListParagraph"/>
+        <w:numPr>
+          <w:ilvl w:val="0"/>
+          <w:numId w:val="23"/>
+        </w:numPr>
+        <w:spacing w:after="0"/>
         <w:rPr>
           <w:rFonts w:ascii="Aptos" w:hAnsi="Aptos" w:eastAsia="Aptos" w:cs="Aptos"/>
           <w:color w:val="000000" w:themeColor="text1"/>
           <w:sz w:val="26"/>
           <w:szCs w:val="26"/>
         </w:rPr>
-        <w:t>Sistema de autenticação com login seguro</w:t>
-      </w:r>
-    </w:p>
-    <w:p>
-      <w:pPr>
-        <w:pStyle w:val="ListParagraph"/>
-        <w:numPr>
-          <w:ilvl w:val="0"/>
-          <w:numId w:val="23"/>
-        </w:numPr>
-        <w:spacing w:after="0"/>
+      </w:pPr>
+      <w:r>
         <w:rPr>
           <w:rFonts w:ascii="Aptos" w:hAnsi="Aptos" w:eastAsia="Aptos" w:cs="Aptos"/>
           <w:color w:val="000000" w:themeColor="text1"/>
           <w:sz w:val="26"/>
           <w:szCs w:val="26"/>
         </w:rPr>
-      </w:pPr>
-      <w:r>
+        <w:t>Integração com banco de dados utilizando Node.js</w:t>
+      </w:r>
+    </w:p>
+    <w:p>
+      <w:pPr>
+        <w:pStyle w:val="ListParagraph"/>
+        <w:numPr>
+          <w:ilvl w:val="0"/>
+          <w:numId w:val="23"/>
+        </w:numPr>
+        <w:spacing w:after="0"/>
         <w:rPr>
           <w:rFonts w:ascii="Aptos" w:hAnsi="Aptos" w:eastAsia="Aptos" w:cs="Aptos"/>
           <w:color w:val="000000" w:themeColor="text1"/>
           <w:sz w:val="26"/>
           <w:szCs w:val="26"/>
         </w:rPr>
-        <w:t>Validações de campos utilizando JavaScript</w:t>
-      </w:r>
-    </w:p>
-    <w:p>
-      <w:pPr>
-        <w:pStyle w:val="ListParagraph"/>
-        <w:numPr>
-          <w:ilvl w:val="0"/>
-          <w:numId w:val="23"/>
-        </w:numPr>
-        <w:spacing w:after="0"/>
+      </w:pPr>
+      <w:r>
         <w:rPr>
           <w:rFonts w:ascii="Aptos" w:hAnsi="Aptos" w:eastAsia="Aptos" w:cs="Aptos"/>
           <w:color w:val="000000" w:themeColor="text1"/>
           <w:sz w:val="26"/>
           <w:szCs w:val="26"/>
         </w:rPr>
-      </w:pPr>
-      <w:r>
+        <w:t>Armazenamento das informações dos usuários</w:t>
+      </w:r>
+    </w:p>
+    <w:p>
+      <w:pPr>
+        <w:rPr>
+          <w:color w:val="000000" w:themeColor="text1"/>
+        </w:rPr>
+      </w:pPr>
+    </w:p>
+    <w:p>
+      <w:pPr>
+        <w:pStyle w:val="Heading2"/>
+        <w:rPr>
+          <w:color w:val="000000" w:themeColor="text1"/>
+        </w:rPr>
+      </w:pPr>
+    </w:p>
+    <w:p>
+      <w:pPr>
+        <w:pStyle w:val="Heading2"/>
+        <w:rPr>
+          <w:b/>
+          <w:bCs/>
+          <w:color w:val="000000" w:themeColor="text1"/>
+        </w:rPr>
+      </w:pPr>
+      <w:r>
+        <w:rPr>
+          <w:b w:val="1"/>
+          <w:bCs w:val="1"/>
+          <w:color w:val="000000" w:themeColor="text1" w:themeTint="FF" w:themeShade="FF"/>
+        </w:rPr>
+        <w:t>Quiz Interativo</w:t>
+      </w:r>
+    </w:p>
+    <w:p>
+      <w:pPr>
+        <w:pStyle w:val="Normal"/>
+      </w:pPr>
+      <w:r>
+        <w:drawing>
+          <wp:inline wp14:editId="216FEFFF" wp14:anchorId="2D060AAE">
+            <wp:extent cx="5400675" cy="2571750"/>
+            <wp:effectExtent l="0" t="0" r="0" b="0"/>
+            <wp:docPr id="1386091068" name="drawing"/>
+            <wp:cNvGraphicFramePr>
+              <a:graphicFrameLocks noChangeAspect="1"/>
+            </wp:cNvGraphicFramePr>
+            <a:graphic>
+              <a:graphicData xmlns:a="http://schemas.openxmlformats.org/drawingml/2006/main" uri="http://schemas.openxmlformats.org/drawingml/2006/picture">
+                <pic:pic xmlns:pic="http://schemas.openxmlformats.org/drawingml/2006/picture">
+                  <pic:nvPicPr>
+                    <pic:cNvPr id="1386091068" name="Picture 1386091068"/>
+                    <pic:cNvPicPr/>
+                  </pic:nvPicPr>
+                  <pic:blipFill>
+                    <a:blip xmlns:r="http://schemas.openxmlformats.org/officeDocument/2006/relationships" r:embed="rId1458989357">
+                      <a:extLst>
+                        <a:ext uri="{28A0092B-C50C-407E-A947-70E740481C1C}">
+                          <a14:useLocalDpi xmlns:a14="http://schemas.microsoft.com/office/drawing/2010/main"/>
+                        </a:ext>
+                      </a:extLst>
+                    </a:blip>
+                    <a:stretch>
+                      <a:fillRect/>
+                    </a:stretch>
+                  </pic:blipFill>
+                  <pic:spPr>
+                    <a:xfrm>
+                      <a:off x="0" y="0"/>
+                      <a:ext cx="5400675" cy="2571750"/>
+                    </a:xfrm>
+                    <a:prstGeom prst="rect">
+                      <a:avLst/>
+                    </a:prstGeom>
+                  </pic:spPr>
+                </pic:pic>
+              </a:graphicData>
+            </a:graphic>
+          </wp:inline>
+        </w:drawing>
+      </w:r>
+    </w:p>
+    <w:p>
+      <w:pPr>
+        <w:rPr>
+          <w:color w:val="000000" w:themeColor="text1"/>
+        </w:rPr>
+      </w:pPr>
+    </w:p>
+    <w:p>
+      <w:pPr>
+        <w:pStyle w:val="ListParagraph"/>
+        <w:numPr>
+          <w:ilvl w:val="0"/>
+          <w:numId w:val="22"/>
+        </w:numPr>
+        <w:spacing w:after="0"/>
         <w:rPr>
           <w:rFonts w:ascii="Aptos" w:hAnsi="Aptos" w:eastAsia="Aptos" w:cs="Aptos"/>
           <w:color w:val="000000" w:themeColor="text1"/>
           <w:sz w:val="26"/>
           <w:szCs w:val="26"/>
         </w:rPr>
-        <w:t>Integração com banco de dados utilizando Node.js</w:t>
-      </w:r>
-    </w:p>
-    <w:p>
-      <w:pPr>
-        <w:pStyle w:val="ListParagraph"/>
-        <w:numPr>
-          <w:ilvl w:val="0"/>
-          <w:numId w:val="23"/>
-        </w:numPr>
-        <w:spacing w:after="0"/>
+      </w:pPr>
+      <w:r>
         <w:rPr>
           <w:rFonts w:ascii="Aptos" w:hAnsi="Aptos" w:eastAsia="Aptos" w:cs="Aptos"/>
           <w:color w:val="000000" w:themeColor="text1"/>
           <w:sz w:val="26"/>
           <w:szCs w:val="26"/>
         </w:rPr>
-      </w:pPr>
-      <w:r>
+        <w:t>Quiz temático sobre Vinland Saga</w:t>
+      </w:r>
+    </w:p>
+    <w:p>
+      <w:pPr>
+        <w:pStyle w:val="ListParagraph"/>
+        <w:numPr>
+          <w:ilvl w:val="0"/>
+          <w:numId w:val="22"/>
+        </w:numPr>
+        <w:spacing w:after="0"/>
         <w:rPr>
           <w:rFonts w:ascii="Aptos" w:hAnsi="Aptos" w:eastAsia="Aptos" w:cs="Aptos"/>
           <w:color w:val="000000" w:themeColor="text1"/>
           <w:sz w:val="26"/>
           <w:szCs w:val="26"/>
         </w:rPr>
-        <w:t>Armazenamento das informações dos usuários</w:t>
-      </w:r>
-    </w:p>
-    <w:p>
-      <w:pPr>
-        <w:rPr>
-          <w:color w:val="000000" w:themeColor="text1"/>
-        </w:rPr>
-      </w:pPr>
-    </w:p>
-    <w:p>
-      <w:pPr>
-        <w:pStyle w:val="Heading2"/>
-        <w:rPr>
-          <w:color w:val="000000" w:themeColor="text1"/>
-        </w:rPr>
-      </w:pPr>
-    </w:p>
-    <w:p>
-      <w:pPr>
-        <w:pStyle w:val="Heading2"/>
-        <w:rPr>
-          <w:b/>
-          <w:bCs/>
-          <w:color w:val="000000" w:themeColor="text1"/>
-        </w:rPr>
-      </w:pPr>
-      <w:r>
-        <w:rPr>
-          <w:b/>
-          <w:bCs/>
-          <w:color w:val="000000" w:themeColor="text1"/>
-        </w:rPr>
-        <w:t>Quiz Interativo</w:t>
-      </w:r>
-    </w:p>
-    <w:p>
-      <w:pPr>
-        <w:rPr>
-          <w:color w:val="000000" w:themeColor="text1"/>
-        </w:rPr>
-      </w:pPr>
-    </w:p>
-    <w:p>
-      <w:pPr>
-        <w:pStyle w:val="ListParagraph"/>
-        <w:numPr>
-          <w:ilvl w:val="0"/>
-          <w:numId w:val="22"/>
-        </w:numPr>
-        <w:spacing w:after="0"/>
-        <w:rPr>
-          <w:rFonts w:ascii="Aptos" w:hAnsi="Aptos" w:eastAsia="Aptos" w:cs="Aptos"/>
-          <w:color w:val="000000" w:themeColor="text1"/>
+      </w:pPr>
+      <w:r>
+        <w:rPr>
+          <w:rFonts w:ascii="Aptos" w:hAnsi="Aptos" w:eastAsia="Aptos" w:cs="Aptos"/>
+          <w:color w:val="000000" w:themeColor="text1" w:themeTint="FF" w:themeShade="FF"/>
           <w:sz w:val="26"/>
           <w:szCs w:val="26"/>
         </w:rPr>
-      </w:pPr>
-      <w:r>
-        <w:rPr>
-          <w:rFonts w:ascii="Aptos" w:hAnsi="Aptos" w:eastAsia="Aptos" w:cs="Aptos"/>
-          <w:color w:val="000000" w:themeColor="text1"/>
+        <w:t>Perguntas</w:t>
+      </w:r>
+      <w:r>
+        <w:rPr>
+          <w:rFonts w:ascii="Aptos" w:hAnsi="Aptos" w:eastAsia="Aptos" w:cs="Aptos"/>
+          <w:color w:val="000000" w:themeColor="text1" w:themeTint="FF" w:themeShade="FF"/>
           <w:sz w:val="26"/>
           <w:szCs w:val="26"/>
         </w:rPr>
-        <w:t>Quiz temático sobre Vinland Saga</w:t>
-      </w:r>
-    </w:p>
-    <w:p>
-      <w:pPr>
-        <w:pStyle w:val="ListParagraph"/>
-        <w:numPr>
-          <w:ilvl w:val="0"/>
-          <w:numId w:val="22"/>
-        </w:numPr>
-        <w:spacing w:after="0"/>
-        <w:rPr>
-          <w:rFonts w:ascii="Aptos" w:hAnsi="Aptos" w:eastAsia="Aptos" w:cs="Aptos"/>
-          <w:color w:val="000000" w:themeColor="text1"/>
+        <w:t xml:space="preserve"> para relacionar sua personalidade e o personagem que mais parece com o </w:t>
+      </w:r>
+      <w:r>
+        <w:rPr>
+          <w:rFonts w:ascii="Aptos" w:hAnsi="Aptos" w:eastAsia="Aptos" w:cs="Aptos"/>
+          <w:color w:val="000000" w:themeColor="text1" w:themeTint="FF" w:themeShade="FF"/>
           <w:sz w:val="26"/>
           <w:szCs w:val="26"/>
         </w:rPr>
-      </w:pPr>
-      <w:r>
+        <w:t>usuario</w:t>
+      </w:r>
+    </w:p>
+    <w:p>
+      <w:pPr>
+        <w:pStyle w:val="ListParagraph"/>
+        <w:numPr>
+          <w:ilvl w:val="0"/>
+          <w:numId w:val="22"/>
+        </w:numPr>
+        <w:spacing w:after="0"/>
         <w:rPr>
           <w:rFonts w:ascii="Aptos" w:hAnsi="Aptos" w:eastAsia="Aptos" w:cs="Aptos"/>
           <w:color w:val="000000" w:themeColor="text1"/>
           <w:sz w:val="26"/>
           <w:szCs w:val="26"/>
         </w:rPr>
-        <w:t>Perguntas relacionadas à história e aos personagens</w:t>
-      </w:r>
-    </w:p>
-    <w:p>
-      <w:pPr>
-        <w:pStyle w:val="ListParagraph"/>
-        <w:numPr>
-          <w:ilvl w:val="0"/>
-          <w:numId w:val="22"/>
-        </w:numPr>
-        <w:spacing w:after="0"/>
-        <w:rPr>
-          <w:rFonts w:ascii="Aptos" w:hAnsi="Aptos" w:eastAsia="Aptos" w:cs="Aptos"/>
-          <w:color w:val="000000" w:themeColor="text1"/>
+      </w:pPr>
+      <w:r>
+        <w:rPr>
+          <w:rFonts w:ascii="Aptos" w:hAnsi="Aptos" w:eastAsia="Aptos" w:cs="Aptos"/>
+          <w:color w:val="000000" w:themeColor="text1" w:themeTint="FF" w:themeShade="FF"/>
           <w:sz w:val="26"/>
           <w:szCs w:val="26"/>
         </w:rPr>
-      </w:pPr>
-      <w:r>
-        <w:rPr>
-          <w:rFonts w:ascii="Aptos" w:hAnsi="Aptos" w:eastAsia="Aptos" w:cs="Aptos"/>
-          <w:color w:val="000000" w:themeColor="text1"/>
+        <w:t xml:space="preserve">Exibição do </w:t>
+      </w:r>
+      <w:r>
+        <w:rPr>
+          <w:rFonts w:ascii="Aptos" w:hAnsi="Aptos" w:eastAsia="Aptos" w:cs="Aptos"/>
+          <w:color w:val="000000" w:themeColor="text1" w:themeTint="FF" w:themeShade="FF"/>
           <w:sz w:val="26"/>
           <w:szCs w:val="26"/>
         </w:rPr>
-        <w:t>Sistema de pontuação automática</w:t>
-      </w:r>
-    </w:p>
-    <w:p>
-      <w:pPr>
-        <w:pStyle w:val="ListParagraph"/>
-        <w:numPr>
-          <w:ilvl w:val="0"/>
-          <w:numId w:val="22"/>
-        </w:numPr>
-        <w:spacing w:after="0"/>
-        <w:rPr>
-          <w:rFonts w:ascii="Aptos" w:hAnsi="Aptos" w:eastAsia="Aptos" w:cs="Aptos"/>
-          <w:color w:val="000000" w:themeColor="text1"/>
+        <w:t>resultado final</w:t>
+      </w:r>
+      <w:r>
+        <w:rPr>
+          <w:rFonts w:ascii="Aptos" w:hAnsi="Aptos" w:eastAsia="Aptos" w:cs="Aptos"/>
+          <w:color w:val="000000" w:themeColor="text1" w:themeTint="FF" w:themeShade="FF"/>
           <w:sz w:val="26"/>
           <w:szCs w:val="26"/>
         </w:rPr>
-      </w:pPr>
-      <w:r>
+        <w:t xml:space="preserve"> ao término do quiz</w:t>
+      </w:r>
+    </w:p>
+    <w:p>
+      <w:pPr>
+        <w:pStyle w:val="Heading4"/>
+        <w:spacing w:before="319" w:after="319"/>
         <w:rPr>
           <w:rFonts w:ascii="Aptos" w:hAnsi="Aptos" w:eastAsia="Aptos" w:cs="Aptos"/>
           <w:color w:val="000000" w:themeColor="text1"/>
           <w:sz w:val="26"/>
           <w:szCs w:val="26"/>
         </w:rPr>
-        <w:t>Exibição do resultado final ao término do quiz</w:t>
-      </w:r>
-    </w:p>
-    <w:p>
-      <w:pPr>
-        <w:pStyle w:val="ListParagraph"/>
-        <w:numPr>
-          <w:ilvl w:val="0"/>
-          <w:numId w:val="22"/>
-        </w:numPr>
-        <w:spacing w:after="0"/>
+      </w:pPr>
+      <w:r>
         <w:rPr>
           <w:rFonts w:ascii="Aptos" w:hAnsi="Aptos" w:eastAsia="Aptos" w:cs="Aptos"/>
           <w:color w:val="000000" w:themeColor="text1"/>
           <w:sz w:val="26"/>
           <w:szCs w:val="26"/>
         </w:rPr>
-      </w:pPr>
-      <w:r>
+        <w:t>Exemplos de perguntas:</w:t>
+      </w:r>
+    </w:p>
+    <w:p>
+      <w:pPr>
+        <w:pStyle w:val="ListParagraph"/>
+        <w:numPr>
+          <w:ilvl w:val="0"/>
+          <w:numId w:val="21"/>
+        </w:numPr>
+        <w:spacing w:after="0"/>
         <w:rPr>
           <w:rFonts w:ascii="Aptos" w:hAnsi="Aptos" w:eastAsia="Aptos" w:cs="Aptos"/>
           <w:color w:val="000000" w:themeColor="text1"/>
           <w:sz w:val="26"/>
           <w:szCs w:val="26"/>
         </w:rPr>
-        <w:t>Possibilidade de análise das respostas dos usuários</w:t>
+      </w:pPr>
+      <w:r>
+        <w:rPr>
+          <w:rFonts w:ascii="Aptos" w:hAnsi="Aptos" w:eastAsia="Aptos" w:cs="Aptos"/>
+          <w:color w:val="000000" w:themeColor="text1"/>
+          <w:sz w:val="26"/>
+          <w:szCs w:val="26"/>
+        </w:rPr>
+        <w:t>“Qual personagem representa melhor o ideal de paz?”</w:t>
+      </w:r>
+    </w:p>
+    <w:p>
+      <w:pPr>
+        <w:pStyle w:val="ListParagraph"/>
+        <w:numPr>
+          <w:ilvl w:val="0"/>
+          <w:numId w:val="21"/>
+        </w:numPr>
+        <w:spacing w:after="0"/>
+        <w:rPr>
+          <w:rFonts w:ascii="Aptos" w:hAnsi="Aptos" w:eastAsia="Aptos" w:cs="Aptos"/>
+          <w:color w:val="000000" w:themeColor="text1"/>
+          <w:sz w:val="26"/>
+          <w:szCs w:val="26"/>
+        </w:rPr>
+      </w:pPr>
+      <w:r>
+        <w:rPr>
+          <w:rFonts w:ascii="Aptos" w:hAnsi="Aptos" w:eastAsia="Aptos" w:cs="Aptos"/>
+          <w:color w:val="000000" w:themeColor="text1"/>
+          <w:sz w:val="26"/>
+          <w:szCs w:val="26"/>
+        </w:rPr>
+        <w:t>“Quem foi responsável pela morte de Thors?”</w:t>
+      </w:r>
+    </w:p>
+    <w:p>
+      <w:pPr>
+        <w:rPr>
+          <w:color w:val="000000" w:themeColor="text1"/>
+        </w:rPr>
+      </w:pPr>
+    </w:p>
+    <w:p>
+      <w:pPr>
+        <w:pStyle w:val="Heading2"/>
+        <w:rPr>
+          <w:rFonts w:ascii="Aptos" w:hAnsi="Aptos" w:eastAsia="Aptos" w:cs="Aptos"/>
+          <w:b/>
+          <w:bCs/>
+          <w:color w:val="000000" w:themeColor="text1"/>
+          <w:sz w:val="26"/>
+          <w:szCs w:val="26"/>
+        </w:rPr>
+      </w:pPr>
+      <w:r>
+        <w:rPr>
+          <w:b w:val="1"/>
+          <w:bCs w:val="1"/>
+          <w:color w:val="000000" w:themeColor="text1" w:themeTint="FF" w:themeShade="FF"/>
+        </w:rPr>
+        <w:t>Dashboard</w:t>
+      </w:r>
+    </w:p>
+    <w:p>
+      <w:pPr>
+        <w:pStyle w:val="Normal"/>
+      </w:pPr>
+      <w:r>
+        <w:drawing>
+          <wp:inline wp14:editId="76E40A1E" wp14:anchorId="47152DD7">
+            <wp:extent cx="5400675" cy="2571750"/>
+            <wp:effectExtent l="0" t="0" r="0" b="0"/>
+            <wp:docPr id="2044382347" name="drawing"/>
+            <wp:cNvGraphicFramePr>
+              <a:graphicFrameLocks noChangeAspect="1"/>
+            </wp:cNvGraphicFramePr>
+            <a:graphic>
+              <a:graphicData xmlns:a="http://schemas.openxmlformats.org/drawingml/2006/main" uri="http://schemas.openxmlformats.org/drawingml/2006/picture">
+                <pic:pic xmlns:pic="http://schemas.openxmlformats.org/drawingml/2006/picture">
+                  <pic:nvPicPr>
+                    <pic:cNvPr id="2044382347" name="Picture 2044382347"/>
+                    <pic:cNvPicPr/>
+                  </pic:nvPicPr>
+                  <pic:blipFill>
+                    <a:blip xmlns:r="http://schemas.openxmlformats.org/officeDocument/2006/relationships" r:embed="rId1062689772">
+                      <a:extLst>
+                        <a:ext uri="{28A0092B-C50C-407E-A947-70E740481C1C}">
+                          <a14:useLocalDpi xmlns:a14="http://schemas.microsoft.com/office/drawing/2010/main"/>
+                        </a:ext>
+                      </a:extLst>
+                    </a:blip>
+                    <a:stretch>
+                      <a:fillRect/>
+                    </a:stretch>
+                  </pic:blipFill>
+                  <pic:spPr>
+                    <a:xfrm>
+                      <a:off x="0" y="0"/>
+                      <a:ext cx="5400675" cy="2571750"/>
+                    </a:xfrm>
+                    <a:prstGeom prst="rect">
+                      <a:avLst/>
+                    </a:prstGeom>
+                  </pic:spPr>
+                </pic:pic>
+              </a:graphicData>
+            </a:graphic>
+          </wp:inline>
+        </w:drawing>
+      </w:r>
+    </w:p>
+    <w:p>
+      <w:pPr>
+        <w:pStyle w:val="ListParagraph"/>
+        <w:numPr>
+          <w:ilvl w:val="0"/>
+          <w:numId w:val="20"/>
+        </w:numPr>
+        <w:spacing w:before="240" w:after="240"/>
+        <w:rPr>
+          <w:rFonts w:ascii="Aptos" w:hAnsi="Aptos" w:eastAsia="Aptos" w:cs="Aptos"/>
+          <w:color w:val="000000" w:themeColor="text1"/>
+          <w:sz w:val="26"/>
+          <w:szCs w:val="26"/>
+        </w:rPr>
+      </w:pPr>
+      <w:r>
+        <w:rPr>
+          <w:rFonts w:ascii="Aptos" w:hAnsi="Aptos" w:eastAsia="Aptos" w:cs="Aptos"/>
+          <w:color w:val="000000" w:themeColor="text1"/>
+          <w:sz w:val="26"/>
+          <w:szCs w:val="26"/>
+        </w:rPr>
+        <w:t>Painel interativo com gráficos desenvolvidos em Chart.js</w:t>
+      </w:r>
+    </w:p>
+    <w:p>
+      <w:pPr>
+        <w:pStyle w:val="ListParagraph"/>
+        <w:numPr>
+          <w:ilvl w:val="0"/>
+          <w:numId w:val="20"/>
+        </w:numPr>
+        <w:spacing w:before="240" w:after="240"/>
+        <w:rPr>
+          <w:rFonts w:ascii="Aptos" w:hAnsi="Aptos" w:eastAsia="Aptos" w:cs="Aptos"/>
+          <w:color w:val="000000" w:themeColor="text1"/>
+          <w:sz w:val="26"/>
+          <w:szCs w:val="26"/>
+        </w:rPr>
+      </w:pPr>
+      <w:r>
+        <w:rPr>
+          <w:rFonts w:ascii="Aptos" w:hAnsi="Aptos" w:eastAsia="Aptos" w:cs="Aptos"/>
+          <w:color w:val="000000" w:themeColor="text1"/>
+          <w:sz w:val="26"/>
+          <w:szCs w:val="26"/>
+        </w:rPr>
+        <w:t>Exibição de estatísticas em tempo real, como:</w:t>
+      </w:r>
+    </w:p>
+    <w:p>
+      <w:pPr>
+        <w:pStyle w:val="ListParagraph"/>
+        <w:numPr>
+          <w:ilvl w:val="1"/>
+          <w:numId w:val="20"/>
+        </w:numPr>
+        <w:spacing w:after="0"/>
+        <w:rPr>
+          <w:rFonts w:ascii="Aptos" w:hAnsi="Aptos" w:eastAsia="Aptos" w:cs="Aptos"/>
+          <w:color w:val="000000" w:themeColor="text1"/>
+          <w:sz w:val="26"/>
+          <w:szCs w:val="26"/>
+        </w:rPr>
+      </w:pPr>
+      <w:r>
+        <w:rPr>
+          <w:rFonts w:ascii="Aptos" w:hAnsi="Aptos" w:eastAsia="Aptos" w:cs="Aptos"/>
+          <w:color w:val="000000" w:themeColor="text1"/>
+          <w:sz w:val="26"/>
+          <w:szCs w:val="26"/>
+        </w:rPr>
+        <w:t>personagem favorito dos usuários</w:t>
+      </w:r>
+    </w:p>
+    <w:p>
+      <w:pPr>
+        <w:pStyle w:val="ListParagraph"/>
+        <w:numPr>
+          <w:ilvl w:val="1"/>
+          <w:numId w:val="20"/>
+        </w:numPr>
+        <w:spacing w:after="0"/>
+        <w:rPr>
+          <w:rFonts w:ascii="Aptos" w:hAnsi="Aptos" w:eastAsia="Aptos" w:cs="Aptos"/>
+          <w:color w:val="000000" w:themeColor="text1"/>
+          <w:sz w:val="26"/>
+          <w:szCs w:val="26"/>
+        </w:rPr>
+      </w:pPr>
+      <w:r>
+        <w:rPr>
+          <w:rFonts w:ascii="Aptos" w:hAnsi="Aptos" w:eastAsia="Aptos" w:cs="Aptos"/>
+          <w:color w:val="000000" w:themeColor="text1"/>
+          <w:sz w:val="26"/>
+          <w:szCs w:val="26"/>
+        </w:rPr>
+        <w:t>arco favorito da obra</w:t>
+      </w:r>
+    </w:p>
+    <w:p>
+      <w:pPr>
+        <w:pStyle w:val="ListParagraph"/>
+        <w:numPr>
+          <w:ilvl w:val="1"/>
+          <w:numId w:val="20"/>
+        </w:numPr>
+        <w:spacing w:after="0"/>
+        <w:rPr>
+          <w:rFonts w:ascii="Aptos" w:hAnsi="Aptos" w:eastAsia="Aptos" w:cs="Aptos"/>
+          <w:color w:val="000000" w:themeColor="text1"/>
+          <w:sz w:val="26"/>
+          <w:szCs w:val="26"/>
+        </w:rPr>
+      </w:pPr>
+      <w:r>
+        <w:rPr>
+          <w:rFonts w:ascii="Aptos" w:hAnsi="Aptos" w:eastAsia="Aptos" w:cs="Aptos"/>
+          <w:color w:val="000000" w:themeColor="text1"/>
+          <w:sz w:val="26"/>
+          <w:szCs w:val="26"/>
+        </w:rPr>
+        <w:t>quantidade de usuários cadastrados</w:t>
+      </w:r>
+    </w:p>
+    <w:p>
+      <w:pPr>
+        <w:pStyle w:val="ListParagraph"/>
+        <w:numPr>
+          <w:ilvl w:val="1"/>
+          <w:numId w:val="20"/>
+        </w:numPr>
+        <w:spacing w:after="0"/>
+        <w:rPr>
+          <w:rFonts w:ascii="Aptos" w:hAnsi="Aptos" w:eastAsia="Aptos" w:cs="Aptos"/>
+          <w:color w:val="000000" w:themeColor="text1"/>
+          <w:sz w:val="26"/>
+          <w:szCs w:val="26"/>
+        </w:rPr>
+      </w:pPr>
+      <w:r>
+        <w:rPr>
+          <w:rFonts w:ascii="Aptos" w:hAnsi="Aptos" w:eastAsia="Aptos" w:cs="Aptos"/>
+          <w:color w:val="000000" w:themeColor="text1" w:themeTint="FF" w:themeShade="FF"/>
+          <w:sz w:val="26"/>
+          <w:szCs w:val="26"/>
+        </w:rPr>
+        <w:t xml:space="preserve">Quantas pessoas </w:t>
+      </w:r>
+      <w:r>
+        <w:rPr>
+          <w:rFonts w:ascii="Aptos" w:hAnsi="Aptos" w:eastAsia="Aptos" w:cs="Aptos"/>
+          <w:color w:val="000000" w:themeColor="text1" w:themeTint="FF" w:themeShade="FF"/>
+          <w:sz w:val="26"/>
+          <w:szCs w:val="26"/>
+        </w:rPr>
+        <w:t>fizeram</w:t>
+      </w:r>
+      <w:r>
+        <w:rPr>
+          <w:rFonts w:ascii="Aptos" w:hAnsi="Aptos" w:eastAsia="Aptos" w:cs="Aptos"/>
+          <w:color w:val="000000" w:themeColor="text1" w:themeTint="FF" w:themeShade="FF"/>
+          <w:sz w:val="26"/>
+          <w:szCs w:val="26"/>
+        </w:rPr>
+        <w:t xml:space="preserve"> quiz</w:t>
+      </w:r>
+    </w:p>
+    <w:p>
+      <w:pPr>
+        <w:pStyle w:val="ListParagraph"/>
+        <w:numPr>
+          <w:ilvl w:val="0"/>
+          <w:numId w:val="20"/>
+        </w:numPr>
+        <w:spacing w:before="240" w:after="240"/>
+        <w:rPr>
+          <w:rFonts w:ascii="Aptos" w:hAnsi="Aptos" w:eastAsia="Aptos" w:cs="Aptos"/>
+          <w:color w:val="000000" w:themeColor="text1"/>
+          <w:sz w:val="26"/>
+          <w:szCs w:val="26"/>
+        </w:rPr>
+      </w:pPr>
+      <w:r>
+        <w:rPr>
+          <w:rFonts w:ascii="Aptos" w:hAnsi="Aptos" w:eastAsia="Aptos" w:cs="Aptos"/>
+          <w:color w:val="000000" w:themeColor="text1"/>
+          <w:sz w:val="26"/>
+          <w:szCs w:val="26"/>
+        </w:rPr>
+        <w:t>Organização visual dos dados para facilitar a interpretação das informações</w:t>
+      </w:r>
+    </w:p>
+    <w:p>
+      <w:pPr>
+        <w:rPr>
+          <w:color w:val="000000" w:themeColor="text1"/>
+        </w:rPr>
+      </w:pPr>
+    </w:p>
+    <w:p>
+      <w:pPr>
+        <w:pStyle w:val="Heading2"/>
+        <w:rPr>
+          <w:rFonts w:ascii="Aptos" w:hAnsi="Aptos" w:eastAsia="Aptos" w:cs="Aptos"/>
+          <w:b/>
+          <w:bCs/>
+          <w:color w:val="000000" w:themeColor="text1"/>
+          <w:sz w:val="26"/>
+          <w:szCs w:val="26"/>
+        </w:rPr>
+      </w:pPr>
+      <w:r>
+        <w:rPr>
+          <w:b/>
+          <w:bCs/>
+          <w:color w:val="000000" w:themeColor="text1"/>
+        </w:rPr>
+        <w:t>Banco de Dados</w:t>
       </w:r>
     </w:p>
     <w:p>
@@ -2039,15 +2570,15 @@
           <w:sz w:val="26"/>
           <w:szCs w:val="26"/>
         </w:rPr>
-        <w:t>Exemplos de perguntas:</w:t>
-      </w:r>
-    </w:p>
-    <w:p>
-      <w:pPr>
-        <w:pStyle w:val="ListParagraph"/>
-        <w:numPr>
-          <w:ilvl w:val="0"/>
-          <w:numId w:val="21"/>
+        <w:t>Principais tabelas do sistema:</w:t>
+      </w:r>
+    </w:p>
+    <w:p>
+      <w:pPr>
+        <w:pStyle w:val="ListParagraph"/>
+        <w:numPr>
+          <w:ilvl w:val="0"/>
+          <w:numId w:val="19"/>
         </w:numPr>
         <w:spacing w:after="0"/>
         <w:rPr>
@@ -2064,15 +2595,15 @@
           <w:sz w:val="26"/>
           <w:szCs w:val="26"/>
         </w:rPr>
-        <w:t>“Qual personagem representa melhor o ideal de paz?”</w:t>
-      </w:r>
-    </w:p>
-    <w:p>
-      <w:pPr>
-        <w:pStyle w:val="ListParagraph"/>
-        <w:numPr>
-          <w:ilvl w:val="0"/>
-          <w:numId w:val="21"/>
+        <w:t>usuários</w:t>
+      </w:r>
+    </w:p>
+    <w:p>
+      <w:pPr>
+        <w:pStyle w:val="ListParagraph"/>
+        <w:numPr>
+          <w:ilvl w:val="0"/>
+          <w:numId w:val="19"/>
         </w:numPr>
         <w:spacing w:after="0"/>
         <w:rPr>
@@ -2089,23 +2620,19 @@
           <w:sz w:val="26"/>
           <w:szCs w:val="26"/>
         </w:rPr>
-        <w:t>“Quem foi responsável pela morte de Thors?”</w:t>
-      </w:r>
-    </w:p>
-    <w:p>
-      <w:pPr>
-        <w:rPr>
-          <w:color w:val="000000" w:themeColor="text1"/>
-        </w:rPr>
-      </w:pPr>
-    </w:p>
-    <w:p>
-      <w:pPr>
-        <w:pStyle w:val="Heading2"/>
-        <w:rPr>
-          <w:rFonts w:ascii="Aptos" w:hAnsi="Aptos" w:eastAsia="Aptos" w:cs="Aptos"/>
-          <w:b/>
-          <w:bCs/>
+        <w:t>quiz</w:t>
+      </w:r>
+    </w:p>
+    <w:p>
+      <w:pPr>
+        <w:pStyle w:val="ListParagraph"/>
+        <w:numPr>
+          <w:ilvl w:val="0"/>
+          <w:numId w:val="19"/>
+        </w:numPr>
+        <w:spacing w:after="0"/>
+        <w:rPr>
+          <w:rFonts w:ascii="Aptos" w:hAnsi="Aptos" w:eastAsia="Aptos" w:cs="Aptos"/>
           <w:color w:val="000000" w:themeColor="text1"/>
           <w:sz w:val="26"/>
           <w:szCs w:val="26"/>
@@ -2113,98 +2640,95 @@
       </w:pPr>
       <w:r>
         <w:rPr>
-          <w:b/>
-          <w:bCs/>
-          <w:color w:val="000000" w:themeColor="text1"/>
-        </w:rPr>
-        <w:t>Dashboard</w:t>
-      </w:r>
-    </w:p>
-    <w:p>
-      <w:pPr>
-        <w:pStyle w:val="ListParagraph"/>
-        <w:numPr>
-          <w:ilvl w:val="0"/>
-          <w:numId w:val="20"/>
-        </w:numPr>
-        <w:spacing w:before="240" w:after="240"/>
-        <w:rPr>
-          <w:rFonts w:ascii="Aptos" w:hAnsi="Aptos" w:eastAsia="Aptos" w:cs="Aptos"/>
-          <w:color w:val="000000" w:themeColor="text1"/>
+          <w:rFonts w:ascii="Aptos" w:hAnsi="Aptos" w:eastAsia="Aptos" w:cs="Aptos"/>
+          <w:color w:val="000000" w:themeColor="text1" w:themeTint="FF" w:themeShade="FF"/>
           <w:sz w:val="26"/>
           <w:szCs w:val="26"/>
         </w:rPr>
-      </w:pPr>
-      <w:r>
-        <w:rPr>
-          <w:rFonts w:ascii="Aptos" w:hAnsi="Aptos" w:eastAsia="Aptos" w:cs="Aptos"/>
-          <w:color w:val="000000" w:themeColor="text1"/>
+        <w:t>Resultado_quiz</w:t>
+      </w:r>
+    </w:p>
+    <w:p>
+      <w:pPr>
+        <w:pStyle w:val="ListParagraph"/>
+        <w:numPr>
+          <w:ilvl w:val="0"/>
+          <w:numId w:val="19"/>
+        </w:numPr>
+        <w:spacing w:after="0"/>
+        <w:rPr>
+          <w:rFonts w:ascii="Aptos" w:hAnsi="Aptos" w:eastAsia="Aptos" w:cs="Aptos"/>
+          <w:color w:val="000000" w:themeColor="text1" w:themeTint="FF" w:themeShade="FF"/>
           <w:sz w:val="26"/>
           <w:szCs w:val="26"/>
         </w:rPr>
-        <w:t>Painel interativo com gráficos desenvolvidos em Chart.js</w:t>
-      </w:r>
-    </w:p>
-    <w:p>
-      <w:pPr>
-        <w:pStyle w:val="ListParagraph"/>
-        <w:numPr>
-          <w:ilvl w:val="0"/>
-          <w:numId w:val="20"/>
-        </w:numPr>
-        <w:spacing w:before="240" w:after="240"/>
-        <w:rPr>
-          <w:rFonts w:ascii="Aptos" w:hAnsi="Aptos" w:eastAsia="Aptos" w:cs="Aptos"/>
-          <w:color w:val="000000" w:themeColor="text1"/>
+      </w:pPr>
+      <w:r>
+        <w:rPr>
+          <w:rFonts w:ascii="Aptos" w:hAnsi="Aptos" w:eastAsia="Aptos" w:cs="Aptos"/>
+          <w:color w:val="000000" w:themeColor="text1" w:themeTint="FF" w:themeShade="FF"/>
           <w:sz w:val="26"/>
           <w:szCs w:val="26"/>
         </w:rPr>
-      </w:pPr>
-      <w:r>
-        <w:rPr>
-          <w:rFonts w:ascii="Aptos" w:hAnsi="Aptos" w:eastAsia="Aptos" w:cs="Aptos"/>
-          <w:color w:val="000000" w:themeColor="text1"/>
+        <w:t>Personagem</w:t>
+      </w:r>
+    </w:p>
+    <w:p>
+      <w:pPr>
+        <w:pStyle w:val="ListParagraph"/>
+        <w:numPr>
+          <w:ilvl w:val="0"/>
+          <w:numId w:val="19"/>
+        </w:numPr>
+        <w:spacing w:after="0"/>
+        <w:rPr>
+          <w:rFonts w:ascii="Aptos" w:hAnsi="Aptos" w:eastAsia="Aptos" w:cs="Aptos"/>
+          <w:color w:val="000000" w:themeColor="text1" w:themeTint="FF" w:themeShade="FF"/>
           <w:sz w:val="26"/>
           <w:szCs w:val="26"/>
         </w:rPr>
-        <w:t>Exibição de estatísticas em tempo real, como:</w:t>
-      </w:r>
-    </w:p>
-    <w:p>
-      <w:pPr>
-        <w:pStyle w:val="ListParagraph"/>
-        <w:numPr>
-          <w:ilvl w:val="1"/>
-          <w:numId w:val="20"/>
-        </w:numPr>
-        <w:spacing w:after="0"/>
-        <w:rPr>
-          <w:rFonts w:ascii="Aptos" w:hAnsi="Aptos" w:eastAsia="Aptos" w:cs="Aptos"/>
-          <w:color w:val="000000" w:themeColor="text1"/>
+      </w:pPr>
+      <w:r>
+        <w:rPr>
+          <w:rFonts w:ascii="Aptos" w:hAnsi="Aptos" w:eastAsia="Aptos" w:cs="Aptos"/>
+          <w:color w:val="000000" w:themeColor="text1" w:themeTint="FF" w:themeShade="FF"/>
           <w:sz w:val="26"/>
           <w:szCs w:val="26"/>
         </w:rPr>
-      </w:pPr>
-      <w:r>
+        <w:t>personalidade</w:t>
+      </w:r>
+    </w:p>
+    <w:p>
+      <w:pPr>
+        <w:rPr>
+          <w:color w:val="000000" w:themeColor="text1"/>
+        </w:rPr>
+      </w:pPr>
+    </w:p>
+    <w:p>
+      <w:pPr>
+        <w:pStyle w:val="Heading3"/>
+        <w:spacing w:before="281" w:after="281"/>
         <w:rPr>
           <w:rFonts w:ascii="Aptos" w:hAnsi="Aptos" w:eastAsia="Aptos" w:cs="Aptos"/>
           <w:color w:val="000000" w:themeColor="text1"/>
           <w:sz w:val="26"/>
           <w:szCs w:val="26"/>
         </w:rPr>
-        <w:t>personagem favorito dos usuários</w:t>
-      </w:r>
-    </w:p>
-    <w:p>
-      <w:pPr>
-        <w:pStyle w:val="ListParagraph"/>
-        <w:numPr>
-          <w:ilvl w:val="1"/>
-          <w:numId w:val="20"/>
-        </w:numPr>
-        <w:spacing w:after="0"/>
-        <w:rPr>
-          <w:rFonts w:ascii="Aptos" w:hAnsi="Aptos" w:eastAsia="Aptos" w:cs="Aptos"/>
+      </w:pPr>
+    </w:p>
+    <w:p>
+      <w:pPr>
+        <w:pStyle w:val="Normal"/>
+      </w:pPr>
+    </w:p>
+    <w:p>
+      <w:pPr>
+        <w:pStyle w:val="Heading2"/>
+        <w:rPr>
+          <w:rFonts w:ascii="Aptos" w:hAnsi="Aptos" w:eastAsia="Aptos" w:cs="Aptos"/>
+          <w:b/>
+          <w:bCs/>
           <w:color w:val="000000" w:themeColor="text1"/>
           <w:sz w:val="26"/>
           <w:szCs w:val="26"/>
@@ -2212,121 +2736,121 @@
       </w:pPr>
       <w:r>
         <w:rPr>
+          <w:b/>
+          <w:bCs/>
+          <w:color w:val="000000" w:themeColor="text1"/>
+        </w:rPr>
+        <w:t>Tecnologias Utilizadas</w:t>
+      </w:r>
+    </w:p>
+    <w:p>
+      <w:pPr>
+        <w:pStyle w:val="ListParagraph"/>
+        <w:numPr>
+          <w:ilvl w:val="0"/>
+          <w:numId w:val="18"/>
+        </w:numPr>
+        <w:spacing w:after="0"/>
+        <w:rPr>
           <w:rFonts w:ascii="Aptos" w:hAnsi="Aptos" w:eastAsia="Aptos" w:cs="Aptos"/>
           <w:color w:val="000000" w:themeColor="text1"/>
           <w:sz w:val="26"/>
           <w:szCs w:val="26"/>
         </w:rPr>
-        <w:t>arco favorito da obra</w:t>
-      </w:r>
-    </w:p>
-    <w:p>
-      <w:pPr>
-        <w:pStyle w:val="ListParagraph"/>
-        <w:numPr>
-          <w:ilvl w:val="1"/>
-          <w:numId w:val="20"/>
-        </w:numPr>
-        <w:spacing w:after="0"/>
+      </w:pPr>
+      <w:r>
         <w:rPr>
           <w:rFonts w:ascii="Aptos" w:hAnsi="Aptos" w:eastAsia="Aptos" w:cs="Aptos"/>
           <w:color w:val="000000" w:themeColor="text1"/>
           <w:sz w:val="26"/>
           <w:szCs w:val="26"/>
         </w:rPr>
-      </w:pPr>
-      <w:r>
+        <w:t>HTML</w:t>
+      </w:r>
+    </w:p>
+    <w:p>
+      <w:pPr>
+        <w:pStyle w:val="ListParagraph"/>
+        <w:numPr>
+          <w:ilvl w:val="0"/>
+          <w:numId w:val="18"/>
+        </w:numPr>
+        <w:spacing w:after="0"/>
         <w:rPr>
           <w:rFonts w:ascii="Aptos" w:hAnsi="Aptos" w:eastAsia="Aptos" w:cs="Aptos"/>
           <w:color w:val="000000" w:themeColor="text1"/>
           <w:sz w:val="26"/>
           <w:szCs w:val="26"/>
         </w:rPr>
-        <w:t>quantidade de usuários cadastrados</w:t>
-      </w:r>
-    </w:p>
-    <w:p>
-      <w:pPr>
-        <w:pStyle w:val="ListParagraph"/>
-        <w:numPr>
-          <w:ilvl w:val="1"/>
-          <w:numId w:val="20"/>
-        </w:numPr>
-        <w:spacing w:after="0"/>
+      </w:pPr>
+      <w:r>
         <w:rPr>
           <w:rFonts w:ascii="Aptos" w:hAnsi="Aptos" w:eastAsia="Aptos" w:cs="Aptos"/>
           <w:color w:val="000000" w:themeColor="text1"/>
           <w:sz w:val="26"/>
           <w:szCs w:val="26"/>
         </w:rPr>
-      </w:pPr>
-      <w:r>
+        <w:t>CSS</w:t>
+      </w:r>
+    </w:p>
+    <w:p>
+      <w:pPr>
+        <w:pStyle w:val="ListParagraph"/>
+        <w:numPr>
+          <w:ilvl w:val="0"/>
+          <w:numId w:val="18"/>
+        </w:numPr>
+        <w:spacing w:after="0"/>
         <w:rPr>
           <w:rFonts w:ascii="Aptos" w:hAnsi="Aptos" w:eastAsia="Aptos" w:cs="Aptos"/>
           <w:color w:val="000000" w:themeColor="text1"/>
           <w:sz w:val="26"/>
           <w:szCs w:val="26"/>
         </w:rPr>
-        <w:t>desempenho e respostas do quiz</w:t>
-      </w:r>
-    </w:p>
-    <w:p>
-      <w:pPr>
-        <w:pStyle w:val="ListParagraph"/>
-        <w:numPr>
-          <w:ilvl w:val="0"/>
-          <w:numId w:val="20"/>
-        </w:numPr>
-        <w:spacing w:before="240" w:after="240"/>
+      </w:pPr>
+      <w:r>
         <w:rPr>
           <w:rFonts w:ascii="Aptos" w:hAnsi="Aptos" w:eastAsia="Aptos" w:cs="Aptos"/>
           <w:color w:val="000000" w:themeColor="text1"/>
           <w:sz w:val="26"/>
           <w:szCs w:val="26"/>
         </w:rPr>
-      </w:pPr>
-      <w:r>
+        <w:t>JavaScript</w:t>
+      </w:r>
+    </w:p>
+    <w:p>
+      <w:pPr>
+        <w:pStyle w:val="ListParagraph"/>
+        <w:numPr>
+          <w:ilvl w:val="0"/>
+          <w:numId w:val="18"/>
+        </w:numPr>
+        <w:spacing w:after="0"/>
         <w:rPr>
           <w:rFonts w:ascii="Aptos" w:hAnsi="Aptos" w:eastAsia="Aptos" w:cs="Aptos"/>
           <w:color w:val="000000" w:themeColor="text1"/>
           <w:sz w:val="26"/>
           <w:szCs w:val="26"/>
         </w:rPr>
-        <w:t>Organização visual dos dados para facilitar a interpretação das informações</w:t>
-      </w:r>
-    </w:p>
-    <w:p>
-      <w:pPr>
-        <w:rPr>
-          <w:color w:val="000000" w:themeColor="text1"/>
-        </w:rPr>
-      </w:pPr>
-    </w:p>
-    <w:p>
-      <w:pPr>
-        <w:pStyle w:val="Heading2"/>
-        <w:rPr>
-          <w:rFonts w:ascii="Aptos" w:hAnsi="Aptos" w:eastAsia="Aptos" w:cs="Aptos"/>
-          <w:b/>
-          <w:bCs/>
+      </w:pPr>
+      <w:r>
+        <w:rPr>
+          <w:rFonts w:ascii="Aptos" w:hAnsi="Aptos" w:eastAsia="Aptos" w:cs="Aptos"/>
           <w:color w:val="000000" w:themeColor="text1"/>
           <w:sz w:val="26"/>
           <w:szCs w:val="26"/>
         </w:rPr>
-      </w:pPr>
-      <w:r>
-        <w:rPr>
-          <w:b/>
-          <w:bCs/>
-          <w:color w:val="000000" w:themeColor="text1"/>
-        </w:rPr>
-        <w:t>Banco de Dados</w:t>
-      </w:r>
-    </w:p>
-    <w:p>
-      <w:pPr>
-        <w:pStyle w:val="Heading4"/>
-        <w:spacing w:before="319" w:after="319"/>
+        <w:t>Node.js</w:t>
+      </w:r>
+    </w:p>
+    <w:p>
+      <w:pPr>
+        <w:pStyle w:val="ListParagraph"/>
+        <w:numPr>
+          <w:ilvl w:val="0"/>
+          <w:numId w:val="18"/>
+        </w:numPr>
+        <w:spacing w:after="0"/>
         <w:rPr>
           <w:rFonts w:ascii="Aptos" w:hAnsi="Aptos" w:eastAsia="Aptos" w:cs="Aptos"/>
           <w:color w:val="000000" w:themeColor="text1"/>
@@ -2341,15 +2865,15 @@
           <w:sz w:val="26"/>
           <w:szCs w:val="26"/>
         </w:rPr>
-        <w:t>Principais tabelas do sistema:</w:t>
-      </w:r>
-    </w:p>
-    <w:p>
-      <w:pPr>
-        <w:pStyle w:val="ListParagraph"/>
-        <w:numPr>
-          <w:ilvl w:val="0"/>
-          <w:numId w:val="19"/>
+        <w:t>MySQL</w:t>
+      </w:r>
+    </w:p>
+    <w:p>
+      <w:pPr>
+        <w:pStyle w:val="ListParagraph"/>
+        <w:numPr>
+          <w:ilvl w:val="0"/>
+          <w:numId w:val="18"/>
         </w:numPr>
         <w:spacing w:after="0"/>
         <w:rPr>
@@ -2366,15 +2890,15 @@
           <w:sz w:val="26"/>
           <w:szCs w:val="26"/>
         </w:rPr>
-        <w:t>usuários</w:t>
-      </w:r>
-    </w:p>
-    <w:p>
-      <w:pPr>
-        <w:pStyle w:val="ListParagraph"/>
-        <w:numPr>
-          <w:ilvl w:val="0"/>
-          <w:numId w:val="19"/>
+        <w:t>Chart.js</w:t>
+      </w:r>
+    </w:p>
+    <w:p>
+      <w:pPr>
+        <w:pStyle w:val="ListParagraph"/>
+        <w:numPr>
+          <w:ilvl w:val="0"/>
+          <w:numId w:val="18"/>
         </w:numPr>
         <w:spacing w:after="0"/>
         <w:rPr>
@@ -2391,17 +2915,11 @@
           <w:sz w:val="26"/>
           <w:szCs w:val="26"/>
         </w:rPr>
-        <w:t>quiz</w:t>
-      </w:r>
-    </w:p>
-    <w:p>
-      <w:pPr>
-        <w:pStyle w:val="ListParagraph"/>
-        <w:numPr>
-          <w:ilvl w:val="0"/>
-          <w:numId w:val="19"/>
-        </w:numPr>
-        <w:spacing w:after="0"/>
+        <w:t>Git e GitHub</w:t>
+      </w:r>
+    </w:p>
+    <w:p>
+      <w:pPr>
         <w:rPr>
           <w:rFonts w:ascii="Aptos" w:hAnsi="Aptos" w:eastAsia="Aptos" w:cs="Aptos"/>
           <w:color w:val="000000" w:themeColor="text1"/>
@@ -2409,265 +2927,6 @@
           <w:szCs w:val="26"/>
         </w:rPr>
       </w:pPr>
-      <w:r>
-        <w:rPr>
-          <w:rFonts w:ascii="Aptos" w:hAnsi="Aptos" w:eastAsia="Aptos" w:cs="Aptos"/>
-          <w:color w:val="000000" w:themeColor="text1"/>
-          <w:sz w:val="26"/>
-          <w:szCs w:val="26"/>
-        </w:rPr>
-        <w:t>respostas</w:t>
-      </w:r>
-    </w:p>
-    <w:p>
-      <w:pPr>
-        <w:pStyle w:val="ListParagraph"/>
-        <w:numPr>
-          <w:ilvl w:val="0"/>
-          <w:numId w:val="19"/>
-        </w:numPr>
-        <w:spacing w:after="0"/>
-        <w:rPr>
-          <w:rFonts w:ascii="Aptos" w:hAnsi="Aptos" w:eastAsia="Aptos" w:cs="Aptos"/>
-          <w:color w:val="000000" w:themeColor="text1"/>
-          <w:sz w:val="26"/>
-          <w:szCs w:val="26"/>
-        </w:rPr>
-      </w:pPr>
-      <w:r>
-        <w:rPr>
-          <w:rFonts w:ascii="Aptos" w:hAnsi="Aptos" w:eastAsia="Aptos" w:cs="Aptos"/>
-          <w:color w:val="000000" w:themeColor="text1"/>
-          <w:sz w:val="26"/>
-          <w:szCs w:val="26"/>
-        </w:rPr>
-        <w:t>personagens favoritos</w:t>
-      </w:r>
-    </w:p>
-    <w:p>
-      <w:pPr>
-        <w:rPr>
-          <w:color w:val="000000" w:themeColor="text1"/>
-        </w:rPr>
-      </w:pPr>
-    </w:p>
-    <w:p>
-      <w:pPr>
-        <w:pStyle w:val="Heading3"/>
-        <w:spacing w:before="281" w:after="281"/>
-        <w:rPr>
-          <w:rFonts w:ascii="Aptos" w:hAnsi="Aptos" w:eastAsia="Aptos" w:cs="Aptos"/>
-          <w:color w:val="000000" w:themeColor="text1"/>
-          <w:sz w:val="26"/>
-          <w:szCs w:val="26"/>
-        </w:rPr>
-      </w:pPr>
-    </w:p>
-    <w:p>
-      <w:pPr>
-        <w:pStyle w:val="Heading2"/>
-        <w:rPr>
-          <w:rFonts w:ascii="Aptos" w:hAnsi="Aptos" w:eastAsia="Aptos" w:cs="Aptos"/>
-          <w:b/>
-          <w:bCs/>
-          <w:color w:val="000000" w:themeColor="text1"/>
-          <w:sz w:val="26"/>
-          <w:szCs w:val="26"/>
-        </w:rPr>
-      </w:pPr>
-      <w:r>
-        <w:rPr>
-          <w:b/>
-          <w:bCs/>
-          <w:color w:val="000000" w:themeColor="text1"/>
-        </w:rPr>
-        <w:t>Tecnologias Utilizadas</w:t>
-      </w:r>
-    </w:p>
-    <w:p>
-      <w:pPr>
-        <w:pStyle w:val="ListParagraph"/>
-        <w:numPr>
-          <w:ilvl w:val="0"/>
-          <w:numId w:val="18"/>
-        </w:numPr>
-        <w:spacing w:after="0"/>
-        <w:rPr>
-          <w:rFonts w:ascii="Aptos" w:hAnsi="Aptos" w:eastAsia="Aptos" w:cs="Aptos"/>
-          <w:color w:val="000000" w:themeColor="text1"/>
-          <w:sz w:val="26"/>
-          <w:szCs w:val="26"/>
-        </w:rPr>
-      </w:pPr>
-      <w:r>
-        <w:rPr>
-          <w:rFonts w:ascii="Aptos" w:hAnsi="Aptos" w:eastAsia="Aptos" w:cs="Aptos"/>
-          <w:color w:val="000000" w:themeColor="text1"/>
-          <w:sz w:val="26"/>
-          <w:szCs w:val="26"/>
-        </w:rPr>
-        <w:t>HTML</w:t>
-      </w:r>
-    </w:p>
-    <w:p>
-      <w:pPr>
-        <w:pStyle w:val="ListParagraph"/>
-        <w:numPr>
-          <w:ilvl w:val="0"/>
-          <w:numId w:val="18"/>
-        </w:numPr>
-        <w:spacing w:after="0"/>
-        <w:rPr>
-          <w:rFonts w:ascii="Aptos" w:hAnsi="Aptos" w:eastAsia="Aptos" w:cs="Aptos"/>
-          <w:color w:val="000000" w:themeColor="text1"/>
-          <w:sz w:val="26"/>
-          <w:szCs w:val="26"/>
-        </w:rPr>
-      </w:pPr>
-      <w:r>
-        <w:rPr>
-          <w:rFonts w:ascii="Aptos" w:hAnsi="Aptos" w:eastAsia="Aptos" w:cs="Aptos"/>
-          <w:color w:val="000000" w:themeColor="text1"/>
-          <w:sz w:val="26"/>
-          <w:szCs w:val="26"/>
-        </w:rPr>
-        <w:t>CSS</w:t>
-      </w:r>
-    </w:p>
-    <w:p>
-      <w:pPr>
-        <w:pStyle w:val="ListParagraph"/>
-        <w:numPr>
-          <w:ilvl w:val="0"/>
-          <w:numId w:val="18"/>
-        </w:numPr>
-        <w:spacing w:after="0"/>
-        <w:rPr>
-          <w:rFonts w:ascii="Aptos" w:hAnsi="Aptos" w:eastAsia="Aptos" w:cs="Aptos"/>
-          <w:color w:val="000000" w:themeColor="text1"/>
-          <w:sz w:val="26"/>
-          <w:szCs w:val="26"/>
-        </w:rPr>
-      </w:pPr>
-      <w:r>
-        <w:rPr>
-          <w:rFonts w:ascii="Aptos" w:hAnsi="Aptos" w:eastAsia="Aptos" w:cs="Aptos"/>
-          <w:color w:val="000000" w:themeColor="text1"/>
-          <w:sz w:val="26"/>
-          <w:szCs w:val="26"/>
-        </w:rPr>
-        <w:t>JavaScript</w:t>
-      </w:r>
-    </w:p>
-    <w:p>
-      <w:pPr>
-        <w:pStyle w:val="ListParagraph"/>
-        <w:numPr>
-          <w:ilvl w:val="0"/>
-          <w:numId w:val="18"/>
-        </w:numPr>
-        <w:spacing w:after="0"/>
-        <w:rPr>
-          <w:rFonts w:ascii="Aptos" w:hAnsi="Aptos" w:eastAsia="Aptos" w:cs="Aptos"/>
-          <w:color w:val="000000" w:themeColor="text1"/>
-          <w:sz w:val="26"/>
-          <w:szCs w:val="26"/>
-        </w:rPr>
-      </w:pPr>
-      <w:r>
-        <w:rPr>
-          <w:rFonts w:ascii="Aptos" w:hAnsi="Aptos" w:eastAsia="Aptos" w:cs="Aptos"/>
-          <w:color w:val="000000" w:themeColor="text1"/>
-          <w:sz w:val="26"/>
-          <w:szCs w:val="26"/>
-        </w:rPr>
-        <w:t>Node.js</w:t>
-      </w:r>
-    </w:p>
-    <w:p>
-      <w:pPr>
-        <w:pStyle w:val="ListParagraph"/>
-        <w:numPr>
-          <w:ilvl w:val="0"/>
-          <w:numId w:val="18"/>
-        </w:numPr>
-        <w:spacing w:after="0"/>
-        <w:rPr>
-          <w:rFonts w:ascii="Aptos" w:hAnsi="Aptos" w:eastAsia="Aptos" w:cs="Aptos"/>
-          <w:color w:val="000000" w:themeColor="text1"/>
-          <w:sz w:val="26"/>
-          <w:szCs w:val="26"/>
-        </w:rPr>
-      </w:pPr>
-      <w:r>
-        <w:rPr>
-          <w:rFonts w:ascii="Aptos" w:hAnsi="Aptos" w:eastAsia="Aptos" w:cs="Aptos"/>
-          <w:color w:val="000000" w:themeColor="text1"/>
-          <w:sz w:val="26"/>
-          <w:szCs w:val="26"/>
-        </w:rPr>
-        <w:t>MySQL</w:t>
-      </w:r>
-    </w:p>
-    <w:p>
-      <w:pPr>
-        <w:pStyle w:val="ListParagraph"/>
-        <w:numPr>
-          <w:ilvl w:val="0"/>
-          <w:numId w:val="18"/>
-        </w:numPr>
-        <w:spacing w:after="0"/>
-        <w:rPr>
-          <w:rFonts w:ascii="Aptos" w:hAnsi="Aptos" w:eastAsia="Aptos" w:cs="Aptos"/>
-          <w:color w:val="000000" w:themeColor="text1"/>
-          <w:sz w:val="26"/>
-          <w:szCs w:val="26"/>
-        </w:rPr>
-      </w:pPr>
-      <w:r>
-        <w:rPr>
-          <w:rFonts w:ascii="Aptos" w:hAnsi="Aptos" w:eastAsia="Aptos" w:cs="Aptos"/>
-          <w:color w:val="000000" w:themeColor="text1"/>
-          <w:sz w:val="26"/>
-          <w:szCs w:val="26"/>
-        </w:rPr>
-        <w:t>Chart.js</w:t>
-      </w:r>
-    </w:p>
-    <w:p>
-      <w:pPr>
-        <w:pStyle w:val="ListParagraph"/>
-        <w:numPr>
-          <w:ilvl w:val="0"/>
-          <w:numId w:val="18"/>
-        </w:numPr>
-        <w:spacing w:after="0"/>
-        <w:rPr>
-          <w:rFonts w:ascii="Aptos" w:hAnsi="Aptos" w:eastAsia="Aptos" w:cs="Aptos"/>
-          <w:color w:val="000000" w:themeColor="text1"/>
-          <w:sz w:val="26"/>
-          <w:szCs w:val="26"/>
-        </w:rPr>
-      </w:pPr>
-      <w:r>
-        <w:rPr>
-          <w:rFonts w:ascii="Aptos" w:hAnsi="Aptos" w:eastAsia="Aptos" w:cs="Aptos"/>
-          <w:color w:val="000000" w:themeColor="text1"/>
-          <w:sz w:val="26"/>
-          <w:szCs w:val="26"/>
-        </w:rPr>
-        <w:t>Git e GitHub</w:t>
-      </w:r>
-    </w:p>
-    <w:p>
-      <w:pPr>
-        <w:rPr>
-          <w:rFonts w:ascii="Aptos" w:hAnsi="Aptos" w:eastAsia="Aptos" w:cs="Aptos"/>
-          <w:color w:val="000000" w:themeColor="text1"/>
-          <w:sz w:val="26"/>
-          <w:szCs w:val="26"/>
-        </w:rPr>
-      </w:pPr>
     </w:p>
     <w:p>
       <w:pPr>
@@ -5219,9 +5478,23 @@
       <w:r>
         <w:rPr>
           <w:rFonts w:ascii="Aptos" w:hAnsi="Aptos" w:eastAsia="Aptos" w:cs="Aptos"/>
-          <w:color w:val="000000" w:themeColor="text1"/>
-        </w:rPr>
-        <w:t>O projeto não contemplará:</w:t>
+          <w:color w:val="000000" w:themeColor="text1" w:themeTint="FF" w:themeShade="FF"/>
+        </w:rPr>
+        <w:t xml:space="preserve">O projeto não </w:t>
+      </w:r>
+      <w:r>
+        <w:rPr>
+          <w:rFonts w:ascii="Aptos" w:hAnsi="Aptos" w:eastAsia="Aptos" w:cs="Aptos"/>
+          <w:color w:val="000000" w:themeColor="text1" w:themeTint="FF" w:themeShade="FF"/>
+        </w:rPr>
+        <w:t>teŕa</w:t>
+      </w:r>
+      <w:r>
+        <w:rPr>
+          <w:rFonts w:ascii="Aptos" w:hAnsi="Aptos" w:eastAsia="Aptos" w:cs="Aptos"/>
+          <w:color w:val="000000" w:themeColor="text1" w:themeTint="FF" w:themeShade="FF"/>
+        </w:rPr>
+        <w:t>:</w:t>
       </w:r>
     </w:p>
     <w:p>
@@ -6120,7 +6393,53 @@
         </w:rPr>
         <w:t xml:space="preserve"> </w:t>
       </w:r>
-    </w:p>
+      <w:r>
+        <w:tab/>
+      </w:r>
+      <w:hyperlink r:id="Rd1d9f7c72fd649f9">
+        <w:r>
+          <w:tab/>
+        </w:r>
+      </w:hyperlink>
+    </w:p>
+    <w:p>
+      <w:hyperlink r:id="Ra132ed49c0cb4e31">
+        <w:r>
+          <w:tab/>
+        </w:r>
+      </w:hyperlink>
+    </w:p>
+    <w:p>
+      <w:pPr>
+        <w:ind w:firstLine="708"/>
+      </w:pPr>
+      <w:hyperlink r:id="Ra1975c5d75ad41df">
+        <w:r>
+          <w:tab/>
+        </w:r>
+      </w:hyperlink>
+    </w:p>
+    <w:p>
+      <w:pPr>
+        <w:ind w:firstLine="708"/>
+      </w:pPr>
+      <w:hyperlink r:id="R7da85de0b21d43c6">
+        <w:r>
+          <w:tab/>
+        </w:r>
+      </w:hyperlink>
+    </w:p>
+    <w:p>
+      <w:pPr>
+        <w:ind w:firstLine="708"/>
+      </w:pPr>
+    </w:p>
+    <w:p>
+      <w:pPr>
+        <w:ind w:firstLine="708"/>
+      </w:pPr>
+    </w:p>
+    <w:p/>
     <w:sectPr>
       <w:headerReference w:type="default" r:id="rId12"/>
       <w:footerReference w:type="default" r:id="rId13"/>
@@ -6301,6 +6620,17 @@
     </w:pPr>
   </w:p>
 </w:hdr>
+</file>
+
+<file path=word/intelligence2.xml><?xml version="1.0" encoding="utf-8"?>
+<int2:intelligence xmlns:int2="http://schemas.microsoft.com/office/intelligence/2020/intelligence">
+  <int2:observations>
+    <int2:bookmark int2:bookmarkName="_Int_YSqZN4i3" int2:invalidationBookmarkName="" int2:hashCode="3SKoAJ593LaUjJ" int2:id="iK9DdRx6">
+      <int2:state int2:type="spell" int2:value="Rejected"/>
+    </int2:bookmark>
+  </int2:observations>
+  <int2:intelligenceSettings/>
+</int2:intelligence>
 </file>
 
 <file path=word/numbering.xml><?xml version="1.0" encoding="utf-8"?>

--- a/documents/Documentação-projeto-vinland-saga.docx
+++ b/documents/Documentação-projeto-vinland-saga.docx
@@ -21,17 +21,7 @@
           <w:bCs/>
           <w:color w:val="000000" w:themeColor="text1"/>
         </w:rPr>
-        <w:t xml:space="preserve">site interativo que explora a obra de </w:t>
-      </w:r>
-      <w:proofErr w:type="spellStart"/>
-      <w:r>
-        <w:rPr>
-          <w:rFonts w:ascii="Aptos" w:eastAsia="Aptos" w:hAnsi="Aptos" w:cs="Aptos"/>
-          <w:b/>
-          <w:bCs/>
-          <w:color w:val="000000" w:themeColor="text1"/>
-        </w:rPr>
-        <w:t>V</w:t>
+        <w:t>site interativo que explora a obra de V</w:t>
       </w:r>
       <w:r>
         <w:rPr>
@@ -51,7 +41,6 @@
         </w:rPr>
         <w:t>nland</w:t>
       </w:r>
-      <w:proofErr w:type="spellEnd"/>
       <w:r>
         <w:rPr>
           <w:rFonts w:ascii="Aptos" w:eastAsia="Aptos" w:hAnsi="Aptos" w:cs="Aptos"/>
@@ -1740,27 +1729,7 @@
           <w:lang w:eastAsia="pt-BR"/>
           <w14:ligatures w14:val="none"/>
         </w:rPr>
-        <w:t xml:space="preserve">A página inicial foi desenvolvida com um visual imersivo inspirado em </w:t>
-      </w:r>
-      <w:proofErr w:type="spellStart"/>
-      <w:r>
-        <w:rPr>
-          <w:rFonts w:ascii="Times New Roman" w:eastAsia="Times New Roman" w:hAnsi="Times New Roman" w:cs="Times New Roman"/>
-          <w:kern w:val="0"/>
-          <w:lang w:eastAsia="pt-BR"/>
-          <w14:ligatures w14:val="none"/>
-        </w:rPr>
-        <w:t>Vinland</w:t>
-      </w:r>
-      <w:proofErr w:type="spellEnd"/>
-      <w:r>
-        <w:rPr>
-          <w:rFonts w:ascii="Times New Roman" w:eastAsia="Times New Roman" w:hAnsi="Times New Roman" w:cs="Times New Roman"/>
-          <w:kern w:val="0"/>
-          <w:lang w:eastAsia="pt-BR"/>
-          <w14:ligatures w14:val="none"/>
-        </w:rPr>
-        <w:t xml:space="preserve"> Saga utilizando um banner principal com frases marcantes da obra para gerar impacto visual e transmitir a mensagem de paz, reflexão e superação presente na história</w:t>
+        <w:t>A página inicial foi desenvolvida com um visual imersivo inspirado em Vinland Saga utilizando um banner principal com frases marcantes da obra para gerar impacto visual e transmitir a mensagem de paz, reflexão e superação presente na história</w:t>
       </w:r>
     </w:p>
     <w:p>
@@ -1853,47 +1822,7 @@
           <w:lang w:eastAsia="pt-BR"/>
           <w14:ligatures w14:val="none"/>
         </w:rPr>
-        <w:t xml:space="preserve">O projeto possui sistema de cadastro de usuários com validações de campos utilizando </w:t>
-      </w:r>
-      <w:proofErr w:type="spellStart"/>
-      <w:r>
-        <w:rPr>
-          <w:rFonts w:ascii="Times New Roman" w:eastAsia="Times New Roman" w:hAnsi="Times New Roman" w:cs="Times New Roman"/>
-          <w:kern w:val="0"/>
-          <w:lang w:eastAsia="pt-BR"/>
-          <w14:ligatures w14:val="none"/>
-        </w:rPr>
-        <w:t>JavaScript</w:t>
-      </w:r>
-      <w:proofErr w:type="spellEnd"/>
-      <w:r>
-        <w:rPr>
-          <w:rFonts w:ascii="Times New Roman" w:eastAsia="Times New Roman" w:hAnsi="Times New Roman" w:cs="Times New Roman"/>
-          <w:kern w:val="0"/>
-          <w:lang w:eastAsia="pt-BR"/>
-          <w14:ligatures w14:val="none"/>
-        </w:rPr>
-        <w:t xml:space="preserve"> e integração com banco de dados utilizando a API Web Data </w:t>
-      </w:r>
-      <w:proofErr w:type="spellStart"/>
-      <w:r>
-        <w:rPr>
-          <w:rFonts w:ascii="Times New Roman" w:eastAsia="Times New Roman" w:hAnsi="Times New Roman" w:cs="Times New Roman"/>
-          <w:kern w:val="0"/>
-          <w:lang w:eastAsia="pt-BR"/>
-          <w14:ligatures w14:val="none"/>
-        </w:rPr>
-        <w:t>Viz</w:t>
-      </w:r>
-      <w:proofErr w:type="spellEnd"/>
-      <w:r>
-        <w:rPr>
-          <w:rFonts w:ascii="Times New Roman" w:eastAsia="Times New Roman" w:hAnsi="Times New Roman" w:cs="Times New Roman"/>
-          <w:kern w:val="0"/>
-          <w:lang w:eastAsia="pt-BR"/>
-          <w14:ligatures w14:val="none"/>
-        </w:rPr>
-        <w:t xml:space="preserve"> para armazenamento e gerenciamento das informações</w:t>
+        <w:t>O projeto possui sistema de cadastro de usuários com validações de campos utilizando JavaScript e integração com banco de dados utilizando a API Web Data Viz para armazenamento e gerenciamento das informações</w:t>
       </w:r>
     </w:p>
     <w:p>
@@ -1975,33 +1904,7 @@
         <w:rPr>
           <w:color w:val="000000" w:themeColor="text1"/>
         </w:rPr>
-        <w:t xml:space="preserve">O projeto também conta com um quiz temático de </w:t>
-      </w:r>
-      <w:proofErr w:type="spellStart"/>
-      <w:r>
-        <w:rPr>
-          <w:color w:val="000000" w:themeColor="text1"/>
-        </w:rPr>
-        <w:t>Vinland</w:t>
-      </w:r>
-      <w:proofErr w:type="spellEnd"/>
-      <w:r>
-        <w:rPr>
-          <w:color w:val="000000" w:themeColor="text1"/>
-        </w:rPr>
-        <w:t xml:space="preserve"> Saga com perguntas voltadas para identificar a personalidade do usuário e relacioná-la ao personagem que mais combina com ele além da exibição do </w:t>
-      </w:r>
-      <w:r>
-        <w:rPr>
-          <w:color w:val="000000" w:themeColor="text1"/>
-        </w:rPr>
-        <w:t>resultado</w:t>
-      </w:r>
-      <w:r>
-        <w:rPr>
-          <w:color w:val="000000" w:themeColor="text1"/>
-        </w:rPr>
-        <w:t xml:space="preserve"> ao término do quiz</w:t>
+        <w:t>O projeto também conta com um quiz temático de Vinland Saga com perguntas voltadas para identificar a personalidade do usuário e relacioná-la ao personagem que mais combina com ele além da exibição do resultado ao término do quiz</w:t>
       </w:r>
     </w:p>
     <w:p>
@@ -2282,7 +2185,81 @@
           <w:sz w:val="26"/>
           <w:szCs w:val="26"/>
         </w:rPr>
-        <w:t>personalidade</w:t>
+        <w:t>P</w:t>
+      </w:r>
+      <w:r>
+        <w:rPr>
+          <w:rFonts w:ascii="Aptos" w:eastAsia="Aptos" w:hAnsi="Aptos" w:cs="Aptos"/>
+          <w:color w:val="000000" w:themeColor="text1"/>
+          <w:sz w:val="26"/>
+          <w:szCs w:val="26"/>
+        </w:rPr>
+        <w:t>ersonalidade</w:t>
+      </w:r>
+    </w:p>
+    <w:p>
+      <w:pPr>
+        <w:pStyle w:val="PargrafodaLista"/>
+        <w:spacing w:after="0"/>
+        <w:rPr>
+          <w:rFonts w:ascii="Aptos" w:eastAsia="Aptos" w:hAnsi="Aptos" w:cs="Aptos"/>
+          <w:color w:val="000000" w:themeColor="text1"/>
+          <w:sz w:val="26"/>
+          <w:szCs w:val="26"/>
+        </w:rPr>
+      </w:pPr>
+      <w:r>
+        <w:rPr>
+          <w:noProof/>
+        </w:rPr>
+        <w:drawing>
+          <wp:inline distT="0" distB="0" distL="0" distR="0" wp14:anchorId="228308A1" wp14:editId="30E498F5">
+            <wp:extent cx="5400040" cy="3273425"/>
+            <wp:effectExtent l="0" t="0" r="0" b="3175"/>
+            <wp:docPr id="1750211794" name="Imagem 1"/>
+            <wp:cNvGraphicFramePr>
+              <a:graphicFrameLocks xmlns:a="http://schemas.openxmlformats.org/drawingml/2006/main" noChangeAspect="1"/>
+            </wp:cNvGraphicFramePr>
+            <a:graphic xmlns:a="http://schemas.openxmlformats.org/drawingml/2006/main">
+              <a:graphicData uri="http://schemas.openxmlformats.org/drawingml/2006/picture">
+                <pic:pic xmlns:pic="http://schemas.openxmlformats.org/drawingml/2006/picture">
+                  <pic:nvPicPr>
+                    <pic:cNvPr id="0" name="Picture 1"/>
+                    <pic:cNvPicPr>
+                      <a:picLocks noChangeAspect="1" noChangeArrowheads="1"/>
+                    </pic:cNvPicPr>
+                  </pic:nvPicPr>
+                  <pic:blipFill>
+                    <a:blip r:embed="rId12">
+                      <a:extLst>
+                        <a:ext uri="{28A0092B-C50C-407E-A947-70E740481C1C}">
+                          <a14:useLocalDpi xmlns:a14="http://schemas.microsoft.com/office/drawing/2010/main" val="0"/>
+                        </a:ext>
+                      </a:extLst>
+                    </a:blip>
+                    <a:srcRect/>
+                    <a:stretch>
+                      <a:fillRect/>
+                    </a:stretch>
+                  </pic:blipFill>
+                  <pic:spPr bwMode="auto">
+                    <a:xfrm>
+                      <a:off x="0" y="0"/>
+                      <a:ext cx="5400040" cy="3273425"/>
+                    </a:xfrm>
+                    <a:prstGeom prst="rect">
+                      <a:avLst/>
+                    </a:prstGeom>
+                    <a:noFill/>
+                    <a:ln>
+                      <a:noFill/>
+                    </a:ln>
+                  </pic:spPr>
+                </pic:pic>
+              </a:graphicData>
+            </a:graphic>
+          </wp:inline>
+        </w:drawing>
       </w:r>
     </w:p>
     <w:p/>
@@ -2509,6 +2486,7 @@
           <w:bCs/>
           <w:color w:val="000000" w:themeColor="text1"/>
         </w:rPr>
+        <w:lastRenderedPageBreak/>
         <w:t>5. Público-alvo</w:t>
       </w:r>
     </w:p>
@@ -2562,7 +2540,6 @@
         <w:rPr>
           <w:rFonts w:eastAsiaTheme="minorEastAsia"/>
         </w:rPr>
-        <w:lastRenderedPageBreak/>
         <w:t>O site também é voltado para pessoas que gostam de participar de comunidades online relacionadas a animes, compartilhando opiniões, personagens favoritos e conhecimentos sobre a obra. Dessa forma, a plataforma procura unir entretenimento, interação e informação em um único ambiente digital.</w:t>
       </w:r>
     </w:p>
@@ -2673,7 +2650,15 @@
           <w:rFonts w:ascii="Aptos" w:eastAsia="Aptos" w:hAnsi="Aptos" w:cs="Aptos"/>
           <w:color w:val="000000" w:themeColor="text1"/>
         </w:rPr>
-        <w:t>O sistema será desenvolvido exclusivamente para fins acadêmicos, utilizando tecnologias web para integração entre front-end, back-end e banco de dados. Todas as funcionalidades previstas serão limitadas ao escopo definido neste documento.</w:t>
+        <w:t xml:space="preserve">O sistema será desenvolvido exclusivamente para fins acadêmicos, utilizando tecnologias web para integração entre front-end, back-end e banco de dados. </w:t>
+      </w:r>
+      <w:r>
+        <w:rPr>
+          <w:rFonts w:ascii="Aptos" w:eastAsia="Aptos" w:hAnsi="Aptos" w:cs="Aptos"/>
+          <w:color w:val="000000" w:themeColor="text1"/>
+        </w:rPr>
+        <w:lastRenderedPageBreak/>
+        <w:t>Todas as funcionalidades previstas serão limitadas ao escopo definido neste documento.</w:t>
       </w:r>
     </w:p>
     <w:p>
@@ -2995,6 +2980,7 @@
           <w:bCs/>
           <w:color w:val="000000" w:themeColor="text1"/>
         </w:rPr>
+        <w:lastRenderedPageBreak/>
         <w:t>Tópicos Principais</w:t>
       </w:r>
     </w:p>
@@ -3053,15 +3039,7 @@
     </w:p>
     <w:p>
       <w:r>
-        <w:t xml:space="preserve">A identidade visual do projeto foi inspirada em </w:t>
-      </w:r>
-      <w:proofErr w:type="spellStart"/>
-      <w:r>
-        <w:t>Vinland</w:t>
-      </w:r>
-      <w:proofErr w:type="spellEnd"/>
-      <w:r>
-        <w:t xml:space="preserve"> Saga utilizando paleta de cores temática fontes estilizadas frases de impacto e elementos visuais baseados na obra para criar uma experiência mais imersiva ao usuário sendo utilizada apenas para fins acadêmicos e demonstrativos sem qualquer objetivo de monetização ou comercialização</w:t>
+        <w:t>A identidade visual do projeto foi inspirada em Vinland Saga utilizando paleta de cores temática fontes estilizadas frases de impacto e elementos visuais baseados na obra para criar uma experiência mais imersiva ao usuário sendo utilizada apenas para fins acadêmicos e demonstrativos sem qualquer objetivo de monetização ou comercialização</w:t>
       </w:r>
     </w:p>
     <w:p>
@@ -3092,18 +3070,8 @@
           <w:bCs/>
           <w:color w:val="000000" w:themeColor="text1"/>
         </w:rPr>
-        <w:t>Back-</w:t>
-      </w:r>
-      <w:proofErr w:type="spellStart"/>
-      <w:r>
-        <w:rPr>
-          <w:b/>
-          <w:bCs/>
-          <w:color w:val="000000" w:themeColor="text1"/>
-        </w:rPr>
-        <w:t>end</w:t>
-      </w:r>
-      <w:proofErr w:type="spellEnd"/>
+        <w:t>Back-end</w:t>
+      </w:r>
     </w:p>
     <w:p>
       <w:pPr>
@@ -3282,6 +3250,7 @@
           <w:bCs/>
           <w:color w:val="000000" w:themeColor="text1"/>
         </w:rPr>
+        <w:lastRenderedPageBreak/>
         <w:t>Limites e Exclusões</w:t>
       </w:r>
     </w:p>
@@ -3601,7 +3570,6 @@
           <w:rFonts w:ascii="Aptos" w:eastAsia="Aptos" w:hAnsi="Aptos" w:cs="Aptos"/>
           <w:color w:val="000000" w:themeColor="text1"/>
         </w:rPr>
-        <w:lastRenderedPageBreak/>
         <w:t>Sistema de segurança avançado;</w:t>
       </w:r>
     </w:p>
@@ -3842,6 +3810,7 @@
           <w:bCs/>
           <w:color w:val="000000" w:themeColor="text1"/>
         </w:rPr>
+        <w:lastRenderedPageBreak/>
         <w:t>Riscos e Restrições</w:t>
       </w:r>
     </w:p>
@@ -4136,7 +4105,6 @@
           <w:rFonts w:ascii="Aptos" w:eastAsia="Aptos" w:hAnsi="Aptos" w:cs="Aptos"/>
           <w:color w:val="000000" w:themeColor="text1"/>
         </w:rPr>
-        <w:lastRenderedPageBreak/>
         <w:t>O suporte técnico será limitado ao período de desenvolvimento acadêmico;</w:t>
       </w:r>
     </w:p>
@@ -4233,7 +4201,7 @@
                     </pic:cNvPicPr>
                   </pic:nvPicPr>
                   <pic:blipFill>
-                    <a:blip r:embed="rId12" cstate="print">
+                    <a:blip r:embed="rId13" cstate="print">
                       <a:extLst>
                         <a:ext uri="{28A0092B-C50C-407E-A947-70E740481C1C}">
                           <a14:useLocalDpi xmlns:a14="http://schemas.microsoft.com/office/drawing/2010/main" val="0"/>
@@ -4276,7 +4244,6 @@
           <w14:ligatures w14:val="none"/>
         </w:rPr>
       </w:pPr>
-      <w:proofErr w:type="spellStart"/>
       <w:r>
         <w:rPr>
           <w:rFonts w:eastAsia="Times New Roman" w:cs="Times New Roman"/>
@@ -4284,9 +4251,8 @@
           <w:lang w:eastAsia="pt-BR"/>
           <w14:ligatures w14:val="none"/>
         </w:rPr>
-        <w:t>Vinland</w:t>
-      </w:r>
-      <w:proofErr w:type="spellEnd"/>
+        <w:t xml:space="preserve">Vinland Saga possui forte relação com a ODS 16 Paz, Justiça e Instituições Eficazes ao abordar temas como violência, guerra, vingança e a busca pela paz. A obra acompanha o desenvolvimento de Thorfinn, que inicialmente vive </w:t>
+      </w:r>
       <w:r>
         <w:rPr>
           <w:rFonts w:eastAsia="Times New Roman" w:cs="Times New Roman"/>
@@ -4294,19 +4260,21 @@
           <w:lang w:eastAsia="pt-BR"/>
           <w14:ligatures w14:val="none"/>
         </w:rPr>
-        <w:t xml:space="preserve"> Saga possui forte relação com a ODS 16 Paz, Justiça e Instituições Eficazes ao abordar temas como violência, guerra, vingança e a busca pela paz. A obra acompanha o desenvolvimento de </w:t>
-      </w:r>
-      <w:proofErr w:type="spellStart"/>
-      <w:r>
+        <w:lastRenderedPageBreak/>
+        <w:t>movido pelo ódio e pelo desejo de vingança, mas que ao longo da história compreende que a violência apenas gera mais sofrimento.</w:t>
+      </w:r>
+    </w:p>
+    <w:p>
+      <w:pPr>
+        <w:spacing w:before="100" w:beforeAutospacing="1" w:after="100" w:afterAutospacing="1" w:line="240" w:lineRule="auto"/>
+        <w:ind w:left="360"/>
         <w:rPr>
           <w:rFonts w:eastAsia="Times New Roman" w:cs="Times New Roman"/>
           <w:kern w:val="0"/>
           <w:lang w:eastAsia="pt-BR"/>
           <w14:ligatures w14:val="none"/>
         </w:rPr>
-        <w:t>Thorfinn</w:t>
-      </w:r>
-      <w:proofErr w:type="spellEnd"/>
+      </w:pPr>
       <w:r>
         <w:rPr>
           <w:rFonts w:eastAsia="Times New Roman" w:cs="Times New Roman"/>
@@ -4314,7 +4282,7 @@
           <w:lang w:eastAsia="pt-BR"/>
           <w14:ligatures w14:val="none"/>
         </w:rPr>
-        <w:t>, que inicialmente vive movido pelo ódio e pelo desejo de vingança, mas que ao longo da história compreende que a violência apenas gera mais sofrimento.</w:t>
+        <w:t>Além disso, o anime mostra diferentes visões sobre poder e justiça por meio de personagens como Canute, que acredita ser necessário utilizar meios violentos para construir um mundo melhor. Dessa forma, a narrativa promove reflexões sobre ética, consequências da guerra e a importância da convivência pacífica.</w:t>
       </w:r>
     </w:p>
     <w:p>
@@ -4335,68 +4303,7 @@
           <w:lang w:eastAsia="pt-BR"/>
           <w14:ligatures w14:val="none"/>
         </w:rPr>
-        <w:t xml:space="preserve">Além disso, o anime mostra diferentes visões sobre poder e justiça por meio de personagens como </w:t>
-      </w:r>
-      <w:proofErr w:type="spellStart"/>
-      <w:r>
-        <w:rPr>
-          <w:rFonts w:eastAsia="Times New Roman" w:cs="Times New Roman"/>
-          <w:kern w:val="0"/>
-          <w:lang w:eastAsia="pt-BR"/>
-          <w14:ligatures w14:val="none"/>
-        </w:rPr>
-        <w:t>Canute</w:t>
-      </w:r>
-      <w:proofErr w:type="spellEnd"/>
-      <w:r>
-        <w:rPr>
-          <w:rFonts w:eastAsia="Times New Roman" w:cs="Times New Roman"/>
-          <w:kern w:val="0"/>
-          <w:lang w:eastAsia="pt-BR"/>
-          <w14:ligatures w14:val="none"/>
-        </w:rPr>
-        <w:t>, que acredita ser necessário utilizar meios violentos para construir um mundo melhor. Dessa forma, a narrativa promove reflexões sobre ética, consequências da guerra e a importância da convivência pacífica.</w:t>
-      </w:r>
-    </w:p>
-    <w:p>
-      <w:pPr>
-        <w:spacing w:before="100" w:beforeAutospacing="1" w:after="100" w:afterAutospacing="1" w:line="240" w:lineRule="auto"/>
-        <w:ind w:left="360"/>
-        <w:rPr>
-          <w:rFonts w:eastAsia="Times New Roman" w:cs="Times New Roman"/>
-          <w:kern w:val="0"/>
-          <w:lang w:eastAsia="pt-BR"/>
-          <w14:ligatures w14:val="none"/>
-        </w:rPr>
-      </w:pPr>
-      <w:r>
-        <w:rPr>
-          <w:rFonts w:eastAsia="Times New Roman" w:cs="Times New Roman"/>
-          <w:kern w:val="0"/>
-          <w:lang w:eastAsia="pt-BR"/>
-          <w14:ligatures w14:val="none"/>
-        </w:rPr>
-        <w:t xml:space="preserve">O conceito de </w:t>
-      </w:r>
-      <w:proofErr w:type="spellStart"/>
-      <w:r>
-        <w:rPr>
-          <w:rFonts w:eastAsia="Times New Roman" w:cs="Times New Roman"/>
-          <w:kern w:val="0"/>
-          <w:lang w:eastAsia="pt-BR"/>
-          <w14:ligatures w14:val="none"/>
-        </w:rPr>
-        <w:t>Vinland</w:t>
-      </w:r>
-      <w:proofErr w:type="spellEnd"/>
-      <w:r>
-        <w:rPr>
-          <w:rFonts w:eastAsia="Times New Roman" w:cs="Times New Roman"/>
-          <w:kern w:val="0"/>
-          <w:lang w:eastAsia="pt-BR"/>
-          <w14:ligatures w14:val="none"/>
-        </w:rPr>
-        <w:t xml:space="preserve"> representa a esperança de uma sociedade sem conflitos, fome e sofrimento, reforçando a ideia de um ambiente baseado na paz, no respeito e na dignidade humana, valores diretamente ligados aos objetivos da ODS 16.</w:t>
+        <w:t>O conceito de Vinland representa a esperança de uma sociedade sem conflitos, fome e sofrimento, reforçando a ideia de um ambiente baseado na paz, no respeito e na dignidade humana, valores diretamente ligados aos objetivos da ODS 16.</w:t>
       </w:r>
     </w:p>
     <w:p>
@@ -4432,7 +4339,6 @@
           <w:bCs/>
           <w:color w:val="000000" w:themeColor="text1"/>
         </w:rPr>
-        <w:lastRenderedPageBreak/>
         <w:t>Diagrama de negócio</w:t>
       </w:r>
     </w:p>
@@ -4466,134 +4372,6 @@
                 <pic:pic xmlns:pic="http://schemas.openxmlformats.org/drawingml/2006/picture">
                   <pic:nvPicPr>
                     <pic:cNvPr id="0" name="Picture 5"/>
-                    <pic:cNvPicPr>
-                      <a:picLocks noChangeAspect="1" noChangeArrowheads="1"/>
-                    </pic:cNvPicPr>
-                  </pic:nvPicPr>
-                  <pic:blipFill>
-                    <a:blip r:embed="rId13" cstate="print">
-                      <a:extLst>
-                        <a:ext uri="{28A0092B-C50C-407E-A947-70E740481C1C}">
-                          <a14:useLocalDpi xmlns:a14="http://schemas.microsoft.com/office/drawing/2010/main" val="0"/>
-                        </a:ext>
-                      </a:extLst>
-                    </a:blip>
-                    <a:srcRect/>
-                    <a:stretch>
-                      <a:fillRect/>
-                    </a:stretch>
-                  </pic:blipFill>
-                  <pic:spPr bwMode="auto">
-                    <a:xfrm>
-                      <a:off x="0" y="0"/>
-                      <a:ext cx="5400040" cy="5062855"/>
-                    </a:xfrm>
-                    <a:prstGeom prst="rect">
-                      <a:avLst/>
-                    </a:prstGeom>
-                    <a:noFill/>
-                    <a:ln>
-                      <a:noFill/>
-                    </a:ln>
-                  </pic:spPr>
-                </pic:pic>
-              </a:graphicData>
-            </a:graphic>
-          </wp:inline>
-        </w:drawing>
-      </w:r>
-    </w:p>
-    <w:p>
-      <w:pPr>
-        <w:pStyle w:val="Ttulo1"/>
-        <w:rPr>
-          <w:rFonts w:ascii="Consolas" w:eastAsia="Consolas" w:hAnsi="Consolas" w:cs="Consolas"/>
-          <w:b/>
-          <w:bCs/>
-          <w:color w:val="000000" w:themeColor="text1"/>
-        </w:rPr>
-      </w:pPr>
-    </w:p>
-    <w:p>
-      <w:pPr>
-        <w:pStyle w:val="Ttulo1"/>
-        <w:rPr>
-          <w:rFonts w:ascii="Consolas" w:eastAsia="Consolas" w:hAnsi="Consolas" w:cs="Consolas"/>
-          <w:b/>
-          <w:bCs/>
-          <w:color w:val="000000" w:themeColor="text1"/>
-        </w:rPr>
-      </w:pPr>
-    </w:p>
-    <w:p/>
-    <w:p>
-      <w:pPr>
-        <w:pStyle w:val="Ttulo1"/>
-        <w:rPr>
-          <w:rFonts w:ascii="Consolas" w:eastAsia="Consolas" w:hAnsi="Consolas" w:cs="Consolas"/>
-          <w:b/>
-          <w:bCs/>
-          <w:color w:val="000000" w:themeColor="text1"/>
-        </w:rPr>
-      </w:pPr>
-      <w:r>
-        <w:rPr>
-          <w:rFonts w:ascii="Consolas" w:eastAsia="Consolas" w:hAnsi="Consolas" w:cs="Consolas"/>
-          <w:b/>
-          <w:bCs/>
-          <w:color w:val="000000" w:themeColor="text1"/>
-        </w:rPr>
-        <w:t>9</w:t>
-      </w:r>
-      <w:r>
-        <w:rPr>
-          <w:rFonts w:ascii="Consolas" w:eastAsia="Consolas" w:hAnsi="Consolas" w:cs="Consolas"/>
-          <w:b/>
-          <w:bCs/>
-          <w:color w:val="000000" w:themeColor="text1"/>
-        </w:rPr>
-        <w:t xml:space="preserve">. </w:t>
-      </w:r>
-      <w:r>
-        <w:rPr>
-          <w:rFonts w:ascii="Consolas" w:eastAsia="Consolas" w:hAnsi="Consolas" w:cs="Consolas"/>
-          <w:b/>
-          <w:bCs/>
-          <w:color w:val="000000" w:themeColor="text1"/>
-        </w:rPr>
-        <w:t>Diagrama de Solução</w:t>
-      </w:r>
-    </w:p>
-    <w:p>
-      <w:pPr>
-        <w:pStyle w:val="PargrafodaLista"/>
-        <w:ind w:left="1080"/>
-      </w:pPr>
-    </w:p>
-    <w:p>
-      <w:pPr>
-        <w:rPr>
-          <w:rFonts w:ascii="Aptos" w:eastAsia="Aptos" w:hAnsi="Aptos" w:cs="Aptos"/>
-        </w:rPr>
-      </w:pPr>
-      <w:r>
-        <w:rPr>
-          <w:rFonts w:ascii="Aptos" w:eastAsia="Aptos" w:hAnsi="Aptos" w:cs="Aptos"/>
-        </w:rPr>
-        <w:lastRenderedPageBreak/>
-        <w:drawing>
-          <wp:inline distT="0" distB="0" distL="0" distR="0" wp14:anchorId="4EA7B41C" wp14:editId="59E4A79E">
-            <wp:extent cx="5400040" cy="5062855"/>
-            <wp:effectExtent l="0" t="0" r="0" b="4445"/>
-            <wp:docPr id="1195599007" name="Imagem 5"/>
-            <wp:cNvGraphicFramePr>
-              <a:graphicFrameLocks xmlns:a="http://schemas.openxmlformats.org/drawingml/2006/main" noChangeAspect="1"/>
-            </wp:cNvGraphicFramePr>
-            <a:graphic xmlns:a="http://schemas.openxmlformats.org/drawingml/2006/main">
-              <a:graphicData uri="http://schemas.openxmlformats.org/drawingml/2006/picture">
-                <pic:pic xmlns:pic="http://schemas.openxmlformats.org/drawingml/2006/picture">
-                  <pic:nvPicPr>
-                    <pic:cNvPr id="0" name="Picture 12"/>
                     <pic:cNvPicPr>
                       <a:picLocks noChangeAspect="1" noChangeArrowheads="1"/>
                     </pic:cNvPicPr>
@@ -4633,13 +4411,6 @@
     </w:p>
     <w:p>
       <w:pPr>
-        <w:rPr>
-          <w:rFonts w:ascii="Aptos" w:eastAsia="Aptos" w:hAnsi="Aptos" w:cs="Aptos"/>
-        </w:rPr>
-      </w:pPr>
-    </w:p>
-    <w:p>
-      <w:pPr>
         <w:pStyle w:val="Ttulo1"/>
         <w:rPr>
           <w:rFonts w:ascii="Consolas" w:eastAsia="Consolas" w:hAnsi="Consolas" w:cs="Consolas"/>
@@ -4648,13 +4419,36 @@
           <w:color w:val="000000" w:themeColor="text1"/>
         </w:rPr>
       </w:pPr>
-      <w:r>
+    </w:p>
+    <w:p>
+      <w:pPr>
+        <w:pStyle w:val="Ttulo1"/>
         <w:rPr>
           <w:rFonts w:ascii="Consolas" w:eastAsia="Consolas" w:hAnsi="Consolas" w:cs="Consolas"/>
           <w:b/>
           <w:bCs/>
           <w:color w:val="000000" w:themeColor="text1"/>
         </w:rPr>
+      </w:pPr>
+    </w:p>
+    <w:p/>
+    <w:p>
+      <w:pPr>
+        <w:pStyle w:val="Ttulo1"/>
+        <w:rPr>
+          <w:rFonts w:ascii="Consolas" w:eastAsia="Consolas" w:hAnsi="Consolas" w:cs="Consolas"/>
+          <w:b/>
+          <w:bCs/>
+          <w:color w:val="000000" w:themeColor="text1"/>
+        </w:rPr>
+      </w:pPr>
+      <w:r>
+        <w:rPr>
+          <w:rFonts w:ascii="Consolas" w:eastAsia="Consolas" w:hAnsi="Consolas" w:cs="Consolas"/>
+          <w:b/>
+          <w:bCs/>
+          <w:color w:val="000000" w:themeColor="text1"/>
+        </w:rPr>
         <w:t>9</w:t>
       </w:r>
       <w:r>
@@ -4664,6 +4458,118 @@
           <w:bCs/>
           <w:color w:val="000000" w:themeColor="text1"/>
         </w:rPr>
+        <w:t xml:space="preserve">. </w:t>
+      </w:r>
+      <w:r>
+        <w:rPr>
+          <w:rFonts w:ascii="Consolas" w:eastAsia="Consolas" w:hAnsi="Consolas" w:cs="Consolas"/>
+          <w:b/>
+          <w:bCs/>
+          <w:color w:val="000000" w:themeColor="text1"/>
+        </w:rPr>
+        <w:t>Diagrama de Solução</w:t>
+      </w:r>
+    </w:p>
+    <w:p>
+      <w:pPr>
+        <w:pStyle w:val="PargrafodaLista"/>
+        <w:ind w:left="1080"/>
+      </w:pPr>
+    </w:p>
+    <w:p>
+      <w:pPr>
+        <w:rPr>
+          <w:rFonts w:ascii="Aptos" w:eastAsia="Aptos" w:hAnsi="Aptos" w:cs="Aptos"/>
+        </w:rPr>
+      </w:pPr>
+      <w:r>
+        <w:rPr>
+          <w:rFonts w:ascii="Aptos" w:eastAsia="Aptos" w:hAnsi="Aptos" w:cs="Aptos"/>
+          <w:noProof/>
+        </w:rPr>
+        <w:drawing>
+          <wp:inline distT="0" distB="0" distL="0" distR="0" wp14:anchorId="4EA7B41C" wp14:editId="59E4A79E">
+            <wp:extent cx="5400040" cy="5062855"/>
+            <wp:effectExtent l="0" t="0" r="0" b="4445"/>
+            <wp:docPr id="1195599007" name="Imagem 5"/>
+            <wp:cNvGraphicFramePr>
+              <a:graphicFrameLocks xmlns:a="http://schemas.openxmlformats.org/drawingml/2006/main" noChangeAspect="1"/>
+            </wp:cNvGraphicFramePr>
+            <a:graphic xmlns:a="http://schemas.openxmlformats.org/drawingml/2006/main">
+              <a:graphicData uri="http://schemas.openxmlformats.org/drawingml/2006/picture">
+                <pic:pic xmlns:pic="http://schemas.openxmlformats.org/drawingml/2006/picture">
+                  <pic:nvPicPr>
+                    <pic:cNvPr id="0" name="Picture 12"/>
+                    <pic:cNvPicPr>
+                      <a:picLocks noChangeAspect="1" noChangeArrowheads="1"/>
+                    </pic:cNvPicPr>
+                  </pic:nvPicPr>
+                  <pic:blipFill>
+                    <a:blip r:embed="rId15" cstate="print">
+                      <a:extLst>
+                        <a:ext uri="{28A0092B-C50C-407E-A947-70E740481C1C}">
+                          <a14:useLocalDpi xmlns:a14="http://schemas.microsoft.com/office/drawing/2010/main" val="0"/>
+                        </a:ext>
+                      </a:extLst>
+                    </a:blip>
+                    <a:srcRect/>
+                    <a:stretch>
+                      <a:fillRect/>
+                    </a:stretch>
+                  </pic:blipFill>
+                  <pic:spPr bwMode="auto">
+                    <a:xfrm>
+                      <a:off x="0" y="0"/>
+                      <a:ext cx="5400040" cy="5062855"/>
+                    </a:xfrm>
+                    <a:prstGeom prst="rect">
+                      <a:avLst/>
+                    </a:prstGeom>
+                    <a:noFill/>
+                    <a:ln>
+                      <a:noFill/>
+                    </a:ln>
+                  </pic:spPr>
+                </pic:pic>
+              </a:graphicData>
+            </a:graphic>
+          </wp:inline>
+        </w:drawing>
+      </w:r>
+    </w:p>
+    <w:p>
+      <w:pPr>
+        <w:rPr>
+          <w:rFonts w:ascii="Aptos" w:eastAsia="Aptos" w:hAnsi="Aptos" w:cs="Aptos"/>
+        </w:rPr>
+      </w:pPr>
+    </w:p>
+    <w:p>
+      <w:pPr>
+        <w:pStyle w:val="Ttulo1"/>
+        <w:rPr>
+          <w:rFonts w:ascii="Consolas" w:eastAsia="Consolas" w:hAnsi="Consolas" w:cs="Consolas"/>
+          <w:b/>
+          <w:bCs/>
+          <w:color w:val="000000" w:themeColor="text1"/>
+        </w:rPr>
+      </w:pPr>
+      <w:r>
+        <w:rPr>
+          <w:rFonts w:ascii="Consolas" w:eastAsia="Consolas" w:hAnsi="Consolas" w:cs="Consolas"/>
+          <w:b/>
+          <w:bCs/>
+          <w:color w:val="000000" w:themeColor="text1"/>
+        </w:rPr>
+        <w:t>9</w:t>
+      </w:r>
+      <w:r>
+        <w:rPr>
+          <w:rFonts w:ascii="Consolas" w:eastAsia="Consolas" w:hAnsi="Consolas" w:cs="Consolas"/>
+          <w:b/>
+          <w:bCs/>
+          <w:color w:val="000000" w:themeColor="text1"/>
+        </w:rPr>
         <w:t>. Bibliografia</w:t>
       </w:r>
     </w:p>
@@ -4673,7 +4579,7 @@
           <w:rFonts w:ascii="Aptos" w:eastAsia="Aptos" w:hAnsi="Aptos" w:cs="Aptos"/>
         </w:rPr>
       </w:pPr>
-      <w:hyperlink r:id="rId15" w:history="1">
+      <w:hyperlink r:id="rId16" w:history="1">
         <w:r>
           <w:rPr>
             <w:rStyle w:val="Hyperlink"/>
@@ -4689,29 +4595,13 @@
           <w:rFonts w:ascii="Aptos" w:eastAsia="Aptos" w:hAnsi="Aptos" w:cs="Aptos"/>
         </w:rPr>
       </w:pPr>
-      <w:hyperlink r:id="rId16" w:history="1">
+      <w:hyperlink r:id="rId17" w:history="1">
         <w:r>
           <w:rPr>
             <w:rStyle w:val="Hyperlink"/>
             <w:rFonts w:ascii="Aptos" w:eastAsia="Aptos" w:hAnsi="Aptos" w:cs="Aptos"/>
           </w:rPr>
           <w:t>https://vinlandsaga.fandom.com/wiki/Main_Page</w:t>
-        </w:r>
-      </w:hyperlink>
-    </w:p>
-    <w:p>
-      <w:pPr>
-        <w:rPr>
-          <w:rFonts w:ascii="Aptos" w:eastAsia="Aptos" w:hAnsi="Aptos" w:cs="Aptos"/>
-        </w:rPr>
-      </w:pPr>
-      <w:hyperlink r:id="rId17" w:history="1">
-        <w:r>
-          <w:rPr>
-            <w:rStyle w:val="Hyperlink"/>
-            <w:rFonts w:ascii="Aptos" w:eastAsia="Aptos" w:hAnsi="Aptos" w:cs="Aptos"/>
-          </w:rPr>
-          <w:t>https://www.w3schools.com/css/default.asp</w:t>
         </w:r>
       </w:hyperlink>
     </w:p>
@@ -4743,6 +4633,22 @@
             <w:rStyle w:val="Hyperlink"/>
             <w:rFonts w:ascii="Aptos" w:eastAsia="Aptos" w:hAnsi="Aptos" w:cs="Aptos"/>
           </w:rPr>
+          <w:t>https://www.w3schools.com/css/default.asp</w:t>
+        </w:r>
+      </w:hyperlink>
+    </w:p>
+    <w:p>
+      <w:pPr>
+        <w:rPr>
+          <w:rFonts w:ascii="Aptos" w:eastAsia="Aptos" w:hAnsi="Aptos" w:cs="Aptos"/>
+        </w:rPr>
+      </w:pPr>
+      <w:hyperlink r:id="rId20" w:history="1">
+        <w:r>
+          <w:rPr>
+            <w:rStyle w:val="Hyperlink"/>
+            <w:rFonts w:ascii="Aptos" w:eastAsia="Aptos" w:hAnsi="Aptos" w:cs="Aptos"/>
+          </w:rPr>
           <w:t>https://brasil.un.org/pt-br/sdgs</w:t>
         </w:r>
       </w:hyperlink>
@@ -4769,13 +4675,6 @@
       <w:r>
         <w:tab/>
       </w:r>
-      <w:hyperlink r:id="rId20">
-        <w:r>
-          <w:tab/>
-        </w:r>
-      </w:hyperlink>
-    </w:p>
-    <w:p>
       <w:hyperlink r:id="rId21">
         <w:r>
           <w:tab/>
@@ -4783,9 +4682,6 @@
       </w:hyperlink>
     </w:p>
     <w:p>
-      <w:pPr>
-        <w:ind w:firstLine="708"/>
-      </w:pPr>
       <w:hyperlink r:id="rId22">
         <w:r>
           <w:tab/>
@@ -4806,6 +4702,16 @@
       <w:pPr>
         <w:ind w:firstLine="708"/>
       </w:pPr>
+      <w:hyperlink r:id="rId24">
+        <w:r>
+          <w:tab/>
+        </w:r>
+      </w:hyperlink>
+    </w:p>
+    <w:p>
+      <w:pPr>
+        <w:ind w:firstLine="708"/>
+      </w:pPr>
     </w:p>
     <w:p>
       <w:pPr>
@@ -4814,8 +4720,8 @@
     </w:p>
     <w:p/>
     <w:sectPr>
-      <w:headerReference w:type="default" r:id="rId24"/>
-      <w:footerReference w:type="default" r:id="rId25"/>
+      <w:headerReference w:type="default" r:id="rId25"/>
+      <w:footerReference w:type="default" r:id="rId26"/>
       <w:pgSz w:w="11906" w:h="16838"/>
       <w:pgMar w:top="1417" w:right="1701" w:bottom="1417" w:left="1701" w:header="708" w:footer="708" w:gutter="0"/>
       <w:cols w:space="708"/>
@@ -8604,6 +8510,7 @@
   <w:style w:type="character" w:default="1" w:styleId="Fontepargpadro">
     <w:name w:val="Default Paragraph Font"/>
     <w:uiPriority w:val="1"/>
+    <w:semiHidden/>
     <w:unhideWhenUsed/>
   </w:style>
   <w:style w:type="table" w:default="1" w:styleId="Tabelanormal">

--- a/documents/Documentação-projeto-vinland-saga.docx
+++ b/documents/Documentação-projeto-vinland-saga.docx
@@ -1,6 +1,6 @@
 
 <file path=word/document.xml><?xml version="1.0" encoding="utf-8"?>
-<w:document xmlns:wpc="http://schemas.microsoft.com/office/word/2010/wordprocessingCanvas" xmlns:cx="http://schemas.microsoft.com/office/drawing/2014/chartex" xmlns:cx1="http://schemas.microsoft.com/office/drawing/2015/9/8/chartex" xmlns:cx2="http://schemas.microsoft.com/office/drawing/2015/10/21/chartex" xmlns:cx3="http://schemas.microsoft.com/office/drawing/2016/5/9/chartex" xmlns:cx4="http://schemas.microsoft.com/office/drawing/2016/5/10/chartex" xmlns:cx5="http://schemas.microsoft.com/office/drawing/2016/5/11/chartex" xmlns:cx6="http://schemas.microsoft.com/office/drawing/2016/5/12/chartex" xmlns:cx7="http://schemas.microsoft.com/office/drawing/2016/5/13/chartex" xmlns:cx8="http://schemas.microsoft.com/office/drawing/2016/5/14/chartex" xmlns:mc="http://schemas.openxmlformats.org/markup-compatibility/2006" xmlns:aink="http://schemas.microsoft.com/office/drawing/2016/ink" xmlns:am3d="http://schemas.microsoft.com/office/drawing/2017/model3d" xmlns:o="urn:schemas-microsoft-com:office:office" xmlns:oel="http://schemas.microsoft.com/office/2019/extlst" xmlns:r="http://schemas.openxmlformats.org/officeDocument/2006/relationships" xmlns:m="http://schemas.openxmlformats.org/officeDocument/2006/math" xmlns:v="urn:schemas-microsoft-com:vml" xmlns:wp14="http://schemas.microsoft.com/office/word/2010/wordprocessingDrawing" xmlns:wp="http://schemas.openxmlformats.org/drawingml/2006/wordprocessingDrawing" xmlns:w10="urn:schemas-microsoft-com:office:word" xmlns:w="http://schemas.openxmlformats.org/wordprocessingml/2006/main" xmlns:w14="http://schemas.microsoft.com/office/word/2010/wordml" xmlns:w15="http://schemas.microsoft.com/office/word/2012/wordml" xmlns:w16cex="http://schemas.microsoft.com/office/word/2018/wordml/cex" xmlns:w16cid="http://schemas.microsoft.com/office/word/2016/wordml/cid" xmlns:w16="http://schemas.microsoft.com/office/word/2018/wordml" xmlns:w16du="http://schemas.microsoft.com/office/word/2023/wordml/word16du" xmlns:w16sdtdh="http://schemas.microsoft.com/office/word/2020/wordml/sdtdatahash" xmlns:w16sdtfl="http://schemas.microsoft.com/office/word/2024/wordml/sdtformatlock" xmlns:w16se="http://schemas.microsoft.com/office/word/2015/wordml/symex" xmlns:wpg="http://schemas.microsoft.com/office/word/2010/wordprocessingGroup" xmlns:wpi="http://schemas.microsoft.com/office/word/2010/wordprocessingInk" xmlns:wne="http://schemas.microsoft.com/office/word/2006/wordml" xmlns:wps="http://schemas.microsoft.com/office/word/2010/wordprocessingShape" mc:Ignorable="w14 w15 w16se w16cid w16 w16cex w16sdtdh w16sdtfl w16du wp14">
+<w:document xmlns:wpc="http://schemas.microsoft.com/office/word/2010/wordprocessingCanvas" xmlns:cx="http://schemas.microsoft.com/office/drawing/2014/chartex" xmlns:cx1="http://schemas.microsoft.com/office/drawing/2015/9/8/chartex" xmlns:cx2="http://schemas.microsoft.com/office/drawing/2015/10/21/chartex" xmlns:cx3="http://schemas.microsoft.com/office/drawing/2016/5/9/chartex" xmlns:cx4="http://schemas.microsoft.com/office/drawing/2016/5/10/chartex" xmlns:cx5="http://schemas.microsoft.com/office/drawing/2016/5/11/chartex" xmlns:cx6="http://schemas.microsoft.com/office/drawing/2016/5/12/chartex" xmlns:cx7="http://schemas.microsoft.com/office/drawing/2016/5/13/chartex" xmlns:cx8="http://schemas.microsoft.com/office/drawing/2016/5/14/chartex" xmlns:mc="http://schemas.openxmlformats.org/markup-compatibility/2006" xmlns:aink="http://schemas.microsoft.com/office/drawing/2016/ink" xmlns:am3d="http://schemas.microsoft.com/office/drawing/2017/model3d" xmlns:o="urn:schemas-microsoft-com:office:office" xmlns:oel="http://schemas.microsoft.com/office/2019/extlst" xmlns:r="http://schemas.openxmlformats.org/officeDocument/2006/relationships" xmlns:m="http://schemas.openxmlformats.org/officeDocument/2006/math" xmlns:v="urn:schemas-microsoft-com:vml" xmlns:wp14="http://schemas.microsoft.com/office/word/2010/wordprocessingDrawing" xmlns:wp="http://schemas.openxmlformats.org/drawingml/2006/wordprocessingDrawing" xmlns:w10="urn:schemas-microsoft-com:office:word" xmlns:w="http://schemas.openxmlformats.org/wordprocessingml/2006/main" xmlns:w14="http://schemas.microsoft.com/office/word/2010/wordml" xmlns:w15="http://schemas.microsoft.com/office/word/2012/wordml" xmlns:w16cex="http://schemas.microsoft.com/office/word/2018/wordml/cex" xmlns:w16cid="http://schemas.microsoft.com/office/word/2016/wordml/cid" xmlns:w16="http://schemas.microsoft.com/office/word/2018/wordml" xmlns:w16du="http://schemas.microsoft.com/office/word/2023/wordml/word16du" xmlns:w16sdtdh="http://schemas.microsoft.com/office/word/2020/wordml/sdtdatahash" xmlns:w16sdtfl="http://schemas.microsoft.com/office/word/2024/wordml/sdtformatlock" xmlns:w16se="http://schemas.microsoft.com/office/word/2015/wordml/symex" xmlns:wpg="http://schemas.microsoft.com/office/word/2010/wordprocessingGroup" xmlns:wpi="http://schemas.microsoft.com/office/word/2010/wordprocessingInk" xmlns:wne="http://schemas.microsoft.com/office/word/2006/wordml" xmlns:wps="http://schemas.microsoft.com/office/word/2010/wordprocessingShape" xmlns:a="http://schemas.openxmlformats.org/drawingml/2006/main" xmlns:pic="http://schemas.openxmlformats.org/drawingml/2006/picture" xmlns:a14="http://schemas.microsoft.com/office/drawing/2010/main" mc:Ignorable="w14 w15 w16se w16cid w16 w16cex w16sdtdh w16sdtfl w16du wp14">
   <w:body>
     <w:p>
       <w:pPr>
@@ -8,24 +8,34 @@
         <w:spacing w:after="0" w:line="276" w:lineRule="auto"/>
         <w:jc w:val="right"/>
         <w:rPr>
-          <w:rFonts w:ascii="Aptos" w:eastAsia="Aptos" w:hAnsi="Aptos" w:cs="Aptos"/>
-          <w:b/>
-          <w:bCs/>
-          <w:color w:val="000000" w:themeColor="text1"/>
-        </w:rPr>
-      </w:pPr>
-      <w:r>
-        <w:rPr>
-          <w:rFonts w:ascii="Aptos" w:eastAsia="Aptos" w:hAnsi="Aptos" w:cs="Aptos"/>
-          <w:b/>
-          <w:bCs/>
-          <w:color w:val="000000" w:themeColor="text1"/>
-        </w:rPr>
-        <w:t>site interativo que explora a obra de V</w:t>
-      </w:r>
-      <w:r>
-        <w:rPr>
-          <w:rFonts w:ascii="Aptos" w:eastAsia="Aptos" w:hAnsi="Aptos" w:cs="Aptos"/>
+          <w:rFonts w:ascii="Aptos" w:hAnsi="Aptos" w:eastAsia="Aptos" w:cs="Aptos"/>
+          <w:b/>
+          <w:bCs/>
+          <w:color w:val="000000" w:themeColor="text1"/>
+        </w:rPr>
+      </w:pPr>
+      <w:r>
+        <w:rPr>
+          <w:rFonts w:ascii="Aptos" w:hAnsi="Aptos" w:eastAsia="Aptos" w:cs="Aptos"/>
+          <w:b/>
+          <w:bCs/>
+          <w:color w:val="000000" w:themeColor="text1"/>
+        </w:rPr>
+        <w:t xml:space="preserve">site interativo que explora a obra de </w:t>
+      </w:r>
+      <w:proofErr w:type="spellStart"/>
+      <w:r>
+        <w:rPr>
+          <w:rFonts w:ascii="Aptos" w:hAnsi="Aptos" w:eastAsia="Aptos" w:cs="Aptos"/>
+          <w:b/>
+          <w:bCs/>
+          <w:color w:val="000000" w:themeColor="text1"/>
+        </w:rPr>
+        <w:t>V</w:t>
+      </w:r>
+      <w:r>
+        <w:rPr>
+          <w:rFonts w:ascii="Aptos" w:hAnsi="Aptos" w:eastAsia="Aptos" w:cs="Aptos"/>
           <w:b/>
           <w:bCs/>
           <w:color w:val="000000" w:themeColor="text1"/>
@@ -34,16 +44,17 @@
       </w:r>
       <w:r>
         <w:rPr>
-          <w:rFonts w:ascii="Aptos" w:eastAsia="Aptos" w:hAnsi="Aptos" w:cs="Aptos"/>
+          <w:rFonts w:ascii="Aptos" w:hAnsi="Aptos" w:eastAsia="Aptos" w:cs="Aptos"/>
           <w:b/>
           <w:bCs/>
           <w:color w:val="000000" w:themeColor="text1"/>
         </w:rPr>
         <w:t>nland</w:t>
       </w:r>
-      <w:r>
-        <w:rPr>
-          <w:rFonts w:ascii="Aptos" w:eastAsia="Aptos" w:hAnsi="Aptos" w:cs="Aptos"/>
+      <w:proofErr w:type="spellEnd"/>
+      <w:r>
+        <w:rPr>
+          <w:rFonts w:ascii="Aptos" w:hAnsi="Aptos" w:eastAsia="Aptos" w:cs="Aptos"/>
           <w:b/>
           <w:bCs/>
           <w:color w:val="000000" w:themeColor="text1"/>
@@ -52,7 +63,7 @@
       </w:r>
       <w:r>
         <w:rPr>
-          <w:rFonts w:ascii="Aptos" w:eastAsia="Aptos" w:hAnsi="Aptos" w:cs="Aptos"/>
+          <w:rFonts w:ascii="Aptos" w:hAnsi="Aptos" w:eastAsia="Aptos" w:cs="Aptos"/>
           <w:b/>
           <w:bCs/>
           <w:color w:val="000000" w:themeColor="text1"/>
@@ -61,7 +72,7 @@
       </w:r>
       <w:r>
         <w:rPr>
-          <w:rFonts w:ascii="Aptos" w:eastAsia="Aptos" w:hAnsi="Aptos" w:cs="Aptos"/>
+          <w:rFonts w:ascii="Aptos" w:hAnsi="Aptos" w:eastAsia="Aptos" w:cs="Aptos"/>
           <w:b/>
           <w:bCs/>
           <w:color w:val="000000" w:themeColor="text1"/>
@@ -74,7 +85,7 @@
         <w:spacing w:after="0" w:line="276" w:lineRule="auto"/>
         <w:jc w:val="right"/>
         <w:rPr>
-          <w:rFonts w:ascii="Aptos" w:eastAsia="Aptos" w:hAnsi="Aptos" w:cs="Aptos"/>
+          <w:rFonts w:ascii="Aptos" w:hAnsi="Aptos" w:eastAsia="Aptos" w:cs="Aptos"/>
           <w:b/>
           <w:bCs/>
           <w:color w:val="000000" w:themeColor="text1"/>
@@ -84,7 +95,7 @@
       </w:pPr>
       <w:r>
         <w:rPr>
-          <w:rFonts w:ascii="Aptos" w:eastAsia="Aptos" w:hAnsi="Aptos" w:cs="Aptos"/>
+          <w:rFonts w:ascii="Aptos" w:hAnsi="Aptos" w:eastAsia="Aptos" w:cs="Aptos"/>
           <w:b/>
           <w:bCs/>
           <w:color w:val="000000" w:themeColor="text1"/>
@@ -93,10 +104,10 @@
         </w:rPr>
         <w:t xml:space="preserve">Seus personagens, temas e impacto nos </w:t>
       </w:r>
-      <w:bookmarkStart w:id="0" w:name="_Int_YSqZN4i3"/>
-      <w:r>
-        <w:rPr>
-          <w:rFonts w:ascii="Aptos" w:eastAsia="Aptos" w:hAnsi="Aptos" w:cs="Aptos"/>
+      <w:bookmarkStart w:name="_Int_YSqZN4i3" w:id="0"/>
+      <w:r>
+        <w:rPr>
+          <w:rFonts w:ascii="Aptos" w:hAnsi="Aptos" w:eastAsia="Aptos" w:cs="Aptos"/>
           <w:b/>
           <w:bCs/>
           <w:color w:val="000000" w:themeColor="text1"/>
@@ -108,7 +119,7 @@
       <w:bookmarkEnd w:id="0"/>
       <w:r>
         <w:rPr>
-          <w:rFonts w:ascii="Aptos" w:eastAsia="Aptos" w:hAnsi="Aptos" w:cs="Aptos"/>
+          <w:rFonts w:ascii="Aptos" w:hAnsi="Aptos" w:eastAsia="Aptos" w:cs="Aptos"/>
           <w:b/>
           <w:bCs/>
           <w:color w:val="000000" w:themeColor="text1"/>
@@ -123,7 +134,7 @@
       <w:pPr>
         <w:jc w:val="center"/>
         <w:rPr>
-          <w:rFonts w:ascii="Aptos" w:eastAsia="Aptos" w:hAnsi="Aptos" w:cs="Aptos"/>
+          <w:rFonts w:ascii="Aptos" w:hAnsi="Aptos" w:eastAsia="Aptos" w:cs="Aptos"/>
         </w:rPr>
       </w:pPr>
     </w:p>
@@ -131,7 +142,7 @@
       <w:pPr>
         <w:jc w:val="right"/>
         <w:rPr>
-          <w:rFonts w:ascii="Aptos" w:eastAsia="Aptos" w:hAnsi="Aptos" w:cs="Aptos"/>
+          <w:rFonts w:ascii="Aptos" w:hAnsi="Aptos" w:eastAsia="Aptos" w:cs="Aptos"/>
         </w:rPr>
       </w:pPr>
     </w:p>
@@ -139,7 +150,7 @@
       <w:pPr>
         <w:jc w:val="center"/>
         <w:rPr>
-          <w:rFonts w:ascii="Aptos" w:eastAsia="Aptos" w:hAnsi="Aptos" w:cs="Aptos"/>
+          <w:rFonts w:ascii="Aptos" w:hAnsi="Aptos" w:eastAsia="Aptos" w:cs="Aptos"/>
         </w:rPr>
       </w:pPr>
     </w:p>
@@ -147,7 +158,7 @@
       <w:pPr>
         <w:jc w:val="center"/>
         <w:rPr>
-          <w:rFonts w:ascii="Aptos" w:eastAsia="Aptos" w:hAnsi="Aptos" w:cs="Aptos"/>
+          <w:rFonts w:ascii="Aptos" w:hAnsi="Aptos" w:eastAsia="Aptos" w:cs="Aptos"/>
         </w:rPr>
       </w:pPr>
     </w:p>
@@ -155,7 +166,7 @@
       <w:pPr>
         <w:jc w:val="center"/>
         <w:rPr>
-          <w:rFonts w:ascii="Aptos" w:eastAsia="Aptos" w:hAnsi="Aptos" w:cs="Aptos"/>
+          <w:rFonts w:ascii="Aptos" w:hAnsi="Aptos" w:eastAsia="Aptos" w:cs="Aptos"/>
         </w:rPr>
       </w:pPr>
     </w:p>
@@ -163,7 +174,7 @@
       <w:pPr>
         <w:jc w:val="center"/>
         <w:rPr>
-          <w:rFonts w:ascii="Aptos" w:eastAsia="Aptos" w:hAnsi="Aptos" w:cs="Aptos"/>
+          <w:rFonts w:ascii="Aptos" w:hAnsi="Aptos" w:eastAsia="Aptos" w:cs="Aptos"/>
         </w:rPr>
       </w:pPr>
     </w:p>
@@ -171,7 +182,7 @@
       <w:pPr>
         <w:jc w:val="center"/>
         <w:rPr>
-          <w:rFonts w:ascii="Aptos" w:eastAsia="Aptos" w:hAnsi="Aptos" w:cs="Aptos"/>
+          <w:rFonts w:ascii="Aptos" w:hAnsi="Aptos" w:eastAsia="Aptos" w:cs="Aptos"/>
         </w:rPr>
       </w:pPr>
     </w:p>
@@ -179,7 +190,7 @@
       <w:pPr>
         <w:jc w:val="center"/>
         <w:rPr>
-          <w:rFonts w:ascii="Aptos" w:eastAsia="Aptos" w:hAnsi="Aptos" w:cs="Aptos"/>
+          <w:rFonts w:ascii="Aptos" w:hAnsi="Aptos" w:eastAsia="Aptos" w:cs="Aptos"/>
         </w:rPr>
       </w:pPr>
     </w:p>
@@ -187,7 +198,7 @@
       <w:pPr>
         <w:jc w:val="center"/>
         <w:rPr>
-          <w:rFonts w:ascii="Aptos" w:eastAsia="Aptos" w:hAnsi="Aptos" w:cs="Aptos"/>
+          <w:rFonts w:ascii="Aptos" w:hAnsi="Aptos" w:eastAsia="Aptos" w:cs="Aptos"/>
         </w:rPr>
       </w:pPr>
     </w:p>
@@ -195,7 +206,7 @@
       <w:pPr>
         <w:jc w:val="center"/>
         <w:rPr>
-          <w:rFonts w:ascii="Aptos" w:eastAsia="Aptos" w:hAnsi="Aptos" w:cs="Aptos"/>
+          <w:rFonts w:ascii="Aptos" w:hAnsi="Aptos" w:eastAsia="Aptos" w:cs="Aptos"/>
         </w:rPr>
       </w:pPr>
     </w:p>
@@ -203,7 +214,7 @@
       <w:pPr>
         <w:jc w:val="center"/>
         <w:rPr>
-          <w:rFonts w:ascii="Aptos" w:eastAsia="Aptos" w:hAnsi="Aptos" w:cs="Aptos"/>
+          <w:rFonts w:ascii="Aptos" w:hAnsi="Aptos" w:eastAsia="Aptos" w:cs="Aptos"/>
         </w:rPr>
       </w:pPr>
     </w:p>
@@ -217,7 +228,7 @@
         <w:spacing w:after="0"/>
         <w:jc w:val="right"/>
         <w:rPr>
-          <w:rFonts w:ascii="Consolas" w:eastAsia="Consolas" w:hAnsi="Consolas" w:cs="Consolas"/>
+          <w:rFonts w:ascii="Consolas" w:hAnsi="Consolas" w:eastAsia="Consolas" w:cs="Consolas"/>
           <w:b/>
           <w:bCs/>
           <w:sz w:val="40"/>
@@ -226,7 +237,7 @@
       </w:pPr>
       <w:r>
         <w:rPr>
-          <w:rFonts w:ascii="Consolas" w:eastAsia="Consolas" w:hAnsi="Consolas" w:cs="Consolas"/>
+          <w:rFonts w:ascii="Consolas" w:hAnsi="Consolas" w:eastAsia="Consolas" w:cs="Consolas"/>
           <w:b/>
           <w:bCs/>
           <w:sz w:val="40"/>
@@ -241,13 +252,13 @@
         <w:spacing w:after="0"/>
         <w:jc w:val="right"/>
         <w:rPr>
-          <w:rFonts w:ascii="Aptos" w:eastAsia="Aptos" w:hAnsi="Aptos" w:cs="Aptos"/>
-          <w:color w:val="000000" w:themeColor="text1"/>
-        </w:rPr>
-      </w:pPr>
-      <w:r>
-        <w:rPr>
-          <w:rFonts w:ascii="Aptos" w:eastAsia="Aptos" w:hAnsi="Aptos" w:cs="Aptos"/>
+          <w:rFonts w:ascii="Aptos" w:hAnsi="Aptos" w:eastAsia="Aptos" w:cs="Aptos"/>
+          <w:color w:val="000000" w:themeColor="text1"/>
+        </w:rPr>
+      </w:pPr>
+      <w:r>
+        <w:rPr>
+          <w:rFonts w:ascii="Aptos" w:hAnsi="Aptos" w:eastAsia="Aptos" w:cs="Aptos"/>
           <w:color w:val="000000" w:themeColor="text1"/>
         </w:rPr>
         <w:t>Guilherme Barbosa De Albuquerque</w:t>
@@ -257,7 +268,7 @@
       <w:pPr>
         <w:jc w:val="center"/>
         <w:rPr>
-          <w:rFonts w:ascii="Aptos" w:eastAsia="Aptos" w:hAnsi="Aptos" w:cs="Aptos"/>
+          <w:rFonts w:ascii="Aptos" w:hAnsi="Aptos" w:eastAsia="Aptos" w:cs="Aptos"/>
         </w:rPr>
       </w:pPr>
     </w:p>
@@ -265,7 +276,7 @@
       <w:pPr>
         <w:jc w:val="center"/>
         <w:rPr>
-          <w:rFonts w:ascii="Aptos" w:eastAsia="Aptos" w:hAnsi="Aptos" w:cs="Aptos"/>
+          <w:rFonts w:ascii="Aptos" w:hAnsi="Aptos" w:eastAsia="Aptos" w:cs="Aptos"/>
         </w:rPr>
       </w:pPr>
     </w:p>
@@ -273,7 +284,7 @@
       <w:pPr>
         <w:jc w:val="center"/>
         <w:rPr>
-          <w:rFonts w:ascii="Aptos" w:eastAsia="Aptos" w:hAnsi="Aptos" w:cs="Aptos"/>
+          <w:rFonts w:ascii="Aptos" w:hAnsi="Aptos" w:eastAsia="Aptos" w:cs="Aptos"/>
         </w:rPr>
       </w:pPr>
     </w:p>
@@ -281,7 +292,7 @@
       <w:pPr>
         <w:jc w:val="center"/>
         <w:rPr>
-          <w:rFonts w:ascii="Aptos" w:eastAsia="Aptos" w:hAnsi="Aptos" w:cs="Aptos"/>
+          <w:rFonts w:ascii="Aptos" w:hAnsi="Aptos" w:eastAsia="Aptos" w:cs="Aptos"/>
         </w:rPr>
       </w:pPr>
     </w:p>
@@ -289,7 +300,7 @@
       <w:pPr>
         <w:jc w:val="center"/>
         <w:rPr>
-          <w:rFonts w:ascii="Aptos" w:eastAsia="Aptos" w:hAnsi="Aptos" w:cs="Aptos"/>
+          <w:rFonts w:ascii="Aptos" w:hAnsi="Aptos" w:eastAsia="Aptos" w:cs="Aptos"/>
         </w:rPr>
       </w:pPr>
     </w:p>
@@ -297,7 +308,7 @@
       <w:pPr>
         <w:jc w:val="center"/>
         <w:rPr>
-          <w:rFonts w:ascii="Aptos" w:eastAsia="Aptos" w:hAnsi="Aptos" w:cs="Aptos"/>
+          <w:rFonts w:ascii="Aptos" w:hAnsi="Aptos" w:eastAsia="Aptos" w:cs="Aptos"/>
         </w:rPr>
       </w:pPr>
     </w:p>
@@ -305,7 +316,7 @@
       <w:pPr>
         <w:jc w:val="center"/>
         <w:rPr>
-          <w:rFonts w:ascii="Aptos" w:eastAsia="Aptos" w:hAnsi="Aptos" w:cs="Aptos"/>
+          <w:rFonts w:ascii="Aptos" w:hAnsi="Aptos" w:eastAsia="Aptos" w:cs="Aptos"/>
         </w:rPr>
       </w:pPr>
     </w:p>
@@ -313,7 +324,7 @@
       <w:pPr>
         <w:jc w:val="center"/>
         <w:rPr>
-          <w:rFonts w:ascii="Aptos" w:eastAsia="Aptos" w:hAnsi="Aptos" w:cs="Aptos"/>
+          <w:rFonts w:ascii="Aptos" w:hAnsi="Aptos" w:eastAsia="Aptos" w:cs="Aptos"/>
         </w:rPr>
       </w:pPr>
     </w:p>
@@ -321,7 +332,7 @@
       <w:pPr>
         <w:jc w:val="center"/>
         <w:rPr>
-          <w:rFonts w:ascii="Aptos" w:eastAsia="Aptos" w:hAnsi="Aptos" w:cs="Aptos"/>
+          <w:rFonts w:ascii="Aptos" w:hAnsi="Aptos" w:eastAsia="Aptos" w:cs="Aptos"/>
         </w:rPr>
       </w:pPr>
     </w:p>
@@ -329,7 +340,7 @@
       <w:pPr>
         <w:jc w:val="center"/>
         <w:rPr>
-          <w:rFonts w:ascii="Aptos" w:eastAsia="Aptos" w:hAnsi="Aptos" w:cs="Aptos"/>
+          <w:rFonts w:ascii="Aptos" w:hAnsi="Aptos" w:eastAsia="Aptos" w:cs="Aptos"/>
         </w:rPr>
       </w:pPr>
     </w:p>
@@ -337,7 +348,7 @@
       <w:pPr>
         <w:jc w:val="right"/>
         <w:rPr>
-          <w:rFonts w:ascii="Consolas" w:eastAsia="Consolas" w:hAnsi="Consolas" w:cs="Consolas"/>
+          <w:rFonts w:ascii="Consolas" w:hAnsi="Consolas" w:eastAsia="Consolas" w:cs="Consolas"/>
           <w:b/>
           <w:bCs/>
           <w:sz w:val="28"/>
@@ -346,7 +357,7 @@
       </w:pPr>
       <w:r>
         <w:rPr>
-          <w:rFonts w:ascii="Consolas" w:eastAsia="Consolas" w:hAnsi="Consolas" w:cs="Consolas"/>
+          <w:rFonts w:ascii="Consolas" w:hAnsi="Consolas" w:eastAsia="Consolas" w:cs="Consolas"/>
           <w:b/>
           <w:bCs/>
           <w:sz w:val="28"/>
@@ -356,7 +367,7 @@
       </w:r>
       <w:r>
         <w:rPr>
-          <w:rFonts w:ascii="Consolas" w:eastAsia="Consolas" w:hAnsi="Consolas" w:cs="Consolas"/>
+          <w:rFonts w:ascii="Consolas" w:hAnsi="Consolas" w:eastAsia="Consolas" w:cs="Consolas"/>
           <w:b/>
           <w:bCs/>
           <w:sz w:val="28"/>
@@ -368,70 +379,70 @@
     <w:p>
       <w:pPr>
         <w:rPr>
-          <w:rFonts w:ascii="Aptos" w:eastAsia="Aptos" w:hAnsi="Aptos" w:cs="Aptos"/>
-        </w:rPr>
-      </w:pPr>
-    </w:p>
-    <w:p>
-      <w:pPr>
-        <w:rPr>
-          <w:rFonts w:ascii="Aptos" w:eastAsia="Aptos" w:hAnsi="Aptos" w:cs="Aptos"/>
-        </w:rPr>
-      </w:pPr>
-    </w:p>
-    <w:p>
-      <w:pPr>
-        <w:rPr>
-          <w:rFonts w:ascii="Aptos" w:eastAsia="Aptos" w:hAnsi="Aptos" w:cs="Aptos"/>
-        </w:rPr>
-      </w:pPr>
-    </w:p>
-    <w:p>
-      <w:pPr>
-        <w:rPr>
-          <w:rFonts w:ascii="Aptos" w:eastAsia="Aptos" w:hAnsi="Aptos" w:cs="Aptos"/>
-        </w:rPr>
-      </w:pPr>
-    </w:p>
-    <w:p>
-      <w:pPr>
-        <w:rPr>
-          <w:rFonts w:ascii="Aptos" w:eastAsia="Aptos" w:hAnsi="Aptos" w:cs="Aptos"/>
-        </w:rPr>
-      </w:pPr>
-    </w:p>
-    <w:p>
-      <w:pPr>
-        <w:rPr>
-          <w:rFonts w:ascii="Aptos" w:eastAsia="Aptos" w:hAnsi="Aptos" w:cs="Aptos"/>
-        </w:rPr>
-      </w:pPr>
-    </w:p>
-    <w:p>
-      <w:pPr>
-        <w:rPr>
-          <w:rFonts w:ascii="Aptos" w:eastAsia="Aptos" w:hAnsi="Aptos" w:cs="Aptos"/>
-        </w:rPr>
-      </w:pPr>
-    </w:p>
-    <w:p>
-      <w:pPr>
-        <w:rPr>
-          <w:rFonts w:ascii="Aptos" w:eastAsia="Aptos" w:hAnsi="Aptos" w:cs="Aptos"/>
-        </w:rPr>
-      </w:pPr>
-    </w:p>
-    <w:p>
-      <w:pPr>
-        <w:rPr>
-          <w:rFonts w:ascii="Aptos" w:eastAsia="Aptos" w:hAnsi="Aptos" w:cs="Aptos"/>
-        </w:rPr>
-      </w:pPr>
-    </w:p>
-    <w:p>
-      <w:pPr>
-        <w:rPr>
-          <w:rFonts w:ascii="Aptos" w:eastAsia="Aptos" w:hAnsi="Aptos" w:cs="Aptos"/>
+          <w:rFonts w:ascii="Aptos" w:hAnsi="Aptos" w:eastAsia="Aptos" w:cs="Aptos"/>
+        </w:rPr>
+      </w:pPr>
+    </w:p>
+    <w:p>
+      <w:pPr>
+        <w:rPr>
+          <w:rFonts w:ascii="Aptos" w:hAnsi="Aptos" w:eastAsia="Aptos" w:cs="Aptos"/>
+        </w:rPr>
+      </w:pPr>
+    </w:p>
+    <w:p>
+      <w:pPr>
+        <w:rPr>
+          <w:rFonts w:ascii="Aptos" w:hAnsi="Aptos" w:eastAsia="Aptos" w:cs="Aptos"/>
+        </w:rPr>
+      </w:pPr>
+    </w:p>
+    <w:p>
+      <w:pPr>
+        <w:rPr>
+          <w:rFonts w:ascii="Aptos" w:hAnsi="Aptos" w:eastAsia="Aptos" w:cs="Aptos"/>
+        </w:rPr>
+      </w:pPr>
+    </w:p>
+    <w:p>
+      <w:pPr>
+        <w:rPr>
+          <w:rFonts w:ascii="Aptos" w:hAnsi="Aptos" w:eastAsia="Aptos" w:cs="Aptos"/>
+        </w:rPr>
+      </w:pPr>
+    </w:p>
+    <w:p>
+      <w:pPr>
+        <w:rPr>
+          <w:rFonts w:ascii="Aptos" w:hAnsi="Aptos" w:eastAsia="Aptos" w:cs="Aptos"/>
+        </w:rPr>
+      </w:pPr>
+    </w:p>
+    <w:p>
+      <w:pPr>
+        <w:rPr>
+          <w:rFonts w:ascii="Aptos" w:hAnsi="Aptos" w:eastAsia="Aptos" w:cs="Aptos"/>
+        </w:rPr>
+      </w:pPr>
+    </w:p>
+    <w:p>
+      <w:pPr>
+        <w:rPr>
+          <w:rFonts w:ascii="Aptos" w:hAnsi="Aptos" w:eastAsia="Aptos" w:cs="Aptos"/>
+        </w:rPr>
+      </w:pPr>
+    </w:p>
+    <w:p>
+      <w:pPr>
+        <w:rPr>
+          <w:rFonts w:ascii="Aptos" w:hAnsi="Aptos" w:eastAsia="Aptos" w:cs="Aptos"/>
+        </w:rPr>
+      </w:pPr>
+    </w:p>
+    <w:p>
+      <w:pPr>
+        <w:rPr>
+          <w:rFonts w:ascii="Aptos" w:hAnsi="Aptos" w:eastAsia="Aptos" w:cs="Aptos"/>
         </w:rPr>
       </w:pPr>
     </w:p>
@@ -440,7 +451,7 @@
         <w:spacing w:after="0"/>
         <w:jc w:val="right"/>
         <w:rPr>
-          <w:rFonts w:ascii="Consolas" w:eastAsia="Consolas" w:hAnsi="Consolas" w:cs="Consolas"/>
+          <w:rFonts w:ascii="Consolas" w:hAnsi="Consolas" w:eastAsia="Consolas" w:cs="Consolas"/>
           <w:b/>
           <w:bCs/>
           <w:sz w:val="40"/>
@@ -449,7 +460,7 @@
       </w:pPr>
       <w:r>
         <w:rPr>
-          <w:rFonts w:ascii="Consolas" w:eastAsia="Consolas" w:hAnsi="Consolas" w:cs="Consolas"/>
+          <w:rFonts w:ascii="Consolas" w:hAnsi="Consolas" w:eastAsia="Consolas" w:cs="Consolas"/>
           <w:b/>
           <w:bCs/>
           <w:sz w:val="40"/>
@@ -464,12 +475,12 @@
         <w:spacing w:after="0"/>
         <w:jc w:val="right"/>
         <w:rPr>
-          <w:rFonts w:ascii="Aptos" w:eastAsia="Aptos" w:hAnsi="Aptos" w:cs="Aptos"/>
-        </w:rPr>
-      </w:pPr>
-      <w:r>
-        <w:rPr>
-          <w:rFonts w:ascii="Aptos" w:eastAsia="Aptos" w:hAnsi="Aptos" w:cs="Aptos"/>
+          <w:rFonts w:ascii="Aptos" w:hAnsi="Aptos" w:eastAsia="Aptos" w:cs="Aptos"/>
+        </w:rPr>
+      </w:pPr>
+      <w:r>
+        <w:rPr>
+          <w:rFonts w:ascii="Aptos" w:hAnsi="Aptos" w:eastAsia="Aptos" w:cs="Aptos"/>
         </w:rPr>
         <w:t>DOCUMENTAÇÃO DE PROJETO</w:t>
       </w:r>
@@ -477,84 +488,84 @@
     <w:p>
       <w:pPr>
         <w:rPr>
-          <w:rFonts w:ascii="Aptos" w:eastAsia="Aptos" w:hAnsi="Aptos" w:cs="Aptos"/>
-        </w:rPr>
-      </w:pPr>
-    </w:p>
-    <w:p>
-      <w:pPr>
-        <w:rPr>
-          <w:rFonts w:ascii="Aptos" w:eastAsia="Aptos" w:hAnsi="Aptos" w:cs="Aptos"/>
-        </w:rPr>
-      </w:pPr>
-    </w:p>
-    <w:p>
-      <w:pPr>
-        <w:rPr>
-          <w:rFonts w:ascii="Aptos" w:eastAsia="Aptos" w:hAnsi="Aptos" w:cs="Aptos"/>
-        </w:rPr>
-      </w:pPr>
-    </w:p>
-    <w:p>
-      <w:pPr>
-        <w:rPr>
-          <w:rFonts w:ascii="Aptos" w:eastAsia="Aptos" w:hAnsi="Aptos" w:cs="Aptos"/>
-        </w:rPr>
-      </w:pPr>
-    </w:p>
-    <w:p>
-      <w:pPr>
-        <w:rPr>
-          <w:rFonts w:ascii="Aptos" w:eastAsia="Aptos" w:hAnsi="Aptos" w:cs="Aptos"/>
-        </w:rPr>
-      </w:pPr>
-    </w:p>
-    <w:p>
-      <w:pPr>
-        <w:rPr>
-          <w:rFonts w:ascii="Aptos" w:eastAsia="Aptos" w:hAnsi="Aptos" w:cs="Aptos"/>
-        </w:rPr>
-      </w:pPr>
-    </w:p>
-    <w:p>
-      <w:pPr>
-        <w:rPr>
-          <w:rFonts w:ascii="Aptos" w:eastAsia="Aptos" w:hAnsi="Aptos" w:cs="Aptos"/>
-        </w:rPr>
-      </w:pPr>
-    </w:p>
-    <w:p>
-      <w:pPr>
-        <w:rPr>
-          <w:rFonts w:ascii="Aptos" w:eastAsia="Aptos" w:hAnsi="Aptos" w:cs="Aptos"/>
-        </w:rPr>
-      </w:pPr>
-    </w:p>
-    <w:p>
-      <w:pPr>
-        <w:rPr>
-          <w:rFonts w:ascii="Aptos" w:eastAsia="Aptos" w:hAnsi="Aptos" w:cs="Aptos"/>
-        </w:rPr>
-      </w:pPr>
-    </w:p>
-    <w:p>
-      <w:pPr>
-        <w:rPr>
-          <w:rFonts w:ascii="Aptos" w:eastAsia="Aptos" w:hAnsi="Aptos" w:cs="Aptos"/>
-        </w:rPr>
-      </w:pPr>
-    </w:p>
-    <w:p>
-      <w:pPr>
-        <w:rPr>
-          <w:rFonts w:ascii="Aptos" w:eastAsia="Aptos" w:hAnsi="Aptos" w:cs="Aptos"/>
-        </w:rPr>
-      </w:pPr>
-    </w:p>
-    <w:p>
-      <w:pPr>
-        <w:rPr>
-          <w:rFonts w:ascii="Aptos" w:eastAsia="Aptos" w:hAnsi="Aptos" w:cs="Aptos"/>
+          <w:rFonts w:ascii="Aptos" w:hAnsi="Aptos" w:eastAsia="Aptos" w:cs="Aptos"/>
+        </w:rPr>
+      </w:pPr>
+    </w:p>
+    <w:p>
+      <w:pPr>
+        <w:rPr>
+          <w:rFonts w:ascii="Aptos" w:hAnsi="Aptos" w:eastAsia="Aptos" w:cs="Aptos"/>
+        </w:rPr>
+      </w:pPr>
+    </w:p>
+    <w:p>
+      <w:pPr>
+        <w:rPr>
+          <w:rFonts w:ascii="Aptos" w:hAnsi="Aptos" w:eastAsia="Aptos" w:cs="Aptos"/>
+        </w:rPr>
+      </w:pPr>
+    </w:p>
+    <w:p>
+      <w:pPr>
+        <w:rPr>
+          <w:rFonts w:ascii="Aptos" w:hAnsi="Aptos" w:eastAsia="Aptos" w:cs="Aptos"/>
+        </w:rPr>
+      </w:pPr>
+    </w:p>
+    <w:p>
+      <w:pPr>
+        <w:rPr>
+          <w:rFonts w:ascii="Aptos" w:hAnsi="Aptos" w:eastAsia="Aptos" w:cs="Aptos"/>
+        </w:rPr>
+      </w:pPr>
+    </w:p>
+    <w:p>
+      <w:pPr>
+        <w:rPr>
+          <w:rFonts w:ascii="Aptos" w:hAnsi="Aptos" w:eastAsia="Aptos" w:cs="Aptos"/>
+        </w:rPr>
+      </w:pPr>
+    </w:p>
+    <w:p>
+      <w:pPr>
+        <w:rPr>
+          <w:rFonts w:ascii="Aptos" w:hAnsi="Aptos" w:eastAsia="Aptos" w:cs="Aptos"/>
+        </w:rPr>
+      </w:pPr>
+    </w:p>
+    <w:p>
+      <w:pPr>
+        <w:rPr>
+          <w:rFonts w:ascii="Aptos" w:hAnsi="Aptos" w:eastAsia="Aptos" w:cs="Aptos"/>
+        </w:rPr>
+      </w:pPr>
+    </w:p>
+    <w:p>
+      <w:pPr>
+        <w:rPr>
+          <w:rFonts w:ascii="Aptos" w:hAnsi="Aptos" w:eastAsia="Aptos" w:cs="Aptos"/>
+        </w:rPr>
+      </w:pPr>
+    </w:p>
+    <w:p>
+      <w:pPr>
+        <w:rPr>
+          <w:rFonts w:ascii="Aptos" w:hAnsi="Aptos" w:eastAsia="Aptos" w:cs="Aptos"/>
+        </w:rPr>
+      </w:pPr>
+    </w:p>
+    <w:p>
+      <w:pPr>
+        <w:rPr>
+          <w:rFonts w:ascii="Aptos" w:hAnsi="Aptos" w:eastAsia="Aptos" w:cs="Aptos"/>
+        </w:rPr>
+      </w:pPr>
+    </w:p>
+    <w:p>
+      <w:pPr>
+        <w:rPr>
+          <w:rFonts w:ascii="Aptos" w:hAnsi="Aptos" w:eastAsia="Aptos" w:cs="Aptos"/>
         </w:rPr>
       </w:pPr>
     </w:p>
@@ -563,7 +574,7 @@
         <w:spacing w:after="0"/>
         <w:jc w:val="right"/>
         <w:rPr>
-          <w:rFonts w:ascii="Consolas" w:eastAsia="Consolas" w:hAnsi="Consolas" w:cs="Consolas"/>
+          <w:rFonts w:ascii="Consolas" w:hAnsi="Consolas" w:eastAsia="Consolas" w:cs="Consolas"/>
           <w:b/>
           <w:bCs/>
         </w:rPr>
@@ -574,7 +585,7 @@
         <w:spacing w:after="0"/>
         <w:jc w:val="right"/>
         <w:rPr>
-          <w:rFonts w:ascii="Consolas" w:eastAsia="Consolas" w:hAnsi="Consolas" w:cs="Consolas"/>
+          <w:rFonts w:ascii="Consolas" w:hAnsi="Consolas" w:eastAsia="Consolas" w:cs="Consolas"/>
           <w:b/>
           <w:bCs/>
         </w:rPr>
@@ -585,7 +596,7 @@
         <w:spacing w:after="0"/>
         <w:jc w:val="right"/>
         <w:rPr>
-          <w:rFonts w:ascii="Consolas" w:eastAsia="Consolas" w:hAnsi="Consolas" w:cs="Consolas"/>
+          <w:rFonts w:ascii="Consolas" w:hAnsi="Consolas" w:eastAsia="Consolas" w:cs="Consolas"/>
           <w:b/>
           <w:bCs/>
         </w:rPr>
@@ -596,7 +607,7 @@
         <w:spacing w:after="0"/>
         <w:jc w:val="right"/>
         <w:rPr>
-          <w:rFonts w:ascii="Consolas" w:eastAsia="Consolas" w:hAnsi="Consolas" w:cs="Consolas"/>
+          <w:rFonts w:ascii="Consolas" w:hAnsi="Consolas" w:eastAsia="Consolas" w:cs="Consolas"/>
           <w:b/>
           <w:bCs/>
         </w:rPr>
@@ -607,7 +618,7 @@
         <w:spacing w:after="0"/>
         <w:jc w:val="right"/>
         <w:rPr>
-          <w:rFonts w:ascii="Consolas" w:eastAsia="Consolas" w:hAnsi="Consolas" w:cs="Consolas"/>
+          <w:rFonts w:ascii="Consolas" w:hAnsi="Consolas" w:eastAsia="Consolas" w:cs="Consolas"/>
           <w:b/>
           <w:bCs/>
         </w:rPr>
@@ -618,7 +629,7 @@
         <w:spacing w:after="0"/>
         <w:jc w:val="right"/>
         <w:rPr>
-          <w:rFonts w:ascii="Consolas" w:eastAsia="Consolas" w:hAnsi="Consolas" w:cs="Consolas"/>
+          <w:rFonts w:ascii="Consolas" w:hAnsi="Consolas" w:eastAsia="Consolas" w:cs="Consolas"/>
           <w:b/>
           <w:bCs/>
         </w:rPr>
@@ -629,12 +640,12 @@
         <w:spacing w:after="0"/>
         <w:jc w:val="right"/>
         <w:rPr>
-          <w:rFonts w:ascii="Consolas" w:eastAsia="Consolas" w:hAnsi="Consolas" w:cs="Consolas"/>
-        </w:rPr>
-      </w:pPr>
-      <w:r>
-        <w:rPr>
-          <w:rFonts w:ascii="Consolas" w:eastAsia="Consolas" w:hAnsi="Consolas" w:cs="Consolas"/>
+          <w:rFonts w:ascii="Consolas" w:hAnsi="Consolas" w:eastAsia="Consolas" w:cs="Consolas"/>
+        </w:rPr>
+      </w:pPr>
+      <w:r>
+        <w:rPr>
+          <w:rFonts w:ascii="Consolas" w:hAnsi="Consolas" w:eastAsia="Consolas" w:cs="Consolas"/>
           <w:b/>
           <w:bCs/>
         </w:rPr>
@@ -647,46 +658,46 @@
         <w:spacing w:after="0"/>
         <w:jc w:val="right"/>
         <w:rPr>
-          <w:rFonts w:ascii="Consolas" w:eastAsia="Consolas" w:hAnsi="Consolas" w:cs="Consolas"/>
-        </w:rPr>
-      </w:pPr>
-      <w:r>
-        <w:rPr>
-          <w:rFonts w:ascii="Consolas" w:eastAsia="Consolas" w:hAnsi="Consolas" w:cs="Consolas"/>
-          <w:b/>
-          <w:bCs/>
+          <w:rFonts w:ascii="Consolas" w:hAnsi="Consolas" w:eastAsia="Consolas" w:cs="Consolas"/>
+        </w:rPr>
+      </w:pPr>
+      <w:r>
+        <w:rPr>
+          <w:rFonts w:ascii="Consolas" w:hAnsi="Consolas" w:eastAsia="Consolas" w:cs="Consolas"/>
+          <w:b w:val="1"/>
+          <w:bCs w:val="1"/>
         </w:rPr>
         <w:t xml:space="preserve">Última atualização: </w:t>
       </w:r>
       <w:r>
         <w:rPr>
-          <w:rFonts w:ascii="Consolas" w:eastAsia="Consolas" w:hAnsi="Consolas" w:cs="Consolas"/>
-          <w:b/>
-          <w:bCs/>
+          <w:rFonts w:ascii="Consolas" w:hAnsi="Consolas" w:eastAsia="Consolas" w:cs="Consolas"/>
+          <w:b w:val="1"/>
+          <w:bCs w:val="1"/>
         </w:rPr>
         <w:t>07</w:t>
       </w:r>
       <w:r>
         <w:rPr>
-          <w:rFonts w:ascii="Consolas" w:eastAsia="Consolas" w:hAnsi="Consolas" w:cs="Consolas"/>
-          <w:b/>
-          <w:bCs/>
+          <w:rFonts w:ascii="Consolas" w:hAnsi="Consolas" w:eastAsia="Consolas" w:cs="Consolas"/>
+          <w:b w:val="1"/>
+          <w:bCs w:val="1"/>
         </w:rPr>
         <w:t>/0</w:t>
       </w:r>
       <w:r>
         <w:rPr>
-          <w:rFonts w:ascii="Consolas" w:eastAsia="Consolas" w:hAnsi="Consolas" w:cs="Consolas"/>
-          <w:b/>
-          <w:bCs/>
+          <w:rFonts w:ascii="Consolas" w:hAnsi="Consolas" w:eastAsia="Consolas" w:cs="Consolas"/>
+          <w:b w:val="1"/>
+          <w:bCs w:val="1"/>
         </w:rPr>
         <w:t>5</w:t>
       </w:r>
       <w:r>
         <w:rPr>
-          <w:rFonts w:ascii="Consolas" w:eastAsia="Consolas" w:hAnsi="Consolas" w:cs="Consolas"/>
-          <w:b/>
-          <w:bCs/>
+          <w:rFonts w:ascii="Consolas" w:hAnsi="Consolas" w:eastAsia="Consolas" w:cs="Consolas"/>
+          <w:b w:val="1"/>
+          <w:bCs w:val="1"/>
         </w:rPr>
         <w:t>/26</w:t>
       </w:r>
@@ -696,14 +707,40 @@
         <w:spacing w:after="0"/>
         <w:jc w:val="center"/>
         <w:rPr>
-          <w:rFonts w:ascii="Consolas" w:eastAsia="Consolas" w:hAnsi="Consolas" w:cs="Consolas"/>
+          <w:rFonts w:ascii="Consolas" w:hAnsi="Consolas" w:eastAsia="Consolas" w:cs="Consolas"/>
+          <w:b w:val="1"/>
+          <w:bCs w:val="1"/>
           <w:sz w:val="40"/>
           <w:szCs w:val="40"/>
         </w:rPr>
       </w:pPr>
-      <w:r>
-        <w:rPr>
-          <w:rFonts w:ascii="Consolas" w:eastAsia="Consolas" w:hAnsi="Consolas" w:cs="Consolas"/>
+    </w:p>
+    <w:p>
+      <w:pPr>
+        <w:spacing w:after="0"/>
+        <w:jc w:val="center"/>
+        <w:rPr>
+          <w:rFonts w:ascii="Consolas" w:hAnsi="Consolas" w:eastAsia="Consolas" w:cs="Consolas"/>
+          <w:b w:val="1"/>
+          <w:bCs w:val="1"/>
+          <w:sz w:val="40"/>
+          <w:szCs w:val="40"/>
+        </w:rPr>
+      </w:pPr>
+    </w:p>
+    <w:p>
+      <w:pPr>
+        <w:spacing w:after="0"/>
+        <w:jc w:val="center"/>
+        <w:rPr>
+          <w:rFonts w:ascii="Consolas" w:hAnsi="Consolas" w:eastAsia="Consolas" w:cs="Consolas"/>
+          <w:sz w:val="40"/>
+          <w:szCs w:val="40"/>
+        </w:rPr>
+      </w:pPr>
+      <w:r>
+        <w:rPr>
+          <w:rFonts w:ascii="Consolas" w:hAnsi="Consolas" w:eastAsia="Consolas" w:cs="Consolas"/>
           <w:b/>
           <w:bCs/>
           <w:sz w:val="40"/>
@@ -720,7 +757,7 @@
         <w:spacing w:before="120" w:after="0"/>
         <w:jc w:val="center"/>
         <w:rPr>
-          <w:rFonts w:ascii="Consolas" w:eastAsia="Consolas" w:hAnsi="Consolas" w:cs="Consolas"/>
+          <w:rFonts w:ascii="Consolas" w:hAnsi="Consolas" w:eastAsia="Consolas" w:cs="Consolas"/>
           <w:b/>
           <w:bCs/>
           <w:sz w:val="28"/>
@@ -737,7 +774,7 @@
         <w:spacing w:before="120" w:after="0"/>
         <w:jc w:val="center"/>
         <w:rPr>
-          <w:rFonts w:ascii="Consolas" w:eastAsia="Consolas" w:hAnsi="Consolas" w:cs="Consolas"/>
+          <w:rFonts w:ascii="Consolas" w:hAnsi="Consolas" w:eastAsia="Consolas" w:cs="Consolas"/>
           <w:b/>
           <w:bCs/>
           <w:sz w:val="28"/>
@@ -746,7 +783,7 @@
       </w:pPr>
       <w:r>
         <w:rPr>
-          <w:rFonts w:ascii="Consolas" w:eastAsia="Consolas" w:hAnsi="Consolas" w:cs="Consolas"/>
+          <w:rFonts w:ascii="Consolas" w:hAnsi="Consolas" w:eastAsia="Consolas" w:cs="Consolas"/>
           <w:b/>
           <w:bCs/>
           <w:sz w:val="28"/>
@@ -759,7 +796,7 @@
       </w:r>
       <w:r>
         <w:rPr>
-          <w:rFonts w:ascii="Consolas" w:eastAsia="Consolas" w:hAnsi="Consolas" w:cs="Consolas"/>
+          <w:rFonts w:ascii="Consolas" w:hAnsi="Consolas" w:eastAsia="Consolas" w:cs="Consolas"/>
           <w:b/>
           <w:bCs/>
           <w:sz w:val="28"/>
@@ -777,18 +814,18 @@
         <w:spacing w:before="120" w:after="0"/>
         <w:jc w:val="center"/>
         <w:rPr>
-          <w:rFonts w:ascii="Consolas" w:eastAsia="Consolas" w:hAnsi="Consolas" w:cs="Consolas"/>
-          <w:b/>
-          <w:bCs/>
+          <w:rFonts w:ascii="Consolas" w:hAnsi="Consolas" w:eastAsia="Consolas" w:cs="Consolas"/>
+          <w:b w:val="1"/>
+          <w:bCs w:val="1"/>
           <w:sz w:val="28"/>
           <w:szCs w:val="28"/>
         </w:rPr>
       </w:pPr>
       <w:r>
         <w:rPr>
-          <w:rFonts w:ascii="Consolas" w:eastAsia="Consolas" w:hAnsi="Consolas" w:cs="Consolas"/>
-          <w:b/>
-          <w:bCs/>
+          <w:rFonts w:ascii="Consolas" w:hAnsi="Consolas" w:eastAsia="Consolas" w:cs="Consolas"/>
+          <w:b w:val="1"/>
+          <w:bCs w:val="1"/>
           <w:sz w:val="28"/>
           <w:szCs w:val="28"/>
         </w:rPr>
@@ -799,13 +836,13 @@
       </w:r>
       <w:r>
         <w:rPr>
-          <w:rFonts w:ascii="Consolas" w:eastAsia="Consolas" w:hAnsi="Consolas" w:cs="Consolas"/>
-          <w:b/>
-          <w:bCs/>
+          <w:rFonts w:ascii="Consolas" w:hAnsi="Consolas" w:eastAsia="Consolas" w:cs="Consolas"/>
+          <w:b w:val="1"/>
+          <w:bCs w:val="1"/>
           <w:sz w:val="28"/>
           <w:szCs w:val="28"/>
         </w:rPr>
-        <w:t>7</w:t>
+        <w:t>5</w:t>
       </w:r>
     </w:p>
     <w:p>
@@ -817,18 +854,18 @@
         <w:spacing w:before="120" w:after="0"/>
         <w:jc w:val="center"/>
         <w:rPr>
-          <w:rFonts w:ascii="Consolas" w:eastAsia="Consolas" w:hAnsi="Consolas" w:cs="Consolas"/>
-          <w:b/>
-          <w:bCs/>
+          <w:rFonts w:ascii="Consolas" w:hAnsi="Consolas" w:eastAsia="Consolas" w:cs="Consolas"/>
+          <w:b w:val="1"/>
+          <w:bCs w:val="1"/>
           <w:sz w:val="28"/>
           <w:szCs w:val="28"/>
         </w:rPr>
       </w:pPr>
       <w:r>
         <w:rPr>
-          <w:rFonts w:ascii="Consolas" w:eastAsia="Consolas" w:hAnsi="Consolas" w:cs="Consolas"/>
-          <w:b/>
-          <w:bCs/>
+          <w:rFonts w:ascii="Consolas" w:hAnsi="Consolas" w:eastAsia="Consolas" w:cs="Consolas"/>
+          <w:b w:val="1"/>
+          <w:bCs w:val="1"/>
           <w:sz w:val="28"/>
           <w:szCs w:val="28"/>
         </w:rPr>
@@ -839,13 +876,13 @@
       </w:r>
       <w:r>
         <w:rPr>
-          <w:rFonts w:ascii="Consolas" w:eastAsia="Consolas" w:hAnsi="Consolas" w:cs="Consolas"/>
-          <w:b/>
-          <w:bCs/>
+          <w:rFonts w:ascii="Consolas" w:hAnsi="Consolas" w:eastAsia="Consolas" w:cs="Consolas"/>
+          <w:b w:val="1"/>
+          <w:bCs w:val="1"/>
           <w:sz w:val="28"/>
           <w:szCs w:val="28"/>
         </w:rPr>
-        <w:t>7</w:t>
+        <w:t>5</w:t>
       </w:r>
     </w:p>
     <w:p>
@@ -857,18 +894,18 @@
         <w:spacing w:before="120" w:after="0"/>
         <w:jc w:val="center"/>
         <w:rPr>
-          <w:rFonts w:ascii="Consolas" w:eastAsia="Consolas" w:hAnsi="Consolas" w:cs="Consolas"/>
-          <w:b/>
-          <w:bCs/>
+          <w:rFonts w:ascii="Consolas" w:hAnsi="Consolas" w:eastAsia="Consolas" w:cs="Consolas"/>
+          <w:b w:val="1"/>
+          <w:bCs w:val="1"/>
           <w:sz w:val="28"/>
           <w:szCs w:val="28"/>
         </w:rPr>
       </w:pPr>
       <w:r>
         <w:rPr>
-          <w:rFonts w:ascii="Consolas" w:eastAsia="Consolas" w:hAnsi="Consolas" w:cs="Consolas"/>
-          <w:b/>
-          <w:bCs/>
+          <w:rFonts w:ascii="Consolas" w:hAnsi="Consolas" w:eastAsia="Consolas" w:cs="Consolas"/>
+          <w:b w:val="1"/>
+          <w:bCs w:val="1"/>
           <w:sz w:val="28"/>
           <w:szCs w:val="28"/>
         </w:rPr>
@@ -879,13 +916,13 @@
       </w:r>
       <w:r>
         <w:rPr>
-          <w:rFonts w:ascii="Consolas" w:eastAsia="Consolas" w:hAnsi="Consolas" w:cs="Consolas"/>
-          <w:b/>
-          <w:bCs/>
+          <w:rFonts w:ascii="Consolas" w:hAnsi="Consolas" w:eastAsia="Consolas" w:cs="Consolas"/>
+          <w:b w:val="1"/>
+          <w:bCs w:val="1"/>
           <w:sz w:val="28"/>
           <w:szCs w:val="28"/>
         </w:rPr>
-        <w:t>8</w:t>
+        <w:t>6</w:t>
       </w:r>
     </w:p>
     <w:p>
@@ -897,7 +934,7 @@
         <w:spacing w:before="120" w:after="0"/>
         <w:jc w:val="center"/>
         <w:rPr>
-          <w:rFonts w:ascii="Consolas" w:eastAsia="Consolas" w:hAnsi="Consolas" w:cs="Consolas"/>
+          <w:rFonts w:ascii="Consolas" w:hAnsi="Consolas" w:eastAsia="Consolas" w:cs="Consolas"/>
           <w:b/>
           <w:bCs/>
           <w:sz w:val="28"/>
@@ -906,7 +943,7 @@
       </w:pPr>
       <w:r>
         <w:rPr>
-          <w:rFonts w:ascii="Consolas" w:eastAsia="Consolas" w:hAnsi="Consolas" w:cs="Consolas"/>
+          <w:rFonts w:ascii="Consolas" w:hAnsi="Consolas" w:eastAsia="Consolas" w:cs="Consolas"/>
           <w:b/>
           <w:bCs/>
           <w:sz w:val="28"/>
@@ -919,7 +956,7 @@
       </w:r>
       <w:r>
         <w:rPr>
-          <w:rFonts w:ascii="Consolas" w:eastAsia="Consolas" w:hAnsi="Consolas" w:cs="Consolas"/>
+          <w:rFonts w:ascii="Consolas" w:hAnsi="Consolas" w:eastAsia="Consolas" w:cs="Consolas"/>
           <w:b/>
           <w:bCs/>
           <w:sz w:val="28"/>
@@ -937,7 +974,7 @@
         <w:spacing w:before="120" w:after="0"/>
         <w:jc w:val="center"/>
         <w:rPr>
-          <w:rFonts w:ascii="Consolas" w:eastAsia="Consolas" w:hAnsi="Consolas" w:cs="Consolas"/>
+          <w:rFonts w:ascii="Consolas" w:hAnsi="Consolas" w:eastAsia="Consolas" w:cs="Consolas"/>
           <w:b/>
           <w:bCs/>
           <w:sz w:val="28"/>
@@ -946,7 +983,7 @@
       </w:pPr>
       <w:r>
         <w:rPr>
-          <w:rFonts w:ascii="Consolas" w:eastAsia="Consolas" w:hAnsi="Consolas" w:cs="Consolas"/>
+          <w:rFonts w:ascii="Consolas" w:hAnsi="Consolas" w:eastAsia="Consolas" w:cs="Consolas"/>
           <w:b/>
           <w:bCs/>
           <w:sz w:val="28"/>
@@ -959,7 +996,7 @@
       </w:r>
       <w:r>
         <w:rPr>
-          <w:rFonts w:ascii="Consolas" w:eastAsia="Consolas" w:hAnsi="Consolas" w:cs="Consolas"/>
+          <w:rFonts w:ascii="Consolas" w:hAnsi="Consolas" w:eastAsia="Consolas" w:cs="Consolas"/>
           <w:b/>
           <w:bCs/>
           <w:sz w:val="28"/>
@@ -977,14 +1014,14 @@
         <w:spacing w:before="120" w:after="0"/>
         <w:ind w:left="240"/>
         <w:rPr>
-          <w:rFonts w:ascii="Aptos Display" w:eastAsia="Aptos Display" w:hAnsi="Aptos Display" w:cs="Aptos Display"/>
-          <w:b/>
-          <w:bCs/>
-        </w:rPr>
-      </w:pPr>
-      <w:r>
-        <w:rPr>
-          <w:rFonts w:ascii="Aptos Display" w:eastAsia="Aptos Display" w:hAnsi="Aptos Display" w:cs="Aptos Display"/>
+          <w:rFonts w:ascii="Aptos Display" w:hAnsi="Aptos Display" w:eastAsia="Aptos Display" w:cs="Aptos Display"/>
+          <w:b/>
+          <w:bCs/>
+        </w:rPr>
+      </w:pPr>
+      <w:r>
+        <w:rPr>
+          <w:rFonts w:ascii="Aptos Display" w:hAnsi="Aptos Display" w:eastAsia="Aptos Display" w:cs="Aptos Display"/>
           <w:b/>
           <w:bCs/>
           <w:sz w:val="22"/>
@@ -997,7 +1034,7 @@
       </w:r>
       <w:r>
         <w:rPr>
-          <w:rFonts w:ascii="Aptos Display" w:eastAsia="Aptos Display" w:hAnsi="Aptos Display" w:cs="Aptos Display"/>
+          <w:rFonts w:ascii="Aptos Display" w:hAnsi="Aptos Display" w:eastAsia="Aptos Display" w:cs="Aptos Display"/>
           <w:b/>
           <w:bCs/>
           <w:sz w:val="22"/>
@@ -1015,14 +1052,14 @@
         <w:spacing w:before="120" w:after="0"/>
         <w:ind w:left="240"/>
         <w:rPr>
-          <w:rFonts w:ascii="Aptos Display" w:eastAsia="Aptos Display" w:hAnsi="Aptos Display" w:cs="Aptos Display"/>
-          <w:b/>
-          <w:bCs/>
-        </w:rPr>
-      </w:pPr>
-      <w:r>
-        <w:rPr>
-          <w:rFonts w:ascii="Aptos Display" w:eastAsia="Aptos Display" w:hAnsi="Aptos Display" w:cs="Aptos Display"/>
+          <w:rFonts w:ascii="Aptos Display" w:hAnsi="Aptos Display" w:eastAsia="Aptos Display" w:cs="Aptos Display"/>
+          <w:b/>
+          <w:bCs/>
+        </w:rPr>
+      </w:pPr>
+      <w:r>
+        <w:rPr>
+          <w:rFonts w:ascii="Aptos Display" w:hAnsi="Aptos Display" w:eastAsia="Aptos Display" w:cs="Aptos Display"/>
           <w:b/>
           <w:bCs/>
           <w:sz w:val="22"/>
@@ -1035,7 +1072,7 @@
       </w:r>
       <w:r>
         <w:rPr>
-          <w:rFonts w:ascii="Aptos Display" w:eastAsia="Aptos Display" w:hAnsi="Aptos Display" w:cs="Aptos Display"/>
+          <w:rFonts w:ascii="Aptos Display" w:hAnsi="Aptos Display" w:eastAsia="Aptos Display" w:cs="Aptos Display"/>
           <w:b/>
           <w:bCs/>
           <w:sz w:val="22"/>
@@ -1053,14 +1090,14 @@
         <w:spacing w:before="120" w:after="0"/>
         <w:ind w:left="240"/>
         <w:rPr>
-          <w:rFonts w:ascii="Aptos Display" w:eastAsia="Aptos Display" w:hAnsi="Aptos Display" w:cs="Aptos Display"/>
-          <w:b/>
-          <w:bCs/>
-        </w:rPr>
-      </w:pPr>
-      <w:r>
-        <w:rPr>
-          <w:rFonts w:ascii="Aptos Display" w:eastAsia="Aptos Display" w:hAnsi="Aptos Display" w:cs="Aptos Display"/>
+          <w:rFonts w:ascii="Aptos Display" w:hAnsi="Aptos Display" w:eastAsia="Aptos Display" w:cs="Aptos Display"/>
+          <w:b/>
+          <w:bCs/>
+        </w:rPr>
+      </w:pPr>
+      <w:r>
+        <w:rPr>
+          <w:rFonts w:ascii="Aptos Display" w:hAnsi="Aptos Display" w:eastAsia="Aptos Display" w:cs="Aptos Display"/>
           <w:b/>
           <w:bCs/>
           <w:sz w:val="22"/>
@@ -1073,7 +1110,7 @@
       </w:r>
       <w:r>
         <w:rPr>
-          <w:rFonts w:ascii="Aptos Display" w:eastAsia="Aptos Display" w:hAnsi="Aptos Display" w:cs="Aptos Display"/>
+          <w:rFonts w:ascii="Aptos Display" w:hAnsi="Aptos Display" w:eastAsia="Aptos Display" w:cs="Aptos Display"/>
           <w:b/>
           <w:bCs/>
           <w:sz w:val="22"/>
@@ -1091,33 +1128,45 @@
         <w:spacing w:before="120" w:after="0"/>
         <w:ind w:left="240"/>
         <w:rPr>
-          <w:rFonts w:ascii="Aptos Display" w:eastAsia="Aptos Display" w:hAnsi="Aptos Display" w:cs="Aptos Display"/>
-          <w:b/>
-          <w:bCs/>
-        </w:rPr>
-      </w:pPr>
-      <w:r>
-        <w:rPr>
-          <w:rFonts w:ascii="Aptos Display" w:eastAsia="Aptos Display" w:hAnsi="Aptos Display" w:cs="Aptos Display"/>
-          <w:b/>
-          <w:bCs/>
+          <w:rFonts w:ascii="Aptos Display" w:hAnsi="Aptos Display" w:eastAsia="Aptos Display" w:cs="Aptos Display"/>
+          <w:b w:val="1"/>
+          <w:bCs w:val="1"/>
           <w:sz w:val="22"/>
           <w:szCs w:val="22"/>
         </w:rPr>
-        <w:t>6.4 Limites e Exclusões</w:t>
-      </w:r>
-      <w:r>
-        <w:tab/>
-      </w:r>
-      <w:r>
-        <w:rPr>
-          <w:rFonts w:ascii="Aptos Display" w:eastAsia="Aptos Display" w:hAnsi="Aptos Display" w:cs="Aptos Display"/>
-          <w:b/>
-          <w:bCs/>
+      </w:pPr>
+      <w:r>
+        <w:rPr>
+          <w:rFonts w:ascii="Aptos Display" w:hAnsi="Aptos Display" w:eastAsia="Aptos Display" w:cs="Aptos Display"/>
+          <w:b w:val="1"/>
+          <w:bCs w:val="1"/>
           <w:sz w:val="22"/>
           <w:szCs w:val="22"/>
         </w:rPr>
-        <w:t>12</w:t>
+        <w:t>6.4 Limites e Exclusões</w:t>
+      </w:r>
+      <w:r>
+        <w:tab/>
+      </w:r>
+      <w:r>
+        <w:rPr>
+          <w:rFonts w:ascii="Aptos Display" w:hAnsi="Aptos Display" w:eastAsia="Aptos Display" w:cs="Aptos Display"/>
+          <w:b w:val="1"/>
+          <w:bCs w:val="1"/>
+          <w:sz w:val="22"/>
+          <w:szCs w:val="22"/>
+        </w:rPr>
+        <w:t>1</w:t>
+      </w:r>
+      <w:r>
+        <w:rPr>
+          <w:rFonts w:ascii="Aptos Display" w:hAnsi="Aptos Display" w:eastAsia="Aptos Display" w:cs="Aptos Display"/>
+          <w:b w:val="1"/>
+          <w:bCs w:val="1"/>
+          <w:sz w:val="22"/>
+          <w:szCs w:val="22"/>
+        </w:rPr>
+        <w:t>0</w:t>
       </w:r>
     </w:p>
     <w:p>
@@ -1129,18 +1178,18 @@
         <w:spacing w:before="120" w:after="0"/>
         <w:ind w:left="240"/>
         <w:rPr>
-          <w:rFonts w:ascii="Aptos Display" w:eastAsia="Aptos Display" w:hAnsi="Aptos Display" w:cs="Aptos Display"/>
-          <w:b/>
-          <w:bCs/>
+          <w:rFonts w:ascii="Aptos Display" w:hAnsi="Aptos Display" w:eastAsia="Aptos Display" w:cs="Aptos Display"/>
+          <w:b w:val="1"/>
+          <w:bCs w:val="1"/>
           <w:sz w:val="28"/>
           <w:szCs w:val="28"/>
         </w:rPr>
       </w:pPr>
       <w:r>
         <w:rPr>
-          <w:rFonts w:ascii="Aptos Display" w:eastAsia="Aptos Display" w:hAnsi="Aptos Display" w:cs="Aptos Display"/>
-          <w:b/>
-          <w:bCs/>
+          <w:rFonts w:ascii="Aptos Display" w:hAnsi="Aptos Display" w:eastAsia="Aptos Display" w:cs="Aptos Display"/>
+          <w:b w:val="1"/>
+          <w:bCs w:val="1"/>
           <w:sz w:val="22"/>
           <w:szCs w:val="22"/>
         </w:rPr>
@@ -1151,11 +1200,19 @@
       </w:r>
       <w:r>
         <w:rPr>
-          <w:rFonts w:ascii="Aptos Display" w:eastAsia="Aptos Display" w:hAnsi="Aptos Display" w:cs="Aptos Display"/>
-          <w:b/>
-          <w:bCs/>
-        </w:rPr>
-        <w:t>13</w:t>
+          <w:rFonts w:ascii="Aptos Display" w:hAnsi="Aptos Display" w:eastAsia="Aptos Display" w:cs="Aptos Display"/>
+          <w:b w:val="1"/>
+          <w:bCs w:val="1"/>
+        </w:rPr>
+        <w:t>1</w:t>
+      </w:r>
+      <w:r>
+        <w:rPr>
+          <w:rFonts w:ascii="Aptos Display" w:hAnsi="Aptos Display" w:eastAsia="Aptos Display" w:cs="Aptos Display"/>
+          <w:b w:val="1"/>
+          <w:bCs w:val="1"/>
+        </w:rPr>
+        <w:t>1</w:t>
       </w:r>
     </w:p>
     <w:p>
@@ -1167,18 +1224,18 @@
         <w:spacing w:before="120" w:after="0"/>
         <w:jc w:val="center"/>
         <w:rPr>
-          <w:rFonts w:ascii="Consolas" w:eastAsia="Consolas" w:hAnsi="Consolas" w:cs="Consolas"/>
-          <w:b/>
-          <w:bCs/>
+          <w:rFonts w:ascii="Consolas" w:hAnsi="Consolas" w:eastAsia="Consolas" w:cs="Consolas"/>
+          <w:b w:val="1"/>
+          <w:bCs w:val="1"/>
           <w:sz w:val="28"/>
           <w:szCs w:val="28"/>
         </w:rPr>
       </w:pPr>
       <w:r>
         <w:rPr>
-          <w:rFonts w:ascii="Consolas" w:eastAsia="Consolas" w:hAnsi="Consolas" w:cs="Consolas"/>
-          <w:b/>
-          <w:bCs/>
+          <w:rFonts w:ascii="Consolas" w:hAnsi="Consolas" w:eastAsia="Consolas" w:cs="Consolas"/>
+          <w:b w:val="1"/>
+          <w:bCs w:val="1"/>
           <w:sz w:val="28"/>
           <w:szCs w:val="28"/>
         </w:rPr>
@@ -1189,13 +1246,23 @@
       </w:r>
       <w:r>
         <w:rPr>
-          <w:rFonts w:ascii="Consolas" w:eastAsia="Consolas" w:hAnsi="Consolas" w:cs="Consolas"/>
-          <w:b/>
-          <w:bCs/>
+          <w:rFonts w:ascii="Consolas" w:hAnsi="Consolas" w:eastAsia="Consolas" w:cs="Consolas"/>
+          <w:b w:val="1"/>
+          <w:bCs w:val="1"/>
           <w:sz w:val="28"/>
           <w:szCs w:val="28"/>
         </w:rPr>
-        <w:t>15</w:t>
+        <w:t>1</w:t>
+      </w:r>
+      <w:r>
+        <w:rPr>
+          <w:rFonts w:ascii="Consolas" w:hAnsi="Consolas" w:eastAsia="Consolas" w:cs="Consolas"/>
+          <w:b w:val="1"/>
+          <w:bCs w:val="1"/>
+          <w:sz w:val="28"/>
+          <w:szCs w:val="28"/>
+        </w:rPr>
+        <w:t>2</w:t>
       </w:r>
     </w:p>
     <w:p>
@@ -1207,18 +1274,18 @@
         <w:spacing w:before="120" w:after="0"/>
         <w:jc w:val="center"/>
         <w:rPr>
-          <w:rFonts w:ascii="Consolas" w:eastAsia="Consolas" w:hAnsi="Consolas" w:cs="Consolas"/>
-          <w:b/>
-          <w:bCs/>
+          <w:rFonts w:ascii="Consolas" w:hAnsi="Consolas" w:eastAsia="Consolas" w:cs="Consolas"/>
+          <w:b w:val="1"/>
+          <w:bCs w:val="1"/>
           <w:sz w:val="28"/>
           <w:szCs w:val="28"/>
         </w:rPr>
       </w:pPr>
       <w:r>
         <w:rPr>
-          <w:rFonts w:ascii="Consolas" w:eastAsia="Consolas" w:hAnsi="Consolas" w:cs="Consolas"/>
-          <w:b/>
-          <w:bCs/>
+          <w:rFonts w:ascii="Consolas" w:hAnsi="Consolas" w:eastAsia="Consolas" w:cs="Consolas"/>
+          <w:b w:val="1"/>
+          <w:bCs w:val="1"/>
           <w:sz w:val="28"/>
           <w:szCs w:val="28"/>
         </w:rPr>
@@ -1229,13 +1296,283 @@
       </w:r>
       <w:r>
         <w:rPr>
-          <w:rFonts w:ascii="Consolas" w:eastAsia="Consolas" w:hAnsi="Consolas" w:cs="Consolas"/>
-          <w:b/>
-          <w:bCs/>
+          <w:rFonts w:ascii="Consolas" w:hAnsi="Consolas" w:eastAsia="Consolas" w:cs="Consolas"/>
+          <w:b w:val="1"/>
+          <w:bCs w:val="1"/>
           <w:sz w:val="28"/>
           <w:szCs w:val="28"/>
         </w:rPr>
+        <w:t>1</w:t>
+      </w:r>
+      <w:r>
+        <w:rPr>
+          <w:rFonts w:ascii="Consolas" w:hAnsi="Consolas" w:eastAsia="Consolas" w:cs="Consolas"/>
+          <w:b w:val="1"/>
+          <w:bCs w:val="1"/>
+          <w:sz w:val="28"/>
+          <w:szCs w:val="28"/>
+        </w:rPr>
+        <w:t>3</w:t>
+      </w:r>
+    </w:p>
+    <w:p>
+      <w:pPr>
+        <w:pStyle w:val="Normal"/>
+        <w:tabs>
+          <w:tab w:val="right" w:leader="underscore" w:pos="9628"/>
+        </w:tabs>
+        <w:spacing w:before="120" w:after="0"/>
+        <w:jc w:val="center"/>
+        <w:rPr>
+          <w:rFonts w:ascii="Consolas" w:hAnsi="Consolas" w:eastAsia="Consolas" w:cs="Consolas"/>
+          <w:b w:val="1"/>
+          <w:bCs w:val="1"/>
+          <w:sz w:val="28"/>
+          <w:szCs w:val="28"/>
+        </w:rPr>
+      </w:pPr>
+      <w:r>
+        <w:rPr>
+          <w:rFonts w:ascii="Consolas" w:hAnsi="Consolas" w:eastAsia="Consolas" w:cs="Consolas"/>
+          <w:b w:val="1"/>
+          <w:bCs w:val="1"/>
+          <w:sz w:val="28"/>
+          <w:szCs w:val="28"/>
+        </w:rPr>
+        <w:t>7</w:t>
+      </w:r>
+      <w:r>
+        <w:rPr>
+          <w:rFonts w:ascii="Consolas" w:hAnsi="Consolas" w:eastAsia="Consolas" w:cs="Consolas"/>
+          <w:b w:val="1"/>
+          <w:bCs w:val="1"/>
+          <w:sz w:val="28"/>
+          <w:szCs w:val="28"/>
+        </w:rPr>
+        <w:t>.</w:t>
+      </w:r>
+      <w:r>
+        <w:rPr>
+          <w:rFonts w:ascii="Consolas" w:hAnsi="Consolas" w:eastAsia="Consolas" w:cs="Consolas"/>
+          <w:b w:val="1"/>
+          <w:bCs w:val="1"/>
+          <w:sz w:val="28"/>
+          <w:szCs w:val="28"/>
+        </w:rPr>
+        <w:t xml:space="preserve"> </w:t>
+      </w:r>
+      <w:r>
+        <w:rPr>
+          <w:rFonts w:ascii="Consolas" w:hAnsi="Consolas" w:eastAsia="Consolas" w:cs="Consolas"/>
+          <w:b w:val="1"/>
+          <w:bCs w:val="1"/>
+          <w:sz w:val="28"/>
+          <w:szCs w:val="28"/>
+        </w:rPr>
+        <w:t>O</w:t>
+      </w:r>
+      <w:r>
+        <w:rPr>
+          <w:rFonts w:ascii="Consolas" w:hAnsi="Consolas" w:eastAsia="Consolas" w:cs="Consolas"/>
+          <w:b w:val="1"/>
+          <w:bCs w:val="1"/>
+          <w:sz w:val="28"/>
+          <w:szCs w:val="28"/>
+        </w:rPr>
+        <w:t>DS</w:t>
+      </w:r>
+      <w:r>
+        <w:rPr>
+          <w:rFonts w:ascii="Consolas" w:hAnsi="Consolas" w:eastAsia="Consolas" w:cs="Consolas"/>
+          <w:b w:val="1"/>
+          <w:bCs w:val="1"/>
+          <w:sz w:val="28"/>
+          <w:szCs w:val="28"/>
+        </w:rPr>
+        <w:t xml:space="preserve"> Atingida do projeto </w:t>
+      </w:r>
+      <w:r>
+        <w:tab/>
+      </w:r>
+      <w:r>
+        <w:rPr>
+          <w:rFonts w:ascii="Consolas" w:hAnsi="Consolas" w:eastAsia="Consolas" w:cs="Consolas"/>
+          <w:b w:val="1"/>
+          <w:bCs w:val="1"/>
+          <w:sz w:val="28"/>
+          <w:szCs w:val="28"/>
+        </w:rPr>
+        <w:t>1</w:t>
+      </w:r>
+      <w:r>
+        <w:rPr>
+          <w:rFonts w:ascii="Consolas" w:hAnsi="Consolas" w:eastAsia="Consolas" w:cs="Consolas"/>
+          <w:b w:val="1"/>
+          <w:bCs w:val="1"/>
+          <w:sz w:val="28"/>
+          <w:szCs w:val="28"/>
+        </w:rPr>
+        <w:t>4</w:t>
+      </w:r>
+    </w:p>
+    <w:p>
+      <w:pPr>
+        <w:pStyle w:val="Normal"/>
+        <w:tabs>
+          <w:tab w:val="right" w:leader="underscore" w:pos="9628"/>
+        </w:tabs>
+        <w:spacing w:before="120" w:after="0"/>
+        <w:jc w:val="center"/>
+        <w:rPr>
+          <w:rFonts w:ascii="Consolas" w:hAnsi="Consolas" w:eastAsia="Consolas" w:cs="Consolas"/>
+          <w:b w:val="1"/>
+          <w:bCs w:val="1"/>
+          <w:sz w:val="28"/>
+          <w:szCs w:val="28"/>
+        </w:rPr>
+      </w:pPr>
+      <w:r>
+        <w:rPr>
+          <w:rFonts w:ascii="Consolas" w:hAnsi="Consolas" w:eastAsia="Consolas" w:cs="Consolas"/>
+          <w:b w:val="1"/>
+          <w:bCs w:val="1"/>
+          <w:sz w:val="28"/>
+          <w:szCs w:val="28"/>
+        </w:rPr>
+        <w:t xml:space="preserve">8. </w:t>
+      </w:r>
+      <w:r>
+        <w:rPr>
+          <w:rFonts w:ascii="Consolas" w:hAnsi="Consolas" w:eastAsia="Consolas" w:cs="Consolas"/>
+          <w:b w:val="1"/>
+          <w:bCs w:val="1"/>
+          <w:sz w:val="28"/>
+          <w:szCs w:val="28"/>
+        </w:rPr>
+        <w:t xml:space="preserve">Diagrama de negócio </w:t>
+      </w:r>
+      <w:r>
+        <w:rPr>
+          <w:rFonts w:ascii="Consolas" w:hAnsi="Consolas" w:eastAsia="Consolas" w:cs="Consolas"/>
+          <w:b w:val="1"/>
+          <w:bCs w:val="1"/>
+          <w:sz w:val="28"/>
+          <w:szCs w:val="28"/>
+        </w:rPr>
+        <w:t xml:space="preserve"> </w:t>
+      </w:r>
+      <w:r>
+        <w:tab/>
+      </w:r>
+      <w:r>
+        <w:rPr>
+          <w:rFonts w:ascii="Consolas" w:hAnsi="Consolas" w:eastAsia="Consolas" w:cs="Consolas"/>
+          <w:b w:val="1"/>
+          <w:bCs w:val="1"/>
+          <w:sz w:val="28"/>
+          <w:szCs w:val="28"/>
+        </w:rPr>
         <w:t>15</w:t>
+      </w:r>
+    </w:p>
+    <w:p>
+      <w:pPr>
+        <w:pStyle w:val="Normal"/>
+        <w:tabs>
+          <w:tab w:val="right" w:leader="underscore" w:pos="9628"/>
+        </w:tabs>
+        <w:spacing w:before="120" w:after="0"/>
+        <w:jc w:val="center"/>
+        <w:rPr>
+          <w:rFonts w:ascii="Consolas" w:hAnsi="Consolas" w:eastAsia="Consolas" w:cs="Consolas"/>
+          <w:b w:val="1"/>
+          <w:bCs w:val="1"/>
+          <w:sz w:val="28"/>
+          <w:szCs w:val="28"/>
+        </w:rPr>
+      </w:pPr>
+      <w:r>
+        <w:rPr>
+          <w:rFonts w:ascii="Consolas" w:hAnsi="Consolas" w:eastAsia="Consolas" w:cs="Consolas"/>
+          <w:b w:val="1"/>
+          <w:bCs w:val="1"/>
+          <w:sz w:val="28"/>
+          <w:szCs w:val="28"/>
+        </w:rPr>
+        <w:t xml:space="preserve">9. Diagrama de solução </w:t>
+      </w:r>
+      <w:r>
+        <w:tab/>
+      </w:r>
+      <w:r>
+        <w:rPr>
+          <w:rFonts w:ascii="Consolas" w:hAnsi="Consolas" w:eastAsia="Consolas" w:cs="Consolas"/>
+          <w:b w:val="1"/>
+          <w:bCs w:val="1"/>
+          <w:sz w:val="28"/>
+          <w:szCs w:val="28"/>
+        </w:rPr>
+        <w:t>1</w:t>
+      </w:r>
+      <w:r>
+        <w:rPr>
+          <w:rFonts w:ascii="Consolas" w:hAnsi="Consolas" w:eastAsia="Consolas" w:cs="Consolas"/>
+          <w:b w:val="1"/>
+          <w:bCs w:val="1"/>
+          <w:sz w:val="28"/>
+          <w:szCs w:val="28"/>
+        </w:rPr>
+        <w:t>6</w:t>
+      </w:r>
+    </w:p>
+    <w:p>
+      <w:pPr>
+        <w:pStyle w:val="Normal"/>
+        <w:tabs>
+          <w:tab w:val="right" w:leader="underscore" w:pos="9628"/>
+        </w:tabs>
+        <w:spacing w:before="120" w:after="0"/>
+        <w:jc w:val="center"/>
+        <w:rPr>
+          <w:rFonts w:ascii="Consolas" w:hAnsi="Consolas" w:eastAsia="Consolas" w:cs="Consolas"/>
+          <w:b w:val="1"/>
+          <w:bCs w:val="1"/>
+          <w:sz w:val="28"/>
+          <w:szCs w:val="28"/>
+        </w:rPr>
+      </w:pPr>
+      <w:r>
+        <w:rPr>
+          <w:rFonts w:ascii="Consolas" w:hAnsi="Consolas" w:eastAsia="Consolas" w:cs="Consolas"/>
+          <w:b w:val="1"/>
+          <w:bCs w:val="1"/>
+          <w:sz w:val="28"/>
+          <w:szCs w:val="28"/>
+        </w:rPr>
+        <w:t>10. Backlog</w:t>
+      </w:r>
+      <w:r>
+        <w:tab/>
+      </w:r>
+      <w:r>
+        <w:rPr>
+          <w:rFonts w:ascii="Consolas" w:hAnsi="Consolas" w:eastAsia="Consolas" w:cs="Consolas"/>
+          <w:b w:val="1"/>
+          <w:bCs w:val="1"/>
+          <w:sz w:val="28"/>
+          <w:szCs w:val="28"/>
+        </w:rPr>
+        <w:t>1</w:t>
+      </w:r>
+      <w:r>
+        <w:rPr>
+          <w:rFonts w:ascii="Consolas" w:hAnsi="Consolas" w:eastAsia="Consolas" w:cs="Consolas"/>
+          <w:b w:val="1"/>
+          <w:bCs w:val="1"/>
+          <w:sz w:val="28"/>
+          <w:szCs w:val="28"/>
+        </w:rPr>
+        <w:t>7</w:t>
       </w:r>
     </w:p>
     <w:p>
@@ -1247,72 +1584,83 @@
         <w:spacing w:before="120" w:after="0"/>
         <w:jc w:val="center"/>
         <w:rPr>
-          <w:rFonts w:ascii="Consolas" w:eastAsia="Consolas" w:hAnsi="Consolas" w:cs="Consolas"/>
-          <w:b/>
-          <w:bCs/>
+          <w:rFonts w:ascii="Consolas" w:hAnsi="Consolas" w:eastAsia="Consolas" w:cs="Consolas"/>
+          <w:b w:val="1"/>
+          <w:bCs w:val="1"/>
           <w:sz w:val="28"/>
           <w:szCs w:val="28"/>
         </w:rPr>
       </w:pPr>
       <w:r>
         <w:rPr>
-          <w:rFonts w:ascii="Consolas" w:eastAsia="Consolas" w:hAnsi="Consolas" w:cs="Consolas"/>
-          <w:b/>
-          <w:bCs/>
+          <w:rFonts w:ascii="Consolas" w:hAnsi="Consolas" w:eastAsia="Consolas" w:cs="Consolas"/>
+          <w:b w:val="1"/>
+          <w:bCs w:val="1"/>
           <w:sz w:val="28"/>
           <w:szCs w:val="28"/>
         </w:rPr>
-        <w:t>7 Bibliografia</w:t>
-      </w:r>
-      <w:r>
-        <w:tab/>
-      </w:r>
-      <w:r>
-        <w:rPr>
-          <w:rFonts w:ascii="Consolas" w:eastAsia="Consolas" w:hAnsi="Consolas" w:cs="Consolas"/>
-          <w:b/>
-          <w:bCs/>
+        <w:t>11</w:t>
+      </w:r>
+      <w:r>
+        <w:rPr>
+          <w:rFonts w:ascii="Consolas" w:hAnsi="Consolas" w:eastAsia="Consolas" w:cs="Consolas"/>
+          <w:b w:val="1"/>
+          <w:bCs w:val="1"/>
           <w:sz w:val="28"/>
           <w:szCs w:val="28"/>
         </w:rPr>
-        <w:t>16</w:t>
+        <w:t xml:space="preserve"> Bibliografia</w:t>
+      </w:r>
+      <w:r>
+        <w:tab/>
+      </w:r>
+      <w:r>
+        <w:rPr>
+          <w:rFonts w:ascii="Consolas" w:hAnsi="Consolas" w:eastAsia="Consolas" w:cs="Consolas"/>
+          <w:b w:val="1"/>
+          <w:bCs w:val="1"/>
+          <w:sz w:val="28"/>
+          <w:szCs w:val="28"/>
+        </w:rPr>
+        <w:t>1</w:t>
+      </w:r>
+      <w:r>
+        <w:rPr>
+          <w:rFonts w:ascii="Consolas" w:hAnsi="Consolas" w:eastAsia="Consolas" w:cs="Consolas"/>
+          <w:b w:val="1"/>
+          <w:bCs w:val="1"/>
+          <w:sz w:val="28"/>
+          <w:szCs w:val="28"/>
+        </w:rPr>
+        <w:t>7</w:t>
       </w:r>
     </w:p>
     <w:p>
       <w:pPr>
         <w:jc w:val="center"/>
         <w:rPr>
-          <w:rFonts w:ascii="Consolas" w:eastAsia="Consolas" w:hAnsi="Consolas" w:cs="Consolas"/>
-          <w:color w:val="000000" w:themeColor="text1"/>
-          <w:sz w:val="40"/>
-          <w:szCs w:val="40"/>
-        </w:rPr>
-      </w:pPr>
-      <w:r>
-        <w:rPr>
-          <w:rFonts w:ascii="Aptos" w:eastAsia="Aptos" w:hAnsi="Aptos" w:cs="Aptos"/>
-        </w:rPr>
-        <w:t>￼</w:t>
-      </w:r>
-    </w:p>
-    <w:p>
-      <w:pPr>
-        <w:rPr>
-          <w:rFonts w:ascii="Aptos" w:eastAsia="Aptos" w:hAnsi="Aptos" w:cs="Aptos"/>
-        </w:rPr>
-      </w:pPr>
-    </w:p>
-    <w:p>
-      <w:pPr>
-        <w:rPr>
-          <w:rFonts w:ascii="Aptos" w:eastAsia="Aptos" w:hAnsi="Aptos" w:cs="Aptos"/>
-        </w:rPr>
-      </w:pPr>
-    </w:p>
-    <w:p>
-      <w:pPr>
-        <w:rPr>
-          <w:rFonts w:ascii="Aptos" w:eastAsia="Aptos" w:hAnsi="Aptos" w:cs="Aptos"/>
+          <w:rFonts w:ascii="Aptos" w:hAnsi="Aptos" w:eastAsia="Aptos" w:cs="Aptos"/>
+        </w:rPr>
+      </w:pPr>
+    </w:p>
+    <w:p>
+      <w:pPr>
+        <w:rPr>
+          <w:rFonts w:ascii="Aptos" w:hAnsi="Aptos" w:eastAsia="Aptos" w:cs="Aptos"/>
+        </w:rPr>
+      </w:pPr>
+    </w:p>
+    <w:p>
+      <w:pPr>
+        <w:rPr>
+          <w:rFonts w:ascii="Aptos" w:hAnsi="Aptos" w:eastAsia="Aptos" w:cs="Aptos"/>
+        </w:rPr>
+      </w:pPr>
+    </w:p>
+    <w:p>
+      <w:pPr>
+        <w:rPr>
+          <w:rFonts w:ascii="Aptos" w:hAnsi="Aptos" w:eastAsia="Aptos" w:cs="Aptos"/>
         </w:rPr>
       </w:pPr>
     </w:p>
@@ -1322,7 +1670,7 @@
         <w:keepLines/>
         <w:spacing w:before="360" w:after="80"/>
         <w:rPr>
-          <w:rFonts w:ascii="Consolas" w:eastAsia="Consolas" w:hAnsi="Consolas" w:cs="Consolas"/>
+          <w:rFonts w:ascii="Consolas" w:hAnsi="Consolas" w:eastAsia="Consolas" w:cs="Consolas"/>
           <w:b/>
           <w:bCs/>
           <w:color w:val="000000" w:themeColor="text1"/>
@@ -1335,7 +1683,7 @@
       </w:r>
       <w:r>
         <w:rPr>
-          <w:rFonts w:ascii="Consolas" w:eastAsia="Consolas" w:hAnsi="Consolas" w:cs="Consolas"/>
+          <w:rFonts w:ascii="Consolas" w:hAnsi="Consolas" w:eastAsia="Consolas" w:cs="Consolas"/>
           <w:b/>
           <w:bCs/>
           <w:color w:val="000000" w:themeColor="text1"/>
@@ -1456,27 +1804,25 @@
       </w:r>
     </w:p>
     <w:p>
-      <w:r>
-        <w:rPr>
-          <w:rFonts w:eastAsiaTheme="minorEastAsia"/>
-        </w:rPr>
-        <w:lastRenderedPageBreak/>
-        <w:t>.</w:t>
-      </w:r>
+      <w:pPr>
+        <w:rPr>
+          <w:rFonts w:eastAsia="游明朝" w:eastAsiaTheme="minorEastAsia"/>
+        </w:rPr>
+      </w:pPr>
     </w:p>
     <w:p>
       <w:pPr>
         <w:pStyle w:val="Ttulo1"/>
         <w:rPr>
-          <w:rFonts w:ascii="Consolas" w:eastAsia="Consolas" w:hAnsi="Consolas" w:cs="Consolas"/>
-          <w:b/>
-          <w:bCs/>
-          <w:color w:val="000000" w:themeColor="text1"/>
-        </w:rPr>
-      </w:pPr>
-      <w:r>
-        <w:rPr>
-          <w:rFonts w:ascii="Consolas" w:eastAsia="Consolas" w:hAnsi="Consolas" w:cs="Consolas"/>
+          <w:rFonts w:ascii="Consolas" w:hAnsi="Consolas" w:eastAsia="Consolas" w:cs="Consolas"/>
+          <w:b/>
+          <w:bCs/>
+          <w:color w:val="000000" w:themeColor="text1"/>
+        </w:rPr>
+      </w:pPr>
+      <w:r>
+        <w:rPr>
+          <w:rFonts w:ascii="Consolas" w:hAnsi="Consolas" w:eastAsia="Consolas" w:cs="Consolas"/>
           <w:b/>
           <w:bCs/>
           <w:color w:val="000000" w:themeColor="text1"/>
@@ -1499,13 +1845,13 @@
       </w:pPr>
       <w:r>
         <w:rPr>
-          <w:rFonts w:ascii="Aptos Display" w:eastAsia="Aptos Display" w:hAnsi="Aptos Display" w:cs="Aptos Display"/>
+          <w:rFonts w:ascii="Aptos Display" w:hAnsi="Aptos Display" w:eastAsia="Aptos Display" w:cs="Aptos Display"/>
         </w:rPr>
         <w:t xml:space="preserve">Desenvolver um site informativo e interativo sobre a obra </w:t>
       </w:r>
       <w:r>
         <w:rPr>
-          <w:rFonts w:ascii="Aptos Display" w:eastAsia="Aptos Display" w:hAnsi="Aptos Display" w:cs="Aptos Display"/>
+          <w:rFonts w:ascii="Aptos Display" w:hAnsi="Aptos Display" w:eastAsia="Aptos Display" w:cs="Aptos Display"/>
           <w:i/>
           <w:iCs/>
         </w:rPr>
@@ -1513,7 +1859,7 @@
       </w:r>
       <w:r>
         <w:rPr>
-          <w:rFonts w:ascii="Aptos Display" w:eastAsia="Aptos Display" w:hAnsi="Aptos Display" w:cs="Aptos Display"/>
+          <w:rFonts w:ascii="Aptos Display" w:hAnsi="Aptos Display" w:eastAsia="Aptos Display" w:cs="Aptos Display"/>
         </w:rPr>
         <w:t>, com formulários de login e cadastro, apresentando sua história, personagens, temas filosóficos e impacto emocional nos fãs, mostrando que um simples desenho como esse pode impactar pessoas. Utilizando HTML, CSS, JavaScript, Node.js e banco de dados.</w:t>
       </w:r>
@@ -1521,7 +1867,7 @@
     <w:p>
       <w:pPr>
         <w:rPr>
-          <w:rFonts w:ascii="Aptos" w:eastAsia="Aptos" w:hAnsi="Aptos" w:cs="Aptos"/>
+          <w:rFonts w:ascii="Aptos" w:hAnsi="Aptos" w:eastAsia="Aptos" w:cs="Aptos"/>
           <w:color w:val="0D0D0D" w:themeColor="text1" w:themeTint="F2"/>
           <w:sz w:val="26"/>
           <w:szCs w:val="26"/>
@@ -1532,15 +1878,15 @@
       <w:pPr>
         <w:pStyle w:val="Ttulo1"/>
         <w:rPr>
-          <w:rFonts w:ascii="Consolas" w:eastAsia="Consolas" w:hAnsi="Consolas" w:cs="Consolas"/>
-          <w:b/>
-          <w:bCs/>
-          <w:color w:val="000000" w:themeColor="text1"/>
-        </w:rPr>
-      </w:pPr>
-      <w:r>
-        <w:rPr>
-          <w:rFonts w:ascii="Consolas" w:eastAsia="Consolas" w:hAnsi="Consolas" w:cs="Consolas"/>
+          <w:rFonts w:ascii="Consolas" w:hAnsi="Consolas" w:eastAsia="Consolas" w:cs="Consolas"/>
+          <w:b/>
+          <w:bCs/>
+          <w:color w:val="000000" w:themeColor="text1"/>
+        </w:rPr>
+      </w:pPr>
+      <w:r>
+        <w:rPr>
+          <w:rFonts w:ascii="Consolas" w:hAnsi="Consolas" w:eastAsia="Consolas" w:cs="Consolas"/>
           <w:b/>
           <w:bCs/>
           <w:color w:val="000000" w:themeColor="text1"/>
@@ -1613,7 +1959,7 @@
     <w:p>
       <w:pPr>
         <w:rPr>
-          <w:rFonts w:ascii="Aptos" w:eastAsia="Aptos" w:hAnsi="Aptos" w:cs="Aptos"/>
+          <w:rFonts w:ascii="Aptos" w:hAnsi="Aptos" w:eastAsia="Aptos" w:cs="Aptos"/>
         </w:rPr>
       </w:pPr>
     </w:p>
@@ -1621,15 +1967,15 @@
       <w:pPr>
         <w:pStyle w:val="Ttulo1"/>
         <w:rPr>
-          <w:rFonts w:ascii="Consolas" w:eastAsia="Consolas" w:hAnsi="Consolas" w:cs="Consolas"/>
-          <w:b/>
-          <w:bCs/>
-          <w:color w:val="000000" w:themeColor="text1"/>
-        </w:rPr>
-      </w:pPr>
-      <w:r>
-        <w:rPr>
-          <w:rFonts w:ascii="Consolas" w:eastAsia="Consolas" w:hAnsi="Consolas" w:cs="Consolas"/>
+          <w:rFonts w:ascii="Consolas" w:hAnsi="Consolas" w:eastAsia="Consolas" w:cs="Consolas"/>
+          <w:b/>
+          <w:bCs/>
+          <w:color w:val="000000" w:themeColor="text1"/>
+        </w:rPr>
+      </w:pPr>
+      <w:r>
+        <w:rPr>
+          <w:rFonts w:ascii="Consolas" w:hAnsi="Consolas" w:eastAsia="Consolas" w:cs="Consolas"/>
           <w:b/>
           <w:bCs/>
           <w:color w:val="000000" w:themeColor="text1"/>
@@ -1716,7 +2062,7 @@
         <w:pStyle w:val="PargrafodaLista"/>
         <w:spacing w:before="100" w:beforeAutospacing="1" w:after="100" w:afterAutospacing="1" w:line="240" w:lineRule="auto"/>
         <w:rPr>
-          <w:rFonts w:ascii="Times New Roman" w:eastAsia="Times New Roman" w:hAnsi="Times New Roman" w:cs="Times New Roman"/>
+          <w:rFonts w:ascii="Times New Roman" w:hAnsi="Times New Roman" w:eastAsia="Times New Roman" w:cs="Times New Roman"/>
           <w:kern w:val="0"/>
           <w:lang w:eastAsia="pt-BR"/>
           <w14:ligatures w14:val="none"/>
@@ -1724,12 +2070,32 @@
       </w:pPr>
       <w:r>
         <w:rPr>
-          <w:rFonts w:ascii="Times New Roman" w:eastAsia="Times New Roman" w:hAnsi="Times New Roman" w:cs="Times New Roman"/>
+          <w:rFonts w:ascii="Times New Roman" w:hAnsi="Times New Roman" w:eastAsia="Times New Roman" w:cs="Times New Roman"/>
           <w:kern w:val="0"/>
           <w:lang w:eastAsia="pt-BR"/>
           <w14:ligatures w14:val="none"/>
         </w:rPr>
-        <w:t>A página inicial foi desenvolvida com um visual imersivo inspirado em Vinland Saga utilizando um banner principal com frases marcantes da obra para gerar impacto visual e transmitir a mensagem de paz, reflexão e superação presente na história</w:t>
+        <w:t xml:space="preserve">A página inicial foi desenvolvida com um visual imersivo inspirado em </w:t>
+      </w:r>
+      <w:proofErr w:type="spellStart"/>
+      <w:r>
+        <w:rPr>
+          <w:rFonts w:ascii="Times New Roman" w:hAnsi="Times New Roman" w:eastAsia="Times New Roman" w:cs="Times New Roman"/>
+          <w:kern w:val="0"/>
+          <w:lang w:eastAsia="pt-BR"/>
+          <w14:ligatures w14:val="none"/>
+        </w:rPr>
+        <w:t>Vinland</w:t>
+      </w:r>
+      <w:proofErr w:type="spellEnd"/>
+      <w:r>
+        <w:rPr>
+          <w:rFonts w:ascii="Times New Roman" w:hAnsi="Times New Roman" w:eastAsia="Times New Roman" w:cs="Times New Roman"/>
+          <w:kern w:val="0"/>
+          <w:lang w:eastAsia="pt-BR"/>
+          <w14:ligatures w14:val="none"/>
+        </w:rPr>
+        <w:t xml:space="preserve"> Saga utilizando um banner principal com frases marcantes da obra para gerar impacto visual e transmitir a mensagem de paz, reflexão e superação presente na história</w:t>
       </w:r>
     </w:p>
     <w:p>
@@ -1809,7 +2175,7 @@
       <w:pPr>
         <w:spacing w:before="100" w:beforeAutospacing="1" w:after="100" w:afterAutospacing="1" w:line="240" w:lineRule="auto"/>
         <w:rPr>
-          <w:rFonts w:ascii="Times New Roman" w:eastAsia="Times New Roman" w:hAnsi="Times New Roman" w:cs="Times New Roman"/>
+          <w:rFonts w:ascii="Times New Roman" w:hAnsi="Times New Roman" w:eastAsia="Times New Roman" w:cs="Times New Roman"/>
           <w:kern w:val="0"/>
           <w:lang w:eastAsia="pt-BR"/>
           <w14:ligatures w14:val="none"/>
@@ -1817,12 +2183,52 @@
       </w:pPr>
       <w:r>
         <w:rPr>
-          <w:rFonts w:ascii="Times New Roman" w:eastAsia="Times New Roman" w:hAnsi="Times New Roman" w:cs="Times New Roman"/>
+          <w:rFonts w:ascii="Times New Roman" w:hAnsi="Times New Roman" w:eastAsia="Times New Roman" w:cs="Times New Roman"/>
           <w:kern w:val="0"/>
           <w:lang w:eastAsia="pt-BR"/>
           <w14:ligatures w14:val="none"/>
         </w:rPr>
-        <w:t>O projeto possui sistema de cadastro de usuários com validações de campos utilizando JavaScript e integração com banco de dados utilizando a API Web Data Viz para armazenamento e gerenciamento das informações</w:t>
+        <w:t xml:space="preserve">O projeto possui sistema de cadastro de usuários com validações de campos utilizando </w:t>
+      </w:r>
+      <w:proofErr w:type="spellStart"/>
+      <w:r>
+        <w:rPr>
+          <w:rFonts w:ascii="Times New Roman" w:hAnsi="Times New Roman" w:eastAsia="Times New Roman" w:cs="Times New Roman"/>
+          <w:kern w:val="0"/>
+          <w:lang w:eastAsia="pt-BR"/>
+          <w14:ligatures w14:val="none"/>
+        </w:rPr>
+        <w:t>JavaScript</w:t>
+      </w:r>
+      <w:proofErr w:type="spellEnd"/>
+      <w:r>
+        <w:rPr>
+          <w:rFonts w:ascii="Times New Roman" w:hAnsi="Times New Roman" w:eastAsia="Times New Roman" w:cs="Times New Roman"/>
+          <w:kern w:val="0"/>
+          <w:lang w:eastAsia="pt-BR"/>
+          <w14:ligatures w14:val="none"/>
+        </w:rPr>
+        <w:t xml:space="preserve"> e integração com banco de dados utilizando a API Web Data </w:t>
+      </w:r>
+      <w:proofErr w:type="spellStart"/>
+      <w:r>
+        <w:rPr>
+          <w:rFonts w:ascii="Times New Roman" w:hAnsi="Times New Roman" w:eastAsia="Times New Roman" w:cs="Times New Roman"/>
+          <w:kern w:val="0"/>
+          <w:lang w:eastAsia="pt-BR"/>
+          <w14:ligatures w14:val="none"/>
+        </w:rPr>
+        <w:t>Viz</w:t>
+      </w:r>
+      <w:proofErr w:type="spellEnd"/>
+      <w:r>
+        <w:rPr>
+          <w:rFonts w:ascii="Times New Roman" w:hAnsi="Times New Roman" w:eastAsia="Times New Roman" w:cs="Times New Roman"/>
+          <w:kern w:val="0"/>
+          <w:lang w:eastAsia="pt-BR"/>
+          <w14:ligatures w14:val="none"/>
+        </w:rPr>
+        <w:t xml:space="preserve"> para armazenamento e gerenciamento das informações</w:t>
       </w:r>
     </w:p>
     <w:p>
@@ -1904,14 +2310,40 @@
         <w:rPr>
           <w:color w:val="000000" w:themeColor="text1"/>
         </w:rPr>
-        <w:t>O projeto também conta com um quiz temático de Vinland Saga com perguntas voltadas para identificar a personalidade do usuário e relacioná-la ao personagem que mais combina com ele além da exibição do resultado ao término do quiz</w:t>
+        <w:t xml:space="preserve">O projeto também conta com um quiz temático de </w:t>
+      </w:r>
+      <w:proofErr w:type="spellStart"/>
+      <w:r>
+        <w:rPr>
+          <w:color w:val="000000" w:themeColor="text1"/>
+        </w:rPr>
+        <w:t>Vinland</w:t>
+      </w:r>
+      <w:proofErr w:type="spellEnd"/>
+      <w:r>
+        <w:rPr>
+          <w:color w:val="000000" w:themeColor="text1"/>
+        </w:rPr>
+        <w:t xml:space="preserve"> Saga com perguntas voltadas para identificar a personalidade do usuário e relacioná-la ao personagem que mais combina com ele além da exibição do </w:t>
+      </w:r>
+      <w:r>
+        <w:rPr>
+          <w:color w:val="000000" w:themeColor="text1"/>
+        </w:rPr>
+        <w:t>resultado</w:t>
+      </w:r>
+      <w:r>
+        <w:rPr>
+          <w:color w:val="000000" w:themeColor="text1"/>
+        </w:rPr>
+        <w:t xml:space="preserve"> ao término do quiz</w:t>
       </w:r>
     </w:p>
     <w:p>
       <w:pPr>
         <w:pStyle w:val="Ttulo2"/>
         <w:rPr>
-          <w:rFonts w:ascii="Aptos" w:eastAsia="Aptos" w:hAnsi="Aptos" w:cs="Aptos"/>
+          <w:rFonts w:ascii="Aptos" w:hAnsi="Aptos" w:eastAsia="Aptos" w:cs="Aptos"/>
           <w:b/>
           <w:bCs/>
           <w:color w:val="000000" w:themeColor="text1"/>
@@ -1979,7 +2411,7 @@
     <w:p>
       <w:pPr>
         <w:rPr>
-          <w:rFonts w:ascii="Aptos" w:eastAsia="Aptos" w:hAnsi="Aptos" w:cs="Aptos"/>
+          <w:rFonts w:ascii="Aptos" w:hAnsi="Aptos" w:eastAsia="Aptos" w:cs="Aptos"/>
           <w:color w:val="000000" w:themeColor="text1"/>
           <w:sz w:val="26"/>
           <w:szCs w:val="26"/>
@@ -1987,7 +2419,7 @@
       </w:pPr>
       <w:r>
         <w:rPr>
-          <w:rFonts w:ascii="Aptos" w:eastAsia="Aptos" w:hAnsi="Aptos" w:cs="Aptos"/>
+          <w:rFonts w:ascii="Aptos" w:hAnsi="Aptos" w:eastAsia="Aptos" w:cs="Aptos"/>
           <w:color w:val="000000" w:themeColor="text1"/>
           <w:sz w:val="26"/>
           <w:szCs w:val="26"/>
@@ -1996,7 +2428,7 @@
       </w:r>
       <w:r>
         <w:rPr>
-          <w:rFonts w:ascii="Aptos" w:eastAsia="Aptos" w:hAnsi="Aptos" w:cs="Aptos"/>
+          <w:rFonts w:ascii="Aptos" w:hAnsi="Aptos" w:eastAsia="Aptos" w:cs="Aptos"/>
           <w:color w:val="000000" w:themeColor="text1"/>
           <w:sz w:val="26"/>
           <w:szCs w:val="26"/>
@@ -2005,7 +2437,7 @@
       </w:r>
       <w:r>
         <w:rPr>
-          <w:rFonts w:ascii="Aptos" w:eastAsia="Aptos" w:hAnsi="Aptos" w:cs="Aptos"/>
+          <w:rFonts w:ascii="Aptos" w:hAnsi="Aptos" w:eastAsia="Aptos" w:cs="Aptos"/>
           <w:color w:val="000000" w:themeColor="text1"/>
           <w:sz w:val="26"/>
           <w:szCs w:val="26"/>
@@ -2024,7 +2456,7 @@
       <w:pPr>
         <w:pStyle w:val="Ttulo2"/>
         <w:rPr>
-          <w:rFonts w:ascii="Aptos" w:eastAsia="Aptos" w:hAnsi="Aptos" w:cs="Aptos"/>
+          <w:rFonts w:ascii="Aptos" w:hAnsi="Aptos" w:eastAsia="Aptos" w:cs="Aptos"/>
           <w:b/>
           <w:bCs/>
           <w:color w:val="000000" w:themeColor="text1"/>
@@ -2047,7 +2479,7 @@
         <w:pStyle w:val="Ttulo4"/>
         <w:spacing w:before="319" w:after="319"/>
         <w:rPr>
-          <w:rFonts w:ascii="Aptos" w:eastAsia="Aptos" w:hAnsi="Aptos" w:cs="Aptos"/>
+          <w:rFonts w:ascii="Aptos" w:hAnsi="Aptos" w:eastAsia="Aptos" w:cs="Aptos"/>
           <w:color w:val="000000" w:themeColor="text1"/>
           <w:sz w:val="26"/>
           <w:szCs w:val="26"/>
@@ -2055,7 +2487,7 @@
       </w:pPr>
       <w:r>
         <w:rPr>
-          <w:rFonts w:ascii="Aptos" w:eastAsia="Aptos" w:hAnsi="Aptos" w:cs="Aptos"/>
+          <w:rFonts w:ascii="Aptos" w:hAnsi="Aptos" w:eastAsia="Aptos" w:cs="Aptos"/>
           <w:color w:val="000000" w:themeColor="text1"/>
           <w:sz w:val="26"/>
           <w:szCs w:val="26"/>
@@ -2072,7 +2504,7 @@
         </w:numPr>
         <w:spacing w:after="0"/>
         <w:rPr>
-          <w:rFonts w:ascii="Aptos" w:eastAsia="Aptos" w:hAnsi="Aptos" w:cs="Aptos"/>
+          <w:rFonts w:ascii="Aptos" w:hAnsi="Aptos" w:eastAsia="Aptos" w:cs="Aptos"/>
           <w:color w:val="000000" w:themeColor="text1"/>
           <w:sz w:val="26"/>
           <w:szCs w:val="26"/>
@@ -2080,7 +2512,7 @@
       </w:pPr>
       <w:r>
         <w:rPr>
-          <w:rFonts w:ascii="Aptos" w:eastAsia="Aptos" w:hAnsi="Aptos" w:cs="Aptos"/>
+          <w:rFonts w:ascii="Aptos" w:hAnsi="Aptos" w:eastAsia="Aptos" w:cs="Aptos"/>
           <w:color w:val="000000" w:themeColor="text1"/>
           <w:sz w:val="26"/>
           <w:szCs w:val="26"/>
@@ -2097,7 +2529,7 @@
         </w:numPr>
         <w:spacing w:after="0"/>
         <w:rPr>
-          <w:rFonts w:ascii="Aptos" w:eastAsia="Aptos" w:hAnsi="Aptos" w:cs="Aptos"/>
+          <w:rFonts w:ascii="Aptos" w:hAnsi="Aptos" w:eastAsia="Aptos" w:cs="Aptos"/>
           <w:color w:val="000000" w:themeColor="text1"/>
           <w:sz w:val="26"/>
           <w:szCs w:val="26"/>
@@ -2105,7 +2537,7 @@
       </w:pPr>
       <w:r>
         <w:rPr>
-          <w:rFonts w:ascii="Aptos" w:eastAsia="Aptos" w:hAnsi="Aptos" w:cs="Aptos"/>
+          <w:rFonts w:ascii="Aptos" w:hAnsi="Aptos" w:eastAsia="Aptos" w:cs="Aptos"/>
           <w:color w:val="000000" w:themeColor="text1"/>
           <w:sz w:val="26"/>
           <w:szCs w:val="26"/>
@@ -2122,7 +2554,7 @@
         </w:numPr>
         <w:spacing w:after="0"/>
         <w:rPr>
-          <w:rFonts w:ascii="Aptos" w:eastAsia="Aptos" w:hAnsi="Aptos" w:cs="Aptos"/>
+          <w:rFonts w:ascii="Aptos" w:hAnsi="Aptos" w:eastAsia="Aptos" w:cs="Aptos"/>
           <w:color w:val="000000" w:themeColor="text1"/>
           <w:sz w:val="26"/>
           <w:szCs w:val="26"/>
@@ -2130,7 +2562,7 @@
       </w:pPr>
       <w:r>
         <w:rPr>
-          <w:rFonts w:ascii="Aptos" w:eastAsia="Aptos" w:hAnsi="Aptos" w:cs="Aptos"/>
+          <w:rFonts w:ascii="Aptos" w:hAnsi="Aptos" w:eastAsia="Aptos" w:cs="Aptos"/>
           <w:color w:val="000000" w:themeColor="text1"/>
           <w:sz w:val="26"/>
           <w:szCs w:val="26"/>
@@ -2147,7 +2579,7 @@
         </w:numPr>
         <w:spacing w:after="0"/>
         <w:rPr>
-          <w:rFonts w:ascii="Aptos" w:eastAsia="Aptos" w:hAnsi="Aptos" w:cs="Aptos"/>
+          <w:rFonts w:ascii="Aptos" w:hAnsi="Aptos" w:eastAsia="Aptos" w:cs="Aptos"/>
           <w:color w:val="000000" w:themeColor="text1"/>
           <w:sz w:val="26"/>
           <w:szCs w:val="26"/>
@@ -2155,7 +2587,7 @@
       </w:pPr>
       <w:r>
         <w:rPr>
-          <w:rFonts w:ascii="Aptos" w:eastAsia="Aptos" w:hAnsi="Aptos" w:cs="Aptos"/>
+          <w:rFonts w:ascii="Aptos" w:hAnsi="Aptos" w:eastAsia="Aptos" w:cs="Aptos"/>
           <w:color w:val="000000" w:themeColor="text1"/>
           <w:sz w:val="26"/>
           <w:szCs w:val="26"/>
@@ -2172,7 +2604,7 @@
         </w:numPr>
         <w:spacing w:after="0"/>
         <w:rPr>
-          <w:rFonts w:ascii="Aptos" w:eastAsia="Aptos" w:hAnsi="Aptos" w:cs="Aptos"/>
+          <w:rFonts w:ascii="Aptos" w:hAnsi="Aptos" w:eastAsia="Aptos" w:cs="Aptos"/>
           <w:color w:val="000000" w:themeColor="text1"/>
           <w:sz w:val="26"/>
           <w:szCs w:val="26"/>
@@ -2180,29 +2612,46 @@
       </w:pPr>
       <w:r>
         <w:rPr>
-          <w:rFonts w:ascii="Aptos" w:eastAsia="Aptos" w:hAnsi="Aptos" w:cs="Aptos"/>
+          <w:rFonts w:ascii="Aptos" w:hAnsi="Aptos" w:eastAsia="Aptos" w:cs="Aptos"/>
           <w:color w:val="000000" w:themeColor="text1"/>
           <w:sz w:val="26"/>
           <w:szCs w:val="26"/>
         </w:rPr>
-        <w:t>P</w:t>
-      </w:r>
-      <w:r>
-        <w:rPr>
-          <w:rFonts w:ascii="Aptos" w:eastAsia="Aptos" w:hAnsi="Aptos" w:cs="Aptos"/>
+        <w:t>personalidade</w:t>
+      </w:r>
+    </w:p>
+    <w:p/>
+    <w:p>
+      <w:pPr>
+        <w:pStyle w:val="Ttulo2"/>
+        <w:rPr>
+          <w:rFonts w:ascii="Aptos" w:hAnsi="Aptos" w:eastAsia="Aptos" w:cs="Aptos"/>
+          <w:b/>
+          <w:bCs/>
           <w:color w:val="000000" w:themeColor="text1"/>
           <w:sz w:val="26"/>
           <w:szCs w:val="26"/>
         </w:rPr>
-        <w:t>ersonalidade</w:t>
+      </w:pPr>
+      <w:r>
+        <w:rPr>
+          <w:b/>
+          <w:bCs/>
+          <w:color w:val="000000" w:themeColor="text1"/>
+        </w:rPr>
+        <w:t>Tecnologias Utilizadas</w:t>
       </w:r>
     </w:p>
     <w:p>
       <w:pPr>
         <w:pStyle w:val="PargrafodaLista"/>
+        <w:numPr>
+          <w:ilvl w:val="0"/>
+          <w:numId w:val="18"/>
+        </w:numPr>
         <w:spacing w:after="0"/>
         <w:rPr>
-          <w:rFonts w:ascii="Aptos" w:eastAsia="Aptos" w:hAnsi="Aptos" w:cs="Aptos"/>
+          <w:rFonts w:ascii="Aptos" w:hAnsi="Aptos" w:eastAsia="Aptos" w:cs="Aptos"/>
           <w:color w:val="000000" w:themeColor="text1"/>
           <w:sz w:val="26"/>
           <w:szCs w:val="26"/>
@@ -2210,50 +2659,870 @@
       </w:pPr>
       <w:r>
         <w:rPr>
-          <w:noProof/>
-        </w:rPr>
+          <w:rFonts w:ascii="Aptos" w:hAnsi="Aptos" w:eastAsia="Aptos" w:cs="Aptos"/>
+          <w:color w:val="000000" w:themeColor="text1"/>
+          <w:sz w:val="26"/>
+          <w:szCs w:val="26"/>
+        </w:rPr>
+        <w:t>HTML</w:t>
+      </w:r>
+    </w:p>
+    <w:p>
+      <w:pPr>
+        <w:pStyle w:val="PargrafodaLista"/>
+        <w:numPr>
+          <w:ilvl w:val="0"/>
+          <w:numId w:val="18"/>
+        </w:numPr>
+        <w:spacing w:after="0"/>
+        <w:rPr>
+          <w:rFonts w:ascii="Aptos" w:hAnsi="Aptos" w:eastAsia="Aptos" w:cs="Aptos"/>
+          <w:color w:val="000000" w:themeColor="text1"/>
+          <w:sz w:val="26"/>
+          <w:szCs w:val="26"/>
+        </w:rPr>
+      </w:pPr>
+      <w:r>
+        <w:rPr>
+          <w:rFonts w:ascii="Aptos" w:hAnsi="Aptos" w:eastAsia="Aptos" w:cs="Aptos"/>
+          <w:color w:val="000000" w:themeColor="text1"/>
+          <w:sz w:val="26"/>
+          <w:szCs w:val="26"/>
+        </w:rPr>
+        <w:t>CSS</w:t>
+      </w:r>
+    </w:p>
+    <w:p>
+      <w:pPr>
+        <w:pStyle w:val="PargrafodaLista"/>
+        <w:numPr>
+          <w:ilvl w:val="0"/>
+          <w:numId w:val="18"/>
+        </w:numPr>
+        <w:spacing w:after="0"/>
+        <w:rPr>
+          <w:rFonts w:ascii="Aptos" w:hAnsi="Aptos" w:eastAsia="Aptos" w:cs="Aptos"/>
+          <w:color w:val="000000" w:themeColor="text1"/>
+          <w:sz w:val="26"/>
+          <w:szCs w:val="26"/>
+        </w:rPr>
+      </w:pPr>
+      <w:r>
+        <w:rPr>
+          <w:rFonts w:ascii="Aptos" w:hAnsi="Aptos" w:eastAsia="Aptos" w:cs="Aptos"/>
+          <w:color w:val="000000" w:themeColor="text1"/>
+          <w:sz w:val="26"/>
+          <w:szCs w:val="26"/>
+        </w:rPr>
+        <w:t>JavaScript</w:t>
+      </w:r>
+    </w:p>
+    <w:p>
+      <w:pPr>
+        <w:pStyle w:val="PargrafodaLista"/>
+        <w:numPr>
+          <w:ilvl w:val="0"/>
+          <w:numId w:val="18"/>
+        </w:numPr>
+        <w:spacing w:after="0"/>
+        <w:rPr>
+          <w:rFonts w:ascii="Aptos" w:hAnsi="Aptos" w:eastAsia="Aptos" w:cs="Aptos"/>
+          <w:color w:val="000000" w:themeColor="text1"/>
+          <w:sz w:val="26"/>
+          <w:szCs w:val="26"/>
+        </w:rPr>
+      </w:pPr>
+      <w:r>
+        <w:rPr>
+          <w:rFonts w:ascii="Aptos" w:hAnsi="Aptos" w:eastAsia="Aptos" w:cs="Aptos"/>
+          <w:color w:val="000000" w:themeColor="text1"/>
+          <w:sz w:val="26"/>
+          <w:szCs w:val="26"/>
+        </w:rPr>
+        <w:t>Node.js</w:t>
+      </w:r>
+    </w:p>
+    <w:p>
+      <w:pPr>
+        <w:pStyle w:val="PargrafodaLista"/>
+        <w:numPr>
+          <w:ilvl w:val="0"/>
+          <w:numId w:val="18"/>
+        </w:numPr>
+        <w:spacing w:after="0"/>
+        <w:rPr>
+          <w:rFonts w:ascii="Aptos" w:hAnsi="Aptos" w:eastAsia="Aptos" w:cs="Aptos"/>
+          <w:color w:val="000000" w:themeColor="text1"/>
+          <w:sz w:val="26"/>
+          <w:szCs w:val="26"/>
+        </w:rPr>
+      </w:pPr>
+      <w:r>
+        <w:rPr>
+          <w:rFonts w:ascii="Aptos" w:hAnsi="Aptos" w:eastAsia="Aptos" w:cs="Aptos"/>
+          <w:color w:val="000000" w:themeColor="text1"/>
+          <w:sz w:val="26"/>
+          <w:szCs w:val="26"/>
+        </w:rPr>
+        <w:t>MySQL</w:t>
+      </w:r>
+    </w:p>
+    <w:p>
+      <w:pPr>
+        <w:pStyle w:val="PargrafodaLista"/>
+        <w:numPr>
+          <w:ilvl w:val="0"/>
+          <w:numId w:val="18"/>
+        </w:numPr>
+        <w:spacing w:after="0"/>
+        <w:rPr>
+          <w:rFonts w:ascii="Aptos" w:hAnsi="Aptos" w:eastAsia="Aptos" w:cs="Aptos"/>
+          <w:color w:val="000000" w:themeColor="text1"/>
+          <w:sz w:val="26"/>
+          <w:szCs w:val="26"/>
+        </w:rPr>
+      </w:pPr>
+      <w:r>
+        <w:rPr>
+          <w:rFonts w:ascii="Aptos" w:hAnsi="Aptos" w:eastAsia="Aptos" w:cs="Aptos"/>
+          <w:color w:val="000000" w:themeColor="text1"/>
+          <w:sz w:val="26"/>
+          <w:szCs w:val="26"/>
+        </w:rPr>
+        <w:t>Chart.js</w:t>
+      </w:r>
+    </w:p>
+    <w:p>
+      <w:pPr>
+        <w:pStyle w:val="PargrafodaLista"/>
+        <w:numPr>
+          <w:ilvl w:val="0"/>
+          <w:numId w:val="18"/>
+        </w:numPr>
+        <w:spacing w:after="0"/>
+        <w:rPr>
+          <w:rFonts w:ascii="Aptos" w:hAnsi="Aptos" w:eastAsia="Aptos" w:cs="Aptos"/>
+          <w:color w:val="000000" w:themeColor="text1"/>
+          <w:sz w:val="26"/>
+          <w:szCs w:val="26"/>
+        </w:rPr>
+      </w:pPr>
+      <w:r>
+        <w:rPr>
+          <w:rFonts w:ascii="Aptos" w:hAnsi="Aptos" w:eastAsia="Aptos" w:cs="Aptos"/>
+          <w:color w:val="000000" w:themeColor="text1"/>
+          <w:sz w:val="26"/>
+          <w:szCs w:val="26"/>
+        </w:rPr>
+        <w:t>Git e GitHub</w:t>
+      </w:r>
+    </w:p>
+    <w:p>
+      <w:pPr>
+        <w:rPr>
+          <w:rFonts w:ascii="Aptos" w:hAnsi="Aptos" w:eastAsia="Aptos" w:cs="Aptos"/>
+          <w:color w:val="000000" w:themeColor="text1"/>
+          <w:sz w:val="26"/>
+          <w:szCs w:val="26"/>
+        </w:rPr>
+      </w:pPr>
+    </w:p>
+    <w:p>
+      <w:pPr>
+        <w:pStyle w:val="Ttulo1"/>
+        <w:rPr>
+          <w:rFonts w:ascii="Consolas" w:hAnsi="Consolas" w:eastAsia="Consolas" w:cs="Consolas"/>
+          <w:b/>
+          <w:bCs/>
+          <w:color w:val="000000" w:themeColor="text1"/>
+        </w:rPr>
+      </w:pPr>
+      <w:r>
+        <w:rPr>
+          <w:rFonts w:ascii="Consolas" w:hAnsi="Consolas" w:eastAsia="Consolas" w:cs="Consolas"/>
+          <w:b/>
+          <w:bCs/>
+          <w:color w:val="000000" w:themeColor="text1"/>
+        </w:rPr>
+        <w:t>5. Público-alvo</w:t>
+      </w:r>
+    </w:p>
+    <w:p>
+      <w:pPr>
+        <w:spacing w:after="240"/>
+        <w:ind w:firstLine="708"/>
+        <w:rPr>
+          <w:rFonts w:eastAsiaTheme="minorEastAsia"/>
+        </w:rPr>
+      </w:pPr>
+      <w:r>
+        <w:rPr>
+          <w:rFonts w:eastAsiaTheme="minorEastAsia"/>
+        </w:rPr>
+        <w:t>O público-alvo do projeto é composto principalmente por fãs de animes e mangás, com foco em pessoas que apreciam histórias profundas, emocionantes e carregadas de significado. A obra Vinland Saga se destaca por abordar temas filosóficos e humanos, atraindo usuários que buscam mais do que apenas entretenimento, mas também reflexões sobre violência, vingança, paz, amadurecimento e propósito de vida.</w:t>
+      </w:r>
+    </w:p>
+    <w:p>
+      <w:pPr>
+        <w:spacing w:before="240" w:after="240"/>
+        <w:ind w:firstLine="708"/>
+        <w:rPr>
+          <w:rFonts w:eastAsiaTheme="minorEastAsia"/>
+        </w:rPr>
+      </w:pPr>
+      <w:r>
+        <w:rPr>
+          <w:rFonts w:eastAsiaTheme="minorEastAsia"/>
+        </w:rPr>
+        <w:t>Além dos fãs da obra, o projeto também busca alcançar jovens e adolescentes que possuem interesse na cultura geek e oriental, oferecendo uma experiência interativa e visualmente imersiva. Por meio do quiz, dashboard e páginas informativas, os usuários poderão explorar o universo da história de forma dinâmica, fortalecendo ainda mais a conexão com os personagens e acontecimentos apresentados.</w:t>
+      </w:r>
+    </w:p>
+    <w:p>
+      <w:pPr>
+        <w:spacing w:before="240" w:after="240"/>
+        <w:rPr>
+          <w:rFonts w:eastAsiaTheme="minorEastAsia"/>
+        </w:rPr>
+      </w:pPr>
+    </w:p>
+    <w:p>
+      <w:pPr>
+        <w:spacing w:before="240" w:after="240"/>
+        <w:ind w:firstLine="708"/>
+        <w:rPr>
+          <w:rFonts w:eastAsiaTheme="minorEastAsia"/>
+        </w:rPr>
+      </w:pPr>
+      <w:r>
+        <w:rPr>
+          <w:rFonts w:eastAsiaTheme="minorEastAsia"/>
+        </w:rPr>
+        <w:lastRenderedPageBreak/>
+        <w:t>O site também é voltado para pessoas que gostam de participar de comunidades online relacionadas a animes, compartilhando opiniões, personagens favoritos e conhecimentos sobre a obra. Dessa forma, a plataforma procura unir entretenimento, interação e informação em um único ambiente digital.</w:t>
+      </w:r>
+    </w:p>
+    <w:p>
+      <w:pPr>
+        <w:rPr>
+          <w:rFonts w:ascii="Aptos" w:hAnsi="Aptos" w:eastAsia="Aptos" w:cs="Aptos"/>
+        </w:rPr>
+      </w:pPr>
+    </w:p>
+    <w:p>
+      <w:pPr>
+        <w:pStyle w:val="Ttulo1"/>
+        <w:numPr>
+          <w:ilvl w:val="0"/>
+          <w:numId w:val="26"/>
+        </w:numPr>
+        <w:ind w:left="0" w:firstLine="0"/>
+        <w:rPr>
+          <w:rFonts w:ascii="Consolas" w:hAnsi="Consolas" w:eastAsia="Consolas" w:cs="Consolas"/>
+          <w:b/>
+          <w:bCs/>
+          <w:color w:val="000000" w:themeColor="text1"/>
+        </w:rPr>
+      </w:pPr>
+      <w:r>
+        <w:rPr>
+          <w:rFonts w:ascii="Consolas" w:hAnsi="Consolas" w:eastAsia="Consolas" w:cs="Consolas"/>
+          <w:b/>
+          <w:bCs/>
+          <w:color w:val="000000" w:themeColor="text1"/>
+        </w:rPr>
+        <w:t>Escopo</w:t>
+      </w:r>
+    </w:p>
+    <w:p>
+      <w:pPr>
+        <w:keepNext/>
+        <w:keepLines/>
+        <w:rPr>
+          <w:color w:val="000000" w:themeColor="text1"/>
+        </w:rPr>
+      </w:pPr>
+    </w:p>
+    <w:p>
+      <w:pPr>
+        <w:pStyle w:val="Ttulo2"/>
+        <w:rPr>
+          <w:rFonts w:ascii="Aptos" w:hAnsi="Aptos" w:eastAsia="Aptos" w:cs="Aptos"/>
+          <w:b/>
+          <w:bCs/>
+          <w:color w:val="000000" w:themeColor="text1"/>
+          <w:sz w:val="24"/>
+          <w:szCs w:val="24"/>
+        </w:rPr>
+      </w:pPr>
+      <w:r>
+        <w:rPr>
+          <w:b/>
+          <w:bCs/>
+          <w:color w:val="000000" w:themeColor="text1"/>
+        </w:rPr>
+        <w:t>Descrição resumida do projeto</w:t>
+      </w:r>
+    </w:p>
+    <w:p>
+      <w:pPr>
+        <w:spacing w:before="240" w:after="240"/>
+        <w:rPr>
+          <w:rFonts w:ascii="Aptos" w:hAnsi="Aptos" w:eastAsia="Aptos" w:cs="Aptos"/>
+          <w:color w:val="000000" w:themeColor="text1"/>
+        </w:rPr>
+      </w:pPr>
+      <w:r>
+        <w:rPr>
+          <w:rFonts w:ascii="Aptos" w:hAnsi="Aptos" w:eastAsia="Aptos" w:cs="Aptos"/>
+          <w:color w:val="000000" w:themeColor="text1"/>
+        </w:rPr>
+        <w:t>O projeto consiste no desenvolvimento de um site temático inspirado em Vinland Saga, com foco em proporcionar uma experiência visual, informativa e interativa aos usuários.</w:t>
+      </w:r>
+    </w:p>
+    <w:p>
+      <w:pPr>
+        <w:spacing w:before="240" w:after="240"/>
+        <w:rPr>
+          <w:rFonts w:ascii="Aptos" w:hAnsi="Aptos" w:eastAsia="Aptos" w:cs="Aptos"/>
+          <w:color w:val="000000" w:themeColor="text1"/>
+        </w:rPr>
+      </w:pPr>
+      <w:r>
+        <w:rPr>
+          <w:rFonts w:ascii="Aptos" w:hAnsi="Aptos" w:eastAsia="Aptos" w:cs="Aptos"/>
+          <w:color w:val="000000" w:themeColor="text1"/>
+        </w:rPr>
+        <w:t>A plataforma contará com páginas voltadas à apresentação da história, personagens e principais temas da obra, além de funcionalidades básicas de interação, como cadastro, login, quiz e dashboard estatística.</w:t>
+      </w:r>
+    </w:p>
+    <w:p>
+      <w:pPr>
+        <w:spacing w:before="240" w:after="240"/>
+        <w:rPr>
+          <w:rFonts w:ascii="Aptos" w:hAnsi="Aptos" w:eastAsia="Aptos" w:cs="Aptos"/>
+          <w:color w:val="000000" w:themeColor="text1"/>
+        </w:rPr>
+      </w:pPr>
+      <w:r>
+        <w:rPr>
+          <w:rFonts w:ascii="Aptos" w:hAnsi="Aptos" w:eastAsia="Aptos" w:cs="Aptos"/>
+          <w:color w:val="000000" w:themeColor="text1"/>
+        </w:rPr>
+        <w:t>O sistema será desenvolvido exclusivamente para fins acadêmicos, utilizando tecnologias web para integração entre front-end, back-end e banco de dados. Todas as funcionalidades previstas serão limitadas ao escopo definido neste documento.</w:t>
+      </w:r>
+    </w:p>
+    <w:p>
+      <w:pPr>
+        <w:rPr>
+          <w:color w:val="000000" w:themeColor="text1"/>
+        </w:rPr>
+      </w:pPr>
+    </w:p>
+    <w:p>
+      <w:pPr>
+        <w:pStyle w:val="Ttulo2"/>
+        <w:rPr>
+          <w:rFonts w:ascii="Aptos" w:hAnsi="Aptos" w:eastAsia="Aptos" w:cs="Aptos"/>
+          <w:b/>
+          <w:bCs/>
+          <w:color w:val="000000" w:themeColor="text1"/>
+          <w:sz w:val="24"/>
+          <w:szCs w:val="24"/>
+        </w:rPr>
+      </w:pPr>
+      <w:r>
+        <w:rPr>
+          <w:b/>
+          <w:bCs/>
+          <w:color w:val="000000" w:themeColor="text1"/>
+        </w:rPr>
+        <w:t>Resultados Esperados</w:t>
+      </w:r>
+    </w:p>
+    <w:p>
+      <w:pPr>
+        <w:spacing w:before="240" w:after="240"/>
+        <w:rPr>
+          <w:rFonts w:ascii="Aptos" w:hAnsi="Aptos" w:eastAsia="Aptos" w:cs="Aptos"/>
+          <w:color w:val="000000" w:themeColor="text1"/>
+        </w:rPr>
+      </w:pPr>
+      <w:r>
+        <w:rPr>
+          <w:rFonts w:ascii="Aptos" w:hAnsi="Aptos" w:eastAsia="Aptos" w:cs="Aptos"/>
+          <w:color w:val="000000" w:themeColor="text1"/>
+        </w:rPr>
+        <w:t>Espera-se que o projeto entregue uma plataforma funcional e visualmente organizada, permitindo ao usuário navegar pelo conteúdo relacionado à obra e interagir com as funcionalidades implementadas.</w:t>
+      </w:r>
+    </w:p>
+    <w:p>
+      <w:pPr>
+        <w:spacing w:before="240" w:after="240"/>
+        <w:rPr>
+          <w:rFonts w:ascii="Aptos" w:hAnsi="Aptos" w:eastAsia="Aptos" w:cs="Aptos"/>
+          <w:color w:val="000000" w:themeColor="text1"/>
+        </w:rPr>
+      </w:pPr>
+      <w:r>
+        <w:rPr>
+          <w:rFonts w:ascii="Aptos" w:hAnsi="Aptos" w:eastAsia="Aptos" w:cs="Aptos"/>
+          <w:color w:val="000000" w:themeColor="text1"/>
+        </w:rPr>
+        <w:t>Além disso, o projeto busca:</w:t>
+      </w:r>
+    </w:p>
+    <w:p>
+      <w:pPr>
+        <w:pStyle w:val="PargrafodaLista"/>
+        <w:numPr>
+          <w:ilvl w:val="0"/>
+          <w:numId w:val="17"/>
+        </w:numPr>
+        <w:spacing w:before="240" w:after="240"/>
+        <w:rPr>
+          <w:rFonts w:ascii="Aptos" w:hAnsi="Aptos" w:eastAsia="Aptos" w:cs="Aptos"/>
+          <w:color w:val="000000" w:themeColor="text1"/>
+        </w:rPr>
+      </w:pPr>
+      <w:r>
+        <w:rPr>
+          <w:rFonts w:ascii="Aptos" w:hAnsi="Aptos" w:eastAsia="Aptos" w:cs="Aptos"/>
+          <w:color w:val="000000" w:themeColor="text1"/>
+        </w:rPr>
+        <w:t>Desenvolver uma interface temática inspirada na obra;</w:t>
+      </w:r>
+    </w:p>
+    <w:p>
+      <w:pPr>
+        <w:pStyle w:val="PargrafodaLista"/>
+        <w:numPr>
+          <w:ilvl w:val="0"/>
+          <w:numId w:val="17"/>
+        </w:numPr>
+        <w:spacing w:before="240" w:after="240"/>
+        <w:rPr>
+          <w:rFonts w:ascii="Aptos" w:hAnsi="Aptos" w:eastAsia="Aptos" w:cs="Aptos"/>
+          <w:color w:val="000000" w:themeColor="text1"/>
+        </w:rPr>
+      </w:pPr>
+      <w:r>
+        <w:rPr>
+          <w:rFonts w:ascii="Aptos" w:hAnsi="Aptos" w:eastAsia="Aptos" w:cs="Aptos"/>
+          <w:color w:val="000000" w:themeColor="text1"/>
+        </w:rPr>
+        <w:t>Disponibilizar conteúdos informativos sobre personagens e história;</w:t>
+      </w:r>
+    </w:p>
+    <w:p>
+      <w:pPr>
+        <w:pStyle w:val="PargrafodaLista"/>
+        <w:numPr>
+          <w:ilvl w:val="0"/>
+          <w:numId w:val="17"/>
+        </w:numPr>
+        <w:spacing w:before="240" w:after="240"/>
+        <w:rPr>
+          <w:rFonts w:ascii="Aptos" w:hAnsi="Aptos" w:eastAsia="Aptos" w:cs="Aptos"/>
+          <w:color w:val="000000" w:themeColor="text1"/>
+        </w:rPr>
+      </w:pPr>
+      <w:r>
+        <w:rPr>
+          <w:rFonts w:ascii="Aptos" w:hAnsi="Aptos" w:eastAsia="Aptos" w:cs="Aptos"/>
+          <w:color w:val="000000" w:themeColor="text1"/>
+        </w:rPr>
+        <w:t>Permitir interação através de um quiz temático;</w:t>
+      </w:r>
+    </w:p>
+    <w:p>
+      <w:pPr>
+        <w:pStyle w:val="PargrafodaLista"/>
+        <w:numPr>
+          <w:ilvl w:val="0"/>
+          <w:numId w:val="17"/>
+        </w:numPr>
+        <w:spacing w:before="240" w:after="240"/>
+        <w:rPr>
+          <w:rFonts w:ascii="Aptos" w:hAnsi="Aptos" w:eastAsia="Aptos" w:cs="Aptos"/>
+          <w:color w:val="000000" w:themeColor="text1"/>
+        </w:rPr>
+      </w:pPr>
+      <w:r>
+        <w:rPr>
+          <w:rFonts w:ascii="Aptos" w:hAnsi="Aptos" w:eastAsia="Aptos" w:cs="Aptos"/>
+          <w:color w:val="000000" w:themeColor="text1"/>
+        </w:rPr>
+        <w:t>Exibir dados estatísticos simples por meio de gráficos;</w:t>
+      </w:r>
+    </w:p>
+    <w:p>
+      <w:pPr>
+        <w:spacing w:before="240" w:after="240"/>
+        <w:rPr>
+          <w:rFonts w:ascii="Aptos" w:hAnsi="Aptos" w:eastAsia="Aptos" w:cs="Aptos"/>
+          <w:color w:val="000000" w:themeColor="text1"/>
+        </w:rPr>
+      </w:pPr>
+      <w:r>
+        <w:rPr>
+          <w:rFonts w:ascii="Aptos" w:hAnsi="Aptos" w:eastAsia="Aptos" w:cs="Aptos"/>
+          <w:color w:val="000000" w:themeColor="text1"/>
+        </w:rPr>
+        <w:t>O projeto não possui finalidade comercial, empresarial ou profissional fora do contexto acadêmico.</w:t>
+      </w:r>
+    </w:p>
+    <w:p>
+      <w:pPr>
+        <w:rPr>
+          <w:color w:val="000000" w:themeColor="text1"/>
+        </w:rPr>
+      </w:pPr>
+    </w:p>
+    <w:p>
+      <w:pPr>
+        <w:pStyle w:val="Ttulo2"/>
+        <w:rPr>
+          <w:rFonts w:ascii="Aptos" w:hAnsi="Aptos" w:eastAsia="Aptos" w:cs="Aptos"/>
+          <w:b/>
+          <w:bCs/>
+          <w:color w:val="000000" w:themeColor="text1"/>
+          <w:sz w:val="24"/>
+          <w:szCs w:val="24"/>
+        </w:rPr>
+      </w:pPr>
+      <w:r>
+        <w:rPr>
+          <w:b/>
+          <w:bCs/>
+          <w:color w:val="000000" w:themeColor="text1"/>
+        </w:rPr>
+        <w:t>Requisitos do Projeto</w:t>
+      </w:r>
+    </w:p>
+    <w:p>
+      <w:pPr>
+        <w:spacing w:before="240" w:after="240"/>
+        <w:rPr>
+          <w:rFonts w:ascii="Aptos" w:hAnsi="Aptos" w:eastAsia="Aptos" w:cs="Aptos"/>
+          <w:color w:val="000000" w:themeColor="text1"/>
+        </w:rPr>
+      </w:pPr>
+      <w:r>
+        <w:rPr>
+          <w:rFonts w:ascii="Aptos" w:hAnsi="Aptos" w:eastAsia="Aptos" w:cs="Aptos"/>
+          <w:color w:val="000000" w:themeColor="text1"/>
+        </w:rPr>
+        <w:t>Os requisitos do projeto abrangem apenas as funcionalidades descritas neste documento. Qualquer funcionalidade não especificada será considerada fora do escopo.</w:t>
+      </w:r>
+    </w:p>
+    <w:p>
+      <w:pPr>
+        <w:spacing w:before="240" w:after="240"/>
+        <w:rPr>
+          <w:rFonts w:ascii="Aptos" w:hAnsi="Aptos" w:eastAsia="Aptos" w:cs="Aptos"/>
+          <w:color w:val="000000" w:themeColor="text1"/>
+        </w:rPr>
+      </w:pPr>
+      <w:r>
+        <w:rPr>
+          <w:rFonts w:ascii="Aptos" w:hAnsi="Aptos" w:eastAsia="Aptos" w:cs="Aptos"/>
+          <w:color w:val="000000" w:themeColor="text1"/>
+        </w:rPr>
+        <w:t>Os requisitos serão divididos entre funcionais e não funcionais.</w:t>
+      </w:r>
+    </w:p>
+    <w:p>
+      <w:pPr>
+        <w:pStyle w:val="Ttulo3"/>
+        <w:rPr>
+          <w:rFonts w:ascii="Aptos" w:hAnsi="Aptos" w:eastAsia="Aptos" w:cs="Aptos"/>
+          <w:b/>
+          <w:bCs/>
+          <w:color w:val="000000" w:themeColor="text1"/>
+          <w:sz w:val="24"/>
+          <w:szCs w:val="24"/>
+        </w:rPr>
+      </w:pPr>
+      <w:r>
+        <w:rPr>
+          <w:b/>
+          <w:bCs/>
+          <w:color w:val="000000" w:themeColor="text1"/>
+        </w:rPr>
+        <w:t>Não Funcionais</w:t>
+      </w:r>
+    </w:p>
+    <w:p>
+      <w:pPr>
+        <w:spacing w:before="240" w:after="240"/>
+        <w:rPr>
+          <w:rFonts w:ascii="Aptos" w:hAnsi="Aptos" w:eastAsia="Aptos" w:cs="Aptos"/>
+          <w:color w:val="000000" w:themeColor="text1"/>
+        </w:rPr>
+      </w:pPr>
+      <w:r>
+        <w:rPr>
+          <w:rFonts w:ascii="Aptos" w:hAnsi="Aptos" w:eastAsia="Aptos" w:cs="Aptos"/>
+          <w:color w:val="000000" w:themeColor="text1"/>
+        </w:rPr>
+        <w:t>Relacionados à organização visual, desempenho básico, estrutura e experiência do usuário.</w:t>
+      </w:r>
+    </w:p>
+    <w:p>
+      <w:pPr>
+        <w:pStyle w:val="Ttulo3"/>
+        <w:rPr>
+          <w:rFonts w:ascii="Aptos" w:hAnsi="Aptos" w:eastAsia="Aptos" w:cs="Aptos"/>
+          <w:b/>
+          <w:bCs/>
+          <w:color w:val="000000" w:themeColor="text1"/>
+          <w:sz w:val="24"/>
+          <w:szCs w:val="24"/>
+        </w:rPr>
+      </w:pPr>
+      <w:r>
+        <w:rPr>
+          <w:b/>
+          <w:bCs/>
+          <w:color w:val="000000" w:themeColor="text1"/>
+        </w:rPr>
+        <w:t>Funcionais</w:t>
+      </w:r>
+    </w:p>
+    <w:p>
+      <w:pPr>
+        <w:spacing w:before="240" w:after="240"/>
+        <w:rPr>
+          <w:rFonts w:ascii="Aptos" w:hAnsi="Aptos" w:eastAsia="Aptos" w:cs="Aptos"/>
+          <w:color w:val="000000" w:themeColor="text1"/>
+        </w:rPr>
+      </w:pPr>
+      <w:r>
+        <w:rPr>
+          <w:rFonts w:ascii="Aptos" w:hAnsi="Aptos" w:eastAsia="Aptos" w:cs="Aptos"/>
+          <w:color w:val="000000" w:themeColor="text1"/>
+        </w:rPr>
+        <w:t>Relacionados às funcionalidades diretamente implementadas no sistema, como cadastro, login, quiz e dashboard.</w:t>
+      </w:r>
+    </w:p>
+    <w:p>
+      <w:pPr>
+        <w:rPr>
+          <w:color w:val="000000" w:themeColor="text1"/>
+        </w:rPr>
+      </w:pPr>
+    </w:p>
+    <w:p>
+      <w:pPr>
+        <w:pStyle w:val="Ttulo2"/>
+        <w:rPr>
+          <w:rFonts w:ascii="Aptos" w:hAnsi="Aptos" w:eastAsia="Aptos" w:cs="Aptos"/>
+          <w:b/>
+          <w:bCs/>
+          <w:color w:val="000000" w:themeColor="text1"/>
+          <w:sz w:val="24"/>
+          <w:szCs w:val="24"/>
+        </w:rPr>
+      </w:pPr>
+      <w:r>
+        <w:rPr>
+          <w:b/>
+          <w:bCs/>
+          <w:color w:val="000000" w:themeColor="text1"/>
+        </w:rPr>
+        <w:t>Tópicos Principais</w:t>
+      </w:r>
+    </w:p>
+    <w:p>
+      <w:pPr>
+        <w:pStyle w:val="Ttulo3"/>
+        <w:rPr>
+          <w:rFonts w:ascii="Aptos" w:hAnsi="Aptos" w:eastAsia="Aptos" w:cs="Aptos"/>
+          <w:color w:val="000000" w:themeColor="text1"/>
+          <w:sz w:val="24"/>
+          <w:szCs w:val="24"/>
+        </w:rPr>
+      </w:pPr>
+      <w:r>
+        <w:rPr>
+          <w:color w:val="000000" w:themeColor="text1"/>
+        </w:rPr>
+        <w:t>Front-end</w:t>
+      </w:r>
+    </w:p>
+    <w:p>
+      <w:pPr>
+        <w:rPr>
+          <w:rFonts w:ascii="Aptos" w:hAnsi="Aptos" w:eastAsia="Aptos" w:cs="Aptos"/>
+          <w:color w:val="000000" w:themeColor="text1"/>
+        </w:rPr>
+      </w:pPr>
+      <w:r>
+        <w:rPr>
+          <w:rFonts w:ascii="Aptos" w:hAnsi="Aptos" w:eastAsia="Aptos" w:cs="Aptos"/>
+          <w:color w:val="000000" w:themeColor="text1"/>
+        </w:rPr>
+        <w:t>O desenvolvimento do projeto foi focado na construção visual do site incluindo a estrutura das páginas responsividade básica estilização em CSS organização visual do conteúdo e navegação entre as páginas sem o uso de animações avançadas recursos complexos de acessibilidade ou otimizações avançadas de performance</w:t>
+      </w:r>
+    </w:p>
+    <w:p>
+      <w:pPr>
+        <w:rPr>
+          <w:color w:val="000000" w:themeColor="text1"/>
+        </w:rPr>
+      </w:pPr>
+    </w:p>
+    <w:p>
+      <w:pPr>
+        <w:pStyle w:val="Ttulo4"/>
+        <w:rPr>
+          <w:color w:val="000000" w:themeColor="text1"/>
+        </w:rPr>
+      </w:pPr>
+      <w:r>
+        <w:rPr>
+          <w:color w:val="000000" w:themeColor="text1"/>
+        </w:rPr>
+        <w:t>Identidade Visual</w:t>
+      </w:r>
+    </w:p>
+    <w:p>
+      <w:r>
+        <w:t xml:space="preserve">A identidade visual do projeto foi inspirada em </w:t>
+      </w:r>
+      <w:proofErr w:type="spellStart"/>
+      <w:r>
+        <w:t>Vinland</w:t>
+      </w:r>
+      <w:proofErr w:type="spellEnd"/>
+      <w:r>
+        <w:t xml:space="preserve"> Saga utilizando paleta de cores temática fontes estilizadas frases de impacto e elementos visuais baseados na obra para criar uma experiência mais imersiva ao usuário sendo utilizada apenas para fins acadêmicos e demonstrativos sem qualquer objetivo de monetização ou comercialização</w:t>
+      </w:r>
+    </w:p>
+    <w:p>
+      <w:pPr>
+        <w:pStyle w:val="Ttulo2"/>
+        <w:rPr>
+          <w:b/>
+          <w:bCs/>
+          <w:color w:val="000000" w:themeColor="text1"/>
+        </w:rPr>
+      </w:pPr>
+    </w:p>
+    <w:p>
+      <w:pPr>
+        <w:pStyle w:val="Ttulo2"/>
+        <w:rPr>
+          <w:rFonts w:ascii="Aptos" w:hAnsi="Aptos" w:eastAsia="Aptos" w:cs="Aptos"/>
+          <w:b/>
+          <w:bCs/>
+          <w:color w:val="000000" w:themeColor="text1"/>
+          <w:sz w:val="24"/>
+          <w:szCs w:val="24"/>
+        </w:rPr>
+      </w:pPr>
+      <w:r>
+        <w:rPr>
+          <w:b/>
+          <w:bCs/>
+          <w:color w:val="000000" w:themeColor="text1"/>
+        </w:rPr>
+        <w:t>Back-</w:t>
+      </w:r>
+      <w:proofErr w:type="spellStart"/>
+      <w:r>
+        <w:rPr>
+          <w:b/>
+          <w:bCs/>
+          <w:color w:val="000000" w:themeColor="text1"/>
+        </w:rPr>
+        <w:t>end</w:t>
+      </w:r>
+      <w:proofErr w:type="spellEnd"/>
+    </w:p>
+    <w:p>
+      <w:pPr>
+        <w:rPr>
+          <w:rFonts w:ascii="Aptos" w:hAnsi="Aptos" w:eastAsia="Aptos" w:cs="Aptos"/>
+          <w:color w:val="000000" w:themeColor="text1"/>
+        </w:rPr>
+      </w:pPr>
+      <w:r>
+        <w:rPr>
+          <w:rFonts w:ascii="Aptos" w:hAnsi="Aptos" w:eastAsia="Aptos" w:cs="Aptos"/>
+          <w:color w:val="000000" w:themeColor="text1"/>
+        </w:rPr>
+        <w:t>O sistema também foi responsável pela lógica de funcionamento e integração com o banco de dados incluindo cadastro e login de usuários armazenamento das respostas do quiz e exibição das informações na dashboard sem utilizar arquitetura escalável autenticação avançada criptografia complexa ou estrutura voltada para produção profissional</w:t>
+      </w:r>
+    </w:p>
+    <w:p>
+      <w:pPr>
+        <w:rPr>
+          <w:color w:val="000000" w:themeColor="text1"/>
+        </w:rPr>
+      </w:pPr>
+    </w:p>
+    <w:p>
+      <w:pPr>
+        <w:pStyle w:val="Ttulo2"/>
+        <w:rPr>
+          <w:rFonts w:ascii="Aptos" w:hAnsi="Aptos" w:eastAsia="Aptos" w:cs="Aptos"/>
+          <w:b/>
+          <w:bCs/>
+          <w:color w:val="000000" w:themeColor="text1"/>
+          <w:sz w:val="24"/>
+          <w:szCs w:val="24"/>
+        </w:rPr>
+      </w:pPr>
+      <w:r>
+        <w:rPr>
+          <w:b w:val="1"/>
+          <w:bCs w:val="1"/>
+          <w:color w:val="000000" w:themeColor="text1" w:themeTint="FF" w:themeShade="FF"/>
+        </w:rPr>
+        <w:t>Banco de Dados</w:t>
+      </w:r>
+    </w:p>
+    <w:p>
+      <w:pPr>
+        <w:pStyle w:val="Normal"/>
+      </w:pPr>
+      <w:r>
         <w:drawing>
-          <wp:inline distT="0" distB="0" distL="0" distR="0" wp14:anchorId="228308A1" wp14:editId="30E498F5">
-            <wp:extent cx="5400040" cy="3273425"/>
-            <wp:effectExtent l="0" t="0" r="0" b="3175"/>
-            <wp:docPr id="1750211794" name="Imagem 1"/>
+          <wp:inline wp14:editId="6C2838DB" wp14:anchorId="32B373FA">
+            <wp:extent cx="4981575" cy="5400675"/>
+            <wp:effectExtent l="0" t="0" r="0" b="0"/>
+            <wp:docPr id="1367829323" name="drawing"/>
             <wp:cNvGraphicFramePr>
-              <a:graphicFrameLocks xmlns:a="http://schemas.openxmlformats.org/drawingml/2006/main" noChangeAspect="1"/>
+              <a:graphicFrameLocks noChangeAspect="1"/>
             </wp:cNvGraphicFramePr>
-            <a:graphic xmlns:a="http://schemas.openxmlformats.org/drawingml/2006/main">
-              <a:graphicData uri="http://schemas.openxmlformats.org/drawingml/2006/picture">
+            <a:graphic>
+              <a:graphicData xmlns:a="http://schemas.openxmlformats.org/drawingml/2006/main" uri="http://schemas.openxmlformats.org/drawingml/2006/picture">
                 <pic:pic xmlns:pic="http://schemas.openxmlformats.org/drawingml/2006/picture">
                   <pic:nvPicPr>
-                    <pic:cNvPr id="0" name="Picture 1"/>
-                    <pic:cNvPicPr>
-                      <a:picLocks noChangeAspect="1" noChangeArrowheads="1"/>
-                    </pic:cNvPicPr>
+                    <pic:cNvPr id="1367829323" name="Picture 1367829323"/>
+                    <pic:cNvPicPr/>
                   </pic:nvPicPr>
                   <pic:blipFill>
-                    <a:blip r:embed="rId12">
+                    <a:blip xmlns:r="http://schemas.openxmlformats.org/officeDocument/2006/relationships" r:embed="rId2117894493">
                       <a:extLst>
                         <a:ext uri="{28A0092B-C50C-407E-A947-70E740481C1C}">
-                          <a14:useLocalDpi xmlns:a14="http://schemas.microsoft.com/office/drawing/2010/main" val="0"/>
+                          <a14:useLocalDpi xmlns:a14="http://schemas.microsoft.com/office/drawing/2010/main"/>
                         </a:ext>
                       </a:extLst>
                     </a:blip>
-                    <a:srcRect/>
                     <a:stretch>
                       <a:fillRect/>
                     </a:stretch>
                   </pic:blipFill>
-                  <pic:spPr bwMode="auto">
+                  <pic:spPr>
                     <a:xfrm>
                       <a:off x="0" y="0"/>
-                      <a:ext cx="5400040" cy="3273425"/>
+                      <a:ext cx="4981575" cy="5400675"/>
                     </a:xfrm>
                     <a:prstGeom prst="rect">
                       <a:avLst/>
                     </a:prstGeom>
-                    <a:noFill/>
-                    <a:ln>
-                      <a:noFill/>
-                    </a:ln>
                   </pic:spPr>
                 </pic:pic>
               </a:graphicData>
@@ -2262,871 +3531,17 @@
         </w:drawing>
       </w:r>
     </w:p>
-    <w:p/>
-    <w:p>
-      <w:pPr>
-        <w:pStyle w:val="Ttulo2"/>
-        <w:rPr>
-          <w:rFonts w:ascii="Aptos" w:eastAsia="Aptos" w:hAnsi="Aptos" w:cs="Aptos"/>
-          <w:b/>
-          <w:bCs/>
-          <w:color w:val="000000" w:themeColor="text1"/>
-          <w:sz w:val="26"/>
-          <w:szCs w:val="26"/>
-        </w:rPr>
-      </w:pPr>
-      <w:r>
-        <w:rPr>
-          <w:b/>
-          <w:bCs/>
-          <w:color w:val="000000" w:themeColor="text1"/>
-        </w:rPr>
-        <w:t>Tecnologias Utilizadas</w:t>
-      </w:r>
-    </w:p>
-    <w:p>
-      <w:pPr>
-        <w:pStyle w:val="PargrafodaLista"/>
-        <w:numPr>
-          <w:ilvl w:val="0"/>
-          <w:numId w:val="18"/>
-        </w:numPr>
-        <w:spacing w:after="0"/>
-        <w:rPr>
-          <w:rFonts w:ascii="Aptos" w:eastAsia="Aptos" w:hAnsi="Aptos" w:cs="Aptos"/>
-          <w:color w:val="000000" w:themeColor="text1"/>
-          <w:sz w:val="26"/>
-          <w:szCs w:val="26"/>
-        </w:rPr>
-      </w:pPr>
-      <w:r>
-        <w:rPr>
-          <w:rFonts w:ascii="Aptos" w:eastAsia="Aptos" w:hAnsi="Aptos" w:cs="Aptos"/>
-          <w:color w:val="000000" w:themeColor="text1"/>
-          <w:sz w:val="26"/>
-          <w:szCs w:val="26"/>
-        </w:rPr>
-        <w:t>HTML</w:t>
-      </w:r>
-    </w:p>
-    <w:p>
-      <w:pPr>
-        <w:pStyle w:val="PargrafodaLista"/>
-        <w:numPr>
-          <w:ilvl w:val="0"/>
-          <w:numId w:val="18"/>
-        </w:numPr>
-        <w:spacing w:after="0"/>
-        <w:rPr>
-          <w:rFonts w:ascii="Aptos" w:eastAsia="Aptos" w:hAnsi="Aptos" w:cs="Aptos"/>
-          <w:color w:val="000000" w:themeColor="text1"/>
-          <w:sz w:val="26"/>
-          <w:szCs w:val="26"/>
-        </w:rPr>
-      </w:pPr>
-      <w:r>
-        <w:rPr>
-          <w:rFonts w:ascii="Aptos" w:eastAsia="Aptos" w:hAnsi="Aptos" w:cs="Aptos"/>
-          <w:color w:val="000000" w:themeColor="text1"/>
-          <w:sz w:val="26"/>
-          <w:szCs w:val="26"/>
-        </w:rPr>
-        <w:t>CSS</w:t>
-      </w:r>
-    </w:p>
-    <w:p>
-      <w:pPr>
-        <w:pStyle w:val="PargrafodaLista"/>
-        <w:numPr>
-          <w:ilvl w:val="0"/>
-          <w:numId w:val="18"/>
-        </w:numPr>
-        <w:spacing w:after="0"/>
-        <w:rPr>
-          <w:rFonts w:ascii="Aptos" w:eastAsia="Aptos" w:hAnsi="Aptos" w:cs="Aptos"/>
-          <w:color w:val="000000" w:themeColor="text1"/>
-          <w:sz w:val="26"/>
-          <w:szCs w:val="26"/>
-        </w:rPr>
-      </w:pPr>
-      <w:r>
-        <w:rPr>
-          <w:rFonts w:ascii="Aptos" w:eastAsia="Aptos" w:hAnsi="Aptos" w:cs="Aptos"/>
-          <w:color w:val="000000" w:themeColor="text1"/>
-          <w:sz w:val="26"/>
-          <w:szCs w:val="26"/>
-        </w:rPr>
-        <w:t>JavaScript</w:t>
-      </w:r>
-    </w:p>
-    <w:p>
-      <w:pPr>
-        <w:pStyle w:val="PargrafodaLista"/>
-        <w:numPr>
-          <w:ilvl w:val="0"/>
-          <w:numId w:val="18"/>
-        </w:numPr>
-        <w:spacing w:after="0"/>
-        <w:rPr>
-          <w:rFonts w:ascii="Aptos" w:eastAsia="Aptos" w:hAnsi="Aptos" w:cs="Aptos"/>
-          <w:color w:val="000000" w:themeColor="text1"/>
-          <w:sz w:val="26"/>
-          <w:szCs w:val="26"/>
-        </w:rPr>
-      </w:pPr>
-      <w:r>
-        <w:rPr>
-          <w:rFonts w:ascii="Aptos" w:eastAsia="Aptos" w:hAnsi="Aptos" w:cs="Aptos"/>
-          <w:color w:val="000000" w:themeColor="text1"/>
-          <w:sz w:val="26"/>
-          <w:szCs w:val="26"/>
-        </w:rPr>
-        <w:t>Node.js</w:t>
-      </w:r>
-    </w:p>
-    <w:p>
-      <w:pPr>
-        <w:pStyle w:val="PargrafodaLista"/>
-        <w:numPr>
-          <w:ilvl w:val="0"/>
-          <w:numId w:val="18"/>
-        </w:numPr>
-        <w:spacing w:after="0"/>
-        <w:rPr>
-          <w:rFonts w:ascii="Aptos" w:eastAsia="Aptos" w:hAnsi="Aptos" w:cs="Aptos"/>
-          <w:color w:val="000000" w:themeColor="text1"/>
-          <w:sz w:val="26"/>
-          <w:szCs w:val="26"/>
-        </w:rPr>
-      </w:pPr>
-      <w:r>
-        <w:rPr>
-          <w:rFonts w:ascii="Aptos" w:eastAsia="Aptos" w:hAnsi="Aptos" w:cs="Aptos"/>
-          <w:color w:val="000000" w:themeColor="text1"/>
-          <w:sz w:val="26"/>
-          <w:szCs w:val="26"/>
-        </w:rPr>
-        <w:t>MySQL</w:t>
-      </w:r>
-    </w:p>
-    <w:p>
-      <w:pPr>
-        <w:pStyle w:val="PargrafodaLista"/>
-        <w:numPr>
-          <w:ilvl w:val="0"/>
-          <w:numId w:val="18"/>
-        </w:numPr>
-        <w:spacing w:after="0"/>
-        <w:rPr>
-          <w:rFonts w:ascii="Aptos" w:eastAsia="Aptos" w:hAnsi="Aptos" w:cs="Aptos"/>
-          <w:color w:val="000000" w:themeColor="text1"/>
-          <w:sz w:val="26"/>
-          <w:szCs w:val="26"/>
-        </w:rPr>
-      </w:pPr>
-      <w:r>
-        <w:rPr>
-          <w:rFonts w:ascii="Aptos" w:eastAsia="Aptos" w:hAnsi="Aptos" w:cs="Aptos"/>
-          <w:color w:val="000000" w:themeColor="text1"/>
-          <w:sz w:val="26"/>
-          <w:szCs w:val="26"/>
-        </w:rPr>
-        <w:t>Chart.js</w:t>
-      </w:r>
-    </w:p>
-    <w:p>
-      <w:pPr>
-        <w:pStyle w:val="PargrafodaLista"/>
-        <w:numPr>
-          <w:ilvl w:val="0"/>
-          <w:numId w:val="18"/>
-        </w:numPr>
-        <w:spacing w:after="0"/>
-        <w:rPr>
-          <w:rFonts w:ascii="Aptos" w:eastAsia="Aptos" w:hAnsi="Aptos" w:cs="Aptos"/>
-          <w:color w:val="000000" w:themeColor="text1"/>
-          <w:sz w:val="26"/>
-          <w:szCs w:val="26"/>
-        </w:rPr>
-      </w:pPr>
-      <w:r>
-        <w:rPr>
-          <w:rFonts w:ascii="Aptos" w:eastAsia="Aptos" w:hAnsi="Aptos" w:cs="Aptos"/>
-          <w:color w:val="000000" w:themeColor="text1"/>
-          <w:sz w:val="26"/>
-          <w:szCs w:val="26"/>
-        </w:rPr>
-        <w:t>Git e GitHub</w:t>
-      </w:r>
-    </w:p>
-    <w:p>
-      <w:pPr>
-        <w:rPr>
-          <w:rFonts w:ascii="Aptos" w:eastAsia="Aptos" w:hAnsi="Aptos" w:cs="Aptos"/>
-          <w:color w:val="000000" w:themeColor="text1"/>
-          <w:sz w:val="26"/>
-          <w:szCs w:val="26"/>
-        </w:rPr>
-      </w:pPr>
-    </w:p>
-    <w:p>
-      <w:pPr>
-        <w:pStyle w:val="Ttulo1"/>
-        <w:rPr>
-          <w:rFonts w:ascii="Consolas" w:eastAsia="Consolas" w:hAnsi="Consolas" w:cs="Consolas"/>
-          <w:b/>
-          <w:bCs/>
-          <w:color w:val="000000" w:themeColor="text1"/>
-        </w:rPr>
-      </w:pPr>
-      <w:r>
-        <w:rPr>
-          <w:rFonts w:ascii="Consolas" w:eastAsia="Consolas" w:hAnsi="Consolas" w:cs="Consolas"/>
-          <w:b/>
-          <w:bCs/>
-          <w:color w:val="000000" w:themeColor="text1"/>
-        </w:rPr>
-        <w:lastRenderedPageBreak/>
-        <w:t>5. Público-alvo</w:t>
-      </w:r>
-    </w:p>
-    <w:p>
-      <w:pPr>
-        <w:spacing w:after="240"/>
-        <w:ind w:firstLine="708"/>
-        <w:rPr>
-          <w:rFonts w:eastAsiaTheme="minorEastAsia"/>
-        </w:rPr>
-      </w:pPr>
-      <w:r>
-        <w:rPr>
-          <w:rFonts w:eastAsiaTheme="minorEastAsia"/>
-        </w:rPr>
-        <w:t>O público-alvo do projeto é composto principalmente por fãs de animes e mangás, com foco em pessoas que apreciam histórias profundas, emocionantes e carregadas de significado. A obra Vinland Saga se destaca por abordar temas filosóficos e humanos, atraindo usuários que buscam mais do que apenas entretenimento, mas também reflexões sobre violência, vingança, paz, amadurecimento e propósito de vida.</w:t>
-      </w:r>
-    </w:p>
     <w:p>
       <w:pPr>
         <w:spacing w:before="240" w:after="240"/>
-        <w:ind w:firstLine="708"/>
-        <w:rPr>
-          <w:rFonts w:eastAsiaTheme="minorEastAsia"/>
-        </w:rPr>
-      </w:pPr>
-      <w:r>
-        <w:rPr>
-          <w:rFonts w:eastAsiaTheme="minorEastAsia"/>
-        </w:rPr>
-        <w:t>Além dos fãs da obra, o projeto também busca alcançar jovens e adolescentes que possuem interesse na cultura geek e oriental, oferecendo uma experiência interativa e visualmente imersiva. Por meio do quiz, dashboard e páginas informativas, os usuários poderão explorar o universo da história de forma dinâmica, fortalecendo ainda mais a conexão com os personagens e acontecimentos apresentados.</w:t>
-      </w:r>
-    </w:p>
-    <w:p>
-      <w:pPr>
-        <w:spacing w:before="240" w:after="240"/>
-        <w:rPr>
-          <w:rFonts w:eastAsiaTheme="minorEastAsia"/>
-        </w:rPr>
-      </w:pPr>
-    </w:p>
-    <w:p>
-      <w:pPr>
-        <w:spacing w:before="240" w:after="240"/>
-        <w:ind w:firstLine="708"/>
-        <w:rPr>
-          <w:rFonts w:eastAsiaTheme="minorEastAsia"/>
-        </w:rPr>
-      </w:pPr>
-      <w:r>
-        <w:rPr>
-          <w:rFonts w:eastAsiaTheme="minorEastAsia"/>
-        </w:rPr>
-        <w:t>O site também é voltado para pessoas que gostam de participar de comunidades online relacionadas a animes, compartilhando opiniões, personagens favoritos e conhecimentos sobre a obra. Dessa forma, a plataforma procura unir entretenimento, interação e informação em um único ambiente digital.</w:t>
-      </w:r>
-    </w:p>
-    <w:p>
-      <w:pPr>
-        <w:rPr>
-          <w:rFonts w:ascii="Aptos" w:eastAsia="Aptos" w:hAnsi="Aptos" w:cs="Aptos"/>
-        </w:rPr>
-      </w:pPr>
-    </w:p>
-    <w:p>
-      <w:pPr>
-        <w:pStyle w:val="Ttulo1"/>
-        <w:numPr>
-          <w:ilvl w:val="0"/>
-          <w:numId w:val="26"/>
-        </w:numPr>
-        <w:ind w:left="0" w:firstLine="0"/>
-        <w:rPr>
-          <w:rFonts w:ascii="Consolas" w:eastAsia="Consolas" w:hAnsi="Consolas" w:cs="Consolas"/>
-          <w:b/>
-          <w:bCs/>
-          <w:color w:val="000000" w:themeColor="text1"/>
-        </w:rPr>
-      </w:pPr>
-      <w:r>
-        <w:rPr>
-          <w:rFonts w:ascii="Consolas" w:eastAsia="Consolas" w:hAnsi="Consolas" w:cs="Consolas"/>
-          <w:b/>
-          <w:bCs/>
-          <w:color w:val="000000" w:themeColor="text1"/>
-        </w:rPr>
-        <w:t>Escopo</w:t>
-      </w:r>
-    </w:p>
-    <w:p>
-      <w:pPr>
-        <w:keepNext/>
-        <w:keepLines/>
-        <w:rPr>
-          <w:color w:val="000000" w:themeColor="text1"/>
-        </w:rPr>
-      </w:pPr>
-    </w:p>
-    <w:p>
-      <w:pPr>
-        <w:pStyle w:val="Ttulo2"/>
-        <w:rPr>
-          <w:rFonts w:ascii="Aptos" w:eastAsia="Aptos" w:hAnsi="Aptos" w:cs="Aptos"/>
-          <w:b/>
-          <w:bCs/>
-          <w:color w:val="000000" w:themeColor="text1"/>
-          <w:sz w:val="24"/>
-          <w:szCs w:val="24"/>
-        </w:rPr>
-      </w:pPr>
-      <w:r>
-        <w:rPr>
-          <w:b/>
-          <w:bCs/>
-          <w:color w:val="000000" w:themeColor="text1"/>
-        </w:rPr>
-        <w:t>Descrição resumida do projeto</w:t>
-      </w:r>
-    </w:p>
-    <w:p>
-      <w:pPr>
-        <w:spacing w:before="240" w:after="240"/>
-        <w:rPr>
-          <w:rFonts w:ascii="Aptos" w:eastAsia="Aptos" w:hAnsi="Aptos" w:cs="Aptos"/>
-          <w:color w:val="000000" w:themeColor="text1"/>
-        </w:rPr>
-      </w:pPr>
-      <w:r>
-        <w:rPr>
-          <w:rFonts w:ascii="Aptos" w:eastAsia="Aptos" w:hAnsi="Aptos" w:cs="Aptos"/>
-          <w:color w:val="000000" w:themeColor="text1"/>
-        </w:rPr>
-        <w:t>O projeto consiste no desenvolvimento de um site temático inspirado em Vinland Saga, com foco em proporcionar uma experiência visual, informativa e interativa aos usuários.</w:t>
-      </w:r>
-    </w:p>
-    <w:p>
-      <w:pPr>
-        <w:spacing w:before="240" w:after="240"/>
-        <w:rPr>
-          <w:rFonts w:ascii="Aptos" w:eastAsia="Aptos" w:hAnsi="Aptos" w:cs="Aptos"/>
-          <w:color w:val="000000" w:themeColor="text1"/>
-        </w:rPr>
-      </w:pPr>
-      <w:r>
-        <w:rPr>
-          <w:rFonts w:ascii="Aptos" w:eastAsia="Aptos" w:hAnsi="Aptos" w:cs="Aptos"/>
-          <w:color w:val="000000" w:themeColor="text1"/>
-        </w:rPr>
-        <w:t>A plataforma contará com páginas voltadas à apresentação da história, personagens e principais temas da obra, além de funcionalidades básicas de interação, como cadastro, login, quiz e dashboard estatística.</w:t>
-      </w:r>
-    </w:p>
-    <w:p>
-      <w:pPr>
-        <w:spacing w:before="240" w:after="240"/>
-        <w:rPr>
-          <w:rFonts w:ascii="Aptos" w:eastAsia="Aptos" w:hAnsi="Aptos" w:cs="Aptos"/>
-          <w:color w:val="000000" w:themeColor="text1"/>
-        </w:rPr>
-      </w:pPr>
-      <w:r>
-        <w:rPr>
-          <w:rFonts w:ascii="Aptos" w:eastAsia="Aptos" w:hAnsi="Aptos" w:cs="Aptos"/>
-          <w:color w:val="000000" w:themeColor="text1"/>
-        </w:rPr>
-        <w:t xml:space="preserve">O sistema será desenvolvido exclusivamente para fins acadêmicos, utilizando tecnologias web para integração entre front-end, back-end e banco de dados. </w:t>
-      </w:r>
-      <w:r>
-        <w:rPr>
-          <w:rFonts w:ascii="Aptos" w:eastAsia="Aptos" w:hAnsi="Aptos" w:cs="Aptos"/>
-          <w:color w:val="000000" w:themeColor="text1"/>
-        </w:rPr>
-        <w:lastRenderedPageBreak/>
-        <w:t>Todas as funcionalidades previstas serão limitadas ao escopo definido neste documento.</w:t>
-      </w:r>
-    </w:p>
-    <w:p>
-      <w:pPr>
-        <w:rPr>
-          <w:color w:val="000000" w:themeColor="text1"/>
-        </w:rPr>
-      </w:pPr>
-    </w:p>
-    <w:p>
-      <w:pPr>
-        <w:pStyle w:val="Ttulo2"/>
-        <w:rPr>
-          <w:rFonts w:ascii="Aptos" w:eastAsia="Aptos" w:hAnsi="Aptos" w:cs="Aptos"/>
-          <w:b/>
-          <w:bCs/>
-          <w:color w:val="000000" w:themeColor="text1"/>
-          <w:sz w:val="24"/>
-          <w:szCs w:val="24"/>
-        </w:rPr>
-      </w:pPr>
-      <w:r>
-        <w:rPr>
-          <w:b/>
-          <w:bCs/>
-          <w:color w:val="000000" w:themeColor="text1"/>
-        </w:rPr>
-        <w:t>Resultados Esperados</w:t>
-      </w:r>
-    </w:p>
-    <w:p>
-      <w:pPr>
-        <w:spacing w:before="240" w:after="240"/>
-        <w:rPr>
-          <w:rFonts w:ascii="Aptos" w:eastAsia="Aptos" w:hAnsi="Aptos" w:cs="Aptos"/>
-          <w:color w:val="000000" w:themeColor="text1"/>
-        </w:rPr>
-      </w:pPr>
-      <w:r>
-        <w:rPr>
-          <w:rFonts w:ascii="Aptos" w:eastAsia="Aptos" w:hAnsi="Aptos" w:cs="Aptos"/>
-          <w:color w:val="000000" w:themeColor="text1"/>
-        </w:rPr>
-        <w:t>Espera-se que o projeto entregue uma plataforma funcional e visualmente organizada, permitindo ao usuário navegar pelo conteúdo relacionado à obra e interagir com as funcionalidades implementadas.</w:t>
-      </w:r>
-    </w:p>
-    <w:p>
-      <w:pPr>
-        <w:spacing w:before="240" w:after="240"/>
-        <w:rPr>
-          <w:rFonts w:ascii="Aptos" w:eastAsia="Aptos" w:hAnsi="Aptos" w:cs="Aptos"/>
-          <w:color w:val="000000" w:themeColor="text1"/>
-        </w:rPr>
-      </w:pPr>
-      <w:r>
-        <w:rPr>
-          <w:rFonts w:ascii="Aptos" w:eastAsia="Aptos" w:hAnsi="Aptos" w:cs="Aptos"/>
-          <w:color w:val="000000" w:themeColor="text1"/>
-        </w:rPr>
-        <w:t>Além disso, o projeto busca:</w:t>
-      </w:r>
-    </w:p>
-    <w:p>
-      <w:pPr>
-        <w:pStyle w:val="PargrafodaLista"/>
-        <w:numPr>
-          <w:ilvl w:val="0"/>
-          <w:numId w:val="17"/>
-        </w:numPr>
-        <w:spacing w:before="240" w:after="240"/>
-        <w:rPr>
-          <w:rFonts w:ascii="Aptos" w:eastAsia="Aptos" w:hAnsi="Aptos" w:cs="Aptos"/>
-          <w:color w:val="000000" w:themeColor="text1"/>
-        </w:rPr>
-      </w:pPr>
-      <w:r>
-        <w:rPr>
-          <w:rFonts w:ascii="Aptos" w:eastAsia="Aptos" w:hAnsi="Aptos" w:cs="Aptos"/>
-          <w:color w:val="000000" w:themeColor="text1"/>
-        </w:rPr>
-        <w:t>Desenvolver uma interface temática inspirada na obra;</w:t>
-      </w:r>
-    </w:p>
-    <w:p>
-      <w:pPr>
-        <w:pStyle w:val="PargrafodaLista"/>
-        <w:numPr>
-          <w:ilvl w:val="0"/>
-          <w:numId w:val="17"/>
-        </w:numPr>
-        <w:spacing w:before="240" w:after="240"/>
-        <w:rPr>
-          <w:rFonts w:ascii="Aptos" w:eastAsia="Aptos" w:hAnsi="Aptos" w:cs="Aptos"/>
-          <w:color w:val="000000" w:themeColor="text1"/>
-        </w:rPr>
-      </w:pPr>
-      <w:r>
-        <w:rPr>
-          <w:rFonts w:ascii="Aptos" w:eastAsia="Aptos" w:hAnsi="Aptos" w:cs="Aptos"/>
-          <w:color w:val="000000" w:themeColor="text1"/>
-        </w:rPr>
-        <w:t>Disponibilizar conteúdos informativos sobre personagens e história;</w:t>
-      </w:r>
-    </w:p>
-    <w:p>
-      <w:pPr>
-        <w:pStyle w:val="PargrafodaLista"/>
-        <w:numPr>
-          <w:ilvl w:val="0"/>
-          <w:numId w:val="17"/>
-        </w:numPr>
-        <w:spacing w:before="240" w:after="240"/>
-        <w:rPr>
-          <w:rFonts w:ascii="Aptos" w:eastAsia="Aptos" w:hAnsi="Aptos" w:cs="Aptos"/>
-          <w:color w:val="000000" w:themeColor="text1"/>
-        </w:rPr>
-      </w:pPr>
-      <w:r>
-        <w:rPr>
-          <w:rFonts w:ascii="Aptos" w:eastAsia="Aptos" w:hAnsi="Aptos" w:cs="Aptos"/>
-          <w:color w:val="000000" w:themeColor="text1"/>
-        </w:rPr>
-        <w:t>Permitir interação através de um quiz temático;</w:t>
-      </w:r>
-    </w:p>
-    <w:p>
-      <w:pPr>
-        <w:pStyle w:val="PargrafodaLista"/>
-        <w:numPr>
-          <w:ilvl w:val="0"/>
-          <w:numId w:val="17"/>
-        </w:numPr>
-        <w:spacing w:before="240" w:after="240"/>
-        <w:rPr>
-          <w:rFonts w:ascii="Aptos" w:eastAsia="Aptos" w:hAnsi="Aptos" w:cs="Aptos"/>
-          <w:color w:val="000000" w:themeColor="text1"/>
-        </w:rPr>
-      </w:pPr>
-      <w:r>
-        <w:rPr>
-          <w:rFonts w:ascii="Aptos" w:eastAsia="Aptos" w:hAnsi="Aptos" w:cs="Aptos"/>
-          <w:color w:val="000000" w:themeColor="text1"/>
-        </w:rPr>
-        <w:t>Exibir dados estatísticos simples por meio de gráficos;</w:t>
-      </w:r>
-    </w:p>
-    <w:p>
-      <w:pPr>
-        <w:spacing w:before="240" w:after="240"/>
-        <w:rPr>
-          <w:rFonts w:ascii="Aptos" w:eastAsia="Aptos" w:hAnsi="Aptos" w:cs="Aptos"/>
-          <w:color w:val="000000" w:themeColor="text1"/>
-        </w:rPr>
-      </w:pPr>
-      <w:r>
-        <w:rPr>
-          <w:rFonts w:ascii="Aptos" w:eastAsia="Aptos" w:hAnsi="Aptos" w:cs="Aptos"/>
-          <w:color w:val="000000" w:themeColor="text1"/>
-        </w:rPr>
-        <w:t>O projeto não possui finalidade comercial, empresarial ou profissional fora do contexto acadêmico.</w:t>
-      </w:r>
-    </w:p>
-    <w:p>
-      <w:pPr>
-        <w:rPr>
-          <w:color w:val="000000" w:themeColor="text1"/>
-        </w:rPr>
-      </w:pPr>
-    </w:p>
-    <w:p>
-      <w:pPr>
-        <w:pStyle w:val="Ttulo2"/>
-        <w:rPr>
-          <w:rFonts w:ascii="Aptos" w:eastAsia="Aptos" w:hAnsi="Aptos" w:cs="Aptos"/>
-          <w:b/>
-          <w:bCs/>
-          <w:color w:val="000000" w:themeColor="text1"/>
-          <w:sz w:val="24"/>
-          <w:szCs w:val="24"/>
-        </w:rPr>
-      </w:pPr>
-      <w:r>
-        <w:rPr>
-          <w:b/>
-          <w:bCs/>
-          <w:color w:val="000000" w:themeColor="text1"/>
-        </w:rPr>
-        <w:t>Requisitos do Projeto</w:t>
-      </w:r>
-    </w:p>
-    <w:p>
-      <w:pPr>
-        <w:spacing w:before="240" w:after="240"/>
-        <w:rPr>
-          <w:rFonts w:ascii="Aptos" w:eastAsia="Aptos" w:hAnsi="Aptos" w:cs="Aptos"/>
-          <w:color w:val="000000" w:themeColor="text1"/>
-        </w:rPr>
-      </w:pPr>
-      <w:r>
-        <w:rPr>
-          <w:rFonts w:ascii="Aptos" w:eastAsia="Aptos" w:hAnsi="Aptos" w:cs="Aptos"/>
-          <w:color w:val="000000" w:themeColor="text1"/>
-        </w:rPr>
-        <w:t>Os requisitos do projeto abrangem apenas as funcionalidades descritas neste documento. Qualquer funcionalidade não especificada será considerada fora do escopo.</w:t>
-      </w:r>
-    </w:p>
-    <w:p>
-      <w:pPr>
-        <w:spacing w:before="240" w:after="240"/>
-        <w:rPr>
-          <w:rFonts w:ascii="Aptos" w:eastAsia="Aptos" w:hAnsi="Aptos" w:cs="Aptos"/>
-          <w:color w:val="000000" w:themeColor="text1"/>
-        </w:rPr>
-      </w:pPr>
-      <w:r>
-        <w:rPr>
-          <w:rFonts w:ascii="Aptos" w:eastAsia="Aptos" w:hAnsi="Aptos" w:cs="Aptos"/>
-          <w:color w:val="000000" w:themeColor="text1"/>
-        </w:rPr>
-        <w:t>Os requisitos serão divididos entre funcionais e não funcionais.</w:t>
-      </w:r>
-    </w:p>
-    <w:p>
-      <w:pPr>
-        <w:pStyle w:val="Ttulo3"/>
-        <w:rPr>
-          <w:rFonts w:ascii="Aptos" w:eastAsia="Aptos" w:hAnsi="Aptos" w:cs="Aptos"/>
-          <w:b/>
-          <w:bCs/>
-          <w:color w:val="000000" w:themeColor="text1"/>
-          <w:sz w:val="24"/>
-          <w:szCs w:val="24"/>
-        </w:rPr>
-      </w:pPr>
-      <w:r>
-        <w:rPr>
-          <w:b/>
-          <w:bCs/>
-          <w:color w:val="000000" w:themeColor="text1"/>
-        </w:rPr>
-        <w:t>Não Funcionais</w:t>
-      </w:r>
-    </w:p>
-    <w:p>
-      <w:pPr>
-        <w:spacing w:before="240" w:after="240"/>
-        <w:rPr>
-          <w:rFonts w:ascii="Aptos" w:eastAsia="Aptos" w:hAnsi="Aptos" w:cs="Aptos"/>
-          <w:color w:val="000000" w:themeColor="text1"/>
-        </w:rPr>
-      </w:pPr>
-      <w:r>
-        <w:rPr>
-          <w:rFonts w:ascii="Aptos" w:eastAsia="Aptos" w:hAnsi="Aptos" w:cs="Aptos"/>
-          <w:color w:val="000000" w:themeColor="text1"/>
-        </w:rPr>
-        <w:t>Relacionados à organização visual, desempenho básico, estrutura e experiência do usuário.</w:t>
-      </w:r>
-    </w:p>
-    <w:p>
-      <w:pPr>
-        <w:pStyle w:val="Ttulo3"/>
-        <w:rPr>
-          <w:rFonts w:ascii="Aptos" w:eastAsia="Aptos" w:hAnsi="Aptos" w:cs="Aptos"/>
-          <w:b/>
-          <w:bCs/>
-          <w:color w:val="000000" w:themeColor="text1"/>
-          <w:sz w:val="24"/>
-          <w:szCs w:val="24"/>
-        </w:rPr>
-      </w:pPr>
-      <w:r>
-        <w:rPr>
-          <w:b/>
-          <w:bCs/>
-          <w:color w:val="000000" w:themeColor="text1"/>
-        </w:rPr>
-        <w:t>Funcionais</w:t>
-      </w:r>
-    </w:p>
-    <w:p>
-      <w:pPr>
-        <w:spacing w:before="240" w:after="240"/>
-        <w:rPr>
-          <w:rFonts w:ascii="Aptos" w:eastAsia="Aptos" w:hAnsi="Aptos" w:cs="Aptos"/>
-          <w:color w:val="000000" w:themeColor="text1"/>
-        </w:rPr>
-      </w:pPr>
-      <w:r>
-        <w:rPr>
-          <w:rFonts w:ascii="Aptos" w:eastAsia="Aptos" w:hAnsi="Aptos" w:cs="Aptos"/>
-          <w:color w:val="000000" w:themeColor="text1"/>
-        </w:rPr>
-        <w:t>Relacionados às funcionalidades diretamente implementadas no sistema, como cadastro, login, quiz e dashboard.</w:t>
-      </w:r>
-    </w:p>
-    <w:p>
-      <w:pPr>
-        <w:rPr>
-          <w:color w:val="000000" w:themeColor="text1"/>
-        </w:rPr>
-      </w:pPr>
-    </w:p>
-    <w:p>
-      <w:pPr>
-        <w:pStyle w:val="Ttulo2"/>
-        <w:rPr>
-          <w:rFonts w:ascii="Aptos" w:eastAsia="Aptos" w:hAnsi="Aptos" w:cs="Aptos"/>
-          <w:b/>
-          <w:bCs/>
-          <w:color w:val="000000" w:themeColor="text1"/>
-          <w:sz w:val="24"/>
-          <w:szCs w:val="24"/>
-        </w:rPr>
-      </w:pPr>
-      <w:r>
-        <w:rPr>
-          <w:b/>
-          <w:bCs/>
-          <w:color w:val="000000" w:themeColor="text1"/>
-        </w:rPr>
-        <w:lastRenderedPageBreak/>
-        <w:t>Tópicos Principais</w:t>
-      </w:r>
-    </w:p>
-    <w:p>
-      <w:pPr>
-        <w:pStyle w:val="Ttulo3"/>
-        <w:rPr>
-          <w:rFonts w:ascii="Aptos" w:eastAsia="Aptos" w:hAnsi="Aptos" w:cs="Aptos"/>
-          <w:color w:val="000000" w:themeColor="text1"/>
-          <w:sz w:val="24"/>
-          <w:szCs w:val="24"/>
-        </w:rPr>
-      </w:pPr>
-      <w:r>
-        <w:rPr>
-          <w:color w:val="000000" w:themeColor="text1"/>
-        </w:rPr>
-        <w:t>Front-end</w:t>
-      </w:r>
-    </w:p>
-    <w:p>
-      <w:pPr>
-        <w:rPr>
-          <w:rFonts w:ascii="Aptos" w:eastAsia="Aptos" w:hAnsi="Aptos" w:cs="Aptos"/>
-          <w:color w:val="000000" w:themeColor="text1"/>
-        </w:rPr>
-      </w:pPr>
-      <w:r>
-        <w:rPr>
-          <w:rFonts w:ascii="Aptos" w:eastAsia="Aptos" w:hAnsi="Aptos" w:cs="Aptos"/>
-          <w:color w:val="000000" w:themeColor="text1"/>
-        </w:rPr>
-        <w:t>O desenvolvimento do projeto foi focado na construção visual do site incluindo a estrutura das páginas responsividade básica estilização em CSS organização visual do conteúdo e navegação entre as páginas sem o uso de animações avançadas recursos complexos de acessibilidade ou otimizações avançadas de performance</w:t>
-      </w:r>
-    </w:p>
-    <w:p>
-      <w:pPr>
-        <w:rPr>
-          <w:color w:val="000000" w:themeColor="text1"/>
-        </w:rPr>
-      </w:pPr>
-    </w:p>
-    <w:p>
-      <w:pPr>
-        <w:pStyle w:val="Ttulo4"/>
-        <w:rPr>
-          <w:color w:val="000000" w:themeColor="text1"/>
-        </w:rPr>
-      </w:pPr>
-      <w:r>
-        <w:rPr>
-          <w:color w:val="000000" w:themeColor="text1"/>
-        </w:rPr>
-        <w:t>Identidade Visual</w:t>
-      </w:r>
-    </w:p>
-    <w:p>
-      <w:r>
-        <w:t>A identidade visual do projeto foi inspirada em Vinland Saga utilizando paleta de cores temática fontes estilizadas frases de impacto e elementos visuais baseados na obra para criar uma experiência mais imersiva ao usuário sendo utilizada apenas para fins acadêmicos e demonstrativos sem qualquer objetivo de monetização ou comercialização</w:t>
-      </w:r>
-    </w:p>
-    <w:p>
-      <w:pPr>
-        <w:pStyle w:val="Ttulo2"/>
-        <w:rPr>
-          <w:b/>
-          <w:bCs/>
-          <w:color w:val="000000" w:themeColor="text1"/>
-        </w:rPr>
-      </w:pPr>
-    </w:p>
-    <w:p>
-      <w:pPr>
-        <w:pStyle w:val="Ttulo2"/>
-        <w:rPr>
-          <w:rFonts w:ascii="Aptos" w:eastAsia="Aptos" w:hAnsi="Aptos" w:cs="Aptos"/>
-          <w:b/>
-          <w:bCs/>
-          <w:color w:val="000000" w:themeColor="text1"/>
-          <w:sz w:val="24"/>
-          <w:szCs w:val="24"/>
-        </w:rPr>
-      </w:pPr>
-      <w:r>
-        <w:rPr>
-          <w:b/>
-          <w:bCs/>
-          <w:color w:val="000000" w:themeColor="text1"/>
-        </w:rPr>
-        <w:t>Back-end</w:t>
-      </w:r>
-    </w:p>
-    <w:p>
-      <w:pPr>
-        <w:rPr>
-          <w:rFonts w:ascii="Aptos" w:eastAsia="Aptos" w:hAnsi="Aptos" w:cs="Aptos"/>
-          <w:color w:val="000000" w:themeColor="text1"/>
-        </w:rPr>
-      </w:pPr>
-      <w:r>
-        <w:rPr>
-          <w:rFonts w:ascii="Aptos" w:eastAsia="Aptos" w:hAnsi="Aptos" w:cs="Aptos"/>
-          <w:color w:val="000000" w:themeColor="text1"/>
-        </w:rPr>
-        <w:t>O sistema também foi responsável pela lógica de funcionamento e integração com o banco de dados incluindo cadastro e login de usuários armazenamento das respostas do quiz e exibição das informações na dashboard sem utilizar arquitetura escalável autenticação avançada criptografia complexa ou estrutura voltada para produção profissional</w:t>
-      </w:r>
-    </w:p>
-    <w:p>
-      <w:pPr>
-        <w:rPr>
-          <w:color w:val="000000" w:themeColor="text1"/>
-        </w:rPr>
-      </w:pPr>
-    </w:p>
-    <w:p>
-      <w:pPr>
-        <w:pStyle w:val="Ttulo2"/>
-        <w:rPr>
-          <w:rFonts w:ascii="Aptos" w:eastAsia="Aptos" w:hAnsi="Aptos" w:cs="Aptos"/>
-          <w:b/>
-          <w:bCs/>
-          <w:color w:val="000000" w:themeColor="text1"/>
-          <w:sz w:val="24"/>
-          <w:szCs w:val="24"/>
-        </w:rPr>
-      </w:pPr>
-      <w:r>
-        <w:rPr>
-          <w:b/>
-          <w:bCs/>
-          <w:color w:val="000000" w:themeColor="text1"/>
-        </w:rPr>
-        <w:t>Banco de Dados</w:t>
-      </w:r>
-    </w:p>
-    <w:p>
-      <w:pPr>
-        <w:spacing w:before="240" w:after="240"/>
-        <w:rPr>
-          <w:rFonts w:ascii="Aptos" w:eastAsia="Aptos" w:hAnsi="Aptos" w:cs="Aptos"/>
-          <w:color w:val="000000" w:themeColor="text1"/>
-        </w:rPr>
-      </w:pPr>
-      <w:r>
-        <w:rPr>
-          <w:rFonts w:ascii="Aptos" w:eastAsia="Aptos" w:hAnsi="Aptos" w:cs="Aptos"/>
+        <w:rPr>
+          <w:rFonts w:ascii="Aptos" w:hAnsi="Aptos" w:eastAsia="Aptos" w:cs="Aptos"/>
+          <w:color w:val="000000" w:themeColor="text1"/>
+        </w:rPr>
+      </w:pPr>
+      <w:r>
+        <w:rPr>
+          <w:rFonts w:ascii="Aptos" w:hAnsi="Aptos" w:eastAsia="Aptos" w:cs="Aptos"/>
           <w:color w:val="000000" w:themeColor="text1"/>
         </w:rPr>
         <w:t>Responsável pelo armazenamento básico das informações do sistema, incluindo:</w:t>
@@ -3141,13 +3556,13 @@
         </w:numPr>
         <w:spacing w:before="240" w:after="240"/>
         <w:rPr>
-          <w:rFonts w:ascii="Aptos" w:eastAsia="Aptos" w:hAnsi="Aptos" w:cs="Aptos"/>
-          <w:color w:val="000000" w:themeColor="text1"/>
-        </w:rPr>
-      </w:pPr>
-      <w:r>
-        <w:rPr>
-          <w:rFonts w:ascii="Aptos" w:eastAsia="Aptos" w:hAnsi="Aptos" w:cs="Aptos"/>
+          <w:rFonts w:ascii="Aptos" w:hAnsi="Aptos" w:eastAsia="Aptos" w:cs="Aptos"/>
+          <w:color w:val="000000" w:themeColor="text1"/>
+        </w:rPr>
+      </w:pPr>
+      <w:r>
+        <w:rPr>
+          <w:rFonts w:ascii="Aptos" w:hAnsi="Aptos" w:eastAsia="Aptos" w:cs="Aptos"/>
           <w:color w:val="000000" w:themeColor="text1"/>
         </w:rPr>
         <w:t>Usuários;</w:t>
@@ -3162,13 +3577,13 @@
         </w:numPr>
         <w:spacing w:before="240" w:after="240"/>
         <w:rPr>
-          <w:rFonts w:ascii="Aptos" w:eastAsia="Aptos" w:hAnsi="Aptos" w:cs="Aptos"/>
-          <w:color w:val="000000" w:themeColor="text1"/>
-        </w:rPr>
-      </w:pPr>
-      <w:r>
-        <w:rPr>
-          <w:rFonts w:ascii="Aptos" w:eastAsia="Aptos" w:hAnsi="Aptos" w:cs="Aptos"/>
+          <w:rFonts w:ascii="Aptos" w:hAnsi="Aptos" w:eastAsia="Aptos" w:cs="Aptos"/>
+          <w:color w:val="000000" w:themeColor="text1"/>
+        </w:rPr>
+      </w:pPr>
+      <w:r>
+        <w:rPr>
+          <w:rFonts w:ascii="Aptos" w:hAnsi="Aptos" w:eastAsia="Aptos" w:cs="Aptos"/>
           <w:color w:val="000000" w:themeColor="text1"/>
         </w:rPr>
         <w:t>Respostas do quiz;</w:t>
@@ -3183,13 +3598,13 @@
         </w:numPr>
         <w:spacing w:before="240" w:after="240"/>
         <w:rPr>
-          <w:rFonts w:ascii="Aptos" w:eastAsia="Aptos" w:hAnsi="Aptos" w:cs="Aptos"/>
-          <w:color w:val="000000" w:themeColor="text1"/>
-        </w:rPr>
-      </w:pPr>
-      <w:r>
-        <w:rPr>
-          <w:rFonts w:ascii="Aptos" w:eastAsia="Aptos" w:hAnsi="Aptos" w:cs="Aptos"/>
+          <w:rFonts w:ascii="Aptos" w:hAnsi="Aptos" w:eastAsia="Aptos" w:cs="Aptos"/>
+          <w:color w:val="000000" w:themeColor="text1"/>
+        </w:rPr>
+      </w:pPr>
+      <w:r>
+        <w:rPr>
+          <w:rFonts w:ascii="Aptos" w:hAnsi="Aptos" w:eastAsia="Aptos" w:cs="Aptos"/>
           <w:color w:val="000000" w:themeColor="text1"/>
         </w:rPr>
         <w:t>Resultados;</w:t>
@@ -3204,13 +3619,13 @@
         </w:numPr>
         <w:spacing w:before="240" w:after="240"/>
         <w:rPr>
-          <w:rFonts w:ascii="Aptos" w:eastAsia="Aptos" w:hAnsi="Aptos" w:cs="Aptos"/>
-          <w:color w:val="000000" w:themeColor="text1"/>
-        </w:rPr>
-      </w:pPr>
-      <w:r>
-        <w:rPr>
-          <w:rFonts w:ascii="Aptos" w:eastAsia="Aptos" w:hAnsi="Aptos" w:cs="Aptos"/>
+          <w:rFonts w:ascii="Aptos" w:hAnsi="Aptos" w:eastAsia="Aptos" w:cs="Aptos"/>
+          <w:color w:val="000000" w:themeColor="text1"/>
+        </w:rPr>
+      </w:pPr>
+      <w:r>
+        <w:rPr>
+          <w:rFonts w:ascii="Aptos" w:hAnsi="Aptos" w:eastAsia="Aptos" w:cs="Aptos"/>
           <w:color w:val="000000" w:themeColor="text1"/>
         </w:rPr>
         <w:t>Preferências dos usuários.</w:t>
@@ -3220,13 +3635,13 @@
       <w:pPr>
         <w:spacing w:before="240" w:after="240"/>
         <w:rPr>
-          <w:rFonts w:ascii="Aptos" w:eastAsia="Aptos" w:hAnsi="Aptos" w:cs="Aptos"/>
-          <w:color w:val="000000" w:themeColor="text1"/>
-        </w:rPr>
-      </w:pPr>
-      <w:r>
-        <w:rPr>
-          <w:rFonts w:ascii="Aptos" w:eastAsia="Aptos" w:hAnsi="Aptos" w:cs="Aptos"/>
+          <w:rFonts w:ascii="Aptos" w:hAnsi="Aptos" w:eastAsia="Aptos" w:cs="Aptos"/>
+          <w:color w:val="000000" w:themeColor="text1"/>
+        </w:rPr>
+      </w:pPr>
+      <w:r>
+        <w:rPr>
+          <w:rFonts w:ascii="Aptos" w:hAnsi="Aptos" w:eastAsia="Aptos" w:cs="Aptos"/>
           <w:color w:val="000000" w:themeColor="text1"/>
         </w:rPr>
         <w:t>O banco de dados será utilizado apenas para fins acadêmicos e não será estruturado para grandes volumes de acesso simultâneo.</w:t>
@@ -3236,7 +3651,7 @@
       <w:pPr>
         <w:pStyle w:val="Ttulo1"/>
         <w:rPr>
-          <w:rFonts w:ascii="Aptos" w:eastAsia="Aptos" w:hAnsi="Aptos" w:cs="Aptos"/>
+          <w:rFonts w:ascii="Aptos" w:hAnsi="Aptos" w:eastAsia="Aptos" w:cs="Aptos"/>
           <w:b/>
           <w:bCs/>
           <w:color w:val="000000" w:themeColor="text1"/>
@@ -3250,7 +3665,6 @@
           <w:bCs/>
           <w:color w:val="000000" w:themeColor="text1"/>
         </w:rPr>
-        <w:lastRenderedPageBreak/>
         <w:t>Limites e Exclusões</w:t>
       </w:r>
     </w:p>
@@ -3258,13 +3672,13 @@
       <w:pPr>
         <w:spacing w:before="240" w:after="240"/>
         <w:rPr>
-          <w:rFonts w:ascii="Aptos" w:eastAsia="Aptos" w:hAnsi="Aptos" w:cs="Aptos"/>
-          <w:color w:val="000000" w:themeColor="text1"/>
-        </w:rPr>
-      </w:pPr>
-      <w:r>
-        <w:rPr>
-          <w:rFonts w:ascii="Aptos" w:eastAsia="Aptos" w:hAnsi="Aptos" w:cs="Aptos"/>
+          <w:rFonts w:ascii="Aptos" w:hAnsi="Aptos" w:eastAsia="Aptos" w:cs="Aptos"/>
+          <w:color w:val="000000" w:themeColor="text1"/>
+        </w:rPr>
+      </w:pPr>
+      <w:r>
+        <w:rPr>
+          <w:rFonts w:ascii="Aptos" w:hAnsi="Aptos" w:eastAsia="Aptos" w:cs="Aptos"/>
           <w:color w:val="000000" w:themeColor="text1"/>
         </w:rPr>
         <w:t>O presente projeto abrange exclusivamente o desenvolvimento de um site web acadêmico inspirado em Vinland Saga.</w:t>
@@ -3274,27 +3688,27 @@
       <w:pPr>
         <w:spacing w:before="240" w:after="240"/>
         <w:rPr>
-          <w:rFonts w:ascii="Aptos" w:eastAsia="Aptos" w:hAnsi="Aptos" w:cs="Aptos"/>
-          <w:color w:val="000000" w:themeColor="text1"/>
-        </w:rPr>
-      </w:pPr>
-      <w:r>
-        <w:rPr>
-          <w:rFonts w:ascii="Aptos" w:eastAsia="Aptos" w:hAnsi="Aptos" w:cs="Aptos"/>
+          <w:rFonts w:ascii="Aptos" w:hAnsi="Aptos" w:eastAsia="Aptos" w:cs="Aptos"/>
+          <w:color w:val="000000" w:themeColor="text1"/>
+        </w:rPr>
+      </w:pPr>
+      <w:r>
+        <w:rPr>
+          <w:rFonts w:ascii="Aptos" w:hAnsi="Aptos" w:eastAsia="Aptos" w:cs="Aptos"/>
           <w:color w:val="000000" w:themeColor="text1"/>
         </w:rPr>
         <w:t xml:space="preserve">O projeto não </w:t>
       </w:r>
       <w:r>
         <w:rPr>
-          <w:rFonts w:ascii="Aptos" w:eastAsia="Aptos" w:hAnsi="Aptos" w:cs="Aptos"/>
+          <w:rFonts w:ascii="Aptos" w:hAnsi="Aptos" w:eastAsia="Aptos" w:cs="Aptos"/>
           <w:color w:val="000000" w:themeColor="text1"/>
         </w:rPr>
         <w:t>teŕa</w:t>
       </w:r>
       <w:r>
         <w:rPr>
-          <w:rFonts w:ascii="Aptos" w:eastAsia="Aptos" w:hAnsi="Aptos" w:cs="Aptos"/>
+          <w:rFonts w:ascii="Aptos" w:hAnsi="Aptos" w:eastAsia="Aptos" w:cs="Aptos"/>
           <w:color w:val="000000" w:themeColor="text1"/>
         </w:rPr>
         <w:t>:</w:t>
@@ -3309,13 +3723,13 @@
         </w:numPr>
         <w:spacing w:before="240" w:after="240"/>
         <w:rPr>
-          <w:rFonts w:ascii="Aptos" w:eastAsia="Aptos" w:hAnsi="Aptos" w:cs="Aptos"/>
-          <w:color w:val="000000" w:themeColor="text1"/>
-        </w:rPr>
-      </w:pPr>
-      <w:r>
-        <w:rPr>
-          <w:rFonts w:ascii="Aptos" w:eastAsia="Aptos" w:hAnsi="Aptos" w:cs="Aptos"/>
+          <w:rFonts w:ascii="Aptos" w:hAnsi="Aptos" w:eastAsia="Aptos" w:cs="Aptos"/>
+          <w:color w:val="000000" w:themeColor="text1"/>
+        </w:rPr>
+      </w:pPr>
+      <w:r>
+        <w:rPr>
+          <w:rFonts w:ascii="Aptos" w:hAnsi="Aptos" w:eastAsia="Aptos" w:cs="Aptos"/>
           <w:color w:val="000000" w:themeColor="text1"/>
         </w:rPr>
         <w:t>Aplicativo mobile;</w:t>
@@ -3330,13 +3744,13 @@
         </w:numPr>
         <w:spacing w:before="240" w:after="240"/>
         <w:rPr>
-          <w:rFonts w:ascii="Aptos" w:eastAsia="Aptos" w:hAnsi="Aptos" w:cs="Aptos"/>
-          <w:color w:val="000000" w:themeColor="text1"/>
-        </w:rPr>
-      </w:pPr>
-      <w:r>
-        <w:rPr>
-          <w:rFonts w:ascii="Aptos" w:eastAsia="Aptos" w:hAnsi="Aptos" w:cs="Aptos"/>
+          <w:rFonts w:ascii="Aptos" w:hAnsi="Aptos" w:eastAsia="Aptos" w:cs="Aptos"/>
+          <w:color w:val="000000" w:themeColor="text1"/>
+        </w:rPr>
+      </w:pPr>
+      <w:r>
+        <w:rPr>
+          <w:rFonts w:ascii="Aptos" w:hAnsi="Aptos" w:eastAsia="Aptos" w:cs="Aptos"/>
           <w:color w:val="000000" w:themeColor="text1"/>
         </w:rPr>
         <w:t>Sistema de streaming;</w:t>
@@ -3351,13 +3765,13 @@
         </w:numPr>
         <w:spacing w:before="240" w:after="240"/>
         <w:rPr>
-          <w:rFonts w:ascii="Aptos" w:eastAsia="Aptos" w:hAnsi="Aptos" w:cs="Aptos"/>
-          <w:color w:val="000000" w:themeColor="text1"/>
-        </w:rPr>
-      </w:pPr>
-      <w:r>
-        <w:rPr>
-          <w:rFonts w:ascii="Aptos" w:eastAsia="Aptos" w:hAnsi="Aptos" w:cs="Aptos"/>
+          <w:rFonts w:ascii="Aptos" w:hAnsi="Aptos" w:eastAsia="Aptos" w:cs="Aptos"/>
+          <w:color w:val="000000" w:themeColor="text1"/>
+        </w:rPr>
+      </w:pPr>
+      <w:r>
+        <w:rPr>
+          <w:rFonts w:ascii="Aptos" w:hAnsi="Aptos" w:eastAsia="Aptos" w:cs="Aptos"/>
           <w:color w:val="000000" w:themeColor="text1"/>
         </w:rPr>
         <w:t>Área administrativa completa;</w:t>
@@ -3372,13 +3786,13 @@
         </w:numPr>
         <w:spacing w:before="240" w:after="240"/>
         <w:rPr>
-          <w:rFonts w:ascii="Aptos" w:eastAsia="Aptos" w:hAnsi="Aptos" w:cs="Aptos"/>
-          <w:color w:val="000000" w:themeColor="text1"/>
-        </w:rPr>
-      </w:pPr>
-      <w:r>
-        <w:rPr>
-          <w:rFonts w:ascii="Aptos" w:eastAsia="Aptos" w:hAnsi="Aptos" w:cs="Aptos"/>
+          <w:rFonts w:ascii="Aptos" w:hAnsi="Aptos" w:eastAsia="Aptos" w:cs="Aptos"/>
+          <w:color w:val="000000" w:themeColor="text1"/>
+        </w:rPr>
+      </w:pPr>
+      <w:r>
+        <w:rPr>
+          <w:rFonts w:ascii="Aptos" w:hAnsi="Aptos" w:eastAsia="Aptos" w:cs="Aptos"/>
           <w:color w:val="000000" w:themeColor="text1"/>
         </w:rPr>
         <w:t>Sistema de pagamento;</w:t>
@@ -3393,13 +3807,13 @@
         </w:numPr>
         <w:spacing w:before="240" w:after="240"/>
         <w:rPr>
-          <w:rFonts w:ascii="Aptos" w:eastAsia="Aptos" w:hAnsi="Aptos" w:cs="Aptos"/>
-          <w:color w:val="000000" w:themeColor="text1"/>
-        </w:rPr>
-      </w:pPr>
-      <w:r>
-        <w:rPr>
-          <w:rFonts w:ascii="Aptos" w:eastAsia="Aptos" w:hAnsi="Aptos" w:cs="Aptos"/>
+          <w:rFonts w:ascii="Aptos" w:hAnsi="Aptos" w:eastAsia="Aptos" w:cs="Aptos"/>
+          <w:color w:val="000000" w:themeColor="text1"/>
+        </w:rPr>
+      </w:pPr>
+      <w:r>
+        <w:rPr>
+          <w:rFonts w:ascii="Aptos" w:hAnsi="Aptos" w:eastAsia="Aptos" w:cs="Aptos"/>
           <w:color w:val="000000" w:themeColor="text1"/>
         </w:rPr>
         <w:t>Marketplace;</w:t>
@@ -3414,13 +3828,13 @@
         </w:numPr>
         <w:spacing w:before="240" w:after="240"/>
         <w:rPr>
-          <w:rFonts w:ascii="Aptos" w:eastAsia="Aptos" w:hAnsi="Aptos" w:cs="Aptos"/>
-          <w:color w:val="000000" w:themeColor="text1"/>
-        </w:rPr>
-      </w:pPr>
-      <w:r>
-        <w:rPr>
-          <w:rFonts w:ascii="Aptos" w:eastAsia="Aptos" w:hAnsi="Aptos" w:cs="Aptos"/>
+          <w:rFonts w:ascii="Aptos" w:hAnsi="Aptos" w:eastAsia="Aptos" w:cs="Aptos"/>
+          <w:color w:val="000000" w:themeColor="text1"/>
+        </w:rPr>
+      </w:pPr>
+      <w:r>
+        <w:rPr>
+          <w:rFonts w:ascii="Aptos" w:hAnsi="Aptos" w:eastAsia="Aptos" w:cs="Aptos"/>
           <w:color w:val="000000" w:themeColor="text1"/>
         </w:rPr>
         <w:t>Sistema de comentários em tempo real;</w:t>
@@ -3435,13 +3849,13 @@
         </w:numPr>
         <w:spacing w:before="240" w:after="240"/>
         <w:rPr>
-          <w:rFonts w:ascii="Aptos" w:eastAsia="Aptos" w:hAnsi="Aptos" w:cs="Aptos"/>
-          <w:color w:val="000000" w:themeColor="text1"/>
-        </w:rPr>
-      </w:pPr>
-      <w:r>
-        <w:rPr>
-          <w:rFonts w:ascii="Aptos" w:eastAsia="Aptos" w:hAnsi="Aptos" w:cs="Aptos"/>
+          <w:rFonts w:ascii="Aptos" w:hAnsi="Aptos" w:eastAsia="Aptos" w:cs="Aptos"/>
+          <w:color w:val="000000" w:themeColor="text1"/>
+        </w:rPr>
+      </w:pPr>
+      <w:r>
+        <w:rPr>
+          <w:rFonts w:ascii="Aptos" w:hAnsi="Aptos" w:eastAsia="Aptos" w:cs="Aptos"/>
           <w:color w:val="000000" w:themeColor="text1"/>
         </w:rPr>
         <w:t>Chat entre usuários;</w:t>
@@ -3456,13 +3870,13 @@
         </w:numPr>
         <w:spacing w:before="240" w:after="240"/>
         <w:rPr>
-          <w:rFonts w:ascii="Aptos" w:eastAsia="Aptos" w:hAnsi="Aptos" w:cs="Aptos"/>
-          <w:color w:val="000000" w:themeColor="text1"/>
-        </w:rPr>
-      </w:pPr>
-      <w:r>
-        <w:rPr>
-          <w:rFonts w:ascii="Aptos" w:eastAsia="Aptos" w:hAnsi="Aptos" w:cs="Aptos"/>
+          <w:rFonts w:ascii="Aptos" w:hAnsi="Aptos" w:eastAsia="Aptos" w:cs="Aptos"/>
+          <w:color w:val="000000" w:themeColor="text1"/>
+        </w:rPr>
+      </w:pPr>
+      <w:r>
+        <w:rPr>
+          <w:rFonts w:ascii="Aptos" w:hAnsi="Aptos" w:eastAsia="Aptos" w:cs="Aptos"/>
           <w:color w:val="000000" w:themeColor="text1"/>
         </w:rPr>
         <w:t>Integração com APIs externas;</w:t>
@@ -3477,13 +3891,13 @@
         </w:numPr>
         <w:spacing w:before="240" w:after="240"/>
         <w:rPr>
-          <w:rFonts w:ascii="Aptos" w:eastAsia="Aptos" w:hAnsi="Aptos" w:cs="Aptos"/>
-          <w:color w:val="000000" w:themeColor="text1"/>
-        </w:rPr>
-      </w:pPr>
-      <w:r>
-        <w:rPr>
-          <w:rFonts w:ascii="Aptos" w:eastAsia="Aptos" w:hAnsi="Aptos" w:cs="Aptos"/>
+          <w:rFonts w:ascii="Aptos" w:hAnsi="Aptos" w:eastAsia="Aptos" w:cs="Aptos"/>
+          <w:color w:val="000000" w:themeColor="text1"/>
+        </w:rPr>
+      </w:pPr>
+      <w:r>
+        <w:rPr>
+          <w:rFonts w:ascii="Aptos" w:hAnsi="Aptos" w:eastAsia="Aptos" w:cs="Aptos"/>
           <w:color w:val="000000" w:themeColor="text1"/>
         </w:rPr>
         <w:t>Sistema de notificações;</w:t>
@@ -3498,13 +3912,13 @@
         </w:numPr>
         <w:spacing w:before="240" w:after="240"/>
         <w:rPr>
-          <w:rFonts w:ascii="Aptos" w:eastAsia="Aptos" w:hAnsi="Aptos" w:cs="Aptos"/>
-          <w:color w:val="000000" w:themeColor="text1"/>
-        </w:rPr>
-      </w:pPr>
-      <w:r>
-        <w:rPr>
-          <w:rFonts w:ascii="Aptos" w:eastAsia="Aptos" w:hAnsi="Aptos" w:cs="Aptos"/>
+          <w:rFonts w:ascii="Aptos" w:hAnsi="Aptos" w:eastAsia="Aptos" w:cs="Aptos"/>
+          <w:color w:val="000000" w:themeColor="text1"/>
+        </w:rPr>
+      </w:pPr>
+      <w:r>
+        <w:rPr>
+          <w:rFonts w:ascii="Aptos" w:hAnsi="Aptos" w:eastAsia="Aptos" w:cs="Aptos"/>
           <w:color w:val="000000" w:themeColor="text1"/>
         </w:rPr>
         <w:t>Inteligência artificial;</w:t>
@@ -3519,13 +3933,13 @@
         </w:numPr>
         <w:spacing w:before="240" w:after="240"/>
         <w:rPr>
-          <w:rFonts w:ascii="Aptos" w:eastAsia="Aptos" w:hAnsi="Aptos" w:cs="Aptos"/>
-          <w:color w:val="000000" w:themeColor="text1"/>
-        </w:rPr>
-      </w:pPr>
-      <w:r>
-        <w:rPr>
-          <w:rFonts w:ascii="Aptos" w:eastAsia="Aptos" w:hAnsi="Aptos" w:cs="Aptos"/>
+          <w:rFonts w:ascii="Aptos" w:hAnsi="Aptos" w:eastAsia="Aptos" w:cs="Aptos"/>
+          <w:color w:val="000000" w:themeColor="text1"/>
+        </w:rPr>
+      </w:pPr>
+      <w:r>
+        <w:rPr>
+          <w:rFonts w:ascii="Aptos" w:hAnsi="Aptos" w:eastAsia="Aptos" w:cs="Aptos"/>
           <w:color w:val="000000" w:themeColor="text1"/>
         </w:rPr>
         <w:t>Hospedagem profissional;</w:t>
@@ -3540,13 +3954,13 @@
         </w:numPr>
         <w:spacing w:before="240" w:after="240"/>
         <w:rPr>
-          <w:rFonts w:ascii="Aptos" w:eastAsia="Aptos" w:hAnsi="Aptos" w:cs="Aptos"/>
-          <w:color w:val="000000" w:themeColor="text1"/>
-        </w:rPr>
-      </w:pPr>
-      <w:r>
-        <w:rPr>
-          <w:rFonts w:ascii="Aptos" w:eastAsia="Aptos" w:hAnsi="Aptos" w:cs="Aptos"/>
+          <w:rFonts w:ascii="Aptos" w:hAnsi="Aptos" w:eastAsia="Aptos" w:cs="Aptos"/>
+          <w:color w:val="000000" w:themeColor="text1"/>
+        </w:rPr>
+      </w:pPr>
+      <w:r>
+        <w:rPr>
+          <w:rFonts w:ascii="Aptos" w:hAnsi="Aptos" w:eastAsia="Aptos" w:cs="Aptos"/>
           <w:color w:val="000000" w:themeColor="text1"/>
         </w:rPr>
         <w:t>Escalabilidade para grande número de usuários;</w:t>
@@ -3561,15 +3975,16 @@
         </w:numPr>
         <w:spacing w:before="240" w:after="240"/>
         <w:rPr>
-          <w:rFonts w:ascii="Aptos" w:eastAsia="Aptos" w:hAnsi="Aptos" w:cs="Aptos"/>
-          <w:color w:val="000000" w:themeColor="text1"/>
-        </w:rPr>
-      </w:pPr>
-      <w:r>
-        <w:rPr>
-          <w:rFonts w:ascii="Aptos" w:eastAsia="Aptos" w:hAnsi="Aptos" w:cs="Aptos"/>
-          <w:color w:val="000000" w:themeColor="text1"/>
-        </w:rPr>
+          <w:rFonts w:ascii="Aptos" w:hAnsi="Aptos" w:eastAsia="Aptos" w:cs="Aptos"/>
+          <w:color w:val="000000" w:themeColor="text1"/>
+        </w:rPr>
+      </w:pPr>
+      <w:r>
+        <w:rPr>
+          <w:rFonts w:ascii="Aptos" w:hAnsi="Aptos" w:eastAsia="Aptos" w:cs="Aptos"/>
+          <w:color w:val="000000" w:themeColor="text1"/>
+        </w:rPr>
+        <w:lastRenderedPageBreak/>
         <w:t>Sistema de segurança avançado;</w:t>
       </w:r>
     </w:p>
@@ -3582,13 +3997,13 @@
         </w:numPr>
         <w:spacing w:before="240" w:after="240"/>
         <w:rPr>
-          <w:rFonts w:ascii="Aptos" w:eastAsia="Aptos" w:hAnsi="Aptos" w:cs="Aptos"/>
-          <w:color w:val="000000" w:themeColor="text1"/>
-        </w:rPr>
-      </w:pPr>
-      <w:r>
-        <w:rPr>
-          <w:rFonts w:ascii="Aptos" w:eastAsia="Aptos" w:hAnsi="Aptos" w:cs="Aptos"/>
+          <w:rFonts w:ascii="Aptos" w:hAnsi="Aptos" w:eastAsia="Aptos" w:cs="Aptos"/>
+          <w:color w:val="000000" w:themeColor="text1"/>
+        </w:rPr>
+      </w:pPr>
+      <w:r>
+        <w:rPr>
+          <w:rFonts w:ascii="Aptos" w:hAnsi="Aptos" w:eastAsia="Aptos" w:cs="Aptos"/>
           <w:color w:val="000000" w:themeColor="text1"/>
         </w:rPr>
         <w:t>Criptografia profissional;</w:t>
@@ -3603,13 +4018,13 @@
         </w:numPr>
         <w:spacing w:before="240" w:after="240"/>
         <w:rPr>
-          <w:rFonts w:ascii="Aptos" w:eastAsia="Aptos" w:hAnsi="Aptos" w:cs="Aptos"/>
-          <w:color w:val="000000" w:themeColor="text1"/>
-        </w:rPr>
-      </w:pPr>
-      <w:r>
-        <w:rPr>
-          <w:rFonts w:ascii="Aptos" w:eastAsia="Aptos" w:hAnsi="Aptos" w:cs="Aptos"/>
+          <w:rFonts w:ascii="Aptos" w:hAnsi="Aptos" w:eastAsia="Aptos" w:cs="Aptos"/>
+          <w:color w:val="000000" w:themeColor="text1"/>
+        </w:rPr>
+      </w:pPr>
+      <w:r>
+        <w:rPr>
+          <w:rFonts w:ascii="Aptos" w:hAnsi="Aptos" w:eastAsia="Aptos" w:cs="Aptos"/>
           <w:color w:val="000000" w:themeColor="text1"/>
         </w:rPr>
         <w:t>Backup automático;</w:t>
@@ -3624,13 +4039,13 @@
         </w:numPr>
         <w:spacing w:before="240" w:after="240"/>
         <w:rPr>
-          <w:rFonts w:ascii="Aptos" w:eastAsia="Aptos" w:hAnsi="Aptos" w:cs="Aptos"/>
-          <w:color w:val="000000" w:themeColor="text1"/>
-        </w:rPr>
-      </w:pPr>
-      <w:r>
-        <w:rPr>
-          <w:rFonts w:ascii="Aptos" w:eastAsia="Aptos" w:hAnsi="Aptos" w:cs="Aptos"/>
+          <w:rFonts w:ascii="Aptos" w:hAnsi="Aptos" w:eastAsia="Aptos" w:cs="Aptos"/>
+          <w:color w:val="000000" w:themeColor="text1"/>
+        </w:rPr>
+      </w:pPr>
+      <w:r>
+        <w:rPr>
+          <w:rFonts w:ascii="Aptos" w:hAnsi="Aptos" w:eastAsia="Aptos" w:cs="Aptos"/>
           <w:color w:val="000000" w:themeColor="text1"/>
         </w:rPr>
         <w:t>Recursos comerciais;</w:t>
@@ -3645,13 +4060,13 @@
         </w:numPr>
         <w:spacing w:before="240" w:after="240"/>
         <w:rPr>
-          <w:rFonts w:ascii="Aptos" w:eastAsia="Aptos" w:hAnsi="Aptos" w:cs="Aptos"/>
-          <w:color w:val="000000" w:themeColor="text1"/>
-        </w:rPr>
-      </w:pPr>
-      <w:r>
-        <w:rPr>
-          <w:rFonts w:ascii="Aptos" w:eastAsia="Aptos" w:hAnsi="Aptos" w:cs="Aptos"/>
+          <w:rFonts w:ascii="Aptos" w:hAnsi="Aptos" w:eastAsia="Aptos" w:cs="Aptos"/>
+          <w:color w:val="000000" w:themeColor="text1"/>
+        </w:rPr>
+      </w:pPr>
+      <w:r>
+        <w:rPr>
+          <w:rFonts w:ascii="Aptos" w:hAnsi="Aptos" w:eastAsia="Aptos" w:cs="Aptos"/>
           <w:color w:val="000000" w:themeColor="text1"/>
         </w:rPr>
         <w:t>Suporte técnico contínuo após entrega.</w:t>
@@ -3661,13 +4076,13 @@
       <w:pPr>
         <w:spacing w:before="240" w:after="240"/>
         <w:rPr>
-          <w:rFonts w:ascii="Aptos" w:eastAsia="Aptos" w:hAnsi="Aptos" w:cs="Aptos"/>
-          <w:color w:val="000000" w:themeColor="text1"/>
-        </w:rPr>
-      </w:pPr>
-      <w:r>
-        <w:rPr>
-          <w:rFonts w:ascii="Aptos" w:eastAsia="Aptos" w:hAnsi="Aptos" w:cs="Aptos"/>
+          <w:rFonts w:ascii="Aptos" w:hAnsi="Aptos" w:eastAsia="Aptos" w:cs="Aptos"/>
+          <w:color w:val="000000" w:themeColor="text1"/>
+        </w:rPr>
+      </w:pPr>
+      <w:r>
+        <w:rPr>
+          <w:rFonts w:ascii="Aptos" w:hAnsi="Aptos" w:eastAsia="Aptos" w:cs="Aptos"/>
           <w:color w:val="000000" w:themeColor="text1"/>
         </w:rPr>
         <w:t>Qualquer funcionalidade não descrita explicitamente neste documento será considerada fora do escopo do projeto.</w:t>
@@ -3684,7 +4099,7 @@
       <w:pPr>
         <w:pStyle w:val="Ttulo1"/>
         <w:rPr>
-          <w:rFonts w:ascii="Aptos" w:eastAsia="Aptos" w:hAnsi="Aptos" w:cs="Aptos"/>
+          <w:rFonts w:ascii="Aptos" w:hAnsi="Aptos" w:eastAsia="Aptos" w:cs="Aptos"/>
           <w:b/>
           <w:bCs/>
           <w:color w:val="000000" w:themeColor="text1"/>
@@ -3710,13 +4125,13 @@
         </w:numPr>
         <w:spacing w:before="240" w:after="240"/>
         <w:rPr>
-          <w:rFonts w:ascii="Aptos" w:eastAsia="Aptos" w:hAnsi="Aptos" w:cs="Aptos"/>
-          <w:color w:val="000000" w:themeColor="text1"/>
-        </w:rPr>
-      </w:pPr>
-      <w:r>
-        <w:rPr>
-          <w:rFonts w:ascii="Aptos" w:eastAsia="Aptos" w:hAnsi="Aptos" w:cs="Aptos"/>
+          <w:rFonts w:ascii="Aptos" w:hAnsi="Aptos" w:eastAsia="Aptos" w:cs="Aptos"/>
+          <w:color w:val="000000" w:themeColor="text1"/>
+        </w:rPr>
+      </w:pPr>
+      <w:r>
+        <w:rPr>
+          <w:rFonts w:ascii="Aptos" w:hAnsi="Aptos" w:eastAsia="Aptos" w:cs="Aptos"/>
           <w:color w:val="000000" w:themeColor="text1"/>
         </w:rPr>
         <w:t>O usuário deverá possuir acesso à internet;</w:t>
@@ -3731,13 +4146,13 @@
         </w:numPr>
         <w:spacing w:before="240" w:after="240"/>
         <w:rPr>
-          <w:rFonts w:ascii="Aptos" w:eastAsia="Aptos" w:hAnsi="Aptos" w:cs="Aptos"/>
-          <w:color w:val="000000" w:themeColor="text1"/>
-        </w:rPr>
-      </w:pPr>
-      <w:r>
-        <w:rPr>
-          <w:rFonts w:ascii="Aptos" w:eastAsia="Aptos" w:hAnsi="Aptos" w:cs="Aptos"/>
+          <w:rFonts w:ascii="Aptos" w:hAnsi="Aptos" w:eastAsia="Aptos" w:cs="Aptos"/>
+          <w:color w:val="000000" w:themeColor="text1"/>
+        </w:rPr>
+      </w:pPr>
+      <w:r>
+        <w:rPr>
+          <w:rFonts w:ascii="Aptos" w:hAnsi="Aptos" w:eastAsia="Aptos" w:cs="Aptos"/>
           <w:color w:val="000000" w:themeColor="text1"/>
         </w:rPr>
         <w:t>O sistema será utilizado exclusivamente em navegadores web;</w:t>
@@ -3752,13 +4167,13 @@
         </w:numPr>
         <w:spacing w:before="240" w:after="240"/>
         <w:rPr>
-          <w:rFonts w:ascii="Aptos" w:eastAsia="Aptos" w:hAnsi="Aptos" w:cs="Aptos"/>
-          <w:color w:val="000000" w:themeColor="text1"/>
-        </w:rPr>
-      </w:pPr>
-      <w:r>
-        <w:rPr>
-          <w:rFonts w:ascii="Aptos" w:eastAsia="Aptos" w:hAnsi="Aptos" w:cs="Aptos"/>
+          <w:rFonts w:ascii="Aptos" w:hAnsi="Aptos" w:eastAsia="Aptos" w:cs="Aptos"/>
+          <w:color w:val="000000" w:themeColor="text1"/>
+        </w:rPr>
+      </w:pPr>
+      <w:r>
+        <w:rPr>
+          <w:rFonts w:ascii="Aptos" w:hAnsi="Aptos" w:eastAsia="Aptos" w:cs="Aptos"/>
           <w:color w:val="000000" w:themeColor="text1"/>
         </w:rPr>
         <w:t>O projeto terá finalidade acadêmica;</w:t>
@@ -3773,13 +4188,13 @@
         </w:numPr>
         <w:spacing w:before="240" w:after="240"/>
         <w:rPr>
-          <w:rFonts w:ascii="Aptos" w:eastAsia="Aptos" w:hAnsi="Aptos" w:cs="Aptos"/>
-          <w:color w:val="000000" w:themeColor="text1"/>
-        </w:rPr>
-      </w:pPr>
-      <w:r>
-        <w:rPr>
-          <w:rFonts w:ascii="Aptos" w:eastAsia="Aptos" w:hAnsi="Aptos" w:cs="Aptos"/>
+          <w:rFonts w:ascii="Aptos" w:hAnsi="Aptos" w:eastAsia="Aptos" w:cs="Aptos"/>
+          <w:color w:val="000000" w:themeColor="text1"/>
+        </w:rPr>
+      </w:pPr>
+      <w:r>
+        <w:rPr>
+          <w:rFonts w:ascii="Aptos" w:hAnsi="Aptos" w:eastAsia="Aptos" w:cs="Aptos"/>
           <w:color w:val="000000" w:themeColor="text1"/>
         </w:rPr>
         <w:t>O funcionamento adequado dependerá da infraestrutura disponível para hospedagem e execução local.</w:t>
@@ -3796,7 +4211,7 @@
       <w:pPr>
         <w:pStyle w:val="Ttulo1"/>
         <w:rPr>
-          <w:rFonts w:ascii="Aptos" w:eastAsia="Aptos" w:hAnsi="Aptos" w:cs="Aptos"/>
+          <w:rFonts w:ascii="Aptos" w:hAnsi="Aptos" w:eastAsia="Aptos" w:cs="Aptos"/>
           <w:b/>
           <w:bCs/>
           <w:color w:val="000000" w:themeColor="text1"/>
@@ -3810,7 +4225,6 @@
           <w:bCs/>
           <w:color w:val="000000" w:themeColor="text1"/>
         </w:rPr>
-        <w:lastRenderedPageBreak/>
         <w:t>Riscos e Restrições</w:t>
       </w:r>
     </w:p>
@@ -3818,7 +4232,7 @@
       <w:pPr>
         <w:pStyle w:val="Ttulo2"/>
         <w:rPr>
-          <w:rFonts w:ascii="Aptos" w:eastAsia="Aptos" w:hAnsi="Aptos" w:cs="Aptos"/>
+          <w:rFonts w:ascii="Aptos" w:hAnsi="Aptos" w:eastAsia="Aptos" w:cs="Aptos"/>
           <w:b/>
           <w:bCs/>
           <w:color w:val="000000" w:themeColor="text1"/>
@@ -3844,13 +4258,13 @@
         </w:numPr>
         <w:spacing w:before="240" w:after="240"/>
         <w:rPr>
-          <w:rFonts w:ascii="Aptos" w:eastAsia="Aptos" w:hAnsi="Aptos" w:cs="Aptos"/>
-          <w:color w:val="000000" w:themeColor="text1"/>
-        </w:rPr>
-      </w:pPr>
-      <w:r>
-        <w:rPr>
-          <w:rFonts w:ascii="Aptos" w:eastAsia="Aptos" w:hAnsi="Aptos" w:cs="Aptos"/>
+          <w:rFonts w:ascii="Aptos" w:hAnsi="Aptos" w:eastAsia="Aptos" w:cs="Aptos"/>
+          <w:color w:val="000000" w:themeColor="text1"/>
+        </w:rPr>
+      </w:pPr>
+      <w:r>
+        <w:rPr>
+          <w:rFonts w:ascii="Aptos" w:hAnsi="Aptos" w:eastAsia="Aptos" w:cs="Aptos"/>
           <w:color w:val="000000" w:themeColor="text1"/>
         </w:rPr>
         <w:t>Possíveis falhas de integração entre front-end, back-end e banco de dados;</w:t>
@@ -3865,13 +4279,13 @@
         </w:numPr>
         <w:spacing w:before="240" w:after="240"/>
         <w:rPr>
-          <w:rFonts w:ascii="Aptos" w:eastAsia="Aptos" w:hAnsi="Aptos" w:cs="Aptos"/>
-          <w:color w:val="000000" w:themeColor="text1"/>
-        </w:rPr>
-      </w:pPr>
-      <w:r>
-        <w:rPr>
-          <w:rFonts w:ascii="Aptos" w:eastAsia="Aptos" w:hAnsi="Aptos" w:cs="Aptos"/>
+          <w:rFonts w:ascii="Aptos" w:hAnsi="Aptos" w:eastAsia="Aptos" w:cs="Aptos"/>
+          <w:color w:val="000000" w:themeColor="text1"/>
+        </w:rPr>
+      </w:pPr>
+      <w:r>
+        <w:rPr>
+          <w:rFonts w:ascii="Aptos" w:hAnsi="Aptos" w:eastAsia="Aptos" w:cs="Aptos"/>
           <w:color w:val="000000" w:themeColor="text1"/>
         </w:rPr>
         <w:t>Limitações técnicas relacionadas ao prazo do projeto;</w:t>
@@ -3886,13 +4300,13 @@
         </w:numPr>
         <w:spacing w:before="240" w:after="240"/>
         <w:rPr>
-          <w:rFonts w:ascii="Aptos" w:eastAsia="Aptos" w:hAnsi="Aptos" w:cs="Aptos"/>
-          <w:color w:val="000000" w:themeColor="text1"/>
-        </w:rPr>
-      </w:pPr>
-      <w:r>
-        <w:rPr>
-          <w:rFonts w:ascii="Aptos" w:eastAsia="Aptos" w:hAnsi="Aptos" w:cs="Aptos"/>
+          <w:rFonts w:ascii="Aptos" w:hAnsi="Aptos" w:eastAsia="Aptos" w:cs="Aptos"/>
+          <w:color w:val="000000" w:themeColor="text1"/>
+        </w:rPr>
+      </w:pPr>
+      <w:r>
+        <w:rPr>
+          <w:rFonts w:ascii="Aptos" w:hAnsi="Aptos" w:eastAsia="Aptos" w:cs="Aptos"/>
           <w:color w:val="000000" w:themeColor="text1"/>
         </w:rPr>
         <w:t>Instabilidades no armazenamento de dados;</w:t>
@@ -3907,13 +4321,13 @@
         </w:numPr>
         <w:spacing w:before="240" w:after="240"/>
         <w:rPr>
-          <w:rFonts w:ascii="Aptos" w:eastAsia="Aptos" w:hAnsi="Aptos" w:cs="Aptos"/>
-          <w:color w:val="000000" w:themeColor="text1"/>
-        </w:rPr>
-      </w:pPr>
-      <w:r>
-        <w:rPr>
-          <w:rFonts w:ascii="Aptos" w:eastAsia="Aptos" w:hAnsi="Aptos" w:cs="Aptos"/>
+          <w:rFonts w:ascii="Aptos" w:hAnsi="Aptos" w:eastAsia="Aptos" w:cs="Aptos"/>
+          <w:color w:val="000000" w:themeColor="text1"/>
+        </w:rPr>
+      </w:pPr>
+      <w:r>
+        <w:rPr>
+          <w:rFonts w:ascii="Aptos" w:hAnsi="Aptos" w:eastAsia="Aptos" w:cs="Aptos"/>
           <w:color w:val="000000" w:themeColor="text1"/>
         </w:rPr>
         <w:t>Incompatibilidades entre navegadores;</w:t>
@@ -3928,13 +4342,13 @@
         </w:numPr>
         <w:spacing w:before="240" w:after="240"/>
         <w:rPr>
-          <w:rFonts w:ascii="Aptos" w:eastAsia="Aptos" w:hAnsi="Aptos" w:cs="Aptos"/>
-          <w:color w:val="000000" w:themeColor="text1"/>
-        </w:rPr>
-      </w:pPr>
-      <w:r>
-        <w:rPr>
-          <w:rFonts w:ascii="Aptos" w:eastAsia="Aptos" w:hAnsi="Aptos" w:cs="Aptos"/>
+          <w:rFonts w:ascii="Aptos" w:hAnsi="Aptos" w:eastAsia="Aptos" w:cs="Aptos"/>
+          <w:color w:val="000000" w:themeColor="text1"/>
+        </w:rPr>
+      </w:pPr>
+      <w:r>
+        <w:rPr>
+          <w:rFonts w:ascii="Aptos" w:hAnsi="Aptos" w:eastAsia="Aptos" w:cs="Aptos"/>
           <w:color w:val="000000" w:themeColor="text1"/>
         </w:rPr>
         <w:t>Alterações indevidas no escopo original.</w:t>
@@ -3951,7 +4365,7 @@
       <w:pPr>
         <w:pStyle w:val="Ttulo2"/>
         <w:rPr>
-          <w:rFonts w:ascii="Aptos" w:eastAsia="Aptos" w:hAnsi="Aptos" w:cs="Aptos"/>
+          <w:rFonts w:ascii="Aptos" w:hAnsi="Aptos" w:eastAsia="Aptos" w:cs="Aptos"/>
           <w:b/>
           <w:bCs/>
           <w:color w:val="000000" w:themeColor="text1"/>
@@ -3977,13 +4391,13 @@
         </w:numPr>
         <w:spacing w:before="240" w:after="240"/>
         <w:rPr>
-          <w:rFonts w:ascii="Aptos" w:eastAsia="Aptos" w:hAnsi="Aptos" w:cs="Aptos"/>
-          <w:color w:val="000000" w:themeColor="text1"/>
-        </w:rPr>
-      </w:pPr>
-      <w:r>
-        <w:rPr>
-          <w:rFonts w:ascii="Aptos" w:eastAsia="Aptos" w:hAnsi="Aptos" w:cs="Aptos"/>
+          <w:rFonts w:ascii="Aptos" w:hAnsi="Aptos" w:eastAsia="Aptos" w:cs="Aptos"/>
+          <w:color w:val="000000" w:themeColor="text1"/>
+        </w:rPr>
+      </w:pPr>
+      <w:r>
+        <w:rPr>
+          <w:rFonts w:ascii="Aptos" w:hAnsi="Aptos" w:eastAsia="Aptos" w:cs="Aptos"/>
           <w:color w:val="000000" w:themeColor="text1"/>
         </w:rPr>
         <w:t>O projeto deverá respeitar o prazo acadêmico estabelecido;</w:t>
@@ -3998,13 +4412,13 @@
         </w:numPr>
         <w:spacing w:before="240" w:after="240"/>
         <w:rPr>
-          <w:rFonts w:ascii="Aptos" w:eastAsia="Aptos" w:hAnsi="Aptos" w:cs="Aptos"/>
-          <w:color w:val="000000" w:themeColor="text1"/>
-        </w:rPr>
-      </w:pPr>
-      <w:r>
-        <w:rPr>
-          <w:rFonts w:ascii="Aptos" w:eastAsia="Aptos" w:hAnsi="Aptos" w:cs="Aptos"/>
+          <w:rFonts w:ascii="Aptos" w:hAnsi="Aptos" w:eastAsia="Aptos" w:cs="Aptos"/>
+          <w:color w:val="000000" w:themeColor="text1"/>
+        </w:rPr>
+      </w:pPr>
+      <w:r>
+        <w:rPr>
+          <w:rFonts w:ascii="Aptos" w:hAnsi="Aptos" w:eastAsia="Aptos" w:cs="Aptos"/>
           <w:color w:val="000000" w:themeColor="text1"/>
         </w:rPr>
         <w:t>O desenvolvimento utilizará apenas tecnologias disponíveis para a equipe;</w:t>
@@ -4019,13 +4433,13 @@
         </w:numPr>
         <w:spacing w:before="240" w:after="240"/>
         <w:rPr>
-          <w:rFonts w:ascii="Aptos" w:eastAsia="Aptos" w:hAnsi="Aptos" w:cs="Aptos"/>
-          <w:color w:val="000000" w:themeColor="text1"/>
-        </w:rPr>
-      </w:pPr>
-      <w:r>
-        <w:rPr>
-          <w:rFonts w:ascii="Aptos" w:eastAsia="Aptos" w:hAnsi="Aptos" w:cs="Aptos"/>
+          <w:rFonts w:ascii="Aptos" w:hAnsi="Aptos" w:eastAsia="Aptos" w:cs="Aptos"/>
+          <w:color w:val="000000" w:themeColor="text1"/>
+        </w:rPr>
+      </w:pPr>
+      <w:r>
+        <w:rPr>
+          <w:rFonts w:ascii="Aptos" w:hAnsi="Aptos" w:eastAsia="Aptos" w:cs="Aptos"/>
           <w:color w:val="000000" w:themeColor="text1"/>
         </w:rPr>
         <w:t>O sistema será exclusivamente web;</w:t>
@@ -4040,13 +4454,13 @@
         </w:numPr>
         <w:spacing w:before="240" w:after="240"/>
         <w:rPr>
-          <w:rFonts w:ascii="Aptos" w:eastAsia="Aptos" w:hAnsi="Aptos" w:cs="Aptos"/>
-          <w:color w:val="000000" w:themeColor="text1"/>
-        </w:rPr>
-      </w:pPr>
-      <w:r>
-        <w:rPr>
-          <w:rFonts w:ascii="Aptos" w:eastAsia="Aptos" w:hAnsi="Aptos" w:cs="Aptos"/>
+          <w:rFonts w:ascii="Aptos" w:hAnsi="Aptos" w:eastAsia="Aptos" w:cs="Aptos"/>
+          <w:color w:val="000000" w:themeColor="text1"/>
+        </w:rPr>
+      </w:pPr>
+      <w:r>
+        <w:rPr>
+          <w:rFonts w:ascii="Aptos" w:hAnsi="Aptos" w:eastAsia="Aptos" w:cs="Aptos"/>
           <w:color w:val="000000" w:themeColor="text1"/>
         </w:rPr>
         <w:t>O projeto não possuirá finalidade comercial;</w:t>
@@ -4061,27 +4475,27 @@
         </w:numPr>
         <w:spacing w:before="240" w:after="240"/>
         <w:rPr>
-          <w:rFonts w:ascii="Aptos" w:eastAsia="Aptos" w:hAnsi="Aptos" w:cs="Aptos"/>
-          <w:color w:val="000000" w:themeColor="text1"/>
-        </w:rPr>
-      </w:pPr>
-      <w:r>
-        <w:rPr>
-          <w:rFonts w:ascii="Aptos" w:eastAsia="Aptos" w:hAnsi="Aptos" w:cs="Aptos"/>
+          <w:rFonts w:ascii="Aptos" w:hAnsi="Aptos" w:eastAsia="Aptos" w:cs="Aptos"/>
+          <w:color w:val="000000" w:themeColor="text1"/>
+        </w:rPr>
+      </w:pPr>
+      <w:r>
+        <w:rPr>
+          <w:rFonts w:ascii="Aptos" w:hAnsi="Aptos" w:eastAsia="Aptos" w:cs="Aptos"/>
           <w:color w:val="000000" w:themeColor="text1"/>
         </w:rPr>
         <w:t>Func</w:t>
       </w:r>
       <w:r>
         <w:rPr>
-          <w:rFonts w:ascii="Aptos" w:eastAsia="Aptos" w:hAnsi="Aptos" w:cs="Aptos"/>
+          <w:rFonts w:ascii="Aptos" w:hAnsi="Aptos" w:eastAsia="Aptos" w:cs="Aptos"/>
           <w:color w:val="000000" w:themeColor="text1"/>
         </w:rPr>
         <w:t>t</w:t>
       </w:r>
       <w:r>
         <w:rPr>
-          <w:rFonts w:ascii="Aptos" w:eastAsia="Aptos" w:hAnsi="Aptos" w:cs="Aptos"/>
+          <w:rFonts w:ascii="Aptos" w:hAnsi="Aptos" w:eastAsia="Aptos" w:cs="Aptos"/>
           <w:color w:val="000000" w:themeColor="text1"/>
         </w:rPr>
         <w:t>ionalidades não previstas neste documento não serão implementadas;</w:t>
@@ -4096,15 +4510,16 @@
         </w:numPr>
         <w:spacing w:before="240" w:after="240"/>
         <w:rPr>
-          <w:rFonts w:ascii="Aptos" w:eastAsia="Aptos" w:hAnsi="Aptos" w:cs="Aptos"/>
-          <w:color w:val="000000" w:themeColor="text1"/>
-        </w:rPr>
-      </w:pPr>
-      <w:r>
-        <w:rPr>
-          <w:rFonts w:ascii="Aptos" w:eastAsia="Aptos" w:hAnsi="Aptos" w:cs="Aptos"/>
-          <w:color w:val="000000" w:themeColor="text1"/>
-        </w:rPr>
+          <w:rFonts w:ascii="Aptos" w:hAnsi="Aptos" w:eastAsia="Aptos" w:cs="Aptos"/>
+          <w:color w:val="000000" w:themeColor="text1"/>
+        </w:rPr>
+      </w:pPr>
+      <w:r>
+        <w:rPr>
+          <w:rFonts w:ascii="Aptos" w:hAnsi="Aptos" w:eastAsia="Aptos" w:cs="Aptos"/>
+          <w:color w:val="000000" w:themeColor="text1"/>
+        </w:rPr>
+        <w:lastRenderedPageBreak/>
         <w:t>O suporte técnico será limitado ao período de desenvolvimento acadêmico;</w:t>
       </w:r>
     </w:p>
@@ -4117,13 +4532,13 @@
         </w:numPr>
         <w:spacing w:before="240" w:after="240"/>
         <w:rPr>
-          <w:rFonts w:ascii="Aptos" w:eastAsia="Aptos" w:hAnsi="Aptos" w:cs="Aptos"/>
-          <w:color w:val="000000" w:themeColor="text1"/>
-        </w:rPr>
-      </w:pPr>
-      <w:r>
-        <w:rPr>
-          <w:rFonts w:ascii="Aptos" w:eastAsia="Aptos" w:hAnsi="Aptos" w:cs="Aptos"/>
+          <w:rFonts w:ascii="Aptos" w:hAnsi="Aptos" w:eastAsia="Aptos" w:cs="Aptos"/>
+          <w:color w:val="000000" w:themeColor="text1"/>
+        </w:rPr>
+      </w:pPr>
+      <w:r>
+        <w:rPr>
+          <w:rFonts w:ascii="Aptos" w:hAnsi="Aptos" w:eastAsia="Aptos" w:cs="Aptos"/>
           <w:color w:val="000000" w:themeColor="text1"/>
         </w:rPr>
         <w:t>O projeto não será responsável por qualquer problema relacionado a direitos autorais da obra original utilizada como inspiração temática.</w:t>
@@ -4133,7 +4548,7 @@
       <w:pPr>
         <w:spacing w:before="240" w:after="240"/>
         <w:rPr>
-          <w:rFonts w:ascii="Aptos" w:eastAsia="Aptos" w:hAnsi="Aptos" w:cs="Aptos"/>
+          <w:rFonts w:ascii="Aptos" w:hAnsi="Aptos" w:eastAsia="Aptos" w:cs="Aptos"/>
           <w:color w:val="000000" w:themeColor="text1"/>
         </w:rPr>
       </w:pPr>
@@ -4146,15 +4561,15 @@
           <w:numId w:val="26"/>
         </w:numPr>
         <w:rPr>
-          <w:rFonts w:ascii="Consolas" w:eastAsia="Consolas" w:hAnsi="Consolas" w:cs="Consolas"/>
-          <w:b/>
-          <w:bCs/>
-          <w:color w:val="000000" w:themeColor="text1"/>
-        </w:rPr>
-      </w:pPr>
-      <w:r>
-        <w:rPr>
-          <w:rFonts w:ascii="Consolas" w:eastAsia="Consolas" w:hAnsi="Consolas" w:cs="Consolas"/>
+          <w:rFonts w:ascii="Consolas" w:hAnsi="Consolas" w:eastAsia="Consolas" w:cs="Consolas"/>
+          <w:b/>
+          <w:bCs/>
+          <w:color w:val="000000" w:themeColor="text1"/>
+        </w:rPr>
+      </w:pPr>
+      <w:r>
+        <w:rPr>
+          <w:rFonts w:ascii="Consolas" w:hAnsi="Consolas" w:eastAsia="Consolas" w:cs="Consolas"/>
           <w:b/>
           <w:bCs/>
           <w:color w:val="000000" w:themeColor="text1"/>
@@ -4163,7 +4578,7 @@
       </w:r>
       <w:r>
         <w:rPr>
-          <w:rFonts w:ascii="Consolas" w:eastAsia="Consolas" w:hAnsi="Consolas" w:cs="Consolas"/>
+          <w:rFonts w:ascii="Consolas" w:hAnsi="Consolas" w:eastAsia="Consolas" w:cs="Consolas"/>
           <w:b/>
           <w:bCs/>
           <w:color w:val="000000" w:themeColor="text1"/>
@@ -4172,7 +4587,7 @@
       </w:r>
       <w:r>
         <w:rPr>
-          <w:rFonts w:ascii="Consolas" w:eastAsia="Consolas" w:hAnsi="Consolas" w:cs="Consolas"/>
+          <w:rFonts w:ascii="Consolas" w:hAnsi="Consolas" w:eastAsia="Consolas" w:cs="Consolas"/>
           <w:b/>
           <w:bCs/>
           <w:color w:val="000000" w:themeColor="text1"/>
@@ -4201,7 +4616,7 @@
                     </pic:cNvPicPr>
                   </pic:nvPicPr>
                   <pic:blipFill>
-                    <a:blip r:embed="rId13" cstate="print">
+                    <a:blip r:embed="rId12" cstate="print">
                       <a:extLst>
                         <a:ext uri="{28A0092B-C50C-407E-A947-70E740481C1C}">
                           <a14:useLocalDpi xmlns:a14="http://schemas.microsoft.com/office/drawing/2010/main" val="0"/>
@@ -4244,6 +4659,7 @@
           <w14:ligatures w14:val="none"/>
         </w:rPr>
       </w:pPr>
+      <w:proofErr w:type="spellStart"/>
       <w:r>
         <w:rPr>
           <w:rFonts w:eastAsia="Times New Roman" w:cs="Times New Roman"/>
@@ -4251,8 +4667,9 @@
           <w:lang w:eastAsia="pt-BR"/>
           <w14:ligatures w14:val="none"/>
         </w:rPr>
-        <w:t xml:space="preserve">Vinland Saga possui forte relação com a ODS 16 Paz, Justiça e Instituições Eficazes ao abordar temas como violência, guerra, vingança e a busca pela paz. A obra acompanha o desenvolvimento de Thorfinn, que inicialmente vive </w:t>
-      </w:r>
+        <w:t>Vinland</w:t>
+      </w:r>
+      <w:proofErr w:type="spellEnd"/>
       <w:r>
         <w:rPr>
           <w:rFonts w:eastAsia="Times New Roman" w:cs="Times New Roman"/>
@@ -4260,21 +4677,19 @@
           <w:lang w:eastAsia="pt-BR"/>
           <w14:ligatures w14:val="none"/>
         </w:rPr>
-        <w:lastRenderedPageBreak/>
-        <w:t>movido pelo ódio e pelo desejo de vingança, mas que ao longo da história compreende que a violência apenas gera mais sofrimento.</w:t>
-      </w:r>
-    </w:p>
-    <w:p>
-      <w:pPr>
-        <w:spacing w:before="100" w:beforeAutospacing="1" w:after="100" w:afterAutospacing="1" w:line="240" w:lineRule="auto"/>
-        <w:ind w:left="360"/>
+        <w:t xml:space="preserve"> Saga possui forte relação com a ODS 16 Paz, Justiça e Instituições Eficazes ao abordar temas como violência, guerra, vingança e a busca pela paz. A obra acompanha o desenvolvimento de </w:t>
+      </w:r>
+      <w:proofErr w:type="spellStart"/>
+      <w:r>
         <w:rPr>
           <w:rFonts w:eastAsia="Times New Roman" w:cs="Times New Roman"/>
           <w:kern w:val="0"/>
           <w:lang w:eastAsia="pt-BR"/>
           <w14:ligatures w14:val="none"/>
         </w:rPr>
-      </w:pPr>
+        <w:t>Thorfinn</w:t>
+      </w:r>
+      <w:proofErr w:type="spellEnd"/>
       <w:r>
         <w:rPr>
           <w:rFonts w:eastAsia="Times New Roman" w:cs="Times New Roman"/>
@@ -4282,7 +4697,7 @@
           <w:lang w:eastAsia="pt-BR"/>
           <w14:ligatures w14:val="none"/>
         </w:rPr>
-        <w:t>Além disso, o anime mostra diferentes visões sobre poder e justiça por meio de personagens como Canute, que acredita ser necessário utilizar meios violentos para construir um mundo melhor. Dessa forma, a narrativa promove reflexões sobre ética, consequências da guerra e a importância da convivência pacífica.</w:t>
+        <w:t>, que inicialmente vive movido pelo ódio e pelo desejo de vingança, mas que ao longo da história compreende que a violência apenas gera mais sofrimento.</w:t>
       </w:r>
     </w:p>
     <w:p>
@@ -4303,7 +4718,27 @@
           <w:lang w:eastAsia="pt-BR"/>
           <w14:ligatures w14:val="none"/>
         </w:rPr>
-        <w:t>O conceito de Vinland representa a esperança de uma sociedade sem conflitos, fome e sofrimento, reforçando a ideia de um ambiente baseado na paz, no respeito e na dignidade humana, valores diretamente ligados aos objetivos da ODS 16.</w:t>
+        <w:t xml:space="preserve">Além disso, o anime mostra diferentes visões sobre poder e justiça por meio de personagens como </w:t>
+      </w:r>
+      <w:proofErr w:type="spellStart"/>
+      <w:r>
+        <w:rPr>
+          <w:rFonts w:eastAsia="Times New Roman" w:cs="Times New Roman"/>
+          <w:kern w:val="0"/>
+          <w:lang w:eastAsia="pt-BR"/>
+          <w14:ligatures w14:val="none"/>
+        </w:rPr>
+        <w:t>Canute</w:t>
+      </w:r>
+      <w:proofErr w:type="spellEnd"/>
+      <w:r>
+        <w:rPr>
+          <w:rFonts w:eastAsia="Times New Roman" w:cs="Times New Roman"/>
+          <w:kern w:val="0"/>
+          <w:lang w:eastAsia="pt-BR"/>
+          <w14:ligatures w14:val="none"/>
+        </w:rPr>
+        <w:t>, que acredita ser necessário utilizar meios violentos para construir um mundo melhor. Dessa forma, a narrativa promove reflexões sobre ética, consequências da guerra e a importância da convivência pacífica.</w:t>
       </w:r>
     </w:p>
     <w:p>
@@ -4311,7 +4746,48 @@
         <w:spacing w:before="100" w:beforeAutospacing="1" w:after="100" w:afterAutospacing="1" w:line="240" w:lineRule="auto"/>
         <w:ind w:left="360"/>
         <w:rPr>
-          <w:rFonts w:ascii="Times New Roman" w:eastAsia="Times New Roman" w:hAnsi="Times New Roman" w:cs="Times New Roman"/>
+          <w:rFonts w:eastAsia="Times New Roman" w:cs="Times New Roman"/>
+          <w:kern w:val="0"/>
+          <w:lang w:eastAsia="pt-BR"/>
+          <w14:ligatures w14:val="none"/>
+        </w:rPr>
+      </w:pPr>
+      <w:r>
+        <w:rPr>
+          <w:rFonts w:eastAsia="Times New Roman" w:cs="Times New Roman"/>
+          <w:kern w:val="0"/>
+          <w:lang w:eastAsia="pt-BR"/>
+          <w14:ligatures w14:val="none"/>
+        </w:rPr>
+        <w:t xml:space="preserve">O conceito de </w:t>
+      </w:r>
+      <w:proofErr w:type="spellStart"/>
+      <w:r>
+        <w:rPr>
+          <w:rFonts w:eastAsia="Times New Roman" w:cs="Times New Roman"/>
+          <w:kern w:val="0"/>
+          <w:lang w:eastAsia="pt-BR"/>
+          <w14:ligatures w14:val="none"/>
+        </w:rPr>
+        <w:t>Vinland</w:t>
+      </w:r>
+      <w:proofErr w:type="spellEnd"/>
+      <w:r>
+        <w:rPr>
+          <w:rFonts w:eastAsia="Times New Roman" w:cs="Times New Roman"/>
+          <w:kern w:val="0"/>
+          <w:lang w:eastAsia="pt-BR"/>
+          <w14:ligatures w14:val="none"/>
+        </w:rPr>
+        <w:t xml:space="preserve"> representa a esperança de uma sociedade sem conflitos, fome e sofrimento, reforçando a ideia de um ambiente baseado na paz, no respeito e na dignidade humana, valores diretamente ligados aos objetivos da ODS 16.</w:t>
+      </w:r>
+    </w:p>
+    <w:p>
+      <w:pPr>
+        <w:spacing w:before="100" w:beforeAutospacing="1" w:after="100" w:afterAutospacing="1" w:line="240" w:lineRule="auto"/>
+        <w:ind w:left="360"/>
+        <w:rPr>
+          <w:rFonts w:ascii="Times New Roman" w:hAnsi="Times New Roman" w:eastAsia="Times New Roman" w:cs="Times New Roman"/>
           <w:kern w:val="0"/>
           <w:lang w:eastAsia="pt-BR"/>
           <w14:ligatures w14:val="none"/>
@@ -4326,19 +4802,20 @@
           <w:numId w:val="26"/>
         </w:numPr>
         <w:rPr>
-          <w:rFonts w:ascii="Consolas" w:eastAsia="Consolas" w:hAnsi="Consolas" w:cs="Consolas"/>
-          <w:b/>
-          <w:bCs/>
-          <w:color w:val="000000" w:themeColor="text1"/>
-        </w:rPr>
-      </w:pPr>
-      <w:r>
-        <w:rPr>
-          <w:rFonts w:ascii="Consolas" w:eastAsia="Consolas" w:hAnsi="Consolas" w:cs="Consolas"/>
-          <w:b/>
-          <w:bCs/>
-          <w:color w:val="000000" w:themeColor="text1"/>
-        </w:rPr>
+          <w:rFonts w:ascii="Consolas" w:hAnsi="Consolas" w:eastAsia="Consolas" w:cs="Consolas"/>
+          <w:b/>
+          <w:bCs/>
+          <w:color w:val="000000" w:themeColor="text1"/>
+        </w:rPr>
+      </w:pPr>
+      <w:r>
+        <w:rPr>
+          <w:rFonts w:ascii="Consolas" w:hAnsi="Consolas" w:eastAsia="Consolas" w:cs="Consolas"/>
+          <w:b/>
+          <w:bCs/>
+          <w:color w:val="000000" w:themeColor="text1"/>
+        </w:rPr>
+        <w:lastRenderedPageBreak/>
         <w:t>Diagrama de negócio</w:t>
       </w:r>
     </w:p>
@@ -4348,7 +4825,7 @@
         <w:spacing w:before="100" w:beforeAutospacing="1" w:after="100" w:afterAutospacing="1" w:line="240" w:lineRule="auto"/>
         <w:ind w:left="1080"/>
         <w:rPr>
-          <w:rFonts w:ascii="Times New Roman" w:eastAsia="Times New Roman" w:hAnsi="Times New Roman" w:cs="Times New Roman"/>
+          <w:rFonts w:ascii="Times New Roman" w:hAnsi="Times New Roman" w:eastAsia="Times New Roman" w:cs="Times New Roman"/>
           <w:kern w:val="0"/>
           <w:lang w:eastAsia="pt-BR"/>
           <w14:ligatures w14:val="none"/>
@@ -4377,7 +4854,7 @@
                     </pic:cNvPicPr>
                   </pic:nvPicPr>
                   <pic:blipFill>
-                    <a:blip r:embed="rId14" cstate="print">
+                    <a:blip r:embed="rId13" cstate="print">
                       <a:extLst>
                         <a:ext uri="{28A0092B-C50C-407E-A947-70E740481C1C}">
                           <a14:useLocalDpi xmlns:a14="http://schemas.microsoft.com/office/drawing/2010/main" val="0"/>
@@ -4413,7 +4890,7 @@
       <w:pPr>
         <w:pStyle w:val="Ttulo1"/>
         <w:rPr>
-          <w:rFonts w:ascii="Consolas" w:eastAsia="Consolas" w:hAnsi="Consolas" w:cs="Consolas"/>
+          <w:rFonts w:ascii="Consolas" w:hAnsi="Consolas" w:eastAsia="Consolas" w:cs="Consolas"/>
           <w:b/>
           <w:bCs/>
           <w:color w:val="000000" w:themeColor="text1"/>
@@ -4424,7 +4901,7 @@
       <w:pPr>
         <w:pStyle w:val="Ttulo1"/>
         <w:rPr>
-          <w:rFonts w:ascii="Consolas" w:eastAsia="Consolas" w:hAnsi="Consolas" w:cs="Consolas"/>
+          <w:rFonts w:ascii="Consolas" w:hAnsi="Consolas" w:eastAsia="Consolas" w:cs="Consolas"/>
           <w:b/>
           <w:bCs/>
           <w:color w:val="000000" w:themeColor="text1"/>
@@ -4432,19 +4909,22 @@
       </w:pPr>
     </w:p>
     <w:p/>
+    <w:p/>
+    <w:p/>
+    <w:p/>
     <w:p>
       <w:pPr>
         <w:pStyle w:val="Ttulo1"/>
         <w:rPr>
-          <w:rFonts w:ascii="Consolas" w:eastAsia="Consolas" w:hAnsi="Consolas" w:cs="Consolas"/>
-          <w:b/>
-          <w:bCs/>
-          <w:color w:val="000000" w:themeColor="text1"/>
-        </w:rPr>
-      </w:pPr>
-      <w:r>
-        <w:rPr>
-          <w:rFonts w:ascii="Consolas" w:eastAsia="Consolas" w:hAnsi="Consolas" w:cs="Consolas"/>
+          <w:rFonts w:ascii="Consolas" w:hAnsi="Consolas" w:eastAsia="Consolas" w:cs="Consolas"/>
+          <w:b/>
+          <w:bCs/>
+          <w:color w:val="000000" w:themeColor="text1"/>
+        </w:rPr>
+      </w:pPr>
+      <w:r>
+        <w:rPr>
+          <w:rFonts w:ascii="Consolas" w:hAnsi="Consolas" w:eastAsia="Consolas" w:cs="Consolas"/>
           <w:b/>
           <w:bCs/>
           <w:color w:val="000000" w:themeColor="text1"/>
@@ -4453,7 +4933,7 @@
       </w:r>
       <w:r>
         <w:rPr>
-          <w:rFonts w:ascii="Consolas" w:eastAsia="Consolas" w:hAnsi="Consolas" w:cs="Consolas"/>
+          <w:rFonts w:ascii="Consolas" w:hAnsi="Consolas" w:eastAsia="Consolas" w:cs="Consolas"/>
           <w:b/>
           <w:bCs/>
           <w:color w:val="000000" w:themeColor="text1"/>
@@ -4462,7 +4942,7 @@
       </w:r>
       <w:r>
         <w:rPr>
-          <w:rFonts w:ascii="Consolas" w:eastAsia="Consolas" w:hAnsi="Consolas" w:cs="Consolas"/>
+          <w:rFonts w:ascii="Consolas" w:hAnsi="Consolas" w:eastAsia="Consolas" w:cs="Consolas"/>
           <w:b/>
           <w:bCs/>
           <w:color w:val="000000" w:themeColor="text1"/>
@@ -4479,24 +4959,20 @@
     <w:p>
       <w:pPr>
         <w:rPr>
-          <w:rFonts w:ascii="Aptos" w:eastAsia="Aptos" w:hAnsi="Aptos" w:cs="Aptos"/>
-        </w:rPr>
-      </w:pPr>
-      <w:r>
-        <w:rPr>
-          <w:rFonts w:ascii="Aptos" w:eastAsia="Aptos" w:hAnsi="Aptos" w:cs="Aptos"/>
-          <w:noProof/>
-        </w:rPr>
+          <w:rFonts w:ascii="Aptos" w:hAnsi="Aptos" w:eastAsia="Aptos" w:cs="Aptos"/>
+        </w:rPr>
+      </w:pPr>
+      <w:r>
         <w:drawing>
-          <wp:inline distT="0" distB="0" distL="0" distR="0" wp14:anchorId="4EA7B41C" wp14:editId="59E4A79E">
+          <wp:inline wp14:editId="3FEB22CB" wp14:anchorId="4EA7B41C">
             <wp:extent cx="5400040" cy="5062855"/>
             <wp:effectExtent l="0" t="0" r="0" b="4445"/>
             <wp:docPr id="1195599007" name="Imagem 5"/>
             <wp:cNvGraphicFramePr>
-              <a:graphicFrameLocks xmlns:a="http://schemas.openxmlformats.org/drawingml/2006/main" noChangeAspect="1"/>
+              <a:graphicFrameLocks noChangeAspect="1"/>
             </wp:cNvGraphicFramePr>
-            <a:graphic xmlns:a="http://schemas.openxmlformats.org/drawingml/2006/main">
-              <a:graphicData uri="http://schemas.openxmlformats.org/drawingml/2006/picture">
+            <a:graphic>
+              <a:graphicData xmlns:a="http://schemas.openxmlformats.org/drawingml/2006/main" uri="http://schemas.openxmlformats.org/drawingml/2006/picture">
                 <pic:pic xmlns:pic="http://schemas.openxmlformats.org/drawingml/2006/picture">
                   <pic:nvPicPr>
                     <pic:cNvPr id="0" name="Picture 12"/>
@@ -4505,7 +4981,7 @@
                     </pic:cNvPicPr>
                   </pic:nvPicPr>
                   <pic:blipFill>
-                    <a:blip r:embed="rId15" cstate="print">
+                    <a:blip xmlns:r="http://schemas.openxmlformats.org/officeDocument/2006/relationships" r:embed="rId14" cstate="print">
                       <a:extLst>
                         <a:ext uri="{28A0092B-C50C-407E-A947-70E740481C1C}">
                           <a14:useLocalDpi xmlns:a14="http://schemas.microsoft.com/office/drawing/2010/main" val="0"/>
@@ -4539,36 +5015,111 @@
     </w:p>
     <w:p>
       <w:pPr>
-        <w:rPr>
-          <w:rFonts w:ascii="Aptos" w:eastAsia="Aptos" w:hAnsi="Aptos" w:cs="Aptos"/>
-        </w:rPr>
-      </w:pPr>
-    </w:p>
-    <w:p>
-      <w:pPr>
         <w:pStyle w:val="Ttulo1"/>
         <w:rPr>
-          <w:rFonts w:ascii="Consolas" w:eastAsia="Consolas" w:hAnsi="Consolas" w:cs="Consolas"/>
-          <w:b/>
-          <w:bCs/>
-          <w:color w:val="000000" w:themeColor="text1"/>
-        </w:rPr>
-      </w:pPr>
-      <w:r>
-        <w:rPr>
-          <w:rFonts w:ascii="Consolas" w:eastAsia="Consolas" w:hAnsi="Consolas" w:cs="Consolas"/>
-          <w:b/>
-          <w:bCs/>
-          <w:color w:val="000000" w:themeColor="text1"/>
-        </w:rPr>
-        <w:t>9</w:t>
-      </w:r>
-      <w:r>
-        <w:rPr>
-          <w:rFonts w:ascii="Consolas" w:eastAsia="Consolas" w:hAnsi="Consolas" w:cs="Consolas"/>
-          <w:b/>
-          <w:bCs/>
-          <w:color w:val="000000" w:themeColor="text1"/>
+          <w:rFonts w:ascii="Consolas" w:hAnsi="Consolas" w:eastAsia="Consolas" w:cs="Consolas"/>
+          <w:b w:val="1"/>
+          <w:bCs w:val="1"/>
+          <w:color w:val="000000" w:themeColor="text1" w:themeTint="FF" w:themeShade="FF"/>
+        </w:rPr>
+      </w:pPr>
+      <w:r>
+        <w:rPr>
+          <w:rFonts w:ascii="Consolas" w:hAnsi="Consolas" w:eastAsia="Consolas" w:cs="Consolas"/>
+          <w:b w:val="1"/>
+          <w:bCs w:val="1"/>
+          <w:color w:val="000000" w:themeColor="text1" w:themeTint="FF" w:themeShade="FF"/>
+        </w:rPr>
+        <w:t>10. Backlog</w:t>
+      </w:r>
+    </w:p>
+    <w:p>
+      <w:pPr>
+        <w:pStyle w:val="Normal"/>
+      </w:pPr>
+      <w:r>
+        <w:drawing>
+          <wp:inline wp14:editId="30950706" wp14:anchorId="582590D3">
+            <wp:extent cx="5400675" cy="2857500"/>
+            <wp:effectExtent l="0" t="0" r="0" b="0"/>
+            <wp:docPr id="811468780" name="drawing"/>
+            <wp:cNvGraphicFramePr>
+              <a:graphicFrameLocks noChangeAspect="1"/>
+            </wp:cNvGraphicFramePr>
+            <a:graphic>
+              <a:graphicData xmlns:a="http://schemas.openxmlformats.org/drawingml/2006/main" uri="http://schemas.openxmlformats.org/drawingml/2006/picture">
+                <pic:pic xmlns:pic="http://schemas.openxmlformats.org/drawingml/2006/picture">
+                  <pic:nvPicPr>
+                    <pic:cNvPr id="811468780" name="Picture 811468780"/>
+                    <pic:cNvPicPr/>
+                  </pic:nvPicPr>
+                  <pic:blipFill>
+                    <a:blip xmlns:r="http://schemas.openxmlformats.org/officeDocument/2006/relationships" r:embed="rId339969751">
+                      <a:extLst>
+                        <a:ext uri="{28A0092B-C50C-407E-A947-70E740481C1C}">
+                          <a14:useLocalDpi xmlns:a14="http://schemas.microsoft.com/office/drawing/2010/main"/>
+                        </a:ext>
+                      </a:extLst>
+                    </a:blip>
+                    <a:stretch>
+                      <a:fillRect/>
+                    </a:stretch>
+                  </pic:blipFill>
+                  <pic:spPr>
+                    <a:xfrm>
+                      <a:off x="0" y="0"/>
+                      <a:ext cx="5400675" cy="2857500"/>
+                    </a:xfrm>
+                    <a:prstGeom prst="rect">
+                      <a:avLst/>
+                    </a:prstGeom>
+                  </pic:spPr>
+                </pic:pic>
+              </a:graphicData>
+            </a:graphic>
+          </wp:inline>
+        </w:drawing>
+      </w:r>
+    </w:p>
+    <w:p>
+      <w:pPr>
+        <w:rPr>
+          <w:rFonts w:ascii="Aptos" w:hAnsi="Aptos" w:eastAsia="Aptos" w:cs="Aptos"/>
+        </w:rPr>
+      </w:pPr>
+    </w:p>
+    <w:p>
+      <w:pPr>
+        <w:rPr>
+          <w:rFonts w:ascii="Aptos" w:hAnsi="Aptos" w:eastAsia="Aptos" w:cs="Aptos"/>
+        </w:rPr>
+      </w:pPr>
+    </w:p>
+    <w:p>
+      <w:pPr>
+        <w:pStyle w:val="Ttulo1"/>
+        <w:rPr>
+          <w:rFonts w:ascii="Consolas" w:hAnsi="Consolas" w:eastAsia="Consolas" w:cs="Consolas"/>
+          <w:b w:val="1"/>
+          <w:bCs w:val="1"/>
+          <w:color w:val="000000" w:themeColor="text1"/>
+        </w:rPr>
+      </w:pPr>
+      <w:r>
+        <w:rPr>
+          <w:rFonts w:ascii="Consolas" w:hAnsi="Consolas" w:eastAsia="Consolas" w:cs="Consolas"/>
+          <w:b w:val="1"/>
+          <w:bCs w:val="1"/>
+          <w:color w:val="000000" w:themeColor="text1" w:themeTint="FF" w:themeShade="FF"/>
+        </w:rPr>
+        <w:t>11</w:t>
+      </w:r>
+      <w:r>
+        <w:rPr>
+          <w:rFonts w:ascii="Consolas" w:hAnsi="Consolas" w:eastAsia="Consolas" w:cs="Consolas"/>
+          <w:b w:val="1"/>
+          <w:bCs w:val="1"/>
+          <w:color w:val="000000" w:themeColor="text1" w:themeTint="FF" w:themeShade="FF"/>
         </w:rPr>
         <w:t>. Bibliografia</w:t>
       </w:r>
@@ -4576,14 +5127,14 @@
     <w:p>
       <w:pPr>
         <w:rPr>
-          <w:rFonts w:ascii="Aptos" w:eastAsia="Aptos" w:hAnsi="Aptos" w:cs="Aptos"/>
-        </w:rPr>
-      </w:pPr>
-      <w:hyperlink r:id="rId16" w:history="1">
+          <w:rFonts w:ascii="Aptos" w:hAnsi="Aptos" w:eastAsia="Aptos" w:cs="Aptos"/>
+        </w:rPr>
+      </w:pPr>
+      <w:hyperlink w:history="1" r:id="rId15">
         <w:r>
           <w:rPr>
             <w:rStyle w:val="Hyperlink"/>
-            <w:rFonts w:ascii="Aptos" w:eastAsia="Aptos" w:hAnsi="Aptos" w:cs="Aptos"/>
+            <w:rFonts w:ascii="Aptos" w:hAnsi="Aptos" w:eastAsia="Aptos" w:cs="Aptos"/>
           </w:rPr>
           <w:t>https://vinlandsaga.jp/</w:t>
         </w:r>
@@ -4592,14 +5143,14 @@
     <w:p>
       <w:pPr>
         <w:rPr>
-          <w:rFonts w:ascii="Aptos" w:eastAsia="Aptos" w:hAnsi="Aptos" w:cs="Aptos"/>
-        </w:rPr>
-      </w:pPr>
-      <w:hyperlink r:id="rId17" w:history="1">
+          <w:rFonts w:ascii="Aptos" w:hAnsi="Aptos" w:eastAsia="Aptos" w:cs="Aptos"/>
+        </w:rPr>
+      </w:pPr>
+      <w:hyperlink w:history="1" r:id="rId16">
         <w:r>
           <w:rPr>
             <w:rStyle w:val="Hyperlink"/>
-            <w:rFonts w:ascii="Aptos" w:eastAsia="Aptos" w:hAnsi="Aptos" w:cs="Aptos"/>
+            <w:rFonts w:ascii="Aptos" w:hAnsi="Aptos" w:eastAsia="Aptos" w:cs="Aptos"/>
           </w:rPr>
           <w:t>https://vinlandsaga.fandom.com/wiki/Main_Page</w:t>
         </w:r>
@@ -4608,14 +5159,14 @@
     <w:p>
       <w:pPr>
         <w:rPr>
-          <w:rFonts w:ascii="Aptos" w:eastAsia="Aptos" w:hAnsi="Aptos" w:cs="Aptos"/>
-        </w:rPr>
-      </w:pPr>
-      <w:hyperlink r:id="rId18" w:history="1">
+          <w:rFonts w:ascii="Aptos" w:hAnsi="Aptos" w:eastAsia="Aptos" w:cs="Aptos"/>
+        </w:rPr>
+      </w:pPr>
+      <w:hyperlink r:id="Rc04373af96fa4af4">
         <w:r>
           <w:rPr>
             <w:rStyle w:val="Hyperlink"/>
-            <w:rFonts w:ascii="Aptos" w:eastAsia="Aptos" w:hAnsi="Aptos" w:cs="Aptos"/>
+            <w:rFonts w:ascii="Aptos" w:hAnsi="Aptos" w:eastAsia="Aptos" w:cs="Aptos"/>
           </w:rPr>
           <w:t>https://www.w3schools.com/css/default.asp</w:t>
         </w:r>
@@ -4624,30 +5175,30 @@
     <w:p>
       <w:pPr>
         <w:rPr>
-          <w:rFonts w:ascii="Aptos" w:eastAsia="Aptos" w:hAnsi="Aptos" w:cs="Aptos"/>
-        </w:rPr>
-      </w:pPr>
-      <w:hyperlink r:id="rId19" w:history="1">
+          <w:rFonts w:ascii="Aptos" w:hAnsi="Aptos" w:eastAsia="Aptos" w:cs="Aptos"/>
+        </w:rPr>
+      </w:pPr>
+      <w:hyperlink r:id="R45b53dfbe920457c">
         <w:r>
           <w:rPr>
             <w:rStyle w:val="Hyperlink"/>
-            <w:rFonts w:ascii="Aptos" w:eastAsia="Aptos" w:hAnsi="Aptos" w:cs="Aptos"/>
+            <w:rFonts w:ascii="Aptos" w:hAnsi="Aptos" w:eastAsia="Aptos" w:cs="Aptos"/>
           </w:rPr>
-          <w:t>https://www.w3schools.com/css/default.asp</w:t>
+          <w:t>https://www.w3schools.com/js/default.asp</w:t>
         </w:r>
       </w:hyperlink>
     </w:p>
     <w:p>
       <w:pPr>
         <w:rPr>
-          <w:rFonts w:ascii="Aptos" w:eastAsia="Aptos" w:hAnsi="Aptos" w:cs="Aptos"/>
-        </w:rPr>
-      </w:pPr>
-      <w:hyperlink r:id="rId20" w:history="1">
+          <w:rFonts w:ascii="Aptos" w:hAnsi="Aptos" w:eastAsia="Aptos" w:cs="Aptos"/>
+        </w:rPr>
+      </w:pPr>
+      <w:hyperlink w:history="1" r:id="rId19">
         <w:r>
           <w:rPr>
             <w:rStyle w:val="Hyperlink"/>
-            <w:rFonts w:ascii="Aptos" w:eastAsia="Aptos" w:hAnsi="Aptos" w:cs="Aptos"/>
+            <w:rFonts w:ascii="Aptos" w:hAnsi="Aptos" w:eastAsia="Aptos" w:cs="Aptos"/>
           </w:rPr>
           <w:t>https://brasil.un.org/pt-br/sdgs</w:t>
         </w:r>
@@ -4655,62 +5206,142 @@
     </w:p>
     <w:p>
       <w:pPr>
-        <w:rPr>
-          <w:rFonts w:ascii="Aptos" w:eastAsia="Aptos" w:hAnsi="Aptos" w:cs="Aptos"/>
-        </w:rPr>
-      </w:pPr>
-    </w:p>
-    <w:p>
-      <w:pPr>
-        <w:rPr>
-          <w:rFonts w:ascii="Cambria" w:hAnsi="Cambria"/>
-        </w:rPr>
-      </w:pPr>
-      <w:r>
-        <w:rPr>
-          <w:rFonts w:ascii="Cambria" w:hAnsi="Cambria"/>
-        </w:rPr>
-        <w:t xml:space="preserve"> </w:t>
-      </w:r>
-      <w:r>
-        <w:tab/>
-      </w:r>
-      <w:hyperlink r:id="rId21">
+        <w:pStyle w:val="Normal"/>
+        <w:rPr>
+          <w:rFonts w:ascii="Aptos" w:hAnsi="Aptos" w:eastAsia="Aptos" w:cs="Aptos"/>
+        </w:rPr>
+      </w:pPr>
+      <w:hyperlink r:id="Rd6b640756d6d4813">
         <w:r>
-          <w:tab/>
+          <w:rPr>
+            <w:rStyle w:val="Hyperlink"/>
+            <w:rFonts w:ascii="Cambria" w:hAnsi="Cambria"/>
+          </w:rPr>
+          <w:t>https://br.pinterest.com/</w:t>
         </w:r>
       </w:hyperlink>
     </w:p>
     <w:p>
-      <w:hyperlink r:id="rId22">
+      <w:pPr>
+        <w:pStyle w:val="Normal"/>
+        <w:rPr>
+          <w:rFonts w:ascii="Cambria" w:hAnsi="Cambria"/>
+        </w:rPr>
+      </w:pPr>
+      <w:hyperlink r:id="R85a8644994724f8d">
         <w:r>
-          <w:tab/>
+          <w:rPr>
+            <w:rStyle w:val="Hyperlink"/>
+            <w:rFonts w:ascii="Cambria" w:hAnsi="Cambria"/>
+          </w:rPr>
+          <w:t>https://developer.mozilla.org/pt-BR/docs/Web/JavaScript</w:t>
         </w:r>
       </w:hyperlink>
     </w:p>
     <w:p>
       <w:pPr>
-        <w:ind w:firstLine="708"/>
-      </w:pPr>
-      <w:hyperlink r:id="rId23">
+        <w:pStyle w:val="Normal"/>
+        <w:rPr>
+          <w:rFonts w:ascii="Cambria" w:hAnsi="Cambria"/>
+        </w:rPr>
+      </w:pPr>
+      <w:hyperlink r:id="Re6558c8636304638">
         <w:r>
-          <w:tab/>
+          <w:rPr>
+            <w:rStyle w:val="Hyperlink"/>
+            <w:rFonts w:ascii="Cambria" w:hAnsi="Cambria"/>
+          </w:rPr>
+          <w:t>https://developer.mozilla.org/pt-BR/docs/Web/CSS</w:t>
         </w:r>
       </w:hyperlink>
     </w:p>
     <w:p>
       <w:pPr>
-        <w:ind w:firstLine="708"/>
-      </w:pPr>
-      <w:hyperlink r:id="rId24">
+        <w:pStyle w:val="Normal"/>
+        <w:rPr>
+          <w:rFonts w:ascii="Cambria" w:hAnsi="Cambria"/>
+        </w:rPr>
+      </w:pPr>
+      <w:hyperlink r:id="Rf0d81a68fe574734">
         <w:r>
-          <w:tab/>
+          <w:rPr>
+            <w:rStyle w:val="Hyperlink"/>
+            <w:rFonts w:ascii="Cambria" w:hAnsi="Cambria"/>
+          </w:rPr>
+          <w:t>https://www.crunchyroll.com/pt-br/</w:t>
         </w:r>
       </w:hyperlink>
     </w:p>
     <w:p>
       <w:pPr>
-        <w:ind w:firstLine="708"/>
+        <w:pStyle w:val="Normal"/>
+        <w:rPr>
+          <w:rFonts w:ascii="Cambria" w:hAnsi="Cambria"/>
+        </w:rPr>
+      </w:pPr>
+      <w:hyperlink r:id="Re5cd49d39e2c43a7">
+        <w:r>
+          <w:rPr>
+            <w:rStyle w:val="Hyperlink"/>
+            <w:rFonts w:ascii="Cambria" w:hAnsi="Cambria"/>
+          </w:rPr>
+          <w:t>https://color.adobe.com/br/</w:t>
+        </w:r>
+      </w:hyperlink>
+    </w:p>
+    <w:p>
+      <w:pPr>
+        <w:pStyle w:val="Normal"/>
+        <w:rPr>
+          <w:rFonts w:ascii="Cambria" w:hAnsi="Cambria"/>
+        </w:rPr>
+      </w:pPr>
+      <w:hyperlink r:id="Rf582d571477d41b9">
+        <w:r>
+          <w:rPr>
+            <w:rStyle w:val="Hyperlink"/>
+            <w:rFonts w:ascii="Cambria" w:hAnsi="Cambria"/>
+          </w:rPr>
+          <w:t>https://github.com/BandTec/web-data-viz/tree/main/DOCUMENTOS_DE_APOIO</w:t>
+        </w:r>
+      </w:hyperlink>
+    </w:p>
+    <w:p>
+      <w:pPr>
+        <w:pStyle w:val="Normal"/>
+        <w:rPr>
+          <w:rFonts w:ascii="Cambria" w:hAnsi="Cambria"/>
+        </w:rPr>
+      </w:pPr>
+      <w:hyperlink r:id="R055b1e99d7c24fba">
+        <w:r>
+          <w:rPr>
+            <w:rStyle w:val="Hyperlink"/>
+            <w:rFonts w:ascii="Cambria" w:hAnsi="Cambria"/>
+          </w:rPr>
+          <w:t>https://alphacoders.com/vinland-saga-wallpapers</w:t>
+        </w:r>
+      </w:hyperlink>
+    </w:p>
+    <w:p>
+      <w:pPr>
+        <w:pStyle w:val="Normal"/>
+        <w:rPr>
+          <w:rFonts w:ascii="Cambria" w:hAnsi="Cambria"/>
+        </w:rPr>
+      </w:pPr>
+    </w:p>
+    <w:p>
+      <w:pPr>
+        <w:pStyle w:val="Normal"/>
+        <w:rPr>
+          <w:rFonts w:ascii="Cambria" w:hAnsi="Cambria"/>
+        </w:rPr>
+      </w:pPr>
+    </w:p>
+    <w:p>
+      <w:pPr>
+        <w:ind w:firstLine="0"/>
       </w:pPr>
     </w:p>
     <w:p>
@@ -4720,9 +5351,9 @@
     </w:p>
     <w:p/>
     <w:sectPr>
-      <w:headerReference w:type="default" r:id="rId25"/>
-      <w:footerReference w:type="default" r:id="rId26"/>
-      <w:pgSz w:w="11906" w:h="16838"/>
+      <w:headerReference w:type="default" r:id="rId24"/>
+      <w:footerReference w:type="default" r:id="rId25"/>
+      <w:pgSz w:w="11906" w:h="16838" w:orient="portrait"/>
       <w:pgMar w:top="1417" w:right="1701" w:bottom="1417" w:left="1701" w:header="708" w:footer="708" w:gutter="0"/>
       <w:cols w:space="708"/>
       <w:docGrid w:linePitch="360"/>
@@ -4904,8 +5535,11 @@
 <file path=word/intelligence2.xml><?xml version="1.0" encoding="utf-8"?>
 <int2:intelligence xmlns:int2="http://schemas.microsoft.com/office/intelligence/2020/intelligence" xmlns:oel="http://schemas.microsoft.com/office/2019/extlst">
   <int2:observations>
+    <int2:textHash int2:hashCode="GatC7eTWtFODNr" int2:id="m6LnaCet">
+      <int2:state int2:type="spell" int2:value="Rejected"/>
+    </int2:textHash>
     <int2:bookmark int2:bookmarkName="_Int_YSqZN4i3" int2:invalidationBookmarkName="" int2:hashCode="3SKoAJ593LaUjJ" int2:id="iK9DdRx6">
-      <int2:state int2:value="Rejected" int2:type="spell"/>
+      <int2:state int2:type="spell" int2:value="Rejected"/>
     </int2:bookmark>
   </int2:observations>
   <int2:intelligenceSettings/>
@@ -4928,7 +5562,7 @@
         <w:ind w:left="720" w:hanging="360"/>
       </w:pPr>
       <w:rPr>
-        <w:rFonts w:ascii="Symbol" w:hAnsi="Symbol" w:hint="default"/>
+        <w:rFonts w:hint="default" w:ascii="Symbol" w:hAnsi="Symbol"/>
       </w:rPr>
     </w:lvl>
     <w:lvl w:ilvl="1" w:tplc="FE80168A">
@@ -4940,7 +5574,7 @@
         <w:ind w:left="1440" w:hanging="360"/>
       </w:pPr>
       <w:rPr>
-        <w:rFonts w:ascii="Courier New" w:hAnsi="Courier New" w:hint="default"/>
+        <w:rFonts w:hint="default" w:ascii="Courier New" w:hAnsi="Courier New"/>
       </w:rPr>
     </w:lvl>
     <w:lvl w:ilvl="2" w:tplc="EB8C10A8">
@@ -4952,7 +5586,7 @@
         <w:ind w:left="2160" w:hanging="360"/>
       </w:pPr>
       <w:rPr>
-        <w:rFonts w:ascii="Wingdings" w:hAnsi="Wingdings" w:hint="default"/>
+        <w:rFonts w:hint="default" w:ascii="Wingdings" w:hAnsi="Wingdings"/>
       </w:rPr>
     </w:lvl>
     <w:lvl w:ilvl="3" w:tplc="72E8AFC8">
@@ -4964,7 +5598,7 @@
         <w:ind w:left="2880" w:hanging="360"/>
       </w:pPr>
       <w:rPr>
-        <w:rFonts w:ascii="Symbol" w:hAnsi="Symbol" w:hint="default"/>
+        <w:rFonts w:hint="default" w:ascii="Symbol" w:hAnsi="Symbol"/>
       </w:rPr>
     </w:lvl>
     <w:lvl w:ilvl="4" w:tplc="3DCC33B4">
@@ -4976,7 +5610,7 @@
         <w:ind w:left="3600" w:hanging="360"/>
       </w:pPr>
       <w:rPr>
-        <w:rFonts w:ascii="Courier New" w:hAnsi="Courier New" w:hint="default"/>
+        <w:rFonts w:hint="default" w:ascii="Courier New" w:hAnsi="Courier New"/>
       </w:rPr>
     </w:lvl>
     <w:lvl w:ilvl="5" w:tplc="C8DA063E">
@@ -4988,7 +5622,7 @@
         <w:ind w:left="4320" w:hanging="360"/>
       </w:pPr>
       <w:rPr>
-        <w:rFonts w:ascii="Wingdings" w:hAnsi="Wingdings" w:hint="default"/>
+        <w:rFonts w:hint="default" w:ascii="Wingdings" w:hAnsi="Wingdings"/>
       </w:rPr>
     </w:lvl>
     <w:lvl w:ilvl="6" w:tplc="BEF8DB56">
@@ -5000,7 +5634,7 @@
         <w:ind w:left="5040" w:hanging="360"/>
       </w:pPr>
       <w:rPr>
-        <w:rFonts w:ascii="Symbol" w:hAnsi="Symbol" w:hint="default"/>
+        <w:rFonts w:hint="default" w:ascii="Symbol" w:hAnsi="Symbol"/>
       </w:rPr>
     </w:lvl>
     <w:lvl w:ilvl="7" w:tplc="173CB5F8">
@@ -5012,7 +5646,7 @@
         <w:ind w:left="5760" w:hanging="360"/>
       </w:pPr>
       <w:rPr>
-        <w:rFonts w:ascii="Courier New" w:hAnsi="Courier New" w:hint="default"/>
+        <w:rFonts w:hint="default" w:ascii="Courier New" w:hAnsi="Courier New"/>
       </w:rPr>
     </w:lvl>
     <w:lvl w:ilvl="8" w:tplc="9A8EA3DE">
@@ -5024,7 +5658,7 @@
         <w:ind w:left="6480" w:hanging="360"/>
       </w:pPr>
       <w:rPr>
-        <w:rFonts w:ascii="Wingdings" w:hAnsi="Wingdings" w:hint="default"/>
+        <w:rFonts w:hint="default" w:ascii="Wingdings" w:hAnsi="Wingdings"/>
       </w:rPr>
     </w:lvl>
   </w:abstractNum>
@@ -5127,7 +5761,7 @@
         <w:ind w:left="720" w:hanging="360"/>
       </w:pPr>
       <w:rPr>
-        <w:rFonts w:ascii="Symbol" w:hAnsi="Symbol" w:hint="default"/>
+        <w:rFonts w:hint="default" w:ascii="Symbol" w:hAnsi="Symbol"/>
       </w:rPr>
     </w:lvl>
     <w:lvl w:ilvl="1" w:tplc="5F76AC78">
@@ -5139,7 +5773,7 @@
         <w:ind w:left="1440" w:hanging="360"/>
       </w:pPr>
       <w:rPr>
-        <w:rFonts w:ascii="Courier New" w:hAnsi="Courier New" w:hint="default"/>
+        <w:rFonts w:hint="default" w:ascii="Courier New" w:hAnsi="Courier New"/>
       </w:rPr>
     </w:lvl>
     <w:lvl w:ilvl="2" w:tplc="FAE85A3A">
@@ -5151,7 +5785,7 @@
         <w:ind w:left="2160" w:hanging="360"/>
       </w:pPr>
       <w:rPr>
-        <w:rFonts w:ascii="Wingdings" w:hAnsi="Wingdings" w:hint="default"/>
+        <w:rFonts w:hint="default" w:ascii="Wingdings" w:hAnsi="Wingdings"/>
       </w:rPr>
     </w:lvl>
     <w:lvl w:ilvl="3" w:tplc="C23CE8D8">
@@ -5163,7 +5797,7 @@
         <w:ind w:left="2880" w:hanging="360"/>
       </w:pPr>
       <w:rPr>
-        <w:rFonts w:ascii="Symbol" w:hAnsi="Symbol" w:hint="default"/>
+        <w:rFonts w:hint="default" w:ascii="Symbol" w:hAnsi="Symbol"/>
       </w:rPr>
     </w:lvl>
     <w:lvl w:ilvl="4" w:tplc="390CCC64">
@@ -5175,7 +5809,7 @@
         <w:ind w:left="3600" w:hanging="360"/>
       </w:pPr>
       <w:rPr>
-        <w:rFonts w:ascii="Courier New" w:hAnsi="Courier New" w:hint="default"/>
+        <w:rFonts w:hint="default" w:ascii="Courier New" w:hAnsi="Courier New"/>
       </w:rPr>
     </w:lvl>
     <w:lvl w:ilvl="5" w:tplc="9DE26104">
@@ -5187,7 +5821,7 @@
         <w:ind w:left="4320" w:hanging="360"/>
       </w:pPr>
       <w:rPr>
-        <w:rFonts w:ascii="Wingdings" w:hAnsi="Wingdings" w:hint="default"/>
+        <w:rFonts w:hint="default" w:ascii="Wingdings" w:hAnsi="Wingdings"/>
       </w:rPr>
     </w:lvl>
     <w:lvl w:ilvl="6" w:tplc="73589954">
@@ -5199,7 +5833,7 @@
         <w:ind w:left="5040" w:hanging="360"/>
       </w:pPr>
       <w:rPr>
-        <w:rFonts w:ascii="Symbol" w:hAnsi="Symbol" w:hint="default"/>
+        <w:rFonts w:hint="default" w:ascii="Symbol" w:hAnsi="Symbol"/>
       </w:rPr>
     </w:lvl>
     <w:lvl w:ilvl="7" w:tplc="921CB7B0">
@@ -5211,7 +5845,7 @@
         <w:ind w:left="5760" w:hanging="360"/>
       </w:pPr>
       <w:rPr>
-        <w:rFonts w:ascii="Courier New" w:hAnsi="Courier New" w:hint="default"/>
+        <w:rFonts w:hint="default" w:ascii="Courier New" w:hAnsi="Courier New"/>
       </w:rPr>
     </w:lvl>
     <w:lvl w:ilvl="8" w:tplc="57E09FEA">
@@ -5223,7 +5857,7 @@
         <w:ind w:left="6480" w:hanging="360"/>
       </w:pPr>
       <w:rPr>
-        <w:rFonts w:ascii="Wingdings" w:hAnsi="Wingdings" w:hint="default"/>
+        <w:rFonts w:hint="default" w:ascii="Wingdings" w:hAnsi="Wingdings"/>
       </w:rPr>
     </w:lvl>
   </w:abstractNum>
@@ -5240,7 +5874,7 @@
         <w:ind w:left="720" w:hanging="360"/>
       </w:pPr>
       <w:rPr>
-        <w:rFonts w:ascii="Symbol" w:hAnsi="Symbol" w:hint="default"/>
+        <w:rFonts w:hint="default" w:ascii="Symbol" w:hAnsi="Symbol"/>
       </w:rPr>
     </w:lvl>
     <w:lvl w:ilvl="1" w:tplc="8294DA60">
@@ -5252,7 +5886,7 @@
         <w:ind w:left="1440" w:hanging="360"/>
       </w:pPr>
       <w:rPr>
-        <w:rFonts w:ascii="Courier New" w:hAnsi="Courier New" w:hint="default"/>
+        <w:rFonts w:hint="default" w:ascii="Courier New" w:hAnsi="Courier New"/>
       </w:rPr>
     </w:lvl>
     <w:lvl w:ilvl="2" w:tplc="2934FBCE">
@@ -5264,7 +5898,7 @@
         <w:ind w:left="2160" w:hanging="360"/>
       </w:pPr>
       <w:rPr>
-        <w:rFonts w:ascii="Wingdings" w:hAnsi="Wingdings" w:hint="default"/>
+        <w:rFonts w:hint="default" w:ascii="Wingdings" w:hAnsi="Wingdings"/>
       </w:rPr>
     </w:lvl>
     <w:lvl w:ilvl="3" w:tplc="C1F8CDA6">
@@ -5276,7 +5910,7 @@
         <w:ind w:left="2880" w:hanging="360"/>
       </w:pPr>
       <w:rPr>
-        <w:rFonts w:ascii="Symbol" w:hAnsi="Symbol" w:hint="default"/>
+        <w:rFonts w:hint="default" w:ascii="Symbol" w:hAnsi="Symbol"/>
       </w:rPr>
     </w:lvl>
     <w:lvl w:ilvl="4" w:tplc="D61810FE">
@@ -5288,7 +5922,7 @@
         <w:ind w:left="3600" w:hanging="360"/>
       </w:pPr>
       <w:rPr>
-        <w:rFonts w:ascii="Courier New" w:hAnsi="Courier New" w:hint="default"/>
+        <w:rFonts w:hint="default" w:ascii="Courier New" w:hAnsi="Courier New"/>
       </w:rPr>
     </w:lvl>
     <w:lvl w:ilvl="5" w:tplc="39947394">
@@ -5300,7 +5934,7 @@
         <w:ind w:left="4320" w:hanging="360"/>
       </w:pPr>
       <w:rPr>
-        <w:rFonts w:ascii="Wingdings" w:hAnsi="Wingdings" w:hint="default"/>
+        <w:rFonts w:hint="default" w:ascii="Wingdings" w:hAnsi="Wingdings"/>
       </w:rPr>
     </w:lvl>
     <w:lvl w:ilvl="6" w:tplc="504032E8">
@@ -5312,7 +5946,7 @@
         <w:ind w:left="5040" w:hanging="360"/>
       </w:pPr>
       <w:rPr>
-        <w:rFonts w:ascii="Symbol" w:hAnsi="Symbol" w:hint="default"/>
+        <w:rFonts w:hint="default" w:ascii="Symbol" w:hAnsi="Symbol"/>
       </w:rPr>
     </w:lvl>
     <w:lvl w:ilvl="7" w:tplc="61CE76DE">
@@ -5324,7 +5958,7 @@
         <w:ind w:left="5760" w:hanging="360"/>
       </w:pPr>
       <w:rPr>
-        <w:rFonts w:ascii="Courier New" w:hAnsi="Courier New" w:hint="default"/>
+        <w:rFonts w:hint="default" w:ascii="Courier New" w:hAnsi="Courier New"/>
       </w:rPr>
     </w:lvl>
     <w:lvl w:ilvl="8" w:tplc="92D0B0D8">
@@ -5336,7 +5970,7 @@
         <w:ind w:left="6480" w:hanging="360"/>
       </w:pPr>
       <w:rPr>
-        <w:rFonts w:ascii="Wingdings" w:hAnsi="Wingdings" w:hint="default"/>
+        <w:rFonts w:hint="default" w:ascii="Wingdings" w:hAnsi="Wingdings"/>
       </w:rPr>
     </w:lvl>
   </w:abstractNum>
@@ -5353,7 +5987,7 @@
         <w:ind w:left="720" w:hanging="360"/>
       </w:pPr>
       <w:rPr>
-        <w:rFonts w:ascii="Symbol" w:hAnsi="Symbol" w:hint="default"/>
+        <w:rFonts w:hint="default" w:ascii="Symbol" w:hAnsi="Symbol"/>
       </w:rPr>
     </w:lvl>
     <w:lvl w:ilvl="1" w:tplc="B63EE88E">
@@ -5365,7 +5999,7 @@
         <w:ind w:left="1440" w:hanging="360"/>
       </w:pPr>
       <w:rPr>
-        <w:rFonts w:ascii="Courier New" w:hAnsi="Courier New" w:hint="default"/>
+        <w:rFonts w:hint="default" w:ascii="Courier New" w:hAnsi="Courier New"/>
       </w:rPr>
     </w:lvl>
     <w:lvl w:ilvl="2" w:tplc="4946503E">
@@ -5377,7 +6011,7 @@
         <w:ind w:left="2160" w:hanging="360"/>
       </w:pPr>
       <w:rPr>
-        <w:rFonts w:ascii="Wingdings" w:hAnsi="Wingdings" w:hint="default"/>
+        <w:rFonts w:hint="default" w:ascii="Wingdings" w:hAnsi="Wingdings"/>
       </w:rPr>
     </w:lvl>
     <w:lvl w:ilvl="3" w:tplc="B8284C22">
@@ -5389,7 +6023,7 @@
         <w:ind w:left="2880" w:hanging="360"/>
       </w:pPr>
       <w:rPr>
-        <w:rFonts w:ascii="Symbol" w:hAnsi="Symbol" w:hint="default"/>
+        <w:rFonts w:hint="default" w:ascii="Symbol" w:hAnsi="Symbol"/>
       </w:rPr>
     </w:lvl>
     <w:lvl w:ilvl="4" w:tplc="25C2EA94">
@@ -5401,7 +6035,7 @@
         <w:ind w:left="3600" w:hanging="360"/>
       </w:pPr>
       <w:rPr>
-        <w:rFonts w:ascii="Courier New" w:hAnsi="Courier New" w:hint="default"/>
+        <w:rFonts w:hint="default" w:ascii="Courier New" w:hAnsi="Courier New"/>
       </w:rPr>
     </w:lvl>
     <w:lvl w:ilvl="5" w:tplc="CDD26732">
@@ -5413,7 +6047,7 @@
         <w:ind w:left="4320" w:hanging="360"/>
       </w:pPr>
       <w:rPr>
-        <w:rFonts w:ascii="Wingdings" w:hAnsi="Wingdings" w:hint="default"/>
+        <w:rFonts w:hint="default" w:ascii="Wingdings" w:hAnsi="Wingdings"/>
       </w:rPr>
     </w:lvl>
     <w:lvl w:ilvl="6" w:tplc="55B0AB92">
@@ -5425,7 +6059,7 @@
         <w:ind w:left="5040" w:hanging="360"/>
       </w:pPr>
       <w:rPr>
-        <w:rFonts w:ascii="Symbol" w:hAnsi="Symbol" w:hint="default"/>
+        <w:rFonts w:hint="default" w:ascii="Symbol" w:hAnsi="Symbol"/>
       </w:rPr>
     </w:lvl>
     <w:lvl w:ilvl="7" w:tplc="97C60F6C">
@@ -5437,7 +6071,7 @@
         <w:ind w:left="5760" w:hanging="360"/>
       </w:pPr>
       <w:rPr>
-        <w:rFonts w:ascii="Courier New" w:hAnsi="Courier New" w:hint="default"/>
+        <w:rFonts w:hint="default" w:ascii="Courier New" w:hAnsi="Courier New"/>
       </w:rPr>
     </w:lvl>
     <w:lvl w:ilvl="8" w:tplc="1B26F174">
@@ -5449,7 +6083,7 @@
         <w:ind w:left="6480" w:hanging="360"/>
       </w:pPr>
       <w:rPr>
-        <w:rFonts w:ascii="Wingdings" w:hAnsi="Wingdings" w:hint="default"/>
+        <w:rFonts w:hint="default" w:ascii="Wingdings" w:hAnsi="Wingdings"/>
       </w:rPr>
     </w:lvl>
   </w:abstractNum>
@@ -5466,7 +6100,7 @@
         <w:ind w:left="720" w:hanging="360"/>
       </w:pPr>
       <w:rPr>
-        <w:rFonts w:ascii="Symbol" w:hAnsi="Symbol" w:hint="default"/>
+        <w:rFonts w:hint="default" w:ascii="Symbol" w:hAnsi="Symbol"/>
       </w:rPr>
     </w:lvl>
     <w:lvl w:ilvl="1" w:tplc="5344C0D4">
@@ -5478,7 +6112,7 @@
         <w:ind w:left="1440" w:hanging="360"/>
       </w:pPr>
       <w:rPr>
-        <w:rFonts w:ascii="Courier New" w:hAnsi="Courier New" w:hint="default"/>
+        <w:rFonts w:hint="default" w:ascii="Courier New" w:hAnsi="Courier New"/>
       </w:rPr>
     </w:lvl>
     <w:lvl w:ilvl="2" w:tplc="37ECCE7E">
@@ -5490,7 +6124,7 @@
         <w:ind w:left="2160" w:hanging="360"/>
       </w:pPr>
       <w:rPr>
-        <w:rFonts w:ascii="Wingdings" w:hAnsi="Wingdings" w:hint="default"/>
+        <w:rFonts w:hint="default" w:ascii="Wingdings" w:hAnsi="Wingdings"/>
       </w:rPr>
     </w:lvl>
     <w:lvl w:ilvl="3" w:tplc="634CCEF6">
@@ -5502,7 +6136,7 @@
         <w:ind w:left="2880" w:hanging="360"/>
       </w:pPr>
       <w:rPr>
-        <w:rFonts w:ascii="Symbol" w:hAnsi="Symbol" w:hint="default"/>
+        <w:rFonts w:hint="default" w:ascii="Symbol" w:hAnsi="Symbol"/>
       </w:rPr>
     </w:lvl>
     <w:lvl w:ilvl="4" w:tplc="532C1BC6">
@@ -5514,7 +6148,7 @@
         <w:ind w:left="3600" w:hanging="360"/>
       </w:pPr>
       <w:rPr>
-        <w:rFonts w:ascii="Courier New" w:hAnsi="Courier New" w:hint="default"/>
+        <w:rFonts w:hint="default" w:ascii="Courier New" w:hAnsi="Courier New"/>
       </w:rPr>
     </w:lvl>
     <w:lvl w:ilvl="5" w:tplc="E2F682AE">
@@ -5526,7 +6160,7 @@
         <w:ind w:left="4320" w:hanging="360"/>
       </w:pPr>
       <w:rPr>
-        <w:rFonts w:ascii="Wingdings" w:hAnsi="Wingdings" w:hint="default"/>
+        <w:rFonts w:hint="default" w:ascii="Wingdings" w:hAnsi="Wingdings"/>
       </w:rPr>
     </w:lvl>
     <w:lvl w:ilvl="6" w:tplc="E20A46BC">
@@ -5538,7 +6172,7 @@
         <w:ind w:left="5040" w:hanging="360"/>
       </w:pPr>
       <w:rPr>
-        <w:rFonts w:ascii="Symbol" w:hAnsi="Symbol" w:hint="default"/>
+        <w:rFonts w:hint="default" w:ascii="Symbol" w:hAnsi="Symbol"/>
       </w:rPr>
     </w:lvl>
     <w:lvl w:ilvl="7" w:tplc="2FBA60EC">
@@ -5550,7 +6184,7 @@
         <w:ind w:left="5760" w:hanging="360"/>
       </w:pPr>
       <w:rPr>
-        <w:rFonts w:ascii="Courier New" w:hAnsi="Courier New" w:hint="default"/>
+        <w:rFonts w:hint="default" w:ascii="Courier New" w:hAnsi="Courier New"/>
       </w:rPr>
     </w:lvl>
     <w:lvl w:ilvl="8" w:tplc="D3ECA700">
@@ -5562,7 +6196,7 @@
         <w:ind w:left="6480" w:hanging="360"/>
       </w:pPr>
       <w:rPr>
-        <w:rFonts w:ascii="Wingdings" w:hAnsi="Wingdings" w:hint="default"/>
+        <w:rFonts w:hint="default" w:ascii="Wingdings" w:hAnsi="Wingdings"/>
       </w:rPr>
     </w:lvl>
   </w:abstractNum>
@@ -5579,7 +6213,7 @@
         <w:ind w:left="720" w:hanging="360"/>
       </w:pPr>
       <w:rPr>
-        <w:rFonts w:ascii="Symbol" w:hAnsi="Symbol" w:hint="default"/>
+        <w:rFonts w:hint="default" w:ascii="Symbol" w:hAnsi="Symbol"/>
       </w:rPr>
     </w:lvl>
     <w:lvl w:ilvl="1" w:tplc="313644A4">
@@ -5591,7 +6225,7 @@
         <w:ind w:left="1440" w:hanging="360"/>
       </w:pPr>
       <w:rPr>
-        <w:rFonts w:ascii="Courier New" w:hAnsi="Courier New" w:hint="default"/>
+        <w:rFonts w:hint="default" w:ascii="Courier New" w:hAnsi="Courier New"/>
       </w:rPr>
     </w:lvl>
     <w:lvl w:ilvl="2" w:tplc="D9D68DE8">
@@ -5603,7 +6237,7 @@
         <w:ind w:left="2160" w:hanging="360"/>
       </w:pPr>
       <w:rPr>
-        <w:rFonts w:ascii="Wingdings" w:hAnsi="Wingdings" w:hint="default"/>
+        <w:rFonts w:hint="default" w:ascii="Wingdings" w:hAnsi="Wingdings"/>
       </w:rPr>
     </w:lvl>
     <w:lvl w:ilvl="3" w:tplc="7E76E042">
@@ -5615,7 +6249,7 @@
         <w:ind w:left="2880" w:hanging="360"/>
       </w:pPr>
       <w:rPr>
-        <w:rFonts w:ascii="Symbol" w:hAnsi="Symbol" w:hint="default"/>
+        <w:rFonts w:hint="default" w:ascii="Symbol" w:hAnsi="Symbol"/>
       </w:rPr>
     </w:lvl>
     <w:lvl w:ilvl="4" w:tplc="CE6447E2">
@@ -5627,7 +6261,7 @@
         <w:ind w:left="3600" w:hanging="360"/>
       </w:pPr>
       <w:rPr>
-        <w:rFonts w:ascii="Courier New" w:hAnsi="Courier New" w:hint="default"/>
+        <w:rFonts w:hint="default" w:ascii="Courier New" w:hAnsi="Courier New"/>
       </w:rPr>
     </w:lvl>
     <w:lvl w:ilvl="5" w:tplc="051ED0DE">
@@ -5639,7 +6273,7 @@
         <w:ind w:left="4320" w:hanging="360"/>
       </w:pPr>
       <w:rPr>
-        <w:rFonts w:ascii="Wingdings" w:hAnsi="Wingdings" w:hint="default"/>
+        <w:rFonts w:hint="default" w:ascii="Wingdings" w:hAnsi="Wingdings"/>
       </w:rPr>
     </w:lvl>
     <w:lvl w:ilvl="6" w:tplc="5B2C30C0">
@@ -5651,7 +6285,7 @@
         <w:ind w:left="5040" w:hanging="360"/>
       </w:pPr>
       <w:rPr>
-        <w:rFonts w:ascii="Symbol" w:hAnsi="Symbol" w:hint="default"/>
+        <w:rFonts w:hint="default" w:ascii="Symbol" w:hAnsi="Symbol"/>
       </w:rPr>
     </w:lvl>
     <w:lvl w:ilvl="7" w:tplc="9608289C">
@@ -5663,7 +6297,7 @@
         <w:ind w:left="5760" w:hanging="360"/>
       </w:pPr>
       <w:rPr>
-        <w:rFonts w:ascii="Courier New" w:hAnsi="Courier New" w:hint="default"/>
+        <w:rFonts w:hint="default" w:ascii="Courier New" w:hAnsi="Courier New"/>
       </w:rPr>
     </w:lvl>
     <w:lvl w:ilvl="8" w:tplc="443C44E8">
@@ -5675,7 +6309,7 @@
         <w:ind w:left="6480" w:hanging="360"/>
       </w:pPr>
       <w:rPr>
-        <w:rFonts w:ascii="Wingdings" w:hAnsi="Wingdings" w:hint="default"/>
+        <w:rFonts w:hint="default" w:ascii="Wingdings" w:hAnsi="Wingdings"/>
       </w:rPr>
     </w:lvl>
   </w:abstractNum>
@@ -5692,7 +6326,7 @@
         <w:ind w:left="720" w:hanging="360"/>
       </w:pPr>
       <w:rPr>
-        <w:rFonts w:ascii="Symbol" w:hAnsi="Symbol" w:hint="default"/>
+        <w:rFonts w:hint="default" w:ascii="Symbol" w:hAnsi="Symbol"/>
       </w:rPr>
     </w:lvl>
     <w:lvl w:ilvl="1" w:tplc="532C156E">
@@ -5704,7 +6338,7 @@
         <w:ind w:left="1440" w:hanging="360"/>
       </w:pPr>
       <w:rPr>
-        <w:rFonts w:ascii="Courier New" w:hAnsi="Courier New" w:hint="default"/>
+        <w:rFonts w:hint="default" w:ascii="Courier New" w:hAnsi="Courier New"/>
       </w:rPr>
     </w:lvl>
     <w:lvl w:ilvl="2" w:tplc="635E69A4">
@@ -5716,7 +6350,7 @@
         <w:ind w:left="2160" w:hanging="360"/>
       </w:pPr>
       <w:rPr>
-        <w:rFonts w:ascii="Wingdings" w:hAnsi="Wingdings" w:hint="default"/>
+        <w:rFonts w:hint="default" w:ascii="Wingdings" w:hAnsi="Wingdings"/>
       </w:rPr>
     </w:lvl>
     <w:lvl w:ilvl="3" w:tplc="1C7ADD8E">
@@ -5728,7 +6362,7 @@
         <w:ind w:left="2880" w:hanging="360"/>
       </w:pPr>
       <w:rPr>
-        <w:rFonts w:ascii="Symbol" w:hAnsi="Symbol" w:hint="default"/>
+        <w:rFonts w:hint="default" w:ascii="Symbol" w:hAnsi="Symbol"/>
       </w:rPr>
     </w:lvl>
     <w:lvl w:ilvl="4" w:tplc="343C5BBA">
@@ -5740,7 +6374,7 @@
         <w:ind w:left="3600" w:hanging="360"/>
       </w:pPr>
       <w:rPr>
-        <w:rFonts w:ascii="Courier New" w:hAnsi="Courier New" w:hint="default"/>
+        <w:rFonts w:hint="default" w:ascii="Courier New" w:hAnsi="Courier New"/>
       </w:rPr>
     </w:lvl>
     <w:lvl w:ilvl="5" w:tplc="58E859AC">
@@ -5752,7 +6386,7 @@
         <w:ind w:left="4320" w:hanging="360"/>
       </w:pPr>
       <w:rPr>
-        <w:rFonts w:ascii="Wingdings" w:hAnsi="Wingdings" w:hint="default"/>
+        <w:rFonts w:hint="default" w:ascii="Wingdings" w:hAnsi="Wingdings"/>
       </w:rPr>
     </w:lvl>
     <w:lvl w:ilvl="6" w:tplc="975C46A0">
@@ -5764,7 +6398,7 @@
         <w:ind w:left="5040" w:hanging="360"/>
       </w:pPr>
       <w:rPr>
-        <w:rFonts w:ascii="Symbol" w:hAnsi="Symbol" w:hint="default"/>
+        <w:rFonts w:hint="default" w:ascii="Symbol" w:hAnsi="Symbol"/>
       </w:rPr>
     </w:lvl>
     <w:lvl w:ilvl="7" w:tplc="D34CA61C">
@@ -5776,7 +6410,7 @@
         <w:ind w:left="5760" w:hanging="360"/>
       </w:pPr>
       <w:rPr>
-        <w:rFonts w:ascii="Courier New" w:hAnsi="Courier New" w:hint="default"/>
+        <w:rFonts w:hint="default" w:ascii="Courier New" w:hAnsi="Courier New"/>
       </w:rPr>
     </w:lvl>
     <w:lvl w:ilvl="8" w:tplc="F162FFD8">
@@ -5788,7 +6422,7 @@
         <w:ind w:left="6480" w:hanging="360"/>
       </w:pPr>
       <w:rPr>
-        <w:rFonts w:ascii="Wingdings" w:hAnsi="Wingdings" w:hint="default"/>
+        <w:rFonts w:hint="default" w:ascii="Wingdings" w:hAnsi="Wingdings"/>
       </w:rPr>
     </w:lvl>
   </w:abstractNum>
@@ -5805,7 +6439,7 @@
         <w:ind w:left="720" w:hanging="360"/>
       </w:pPr>
       <w:rPr>
-        <w:rFonts w:ascii="Symbol" w:hAnsi="Symbol" w:hint="default"/>
+        <w:rFonts w:hint="default" w:ascii="Symbol" w:hAnsi="Symbol"/>
       </w:rPr>
     </w:lvl>
     <w:lvl w:ilvl="1" w:tplc="BFEC4E42">
@@ -5817,7 +6451,7 @@
         <w:ind w:left="1440" w:hanging="360"/>
       </w:pPr>
       <w:rPr>
-        <w:rFonts w:ascii="Courier New" w:hAnsi="Courier New" w:hint="default"/>
+        <w:rFonts w:hint="default" w:ascii="Courier New" w:hAnsi="Courier New"/>
       </w:rPr>
     </w:lvl>
     <w:lvl w:ilvl="2" w:tplc="B5F4C372">
@@ -5829,7 +6463,7 @@
         <w:ind w:left="2160" w:hanging="360"/>
       </w:pPr>
       <w:rPr>
-        <w:rFonts w:ascii="Wingdings" w:hAnsi="Wingdings" w:hint="default"/>
+        <w:rFonts w:hint="default" w:ascii="Wingdings" w:hAnsi="Wingdings"/>
       </w:rPr>
     </w:lvl>
     <w:lvl w:ilvl="3" w:tplc="A648987A">
@@ -5841,7 +6475,7 @@
         <w:ind w:left="2880" w:hanging="360"/>
       </w:pPr>
       <w:rPr>
-        <w:rFonts w:ascii="Symbol" w:hAnsi="Symbol" w:hint="default"/>
+        <w:rFonts w:hint="default" w:ascii="Symbol" w:hAnsi="Symbol"/>
       </w:rPr>
     </w:lvl>
     <w:lvl w:ilvl="4" w:tplc="F4447586">
@@ -5853,7 +6487,7 @@
         <w:ind w:left="3600" w:hanging="360"/>
       </w:pPr>
       <w:rPr>
-        <w:rFonts w:ascii="Courier New" w:hAnsi="Courier New" w:hint="default"/>
+        <w:rFonts w:hint="default" w:ascii="Courier New" w:hAnsi="Courier New"/>
       </w:rPr>
     </w:lvl>
     <w:lvl w:ilvl="5" w:tplc="F0D83C18">
@@ -5865,7 +6499,7 @@
         <w:ind w:left="4320" w:hanging="360"/>
       </w:pPr>
       <w:rPr>
-        <w:rFonts w:ascii="Wingdings" w:hAnsi="Wingdings" w:hint="default"/>
+        <w:rFonts w:hint="default" w:ascii="Wingdings" w:hAnsi="Wingdings"/>
       </w:rPr>
     </w:lvl>
     <w:lvl w:ilvl="6" w:tplc="D85E0594">
@@ -5877,7 +6511,7 @@
         <w:ind w:left="5040" w:hanging="360"/>
       </w:pPr>
       <w:rPr>
-        <w:rFonts w:ascii="Symbol" w:hAnsi="Symbol" w:hint="default"/>
+        <w:rFonts w:hint="default" w:ascii="Symbol" w:hAnsi="Symbol"/>
       </w:rPr>
     </w:lvl>
     <w:lvl w:ilvl="7" w:tplc="48369E68">
@@ -5889,7 +6523,7 @@
         <w:ind w:left="5760" w:hanging="360"/>
       </w:pPr>
       <w:rPr>
-        <w:rFonts w:ascii="Courier New" w:hAnsi="Courier New" w:hint="default"/>
+        <w:rFonts w:hint="default" w:ascii="Courier New" w:hAnsi="Courier New"/>
       </w:rPr>
     </w:lvl>
     <w:lvl w:ilvl="8" w:tplc="88CEE778">
@@ -5901,7 +6535,7 @@
         <w:ind w:left="6480" w:hanging="360"/>
       </w:pPr>
       <w:rPr>
-        <w:rFonts w:ascii="Wingdings" w:hAnsi="Wingdings" w:hint="default"/>
+        <w:rFonts w:hint="default" w:ascii="Wingdings" w:hAnsi="Wingdings"/>
       </w:rPr>
     </w:lvl>
   </w:abstractNum>
@@ -5918,7 +6552,7 @@
         <w:ind w:left="720" w:hanging="360"/>
       </w:pPr>
       <w:rPr>
-        <w:rFonts w:ascii="Symbol" w:hAnsi="Symbol" w:hint="default"/>
+        <w:rFonts w:hint="default" w:ascii="Symbol" w:hAnsi="Symbol"/>
       </w:rPr>
     </w:lvl>
     <w:lvl w:ilvl="1" w:tplc="38F0C938">
@@ -5930,7 +6564,7 @@
         <w:ind w:left="1440" w:hanging="360"/>
       </w:pPr>
       <w:rPr>
-        <w:rFonts w:ascii="Courier New" w:hAnsi="Courier New" w:hint="default"/>
+        <w:rFonts w:hint="default" w:ascii="Courier New" w:hAnsi="Courier New"/>
       </w:rPr>
     </w:lvl>
     <w:lvl w:ilvl="2" w:tplc="124C706A">
@@ -5942,7 +6576,7 @@
         <w:ind w:left="2160" w:hanging="360"/>
       </w:pPr>
       <w:rPr>
-        <w:rFonts w:ascii="Wingdings" w:hAnsi="Wingdings" w:hint="default"/>
+        <w:rFonts w:hint="default" w:ascii="Wingdings" w:hAnsi="Wingdings"/>
       </w:rPr>
     </w:lvl>
     <w:lvl w:ilvl="3" w:tplc="213A3484">
@@ -5954,7 +6588,7 @@
         <w:ind w:left="2880" w:hanging="360"/>
       </w:pPr>
       <w:rPr>
-        <w:rFonts w:ascii="Symbol" w:hAnsi="Symbol" w:hint="default"/>
+        <w:rFonts w:hint="default" w:ascii="Symbol" w:hAnsi="Symbol"/>
       </w:rPr>
     </w:lvl>
     <w:lvl w:ilvl="4" w:tplc="18F4914E">
@@ -5966,7 +6600,7 @@
         <w:ind w:left="3600" w:hanging="360"/>
       </w:pPr>
       <w:rPr>
-        <w:rFonts w:ascii="Courier New" w:hAnsi="Courier New" w:hint="default"/>
+        <w:rFonts w:hint="default" w:ascii="Courier New" w:hAnsi="Courier New"/>
       </w:rPr>
     </w:lvl>
     <w:lvl w:ilvl="5" w:tplc="F36ABEA6">
@@ -5978,7 +6612,7 @@
         <w:ind w:left="4320" w:hanging="360"/>
       </w:pPr>
       <w:rPr>
-        <w:rFonts w:ascii="Wingdings" w:hAnsi="Wingdings" w:hint="default"/>
+        <w:rFonts w:hint="default" w:ascii="Wingdings" w:hAnsi="Wingdings"/>
       </w:rPr>
     </w:lvl>
     <w:lvl w:ilvl="6" w:tplc="68EC8E60">
@@ -5990,7 +6624,7 @@
         <w:ind w:left="5040" w:hanging="360"/>
       </w:pPr>
       <w:rPr>
-        <w:rFonts w:ascii="Symbol" w:hAnsi="Symbol" w:hint="default"/>
+        <w:rFonts w:hint="default" w:ascii="Symbol" w:hAnsi="Symbol"/>
       </w:rPr>
     </w:lvl>
     <w:lvl w:ilvl="7" w:tplc="81A88644">
@@ -6002,7 +6636,7 @@
         <w:ind w:left="5760" w:hanging="360"/>
       </w:pPr>
       <w:rPr>
-        <w:rFonts w:ascii="Courier New" w:hAnsi="Courier New" w:hint="default"/>
+        <w:rFonts w:hint="default" w:ascii="Courier New" w:hAnsi="Courier New"/>
       </w:rPr>
     </w:lvl>
     <w:lvl w:ilvl="8" w:tplc="410CD7A8">
@@ -6014,7 +6648,7 @@
         <w:ind w:left="6480" w:hanging="360"/>
       </w:pPr>
       <w:rPr>
-        <w:rFonts w:ascii="Wingdings" w:hAnsi="Wingdings" w:hint="default"/>
+        <w:rFonts w:hint="default" w:ascii="Wingdings" w:hAnsi="Wingdings"/>
       </w:rPr>
     </w:lvl>
   </w:abstractNum>
@@ -6031,7 +6665,7 @@
         <w:ind w:left="720" w:hanging="360"/>
       </w:pPr>
       <w:rPr>
-        <w:rFonts w:ascii="Symbol" w:hAnsi="Symbol" w:hint="default"/>
+        <w:rFonts w:hint="default" w:ascii="Symbol" w:hAnsi="Symbol"/>
       </w:rPr>
     </w:lvl>
     <w:lvl w:ilvl="1" w:tplc="AFA8554A">
@@ -6043,7 +6677,7 @@
         <w:ind w:left="1440" w:hanging="360"/>
       </w:pPr>
       <w:rPr>
-        <w:rFonts w:ascii="Courier New" w:hAnsi="Courier New" w:hint="default"/>
+        <w:rFonts w:hint="default" w:ascii="Courier New" w:hAnsi="Courier New"/>
       </w:rPr>
     </w:lvl>
     <w:lvl w:ilvl="2" w:tplc="55A048B4">
@@ -6055,7 +6689,7 @@
         <w:ind w:left="2160" w:hanging="360"/>
       </w:pPr>
       <w:rPr>
-        <w:rFonts w:ascii="Wingdings" w:hAnsi="Wingdings" w:hint="default"/>
+        <w:rFonts w:hint="default" w:ascii="Wingdings" w:hAnsi="Wingdings"/>
       </w:rPr>
     </w:lvl>
     <w:lvl w:ilvl="3" w:tplc="774C1FDC">
@@ -6067,7 +6701,7 @@
         <w:ind w:left="2880" w:hanging="360"/>
       </w:pPr>
       <w:rPr>
-        <w:rFonts w:ascii="Symbol" w:hAnsi="Symbol" w:hint="default"/>
+        <w:rFonts w:hint="default" w:ascii="Symbol" w:hAnsi="Symbol"/>
       </w:rPr>
     </w:lvl>
     <w:lvl w:ilvl="4" w:tplc="B5B67DF0">
@@ -6079,7 +6713,7 @@
         <w:ind w:left="3600" w:hanging="360"/>
       </w:pPr>
       <w:rPr>
-        <w:rFonts w:ascii="Courier New" w:hAnsi="Courier New" w:hint="default"/>
+        <w:rFonts w:hint="default" w:ascii="Courier New" w:hAnsi="Courier New"/>
       </w:rPr>
     </w:lvl>
     <w:lvl w:ilvl="5" w:tplc="05FE5708">
@@ -6091,7 +6725,7 @@
         <w:ind w:left="4320" w:hanging="360"/>
       </w:pPr>
       <w:rPr>
-        <w:rFonts w:ascii="Wingdings" w:hAnsi="Wingdings" w:hint="default"/>
+        <w:rFonts w:hint="default" w:ascii="Wingdings" w:hAnsi="Wingdings"/>
       </w:rPr>
     </w:lvl>
     <w:lvl w:ilvl="6" w:tplc="49084FD6">
@@ -6103,7 +6737,7 @@
         <w:ind w:left="5040" w:hanging="360"/>
       </w:pPr>
       <w:rPr>
-        <w:rFonts w:ascii="Symbol" w:hAnsi="Symbol" w:hint="default"/>
+        <w:rFonts w:hint="default" w:ascii="Symbol" w:hAnsi="Symbol"/>
       </w:rPr>
     </w:lvl>
     <w:lvl w:ilvl="7" w:tplc="4DF4FF66">
@@ -6115,7 +6749,7 @@
         <w:ind w:left="5760" w:hanging="360"/>
       </w:pPr>
       <w:rPr>
-        <w:rFonts w:ascii="Courier New" w:hAnsi="Courier New" w:hint="default"/>
+        <w:rFonts w:hint="default" w:ascii="Courier New" w:hAnsi="Courier New"/>
       </w:rPr>
     </w:lvl>
     <w:lvl w:ilvl="8" w:tplc="A216AE92">
@@ -6127,7 +6761,7 @@
         <w:ind w:left="6480" w:hanging="360"/>
       </w:pPr>
       <w:rPr>
-        <w:rFonts w:ascii="Wingdings" w:hAnsi="Wingdings" w:hint="default"/>
+        <w:rFonts w:hint="default" w:ascii="Wingdings" w:hAnsi="Wingdings"/>
       </w:rPr>
     </w:lvl>
   </w:abstractNum>
@@ -6144,7 +6778,7 @@
         <w:ind w:left="720" w:hanging="360"/>
       </w:pPr>
       <w:rPr>
-        <w:rFonts w:ascii="Symbol" w:hAnsi="Symbol" w:hint="default"/>
+        <w:rFonts w:hint="default" w:ascii="Symbol" w:hAnsi="Symbol"/>
       </w:rPr>
     </w:lvl>
     <w:lvl w:ilvl="1" w:tplc="4C54C556">
@@ -6156,7 +6790,7 @@
         <w:ind w:left="1440" w:hanging="360"/>
       </w:pPr>
       <w:rPr>
-        <w:rFonts w:ascii="Courier New" w:hAnsi="Courier New" w:hint="default"/>
+        <w:rFonts w:hint="default" w:ascii="Courier New" w:hAnsi="Courier New"/>
       </w:rPr>
     </w:lvl>
     <w:lvl w:ilvl="2" w:tplc="0D641D16">
@@ -6168,7 +6802,7 @@
         <w:ind w:left="2160" w:hanging="360"/>
       </w:pPr>
       <w:rPr>
-        <w:rFonts w:ascii="Wingdings" w:hAnsi="Wingdings" w:hint="default"/>
+        <w:rFonts w:hint="default" w:ascii="Wingdings" w:hAnsi="Wingdings"/>
       </w:rPr>
     </w:lvl>
     <w:lvl w:ilvl="3" w:tplc="4A8C56CA">
@@ -6180,7 +6814,7 @@
         <w:ind w:left="2880" w:hanging="360"/>
       </w:pPr>
       <w:rPr>
-        <w:rFonts w:ascii="Symbol" w:hAnsi="Symbol" w:hint="default"/>
+        <w:rFonts w:hint="default" w:ascii="Symbol" w:hAnsi="Symbol"/>
       </w:rPr>
     </w:lvl>
     <w:lvl w:ilvl="4" w:tplc="F7168AA0">
@@ -6192,7 +6826,7 @@
         <w:ind w:left="3600" w:hanging="360"/>
       </w:pPr>
       <w:rPr>
-        <w:rFonts w:ascii="Courier New" w:hAnsi="Courier New" w:hint="default"/>
+        <w:rFonts w:hint="default" w:ascii="Courier New" w:hAnsi="Courier New"/>
       </w:rPr>
     </w:lvl>
     <w:lvl w:ilvl="5" w:tplc="BD4A46B8">
@@ -6204,7 +6838,7 @@
         <w:ind w:left="4320" w:hanging="360"/>
       </w:pPr>
       <w:rPr>
-        <w:rFonts w:ascii="Wingdings" w:hAnsi="Wingdings" w:hint="default"/>
+        <w:rFonts w:hint="default" w:ascii="Wingdings" w:hAnsi="Wingdings"/>
       </w:rPr>
     </w:lvl>
     <w:lvl w:ilvl="6" w:tplc="975C3178">
@@ -6216,7 +6850,7 @@
         <w:ind w:left="5040" w:hanging="360"/>
       </w:pPr>
       <w:rPr>
-        <w:rFonts w:ascii="Symbol" w:hAnsi="Symbol" w:hint="default"/>
+        <w:rFonts w:hint="default" w:ascii="Symbol" w:hAnsi="Symbol"/>
       </w:rPr>
     </w:lvl>
     <w:lvl w:ilvl="7" w:tplc="1D4AE526">
@@ -6228,7 +6862,7 @@
         <w:ind w:left="5760" w:hanging="360"/>
       </w:pPr>
       <w:rPr>
-        <w:rFonts w:ascii="Courier New" w:hAnsi="Courier New" w:hint="default"/>
+        <w:rFonts w:hint="default" w:ascii="Courier New" w:hAnsi="Courier New"/>
       </w:rPr>
     </w:lvl>
     <w:lvl w:ilvl="8" w:tplc="7AA45F5E">
@@ -6240,7 +6874,7 @@
         <w:ind w:left="6480" w:hanging="360"/>
       </w:pPr>
       <w:rPr>
-        <w:rFonts w:ascii="Wingdings" w:hAnsi="Wingdings" w:hint="default"/>
+        <w:rFonts w:hint="default" w:ascii="Wingdings" w:hAnsi="Wingdings"/>
       </w:rPr>
     </w:lvl>
   </w:abstractNum>
@@ -6257,7 +6891,7 @@
         <w:ind w:left="720" w:hanging="360"/>
       </w:pPr>
       <w:rPr>
-        <w:rFonts w:ascii="Symbol" w:hAnsi="Symbol" w:hint="default"/>
+        <w:rFonts w:hint="default" w:ascii="Symbol" w:hAnsi="Symbol"/>
       </w:rPr>
     </w:lvl>
     <w:lvl w:ilvl="1" w:tplc="E81E7358">
@@ -6269,7 +6903,7 @@
         <w:ind w:left="1440" w:hanging="360"/>
       </w:pPr>
       <w:rPr>
-        <w:rFonts w:ascii="Courier New" w:hAnsi="Courier New" w:hint="default"/>
+        <w:rFonts w:hint="default" w:ascii="Courier New" w:hAnsi="Courier New"/>
       </w:rPr>
     </w:lvl>
     <w:lvl w:ilvl="2" w:tplc="5A5A9BD4">
@@ -6281,7 +6915,7 @@
         <w:ind w:left="2160" w:hanging="360"/>
       </w:pPr>
       <w:rPr>
-        <w:rFonts w:ascii="Wingdings" w:hAnsi="Wingdings" w:hint="default"/>
+        <w:rFonts w:hint="default" w:ascii="Wingdings" w:hAnsi="Wingdings"/>
       </w:rPr>
     </w:lvl>
     <w:lvl w:ilvl="3" w:tplc="BDA4F73E">
@@ -6293,7 +6927,7 @@
         <w:ind w:left="2880" w:hanging="360"/>
       </w:pPr>
       <w:rPr>
-        <w:rFonts w:ascii="Symbol" w:hAnsi="Symbol" w:hint="default"/>
+        <w:rFonts w:hint="default" w:ascii="Symbol" w:hAnsi="Symbol"/>
       </w:rPr>
     </w:lvl>
     <w:lvl w:ilvl="4" w:tplc="8F16E228">
@@ -6305,7 +6939,7 @@
         <w:ind w:left="3600" w:hanging="360"/>
       </w:pPr>
       <w:rPr>
-        <w:rFonts w:ascii="Courier New" w:hAnsi="Courier New" w:hint="default"/>
+        <w:rFonts w:hint="default" w:ascii="Courier New" w:hAnsi="Courier New"/>
       </w:rPr>
     </w:lvl>
     <w:lvl w:ilvl="5" w:tplc="DCAEAA20">
@@ -6317,7 +6951,7 @@
         <w:ind w:left="4320" w:hanging="360"/>
       </w:pPr>
       <w:rPr>
-        <w:rFonts w:ascii="Wingdings" w:hAnsi="Wingdings" w:hint="default"/>
+        <w:rFonts w:hint="default" w:ascii="Wingdings" w:hAnsi="Wingdings"/>
       </w:rPr>
     </w:lvl>
     <w:lvl w:ilvl="6" w:tplc="3BB26B44">
@@ -6329,7 +6963,7 @@
         <w:ind w:left="5040" w:hanging="360"/>
       </w:pPr>
       <w:rPr>
-        <w:rFonts w:ascii="Symbol" w:hAnsi="Symbol" w:hint="default"/>
+        <w:rFonts w:hint="default" w:ascii="Symbol" w:hAnsi="Symbol"/>
       </w:rPr>
     </w:lvl>
     <w:lvl w:ilvl="7" w:tplc="780E5716">
@@ -6341,7 +6975,7 @@
         <w:ind w:left="5760" w:hanging="360"/>
       </w:pPr>
       <w:rPr>
-        <w:rFonts w:ascii="Courier New" w:hAnsi="Courier New" w:hint="default"/>
+        <w:rFonts w:hint="default" w:ascii="Courier New" w:hAnsi="Courier New"/>
       </w:rPr>
     </w:lvl>
     <w:lvl w:ilvl="8" w:tplc="7C80DCD0">
@@ -6353,7 +6987,7 @@
         <w:ind w:left="6480" w:hanging="360"/>
       </w:pPr>
       <w:rPr>
-        <w:rFonts w:ascii="Wingdings" w:hAnsi="Wingdings" w:hint="default"/>
+        <w:rFonts w:hint="default" w:ascii="Wingdings" w:hAnsi="Wingdings"/>
       </w:rPr>
     </w:lvl>
   </w:abstractNum>
@@ -6370,7 +7004,7 @@
         <w:ind w:left="720" w:hanging="360"/>
       </w:pPr>
       <w:rPr>
-        <w:rFonts w:ascii="Symbol" w:hAnsi="Symbol" w:hint="default"/>
+        <w:rFonts w:hint="default" w:ascii="Symbol" w:hAnsi="Symbol"/>
       </w:rPr>
     </w:lvl>
     <w:lvl w:ilvl="1" w:tplc="EE62DC46">
@@ -6382,7 +7016,7 @@
         <w:ind w:left="1440" w:hanging="360"/>
       </w:pPr>
       <w:rPr>
-        <w:rFonts w:ascii="Courier New" w:hAnsi="Courier New" w:hint="default"/>
+        <w:rFonts w:hint="default" w:ascii="Courier New" w:hAnsi="Courier New"/>
       </w:rPr>
     </w:lvl>
     <w:lvl w:ilvl="2" w:tplc="101AF532">
@@ -6394,7 +7028,7 @@
         <w:ind w:left="2160" w:hanging="360"/>
       </w:pPr>
       <w:rPr>
-        <w:rFonts w:ascii="Wingdings" w:hAnsi="Wingdings" w:hint="default"/>
+        <w:rFonts w:hint="default" w:ascii="Wingdings" w:hAnsi="Wingdings"/>
       </w:rPr>
     </w:lvl>
     <w:lvl w:ilvl="3" w:tplc="3DC88C82">
@@ -6406,7 +7040,7 @@
         <w:ind w:left="2880" w:hanging="360"/>
       </w:pPr>
       <w:rPr>
-        <w:rFonts w:ascii="Symbol" w:hAnsi="Symbol" w:hint="default"/>
+        <w:rFonts w:hint="default" w:ascii="Symbol" w:hAnsi="Symbol"/>
       </w:rPr>
     </w:lvl>
     <w:lvl w:ilvl="4" w:tplc="C78E0C66">
@@ -6418,7 +7052,7 @@
         <w:ind w:left="3600" w:hanging="360"/>
       </w:pPr>
       <w:rPr>
-        <w:rFonts w:ascii="Courier New" w:hAnsi="Courier New" w:hint="default"/>
+        <w:rFonts w:hint="default" w:ascii="Courier New" w:hAnsi="Courier New"/>
       </w:rPr>
     </w:lvl>
     <w:lvl w:ilvl="5" w:tplc="F7A86C66">
@@ -6430,7 +7064,7 @@
         <w:ind w:left="4320" w:hanging="360"/>
       </w:pPr>
       <w:rPr>
-        <w:rFonts w:ascii="Wingdings" w:hAnsi="Wingdings" w:hint="default"/>
+        <w:rFonts w:hint="default" w:ascii="Wingdings" w:hAnsi="Wingdings"/>
       </w:rPr>
     </w:lvl>
     <w:lvl w:ilvl="6" w:tplc="1E9A4B48">
@@ -6442,7 +7076,7 @@
         <w:ind w:left="5040" w:hanging="360"/>
       </w:pPr>
       <w:rPr>
-        <w:rFonts w:ascii="Symbol" w:hAnsi="Symbol" w:hint="default"/>
+        <w:rFonts w:hint="default" w:ascii="Symbol" w:hAnsi="Symbol"/>
       </w:rPr>
     </w:lvl>
     <w:lvl w:ilvl="7" w:tplc="56B824E4">
@@ -6454,7 +7088,7 @@
         <w:ind w:left="5760" w:hanging="360"/>
       </w:pPr>
       <w:rPr>
-        <w:rFonts w:ascii="Courier New" w:hAnsi="Courier New" w:hint="default"/>
+        <w:rFonts w:hint="default" w:ascii="Courier New" w:hAnsi="Courier New"/>
       </w:rPr>
     </w:lvl>
     <w:lvl w:ilvl="8" w:tplc="C39485EE">
@@ -6466,7 +7100,7 @@
         <w:ind w:left="6480" w:hanging="360"/>
       </w:pPr>
       <w:rPr>
-        <w:rFonts w:ascii="Wingdings" w:hAnsi="Wingdings" w:hint="default"/>
+        <w:rFonts w:hint="default" w:ascii="Wingdings" w:hAnsi="Wingdings"/>
       </w:rPr>
     </w:lvl>
   </w:abstractNum>
@@ -6483,7 +7117,7 @@
         <w:ind w:left="720" w:hanging="360"/>
       </w:pPr>
       <w:rPr>
-        <w:rFonts w:ascii="Symbol" w:hAnsi="Symbol" w:hint="default"/>
+        <w:rFonts w:hint="default" w:ascii="Symbol" w:hAnsi="Symbol"/>
       </w:rPr>
     </w:lvl>
     <w:lvl w:ilvl="1" w:tplc="A2CCEBFA">
@@ -6495,7 +7129,7 @@
         <w:ind w:left="1440" w:hanging="360"/>
       </w:pPr>
       <w:rPr>
-        <w:rFonts w:ascii="Courier New" w:hAnsi="Courier New" w:hint="default"/>
+        <w:rFonts w:hint="default" w:ascii="Courier New" w:hAnsi="Courier New"/>
       </w:rPr>
     </w:lvl>
     <w:lvl w:ilvl="2" w:tplc="6568E684">
@@ -6507,7 +7141,7 @@
         <w:ind w:left="2160" w:hanging="360"/>
       </w:pPr>
       <w:rPr>
-        <w:rFonts w:ascii="Wingdings" w:hAnsi="Wingdings" w:hint="default"/>
+        <w:rFonts w:hint="default" w:ascii="Wingdings" w:hAnsi="Wingdings"/>
       </w:rPr>
     </w:lvl>
     <w:lvl w:ilvl="3" w:tplc="FA40FB80">
@@ -6519,7 +7153,7 @@
         <w:ind w:left="2880" w:hanging="360"/>
       </w:pPr>
       <w:rPr>
-        <w:rFonts w:ascii="Symbol" w:hAnsi="Symbol" w:hint="default"/>
+        <w:rFonts w:hint="default" w:ascii="Symbol" w:hAnsi="Symbol"/>
       </w:rPr>
     </w:lvl>
     <w:lvl w:ilvl="4" w:tplc="F390782E">
@@ -6531,7 +7165,7 @@
         <w:ind w:left="3600" w:hanging="360"/>
       </w:pPr>
       <w:rPr>
-        <w:rFonts w:ascii="Courier New" w:hAnsi="Courier New" w:hint="default"/>
+        <w:rFonts w:hint="default" w:ascii="Courier New" w:hAnsi="Courier New"/>
       </w:rPr>
     </w:lvl>
     <w:lvl w:ilvl="5" w:tplc="1E480906">
@@ -6543,7 +7177,7 @@
         <w:ind w:left="4320" w:hanging="360"/>
       </w:pPr>
       <w:rPr>
-        <w:rFonts w:ascii="Wingdings" w:hAnsi="Wingdings" w:hint="default"/>
+        <w:rFonts w:hint="default" w:ascii="Wingdings" w:hAnsi="Wingdings"/>
       </w:rPr>
     </w:lvl>
     <w:lvl w:ilvl="6" w:tplc="8AA4423C">
@@ -6555,7 +7189,7 @@
         <w:ind w:left="5040" w:hanging="360"/>
       </w:pPr>
       <w:rPr>
-        <w:rFonts w:ascii="Symbol" w:hAnsi="Symbol" w:hint="default"/>
+        <w:rFonts w:hint="default" w:ascii="Symbol" w:hAnsi="Symbol"/>
       </w:rPr>
     </w:lvl>
     <w:lvl w:ilvl="7" w:tplc="53FE8698">
@@ -6567,7 +7201,7 @@
         <w:ind w:left="5760" w:hanging="360"/>
       </w:pPr>
       <w:rPr>
-        <w:rFonts w:ascii="Courier New" w:hAnsi="Courier New" w:hint="default"/>
+        <w:rFonts w:hint="default" w:ascii="Courier New" w:hAnsi="Courier New"/>
       </w:rPr>
     </w:lvl>
     <w:lvl w:ilvl="8" w:tplc="FF1C986E">
@@ -6579,7 +7213,7 @@
         <w:ind w:left="6480" w:hanging="360"/>
       </w:pPr>
       <w:rPr>
-        <w:rFonts w:ascii="Wingdings" w:hAnsi="Wingdings" w:hint="default"/>
+        <w:rFonts w:hint="default" w:ascii="Wingdings" w:hAnsi="Wingdings"/>
       </w:rPr>
     </w:lvl>
   </w:abstractNum>
@@ -6596,7 +7230,7 @@
         <w:ind w:left="720" w:hanging="360"/>
       </w:pPr>
       <w:rPr>
-        <w:rFonts w:ascii="Symbol" w:hAnsi="Symbol" w:hint="default"/>
+        <w:rFonts w:hint="default" w:ascii="Symbol" w:hAnsi="Symbol"/>
       </w:rPr>
     </w:lvl>
     <w:lvl w:ilvl="1" w:tplc="D0E21586">
@@ -6608,7 +7242,7 @@
         <w:ind w:left="1440" w:hanging="360"/>
       </w:pPr>
       <w:rPr>
-        <w:rFonts w:ascii="Courier New" w:hAnsi="Courier New" w:hint="default"/>
+        <w:rFonts w:hint="default" w:ascii="Courier New" w:hAnsi="Courier New"/>
       </w:rPr>
     </w:lvl>
     <w:lvl w:ilvl="2" w:tplc="FC62C26C">
@@ -6620,7 +7254,7 @@
         <w:ind w:left="2160" w:hanging="360"/>
       </w:pPr>
       <w:rPr>
-        <w:rFonts w:ascii="Wingdings" w:hAnsi="Wingdings" w:hint="default"/>
+        <w:rFonts w:hint="default" w:ascii="Wingdings" w:hAnsi="Wingdings"/>
       </w:rPr>
     </w:lvl>
     <w:lvl w:ilvl="3" w:tplc="56C671F6">
@@ -6632,7 +7266,7 @@
         <w:ind w:left="2880" w:hanging="360"/>
       </w:pPr>
       <w:rPr>
-        <w:rFonts w:ascii="Symbol" w:hAnsi="Symbol" w:hint="default"/>
+        <w:rFonts w:hint="default" w:ascii="Symbol" w:hAnsi="Symbol"/>
       </w:rPr>
     </w:lvl>
     <w:lvl w:ilvl="4" w:tplc="5A443964">
@@ -6644,7 +7278,7 @@
         <w:ind w:left="3600" w:hanging="360"/>
       </w:pPr>
       <w:rPr>
-        <w:rFonts w:ascii="Courier New" w:hAnsi="Courier New" w:hint="default"/>
+        <w:rFonts w:hint="default" w:ascii="Courier New" w:hAnsi="Courier New"/>
       </w:rPr>
     </w:lvl>
     <w:lvl w:ilvl="5" w:tplc="1E644860">
@@ -6656,7 +7290,7 @@
         <w:ind w:left="4320" w:hanging="360"/>
       </w:pPr>
       <w:rPr>
-        <w:rFonts w:ascii="Wingdings" w:hAnsi="Wingdings" w:hint="default"/>
+        <w:rFonts w:hint="default" w:ascii="Wingdings" w:hAnsi="Wingdings"/>
       </w:rPr>
     </w:lvl>
     <w:lvl w:ilvl="6" w:tplc="F364D338">
@@ -6668,7 +7302,7 @@
         <w:ind w:left="5040" w:hanging="360"/>
       </w:pPr>
       <w:rPr>
-        <w:rFonts w:ascii="Symbol" w:hAnsi="Symbol" w:hint="default"/>
+        <w:rFonts w:hint="default" w:ascii="Symbol" w:hAnsi="Symbol"/>
       </w:rPr>
     </w:lvl>
     <w:lvl w:ilvl="7" w:tplc="8DCAFA00">
@@ -6680,7 +7314,7 @@
         <w:ind w:left="5760" w:hanging="360"/>
       </w:pPr>
       <w:rPr>
-        <w:rFonts w:ascii="Courier New" w:hAnsi="Courier New" w:hint="default"/>
+        <w:rFonts w:hint="default" w:ascii="Courier New" w:hAnsi="Courier New"/>
       </w:rPr>
     </w:lvl>
     <w:lvl w:ilvl="8" w:tplc="84981A0E">
@@ -6692,7 +7326,7 @@
         <w:ind w:left="6480" w:hanging="360"/>
       </w:pPr>
       <w:rPr>
-        <w:rFonts w:ascii="Wingdings" w:hAnsi="Wingdings" w:hint="default"/>
+        <w:rFonts w:hint="default" w:ascii="Wingdings" w:hAnsi="Wingdings"/>
       </w:rPr>
     </w:lvl>
   </w:abstractNum>
@@ -6709,7 +7343,7 @@
         <w:ind w:left="720" w:hanging="360"/>
       </w:pPr>
       <w:rPr>
-        <w:rFonts w:ascii="Symbol" w:hAnsi="Symbol" w:hint="default"/>
+        <w:rFonts w:hint="default" w:ascii="Symbol" w:hAnsi="Symbol"/>
       </w:rPr>
     </w:lvl>
     <w:lvl w:ilvl="1" w:tplc="20723FBC">
@@ -6721,7 +7355,7 @@
         <w:ind w:left="1440" w:hanging="360"/>
       </w:pPr>
       <w:rPr>
-        <w:rFonts w:ascii="Courier New" w:hAnsi="Courier New" w:hint="default"/>
+        <w:rFonts w:hint="default" w:ascii="Courier New" w:hAnsi="Courier New"/>
       </w:rPr>
     </w:lvl>
     <w:lvl w:ilvl="2" w:tplc="A468991E">
@@ -6733,7 +7367,7 @@
         <w:ind w:left="2160" w:hanging="360"/>
       </w:pPr>
       <w:rPr>
-        <w:rFonts w:ascii="Wingdings" w:hAnsi="Wingdings" w:hint="default"/>
+        <w:rFonts w:hint="default" w:ascii="Wingdings" w:hAnsi="Wingdings"/>
       </w:rPr>
     </w:lvl>
     <w:lvl w:ilvl="3" w:tplc="79A8B048">
@@ -6745,7 +7379,7 @@
         <w:ind w:left="2880" w:hanging="360"/>
       </w:pPr>
       <w:rPr>
-        <w:rFonts w:ascii="Symbol" w:hAnsi="Symbol" w:hint="default"/>
+        <w:rFonts w:hint="default" w:ascii="Symbol" w:hAnsi="Symbol"/>
       </w:rPr>
     </w:lvl>
     <w:lvl w:ilvl="4" w:tplc="37DEA388">
@@ -6757,7 +7391,7 @@
         <w:ind w:left="3600" w:hanging="360"/>
       </w:pPr>
       <w:rPr>
-        <w:rFonts w:ascii="Courier New" w:hAnsi="Courier New" w:hint="default"/>
+        <w:rFonts w:hint="default" w:ascii="Courier New" w:hAnsi="Courier New"/>
       </w:rPr>
     </w:lvl>
     <w:lvl w:ilvl="5" w:tplc="06E27CAA">
@@ -6769,7 +7403,7 @@
         <w:ind w:left="4320" w:hanging="360"/>
       </w:pPr>
       <w:rPr>
-        <w:rFonts w:ascii="Wingdings" w:hAnsi="Wingdings" w:hint="default"/>
+        <w:rFonts w:hint="default" w:ascii="Wingdings" w:hAnsi="Wingdings"/>
       </w:rPr>
     </w:lvl>
     <w:lvl w:ilvl="6" w:tplc="002C1734">
@@ -6781,7 +7415,7 @@
         <w:ind w:left="5040" w:hanging="360"/>
       </w:pPr>
       <w:rPr>
-        <w:rFonts w:ascii="Symbol" w:hAnsi="Symbol" w:hint="default"/>
+        <w:rFonts w:hint="default" w:ascii="Symbol" w:hAnsi="Symbol"/>
       </w:rPr>
     </w:lvl>
     <w:lvl w:ilvl="7" w:tplc="A7EE0394">
@@ -6793,7 +7427,7 @@
         <w:ind w:left="5760" w:hanging="360"/>
       </w:pPr>
       <w:rPr>
-        <w:rFonts w:ascii="Courier New" w:hAnsi="Courier New" w:hint="default"/>
+        <w:rFonts w:hint="default" w:ascii="Courier New" w:hAnsi="Courier New"/>
       </w:rPr>
     </w:lvl>
     <w:lvl w:ilvl="8" w:tplc="87AC320A">
@@ -6805,7 +7439,7 @@
         <w:ind w:left="6480" w:hanging="360"/>
       </w:pPr>
       <w:rPr>
-        <w:rFonts w:ascii="Wingdings" w:hAnsi="Wingdings" w:hint="default"/>
+        <w:rFonts w:hint="default" w:ascii="Wingdings" w:hAnsi="Wingdings"/>
       </w:rPr>
     </w:lvl>
   </w:abstractNum>
@@ -6822,7 +7456,7 @@
         <w:ind w:left="720" w:hanging="360"/>
       </w:pPr>
       <w:rPr>
-        <w:rFonts w:ascii="Symbol" w:hAnsi="Symbol" w:hint="default"/>
+        <w:rFonts w:hint="default" w:ascii="Symbol" w:hAnsi="Symbol"/>
       </w:rPr>
     </w:lvl>
     <w:lvl w:ilvl="1" w:tplc="5CD4A89A">
@@ -6834,7 +7468,7 @@
         <w:ind w:left="1440" w:hanging="360"/>
       </w:pPr>
       <w:rPr>
-        <w:rFonts w:ascii="Courier New" w:hAnsi="Courier New" w:hint="default"/>
+        <w:rFonts w:hint="default" w:ascii="Courier New" w:hAnsi="Courier New"/>
       </w:rPr>
     </w:lvl>
     <w:lvl w:ilvl="2" w:tplc="A14E963A">
@@ -6846,7 +7480,7 @@
         <w:ind w:left="2160" w:hanging="360"/>
       </w:pPr>
       <w:rPr>
-        <w:rFonts w:ascii="Wingdings" w:hAnsi="Wingdings" w:hint="default"/>
+        <w:rFonts w:hint="default" w:ascii="Wingdings" w:hAnsi="Wingdings"/>
       </w:rPr>
     </w:lvl>
     <w:lvl w:ilvl="3" w:tplc="D812BD46">
@@ -6858,7 +7492,7 @@
         <w:ind w:left="2880" w:hanging="360"/>
       </w:pPr>
       <w:rPr>
-        <w:rFonts w:ascii="Symbol" w:hAnsi="Symbol" w:hint="default"/>
+        <w:rFonts w:hint="default" w:ascii="Symbol" w:hAnsi="Symbol"/>
       </w:rPr>
     </w:lvl>
     <w:lvl w:ilvl="4" w:tplc="C17ADBF2">
@@ -6870,7 +7504,7 @@
         <w:ind w:left="3600" w:hanging="360"/>
       </w:pPr>
       <w:rPr>
-        <w:rFonts w:ascii="Courier New" w:hAnsi="Courier New" w:hint="default"/>
+        <w:rFonts w:hint="default" w:ascii="Courier New" w:hAnsi="Courier New"/>
       </w:rPr>
     </w:lvl>
     <w:lvl w:ilvl="5" w:tplc="5B8C83EC">
@@ -6882,7 +7516,7 @@
         <w:ind w:left="4320" w:hanging="360"/>
       </w:pPr>
       <w:rPr>
-        <w:rFonts w:ascii="Wingdings" w:hAnsi="Wingdings" w:hint="default"/>
+        <w:rFonts w:hint="default" w:ascii="Wingdings" w:hAnsi="Wingdings"/>
       </w:rPr>
     </w:lvl>
     <w:lvl w:ilvl="6" w:tplc="7164A668">
@@ -6894,7 +7528,7 @@
         <w:ind w:left="5040" w:hanging="360"/>
       </w:pPr>
       <w:rPr>
-        <w:rFonts w:ascii="Symbol" w:hAnsi="Symbol" w:hint="default"/>
+        <w:rFonts w:hint="default" w:ascii="Symbol" w:hAnsi="Symbol"/>
       </w:rPr>
     </w:lvl>
     <w:lvl w:ilvl="7" w:tplc="76865D4C">
@@ -6906,7 +7540,7 @@
         <w:ind w:left="5760" w:hanging="360"/>
       </w:pPr>
       <w:rPr>
-        <w:rFonts w:ascii="Courier New" w:hAnsi="Courier New" w:hint="default"/>
+        <w:rFonts w:hint="default" w:ascii="Courier New" w:hAnsi="Courier New"/>
       </w:rPr>
     </w:lvl>
     <w:lvl w:ilvl="8" w:tplc="98B627DE">
@@ -6918,7 +7552,7 @@
         <w:ind w:left="6480" w:hanging="360"/>
       </w:pPr>
       <w:rPr>
-        <w:rFonts w:ascii="Wingdings" w:hAnsi="Wingdings" w:hint="default"/>
+        <w:rFonts w:hint="default" w:ascii="Wingdings" w:hAnsi="Wingdings"/>
       </w:rPr>
     </w:lvl>
   </w:abstractNum>
@@ -6935,7 +7569,7 @@
         <w:ind w:left="720" w:hanging="360"/>
       </w:pPr>
       <w:rPr>
-        <w:rFonts w:ascii="Symbol" w:hAnsi="Symbol" w:hint="default"/>
+        <w:rFonts w:hint="default" w:ascii="Symbol" w:hAnsi="Symbol"/>
       </w:rPr>
     </w:lvl>
     <w:lvl w:ilvl="1" w:tplc="AB5C5FF8">
@@ -6947,7 +7581,7 @@
         <w:ind w:left="1440" w:hanging="360"/>
       </w:pPr>
       <w:rPr>
-        <w:rFonts w:ascii="Courier New" w:hAnsi="Courier New" w:hint="default"/>
+        <w:rFonts w:hint="default" w:ascii="Courier New" w:hAnsi="Courier New"/>
       </w:rPr>
     </w:lvl>
     <w:lvl w:ilvl="2" w:tplc="3CD4FB90">
@@ -6959,7 +7593,7 @@
         <w:ind w:left="2160" w:hanging="360"/>
       </w:pPr>
       <w:rPr>
-        <w:rFonts w:ascii="Wingdings" w:hAnsi="Wingdings" w:hint="default"/>
+        <w:rFonts w:hint="default" w:ascii="Wingdings" w:hAnsi="Wingdings"/>
       </w:rPr>
     </w:lvl>
     <w:lvl w:ilvl="3" w:tplc="69B49FB0">
@@ -6971,7 +7605,7 @@
         <w:ind w:left="2880" w:hanging="360"/>
       </w:pPr>
       <w:rPr>
-        <w:rFonts w:ascii="Symbol" w:hAnsi="Symbol" w:hint="default"/>
+        <w:rFonts w:hint="default" w:ascii="Symbol" w:hAnsi="Symbol"/>
       </w:rPr>
     </w:lvl>
     <w:lvl w:ilvl="4" w:tplc="BE00B9A8">
@@ -6983,7 +7617,7 @@
         <w:ind w:left="3600" w:hanging="360"/>
       </w:pPr>
       <w:rPr>
-        <w:rFonts w:ascii="Courier New" w:hAnsi="Courier New" w:hint="default"/>
+        <w:rFonts w:hint="default" w:ascii="Courier New" w:hAnsi="Courier New"/>
       </w:rPr>
     </w:lvl>
     <w:lvl w:ilvl="5" w:tplc="01B01AC0">
@@ -6995,7 +7629,7 @@
         <w:ind w:left="4320" w:hanging="360"/>
       </w:pPr>
       <w:rPr>
-        <w:rFonts w:ascii="Wingdings" w:hAnsi="Wingdings" w:hint="default"/>
+        <w:rFonts w:hint="default" w:ascii="Wingdings" w:hAnsi="Wingdings"/>
       </w:rPr>
     </w:lvl>
     <w:lvl w:ilvl="6" w:tplc="7B0844AA">
@@ -7007,7 +7641,7 @@
         <w:ind w:left="5040" w:hanging="360"/>
       </w:pPr>
       <w:rPr>
-        <w:rFonts w:ascii="Symbol" w:hAnsi="Symbol" w:hint="default"/>
+        <w:rFonts w:hint="default" w:ascii="Symbol" w:hAnsi="Symbol"/>
       </w:rPr>
     </w:lvl>
     <w:lvl w:ilvl="7" w:tplc="B26A3ED2">
@@ -7019,7 +7653,7 @@
         <w:ind w:left="5760" w:hanging="360"/>
       </w:pPr>
       <w:rPr>
-        <w:rFonts w:ascii="Courier New" w:hAnsi="Courier New" w:hint="default"/>
+        <w:rFonts w:hint="default" w:ascii="Courier New" w:hAnsi="Courier New"/>
       </w:rPr>
     </w:lvl>
     <w:lvl w:ilvl="8" w:tplc="4C3ACE20">
@@ -7031,7 +7665,7 @@
         <w:ind w:left="6480" w:hanging="360"/>
       </w:pPr>
       <w:rPr>
-        <w:rFonts w:ascii="Wingdings" w:hAnsi="Wingdings" w:hint="default"/>
+        <w:rFonts w:hint="default" w:ascii="Wingdings" w:hAnsi="Wingdings"/>
       </w:rPr>
     </w:lvl>
   </w:abstractNum>
@@ -7048,7 +7682,7 @@
         <w:ind w:left="720" w:hanging="360"/>
       </w:pPr>
       <w:rPr>
-        <w:rFonts w:ascii="Symbol" w:hAnsi="Symbol" w:hint="default"/>
+        <w:rFonts w:hint="default" w:ascii="Symbol" w:hAnsi="Symbol"/>
       </w:rPr>
     </w:lvl>
     <w:lvl w:ilvl="1" w:tplc="2C88CC1E">
@@ -7060,7 +7694,7 @@
         <w:ind w:left="1440" w:hanging="360"/>
       </w:pPr>
       <w:rPr>
-        <w:rFonts w:ascii="Courier New" w:hAnsi="Courier New" w:hint="default"/>
+        <w:rFonts w:hint="default" w:ascii="Courier New" w:hAnsi="Courier New"/>
       </w:rPr>
     </w:lvl>
     <w:lvl w:ilvl="2" w:tplc="22206D0C">
@@ -7072,7 +7706,7 @@
         <w:ind w:left="2160" w:hanging="360"/>
       </w:pPr>
       <w:rPr>
-        <w:rFonts w:ascii="Wingdings" w:hAnsi="Wingdings" w:hint="default"/>
+        <w:rFonts w:hint="default" w:ascii="Wingdings" w:hAnsi="Wingdings"/>
       </w:rPr>
     </w:lvl>
     <w:lvl w:ilvl="3" w:tplc="F0D270FE">
@@ -7084,7 +7718,7 @@
         <w:ind w:left="2880" w:hanging="360"/>
       </w:pPr>
       <w:rPr>
-        <w:rFonts w:ascii="Symbol" w:hAnsi="Symbol" w:hint="default"/>
+        <w:rFonts w:hint="default" w:ascii="Symbol" w:hAnsi="Symbol"/>
       </w:rPr>
     </w:lvl>
     <w:lvl w:ilvl="4" w:tplc="1A0E0E8C">
@@ -7096,7 +7730,7 @@
         <w:ind w:left="3600" w:hanging="360"/>
       </w:pPr>
       <w:rPr>
-        <w:rFonts w:ascii="Courier New" w:hAnsi="Courier New" w:hint="default"/>
+        <w:rFonts w:hint="default" w:ascii="Courier New" w:hAnsi="Courier New"/>
       </w:rPr>
     </w:lvl>
     <w:lvl w:ilvl="5" w:tplc="5A4A4B80">
@@ -7108,7 +7742,7 @@
         <w:ind w:left="4320" w:hanging="360"/>
       </w:pPr>
       <w:rPr>
-        <w:rFonts w:ascii="Wingdings" w:hAnsi="Wingdings" w:hint="default"/>
+        <w:rFonts w:hint="default" w:ascii="Wingdings" w:hAnsi="Wingdings"/>
       </w:rPr>
     </w:lvl>
     <w:lvl w:ilvl="6" w:tplc="CC30042A">
@@ -7120,7 +7754,7 @@
         <w:ind w:left="5040" w:hanging="360"/>
       </w:pPr>
       <w:rPr>
-        <w:rFonts w:ascii="Symbol" w:hAnsi="Symbol" w:hint="default"/>
+        <w:rFonts w:hint="default" w:ascii="Symbol" w:hAnsi="Symbol"/>
       </w:rPr>
     </w:lvl>
     <w:lvl w:ilvl="7" w:tplc="290AD736">
@@ -7132,7 +7766,7 @@
         <w:ind w:left="5760" w:hanging="360"/>
       </w:pPr>
       <w:rPr>
-        <w:rFonts w:ascii="Courier New" w:hAnsi="Courier New" w:hint="default"/>
+        <w:rFonts w:hint="default" w:ascii="Courier New" w:hAnsi="Courier New"/>
       </w:rPr>
     </w:lvl>
     <w:lvl w:ilvl="8" w:tplc="B8C26196">
@@ -7144,7 +7778,7 @@
         <w:ind w:left="6480" w:hanging="360"/>
       </w:pPr>
       <w:rPr>
-        <w:rFonts w:ascii="Wingdings" w:hAnsi="Wingdings" w:hint="default"/>
+        <w:rFonts w:hint="default" w:ascii="Wingdings" w:hAnsi="Wingdings"/>
       </w:rPr>
     </w:lvl>
   </w:abstractNum>
@@ -7161,7 +7795,7 @@
         <w:ind w:left="1068" w:hanging="360"/>
       </w:pPr>
       <w:rPr>
-        <w:rFonts w:ascii="Symbol" w:hAnsi="Symbol" w:hint="default"/>
+        <w:rFonts w:hint="default" w:ascii="Symbol" w:hAnsi="Symbol"/>
       </w:rPr>
     </w:lvl>
     <w:lvl w:ilvl="1" w:tplc="7846AA44">
@@ -7173,7 +7807,7 @@
         <w:ind w:left="1440" w:hanging="360"/>
       </w:pPr>
       <w:rPr>
-        <w:rFonts w:ascii="Courier New" w:hAnsi="Courier New" w:hint="default"/>
+        <w:rFonts w:hint="default" w:ascii="Courier New" w:hAnsi="Courier New"/>
       </w:rPr>
     </w:lvl>
     <w:lvl w:ilvl="2" w:tplc="8DC2E51E">
@@ -7185,7 +7819,7 @@
         <w:ind w:left="2160" w:hanging="360"/>
       </w:pPr>
       <w:rPr>
-        <w:rFonts w:ascii="Wingdings" w:hAnsi="Wingdings" w:hint="default"/>
+        <w:rFonts w:hint="default" w:ascii="Wingdings" w:hAnsi="Wingdings"/>
       </w:rPr>
     </w:lvl>
     <w:lvl w:ilvl="3" w:tplc="5DD667F8">
@@ -7197,7 +7831,7 @@
         <w:ind w:left="2880" w:hanging="360"/>
       </w:pPr>
       <w:rPr>
-        <w:rFonts w:ascii="Symbol" w:hAnsi="Symbol" w:hint="default"/>
+        <w:rFonts w:hint="default" w:ascii="Symbol" w:hAnsi="Symbol"/>
       </w:rPr>
     </w:lvl>
     <w:lvl w:ilvl="4" w:tplc="0D40B2A0">
@@ -7209,7 +7843,7 @@
         <w:ind w:left="3600" w:hanging="360"/>
       </w:pPr>
       <w:rPr>
-        <w:rFonts w:ascii="Courier New" w:hAnsi="Courier New" w:hint="default"/>
+        <w:rFonts w:hint="default" w:ascii="Courier New" w:hAnsi="Courier New"/>
       </w:rPr>
     </w:lvl>
     <w:lvl w:ilvl="5" w:tplc="100ABA6C">
@@ -7221,7 +7855,7 @@
         <w:ind w:left="4320" w:hanging="360"/>
       </w:pPr>
       <w:rPr>
-        <w:rFonts w:ascii="Wingdings" w:hAnsi="Wingdings" w:hint="default"/>
+        <w:rFonts w:hint="default" w:ascii="Wingdings" w:hAnsi="Wingdings"/>
       </w:rPr>
     </w:lvl>
     <w:lvl w:ilvl="6" w:tplc="3C2276B8">
@@ -7233,7 +7867,7 @@
         <w:ind w:left="5040" w:hanging="360"/>
       </w:pPr>
       <w:rPr>
-        <w:rFonts w:ascii="Symbol" w:hAnsi="Symbol" w:hint="default"/>
+        <w:rFonts w:hint="default" w:ascii="Symbol" w:hAnsi="Symbol"/>
       </w:rPr>
     </w:lvl>
     <w:lvl w:ilvl="7" w:tplc="0A7C8974">
@@ -7245,7 +7879,7 @@
         <w:ind w:left="5760" w:hanging="360"/>
       </w:pPr>
       <w:rPr>
-        <w:rFonts w:ascii="Courier New" w:hAnsi="Courier New" w:hint="default"/>
+        <w:rFonts w:hint="default" w:ascii="Courier New" w:hAnsi="Courier New"/>
       </w:rPr>
     </w:lvl>
     <w:lvl w:ilvl="8" w:tplc="928A31F6">
@@ -7257,7 +7891,7 @@
         <w:ind w:left="6480" w:hanging="360"/>
       </w:pPr>
       <w:rPr>
-        <w:rFonts w:ascii="Wingdings" w:hAnsi="Wingdings" w:hint="default"/>
+        <w:rFonts w:hint="default" w:ascii="Wingdings" w:hAnsi="Wingdings"/>
       </w:rPr>
     </w:lvl>
   </w:abstractNum>
@@ -7274,7 +7908,7 @@
         <w:ind w:left="720" w:hanging="360"/>
       </w:pPr>
       <w:rPr>
-        <w:rFonts w:ascii="Symbol" w:hAnsi="Symbol" w:hint="default"/>
+        <w:rFonts w:hint="default" w:ascii="Symbol" w:hAnsi="Symbol"/>
       </w:rPr>
     </w:lvl>
     <w:lvl w:ilvl="1" w:tplc="6B5405FC">
@@ -7286,7 +7920,7 @@
         <w:ind w:left="1440" w:hanging="360"/>
       </w:pPr>
       <w:rPr>
-        <w:rFonts w:ascii="Courier New" w:hAnsi="Courier New" w:hint="default"/>
+        <w:rFonts w:hint="default" w:ascii="Courier New" w:hAnsi="Courier New"/>
       </w:rPr>
     </w:lvl>
     <w:lvl w:ilvl="2" w:tplc="E22EBABA">
@@ -7298,7 +7932,7 @@
         <w:ind w:left="2160" w:hanging="360"/>
       </w:pPr>
       <w:rPr>
-        <w:rFonts w:ascii="Wingdings" w:hAnsi="Wingdings" w:hint="default"/>
+        <w:rFonts w:hint="default" w:ascii="Wingdings" w:hAnsi="Wingdings"/>
       </w:rPr>
     </w:lvl>
     <w:lvl w:ilvl="3" w:tplc="E350FCA6">
@@ -7310,7 +7944,7 @@
         <w:ind w:left="2880" w:hanging="360"/>
       </w:pPr>
       <w:rPr>
-        <w:rFonts w:ascii="Symbol" w:hAnsi="Symbol" w:hint="default"/>
+        <w:rFonts w:hint="default" w:ascii="Symbol" w:hAnsi="Symbol"/>
       </w:rPr>
     </w:lvl>
     <w:lvl w:ilvl="4" w:tplc="295AB5FE">
@@ -7322,7 +7956,7 @@
         <w:ind w:left="3600" w:hanging="360"/>
       </w:pPr>
       <w:rPr>
-        <w:rFonts w:ascii="Courier New" w:hAnsi="Courier New" w:hint="default"/>
+        <w:rFonts w:hint="default" w:ascii="Courier New" w:hAnsi="Courier New"/>
       </w:rPr>
     </w:lvl>
     <w:lvl w:ilvl="5" w:tplc="46080F1E">
@@ -7334,7 +7968,7 @@
         <w:ind w:left="4320" w:hanging="360"/>
       </w:pPr>
       <w:rPr>
-        <w:rFonts w:ascii="Wingdings" w:hAnsi="Wingdings" w:hint="default"/>
+        <w:rFonts w:hint="default" w:ascii="Wingdings" w:hAnsi="Wingdings"/>
       </w:rPr>
     </w:lvl>
     <w:lvl w:ilvl="6" w:tplc="7430DC20">
@@ -7346,7 +7980,7 @@
         <w:ind w:left="5040" w:hanging="360"/>
       </w:pPr>
       <w:rPr>
-        <w:rFonts w:ascii="Symbol" w:hAnsi="Symbol" w:hint="default"/>
+        <w:rFonts w:hint="default" w:ascii="Symbol" w:hAnsi="Symbol"/>
       </w:rPr>
     </w:lvl>
     <w:lvl w:ilvl="7" w:tplc="75689360">
@@ -7358,7 +7992,7 @@
         <w:ind w:left="5760" w:hanging="360"/>
       </w:pPr>
       <w:rPr>
-        <w:rFonts w:ascii="Courier New" w:hAnsi="Courier New" w:hint="default"/>
+        <w:rFonts w:hint="default" w:ascii="Courier New" w:hAnsi="Courier New"/>
       </w:rPr>
     </w:lvl>
     <w:lvl w:ilvl="8" w:tplc="6316D742">
@@ -7370,7 +8004,7 @@
         <w:ind w:left="6480" w:hanging="360"/>
       </w:pPr>
       <w:rPr>
-        <w:rFonts w:ascii="Wingdings" w:hAnsi="Wingdings" w:hint="default"/>
+        <w:rFonts w:hint="default" w:ascii="Wingdings" w:hAnsi="Wingdings"/>
       </w:rPr>
     </w:lvl>
   </w:abstractNum>
@@ -7387,7 +8021,7 @@
         <w:ind w:left="720" w:hanging="360"/>
       </w:pPr>
       <w:rPr>
-        <w:rFonts w:ascii="Symbol" w:hAnsi="Symbol" w:hint="default"/>
+        <w:rFonts w:hint="default" w:ascii="Symbol" w:hAnsi="Symbol"/>
       </w:rPr>
     </w:lvl>
     <w:lvl w:ilvl="1" w:tplc="C54A4576">
@@ -7399,7 +8033,7 @@
         <w:ind w:left="1440" w:hanging="360"/>
       </w:pPr>
       <w:rPr>
-        <w:rFonts w:ascii="Courier New" w:hAnsi="Courier New" w:hint="default"/>
+        <w:rFonts w:hint="default" w:ascii="Courier New" w:hAnsi="Courier New"/>
       </w:rPr>
     </w:lvl>
     <w:lvl w:ilvl="2" w:tplc="40F20FCC">
@@ -7411,7 +8045,7 @@
         <w:ind w:left="2160" w:hanging="360"/>
       </w:pPr>
       <w:rPr>
-        <w:rFonts w:ascii="Wingdings" w:hAnsi="Wingdings" w:hint="default"/>
+        <w:rFonts w:hint="default" w:ascii="Wingdings" w:hAnsi="Wingdings"/>
       </w:rPr>
     </w:lvl>
     <w:lvl w:ilvl="3" w:tplc="82A21CCC">
@@ -7423,7 +8057,7 @@
         <w:ind w:left="2880" w:hanging="360"/>
       </w:pPr>
       <w:rPr>
-        <w:rFonts w:ascii="Symbol" w:hAnsi="Symbol" w:hint="default"/>
+        <w:rFonts w:hint="default" w:ascii="Symbol" w:hAnsi="Symbol"/>
       </w:rPr>
     </w:lvl>
     <w:lvl w:ilvl="4" w:tplc="25E41888">
@@ -7435,7 +8069,7 @@
         <w:ind w:left="3600" w:hanging="360"/>
       </w:pPr>
       <w:rPr>
-        <w:rFonts w:ascii="Courier New" w:hAnsi="Courier New" w:hint="default"/>
+        <w:rFonts w:hint="default" w:ascii="Courier New" w:hAnsi="Courier New"/>
       </w:rPr>
     </w:lvl>
     <w:lvl w:ilvl="5" w:tplc="7958AF9C">
@@ -7447,7 +8081,7 @@
         <w:ind w:left="4320" w:hanging="360"/>
       </w:pPr>
       <w:rPr>
-        <w:rFonts w:ascii="Wingdings" w:hAnsi="Wingdings" w:hint="default"/>
+        <w:rFonts w:hint="default" w:ascii="Wingdings" w:hAnsi="Wingdings"/>
       </w:rPr>
     </w:lvl>
     <w:lvl w:ilvl="6" w:tplc="6D5E3966">
@@ -7459,7 +8093,7 @@
         <w:ind w:left="5040" w:hanging="360"/>
       </w:pPr>
       <w:rPr>
-        <w:rFonts w:ascii="Symbol" w:hAnsi="Symbol" w:hint="default"/>
+        <w:rFonts w:hint="default" w:ascii="Symbol" w:hAnsi="Symbol"/>
       </w:rPr>
     </w:lvl>
     <w:lvl w:ilvl="7" w:tplc="836E8CE0">
@@ -7471,7 +8105,7 @@
         <w:ind w:left="5760" w:hanging="360"/>
       </w:pPr>
       <w:rPr>
-        <w:rFonts w:ascii="Courier New" w:hAnsi="Courier New" w:hint="default"/>
+        <w:rFonts w:hint="default" w:ascii="Courier New" w:hAnsi="Courier New"/>
       </w:rPr>
     </w:lvl>
     <w:lvl w:ilvl="8" w:tplc="DFEA9F8E">
@@ -7483,7 +8117,7 @@
         <w:ind w:left="6480" w:hanging="360"/>
       </w:pPr>
       <w:rPr>
-        <w:rFonts w:ascii="Wingdings" w:hAnsi="Wingdings" w:hint="default"/>
+        <w:rFonts w:hint="default" w:ascii="Wingdings" w:hAnsi="Wingdings"/>
       </w:rPr>
     </w:lvl>
   </w:abstractNum>
@@ -7500,7 +8134,7 @@
         <w:ind w:left="720" w:hanging="360"/>
       </w:pPr>
       <w:rPr>
-        <w:rFonts w:ascii="Symbol" w:hAnsi="Symbol" w:hint="default"/>
+        <w:rFonts w:hint="default" w:ascii="Symbol" w:hAnsi="Symbol"/>
       </w:rPr>
     </w:lvl>
     <w:lvl w:ilvl="1" w:tplc="0CFED5D2">
@@ -7512,7 +8146,7 @@
         <w:ind w:left="1440" w:hanging="360"/>
       </w:pPr>
       <w:rPr>
-        <w:rFonts w:ascii="Courier New" w:hAnsi="Courier New" w:hint="default"/>
+        <w:rFonts w:hint="default" w:ascii="Courier New" w:hAnsi="Courier New"/>
       </w:rPr>
     </w:lvl>
     <w:lvl w:ilvl="2" w:tplc="926817F8">
@@ -7524,7 +8158,7 @@
         <w:ind w:left="2160" w:hanging="360"/>
       </w:pPr>
       <w:rPr>
-        <w:rFonts w:ascii="Wingdings" w:hAnsi="Wingdings" w:hint="default"/>
+        <w:rFonts w:hint="default" w:ascii="Wingdings" w:hAnsi="Wingdings"/>
       </w:rPr>
     </w:lvl>
     <w:lvl w:ilvl="3" w:tplc="C9626564">
@@ -7536,7 +8170,7 @@
         <w:ind w:left="2880" w:hanging="360"/>
       </w:pPr>
       <w:rPr>
-        <w:rFonts w:ascii="Symbol" w:hAnsi="Symbol" w:hint="default"/>
+        <w:rFonts w:hint="default" w:ascii="Symbol" w:hAnsi="Symbol"/>
       </w:rPr>
     </w:lvl>
     <w:lvl w:ilvl="4" w:tplc="0F301B98">
@@ -7548,7 +8182,7 @@
         <w:ind w:left="3600" w:hanging="360"/>
       </w:pPr>
       <w:rPr>
-        <w:rFonts w:ascii="Courier New" w:hAnsi="Courier New" w:hint="default"/>
+        <w:rFonts w:hint="default" w:ascii="Courier New" w:hAnsi="Courier New"/>
       </w:rPr>
     </w:lvl>
     <w:lvl w:ilvl="5" w:tplc="03E85E0C">
@@ -7560,7 +8194,7 @@
         <w:ind w:left="4320" w:hanging="360"/>
       </w:pPr>
       <w:rPr>
-        <w:rFonts w:ascii="Wingdings" w:hAnsi="Wingdings" w:hint="default"/>
+        <w:rFonts w:hint="default" w:ascii="Wingdings" w:hAnsi="Wingdings"/>
       </w:rPr>
     </w:lvl>
     <w:lvl w:ilvl="6" w:tplc="79820DB6">
@@ -7572,7 +8206,7 @@
         <w:ind w:left="5040" w:hanging="360"/>
       </w:pPr>
       <w:rPr>
-        <w:rFonts w:ascii="Symbol" w:hAnsi="Symbol" w:hint="default"/>
+        <w:rFonts w:hint="default" w:ascii="Symbol" w:hAnsi="Symbol"/>
       </w:rPr>
     </w:lvl>
     <w:lvl w:ilvl="7" w:tplc="4A703A1E">
@@ -7584,7 +8218,7 @@
         <w:ind w:left="5760" w:hanging="360"/>
       </w:pPr>
       <w:rPr>
-        <w:rFonts w:ascii="Courier New" w:hAnsi="Courier New" w:hint="default"/>
+        <w:rFonts w:hint="default" w:ascii="Courier New" w:hAnsi="Courier New"/>
       </w:rPr>
     </w:lvl>
     <w:lvl w:ilvl="8" w:tplc="178E0A30">
@@ -7596,7 +8230,7 @@
         <w:ind w:left="6480" w:hanging="360"/>
       </w:pPr>
       <w:rPr>
-        <w:rFonts w:ascii="Wingdings" w:hAnsi="Wingdings" w:hint="default"/>
+        <w:rFonts w:hint="default" w:ascii="Wingdings" w:hAnsi="Wingdings"/>
       </w:rPr>
     </w:lvl>
   </w:abstractNum>
@@ -7613,7 +8247,7 @@
         <w:ind w:left="720" w:hanging="360"/>
       </w:pPr>
       <w:rPr>
-        <w:rFonts w:ascii="Symbol" w:hAnsi="Symbol" w:hint="default"/>
+        <w:rFonts w:hint="default" w:ascii="Symbol" w:hAnsi="Symbol"/>
       </w:rPr>
     </w:lvl>
     <w:lvl w:ilvl="1" w:tplc="22AEF51C">
@@ -7625,7 +8259,7 @@
         <w:ind w:left="1440" w:hanging="360"/>
       </w:pPr>
       <w:rPr>
-        <w:rFonts w:ascii="Courier New" w:hAnsi="Courier New" w:hint="default"/>
+        <w:rFonts w:hint="default" w:ascii="Courier New" w:hAnsi="Courier New"/>
       </w:rPr>
     </w:lvl>
     <w:lvl w:ilvl="2" w:tplc="FBDCE4C0">
@@ -7637,7 +8271,7 @@
         <w:ind w:left="2160" w:hanging="360"/>
       </w:pPr>
       <w:rPr>
-        <w:rFonts w:ascii="Wingdings" w:hAnsi="Wingdings" w:hint="default"/>
+        <w:rFonts w:hint="default" w:ascii="Wingdings" w:hAnsi="Wingdings"/>
       </w:rPr>
     </w:lvl>
     <w:lvl w:ilvl="3" w:tplc="3FD65AF8">
@@ -7649,7 +8283,7 @@
         <w:ind w:left="2880" w:hanging="360"/>
       </w:pPr>
       <w:rPr>
-        <w:rFonts w:ascii="Symbol" w:hAnsi="Symbol" w:hint="default"/>
+        <w:rFonts w:hint="default" w:ascii="Symbol" w:hAnsi="Symbol"/>
       </w:rPr>
     </w:lvl>
     <w:lvl w:ilvl="4" w:tplc="54722EBE">
@@ -7661,7 +8295,7 @@
         <w:ind w:left="3600" w:hanging="360"/>
       </w:pPr>
       <w:rPr>
-        <w:rFonts w:ascii="Courier New" w:hAnsi="Courier New" w:hint="default"/>
+        <w:rFonts w:hint="default" w:ascii="Courier New" w:hAnsi="Courier New"/>
       </w:rPr>
     </w:lvl>
     <w:lvl w:ilvl="5" w:tplc="AA946A6A">
@@ -7673,7 +8307,7 @@
         <w:ind w:left="4320" w:hanging="360"/>
       </w:pPr>
       <w:rPr>
-        <w:rFonts w:ascii="Wingdings" w:hAnsi="Wingdings" w:hint="default"/>
+        <w:rFonts w:hint="default" w:ascii="Wingdings" w:hAnsi="Wingdings"/>
       </w:rPr>
     </w:lvl>
     <w:lvl w:ilvl="6" w:tplc="C87015F2">
@@ -7685,7 +8319,7 @@
         <w:ind w:left="5040" w:hanging="360"/>
       </w:pPr>
       <w:rPr>
-        <w:rFonts w:ascii="Symbol" w:hAnsi="Symbol" w:hint="default"/>
+        <w:rFonts w:hint="default" w:ascii="Symbol" w:hAnsi="Symbol"/>
       </w:rPr>
     </w:lvl>
     <w:lvl w:ilvl="7" w:tplc="584AA6A4">
@@ -7697,7 +8331,7 @@
         <w:ind w:left="5760" w:hanging="360"/>
       </w:pPr>
       <w:rPr>
-        <w:rFonts w:ascii="Courier New" w:hAnsi="Courier New" w:hint="default"/>
+        <w:rFonts w:hint="default" w:ascii="Courier New" w:hAnsi="Courier New"/>
       </w:rPr>
     </w:lvl>
     <w:lvl w:ilvl="8" w:tplc="8F541DF6">
@@ -7709,7 +8343,7 @@
         <w:ind w:left="6480" w:hanging="360"/>
       </w:pPr>
       <w:rPr>
-        <w:rFonts w:ascii="Wingdings" w:hAnsi="Wingdings" w:hint="default"/>
+        <w:rFonts w:hint="default" w:ascii="Wingdings" w:hAnsi="Wingdings"/>
       </w:rPr>
     </w:lvl>
   </w:abstractNum>
@@ -7726,7 +8360,7 @@
         <w:ind w:left="720" w:hanging="360"/>
       </w:pPr>
       <w:rPr>
-        <w:rFonts w:ascii="Symbol" w:hAnsi="Symbol" w:hint="default"/>
+        <w:rFonts w:hint="default" w:ascii="Symbol" w:hAnsi="Symbol"/>
       </w:rPr>
     </w:lvl>
     <w:lvl w:ilvl="1" w:tplc="28DAA03A">
@@ -7738,7 +8372,7 @@
         <w:ind w:left="1440" w:hanging="360"/>
       </w:pPr>
       <w:rPr>
-        <w:rFonts w:ascii="Courier New" w:hAnsi="Courier New" w:hint="default"/>
+        <w:rFonts w:hint="default" w:ascii="Courier New" w:hAnsi="Courier New"/>
       </w:rPr>
     </w:lvl>
     <w:lvl w:ilvl="2" w:tplc="5EFC6F62">
@@ -7750,7 +8384,7 @@
         <w:ind w:left="2160" w:hanging="360"/>
       </w:pPr>
       <w:rPr>
-        <w:rFonts w:ascii="Wingdings" w:hAnsi="Wingdings" w:hint="default"/>
+        <w:rFonts w:hint="default" w:ascii="Wingdings" w:hAnsi="Wingdings"/>
       </w:rPr>
     </w:lvl>
     <w:lvl w:ilvl="3" w:tplc="692C2422">
@@ -7762,7 +8396,7 @@
         <w:ind w:left="2880" w:hanging="360"/>
       </w:pPr>
       <w:rPr>
-        <w:rFonts w:ascii="Symbol" w:hAnsi="Symbol" w:hint="default"/>
+        <w:rFonts w:hint="default" w:ascii="Symbol" w:hAnsi="Symbol"/>
       </w:rPr>
     </w:lvl>
     <w:lvl w:ilvl="4" w:tplc="709C8992">
@@ -7774,7 +8408,7 @@
         <w:ind w:left="3600" w:hanging="360"/>
       </w:pPr>
       <w:rPr>
-        <w:rFonts w:ascii="Courier New" w:hAnsi="Courier New" w:hint="default"/>
+        <w:rFonts w:hint="default" w:ascii="Courier New" w:hAnsi="Courier New"/>
       </w:rPr>
     </w:lvl>
     <w:lvl w:ilvl="5" w:tplc="310AAE4E">
@@ -7786,7 +8420,7 @@
         <w:ind w:left="4320" w:hanging="360"/>
       </w:pPr>
       <w:rPr>
-        <w:rFonts w:ascii="Wingdings" w:hAnsi="Wingdings" w:hint="default"/>
+        <w:rFonts w:hint="default" w:ascii="Wingdings" w:hAnsi="Wingdings"/>
       </w:rPr>
     </w:lvl>
     <w:lvl w:ilvl="6" w:tplc="8EDC13A6">
@@ -7798,7 +8432,7 @@
         <w:ind w:left="5040" w:hanging="360"/>
       </w:pPr>
       <w:rPr>
-        <w:rFonts w:ascii="Symbol" w:hAnsi="Symbol" w:hint="default"/>
+        <w:rFonts w:hint="default" w:ascii="Symbol" w:hAnsi="Symbol"/>
       </w:rPr>
     </w:lvl>
     <w:lvl w:ilvl="7" w:tplc="420297B4">
@@ -7810,7 +8444,7 @@
         <w:ind w:left="5760" w:hanging="360"/>
       </w:pPr>
       <w:rPr>
-        <w:rFonts w:ascii="Courier New" w:hAnsi="Courier New" w:hint="default"/>
+        <w:rFonts w:hint="default" w:ascii="Courier New" w:hAnsi="Courier New"/>
       </w:rPr>
     </w:lvl>
     <w:lvl w:ilvl="8" w:tplc="475AD974">
@@ -7822,7 +8456,7 @@
         <w:ind w:left="6480" w:hanging="360"/>
       </w:pPr>
       <w:rPr>
-        <w:rFonts w:ascii="Wingdings" w:hAnsi="Wingdings" w:hint="default"/>
+        <w:rFonts w:hint="default" w:ascii="Wingdings" w:hAnsi="Wingdings"/>
       </w:rPr>
     </w:lvl>
   </w:abstractNum>
@@ -7913,7 +8547,7 @@
   <w:docDefaults>
     <w:rPrDefault>
       <w:rPr>
-        <w:rFonts w:asciiTheme="minorHAnsi" w:eastAsiaTheme="minorHAnsi" w:hAnsiTheme="minorHAnsi" w:cstheme="minorBidi"/>
+        <w:rFonts w:asciiTheme="minorHAnsi" w:hAnsiTheme="minorHAnsi" w:eastAsiaTheme="minorHAnsi" w:cstheme="minorBidi"/>
         <w:kern w:val="2"/>
         <w:sz w:val="24"/>
         <w:szCs w:val="24"/>
@@ -7930,14 +8564,14 @@
   <w:latentStyles w:defLockedState="0" w:defUIPriority="99" w:defSemiHidden="0" w:defUnhideWhenUsed="0" w:defQFormat="0" w:count="376">
     <w:lsdException w:name="Normal" w:uiPriority="0" w:qFormat="1"/>
     <w:lsdException w:name="heading 1" w:uiPriority="9" w:qFormat="1"/>
-    <w:lsdException w:name="heading 2" w:semiHidden="1" w:uiPriority="9" w:unhideWhenUsed="1" w:qFormat="1"/>
-    <w:lsdException w:name="heading 3" w:semiHidden="1" w:uiPriority="9" w:unhideWhenUsed="1" w:qFormat="1"/>
-    <w:lsdException w:name="heading 4" w:semiHidden="1" w:uiPriority="9" w:unhideWhenUsed="1" w:qFormat="1"/>
-    <w:lsdException w:name="heading 5" w:semiHidden="1" w:uiPriority="9" w:unhideWhenUsed="1" w:qFormat="1"/>
-    <w:lsdException w:name="heading 6" w:semiHidden="1" w:uiPriority="9" w:unhideWhenUsed="1" w:qFormat="1"/>
-    <w:lsdException w:name="heading 7" w:semiHidden="1" w:uiPriority="9" w:unhideWhenUsed="1" w:qFormat="1"/>
-    <w:lsdException w:name="heading 8" w:semiHidden="1" w:uiPriority="9" w:unhideWhenUsed="1" w:qFormat="1"/>
-    <w:lsdException w:name="heading 9" w:semiHidden="1" w:uiPriority="9" w:unhideWhenUsed="1" w:qFormat="1"/>
+    <w:lsdException w:name="heading 2" w:uiPriority="9" w:semiHidden="1" w:unhideWhenUsed="1" w:qFormat="1"/>
+    <w:lsdException w:name="heading 3" w:uiPriority="9" w:semiHidden="1" w:unhideWhenUsed="1" w:qFormat="1"/>
+    <w:lsdException w:name="heading 4" w:uiPriority="9" w:semiHidden="1" w:unhideWhenUsed="1" w:qFormat="1"/>
+    <w:lsdException w:name="heading 5" w:uiPriority="9" w:semiHidden="1" w:unhideWhenUsed="1" w:qFormat="1"/>
+    <w:lsdException w:name="heading 6" w:uiPriority="9" w:semiHidden="1" w:unhideWhenUsed="1" w:qFormat="1"/>
+    <w:lsdException w:name="heading 7" w:uiPriority="9" w:semiHidden="1" w:unhideWhenUsed="1" w:qFormat="1"/>
+    <w:lsdException w:name="heading 8" w:uiPriority="9" w:semiHidden="1" w:unhideWhenUsed="1" w:qFormat="1"/>
+    <w:lsdException w:name="heading 9" w:uiPriority="9" w:semiHidden="1" w:unhideWhenUsed="1" w:qFormat="1"/>
     <w:lsdException w:name="index 1" w:semiHidden="1" w:unhideWhenUsed="1"/>
     <w:lsdException w:name="index 2" w:semiHidden="1" w:unhideWhenUsed="1"/>
     <w:lsdException w:name="index 3" w:semiHidden="1" w:unhideWhenUsed="1"/>
@@ -7947,22 +8581,22 @@
     <w:lsdException w:name="index 7" w:semiHidden="1" w:unhideWhenUsed="1"/>
     <w:lsdException w:name="index 8" w:semiHidden="1" w:unhideWhenUsed="1"/>
     <w:lsdException w:name="index 9" w:semiHidden="1" w:unhideWhenUsed="1"/>
-    <w:lsdException w:name="toc 1" w:semiHidden="1" w:uiPriority="39" w:unhideWhenUsed="1"/>
-    <w:lsdException w:name="toc 2" w:semiHidden="1" w:uiPriority="39" w:unhideWhenUsed="1"/>
-    <w:lsdException w:name="toc 3" w:semiHidden="1" w:uiPriority="39" w:unhideWhenUsed="1"/>
-    <w:lsdException w:name="toc 4" w:semiHidden="1" w:uiPriority="39" w:unhideWhenUsed="1"/>
-    <w:lsdException w:name="toc 5" w:semiHidden="1" w:uiPriority="39" w:unhideWhenUsed="1"/>
-    <w:lsdException w:name="toc 6" w:semiHidden="1" w:uiPriority="39" w:unhideWhenUsed="1"/>
-    <w:lsdException w:name="toc 7" w:semiHidden="1" w:uiPriority="39" w:unhideWhenUsed="1"/>
-    <w:lsdException w:name="toc 8" w:semiHidden="1" w:uiPriority="39" w:unhideWhenUsed="1"/>
-    <w:lsdException w:name="toc 9" w:semiHidden="1" w:uiPriority="39" w:unhideWhenUsed="1"/>
+    <w:lsdException w:name="toc 1" w:uiPriority="39" w:semiHidden="1" w:unhideWhenUsed="1"/>
+    <w:lsdException w:name="toc 2" w:uiPriority="39" w:semiHidden="1" w:unhideWhenUsed="1"/>
+    <w:lsdException w:name="toc 3" w:uiPriority="39" w:semiHidden="1" w:unhideWhenUsed="1"/>
+    <w:lsdException w:name="toc 4" w:uiPriority="39" w:semiHidden="1" w:unhideWhenUsed="1"/>
+    <w:lsdException w:name="toc 5" w:uiPriority="39" w:semiHidden="1" w:unhideWhenUsed="1"/>
+    <w:lsdException w:name="toc 6" w:uiPriority="39" w:semiHidden="1" w:unhideWhenUsed="1"/>
+    <w:lsdException w:name="toc 7" w:uiPriority="39" w:semiHidden="1" w:unhideWhenUsed="1"/>
+    <w:lsdException w:name="toc 8" w:uiPriority="39" w:semiHidden="1" w:unhideWhenUsed="1"/>
+    <w:lsdException w:name="toc 9" w:uiPriority="39" w:semiHidden="1" w:unhideWhenUsed="1"/>
     <w:lsdException w:name="Normal Indent" w:semiHidden="1" w:unhideWhenUsed="1"/>
     <w:lsdException w:name="footnote text" w:semiHidden="1" w:unhideWhenUsed="1"/>
     <w:lsdException w:name="annotation text" w:semiHidden="1" w:unhideWhenUsed="1"/>
     <w:lsdException w:name="header" w:semiHidden="1" w:unhideWhenUsed="1"/>
     <w:lsdException w:name="footer" w:semiHidden="1" w:unhideWhenUsed="1"/>
     <w:lsdException w:name="index heading" w:semiHidden="1" w:unhideWhenUsed="1"/>
-    <w:lsdException w:name="caption" w:semiHidden="1" w:uiPriority="35" w:unhideWhenUsed="1" w:qFormat="1"/>
+    <w:lsdException w:name="caption" w:uiPriority="35" w:semiHidden="1" w:unhideWhenUsed="1" w:qFormat="1"/>
     <w:lsdException w:name="table of figures" w:semiHidden="1" w:unhideWhenUsed="1"/>
     <w:lsdException w:name="envelope address" w:semiHidden="1" w:unhideWhenUsed="1"/>
     <w:lsdException w:name="envelope return" w:semiHidden="1" w:unhideWhenUsed="1"/>
@@ -7993,7 +8627,7 @@
     <w:lsdException w:name="Title" w:uiPriority="10" w:qFormat="1"/>
     <w:lsdException w:name="Closing" w:semiHidden="1" w:unhideWhenUsed="1"/>
     <w:lsdException w:name="Signature" w:semiHidden="1" w:unhideWhenUsed="1"/>
-    <w:lsdException w:name="Default Paragraph Font" w:semiHidden="1" w:uiPriority="1" w:unhideWhenUsed="1"/>
+    <w:lsdException w:name="Default Paragraph Font" w:uiPriority="1" w:semiHidden="1" w:unhideWhenUsed="1"/>
     <w:lsdException w:name="Body Text" w:semiHidden="1" w:unhideWhenUsed="1"/>
     <w:lsdException w:name="Body Text Indent" w:semiHidden="1" w:unhideWhenUsed="1"/>
     <w:lsdException w:name="List Continue" w:semiHidden="1" w:unhideWhenUsed="1"/>
@@ -8193,8 +8827,8 @@
     <w:lsdException w:name="Subtle Reference" w:uiPriority="31" w:qFormat="1"/>
     <w:lsdException w:name="Intense Reference" w:uiPriority="32" w:qFormat="1"/>
     <w:lsdException w:name="Book Title" w:uiPriority="33" w:qFormat="1"/>
-    <w:lsdException w:name="Bibliography" w:semiHidden="1" w:uiPriority="37" w:unhideWhenUsed="1"/>
-    <w:lsdException w:name="TOC Heading" w:semiHidden="1" w:uiPriority="39" w:unhideWhenUsed="1" w:qFormat="1"/>
+    <w:lsdException w:name="Bibliography" w:uiPriority="37" w:semiHidden="1" w:unhideWhenUsed="1"/>
+    <w:lsdException w:name="TOC Heading" w:uiPriority="39" w:semiHidden="1" w:unhideWhenUsed="1" w:qFormat="1"/>
     <w:lsdException w:name="Plain Table 1" w:uiPriority="41"/>
     <w:lsdException w:name="Plain Table 2" w:uiPriority="42"/>
     <w:lsdException w:name="Plain Table 3" w:uiPriority="43"/>
@@ -8305,7 +8939,7 @@
     <w:lsdException w:name="Unresolved Mention" w:semiHidden="1" w:unhideWhenUsed="1"/>
     <w:lsdException w:name="Smart Link" w:semiHidden="1" w:unhideWhenUsed="1"/>
   </w:latentStyles>
-  <w:style w:type="paragraph" w:default="1" w:styleId="Normal">
+  <w:style w:type="paragraph" w:styleId="Normal" w:default="1">
     <w:name w:val="Normal"/>
     <w:qFormat/>
   </w:style>
@@ -8324,7 +8958,7 @@
       <w:outlineLvl w:val="0"/>
     </w:pPr>
     <w:rPr>
-      <w:rFonts w:asciiTheme="majorHAnsi" w:eastAsiaTheme="majorEastAsia" w:hAnsiTheme="majorHAnsi" w:cstheme="majorBidi"/>
+      <w:rFonts w:asciiTheme="majorHAnsi" w:hAnsiTheme="majorHAnsi" w:eastAsiaTheme="majorEastAsia" w:cstheme="majorBidi"/>
       <w:color w:val="0F4761" w:themeColor="accent1" w:themeShade="BF"/>
       <w:sz w:val="40"/>
       <w:szCs w:val="40"/>
@@ -8347,7 +8981,7 @@
       <w:outlineLvl w:val="1"/>
     </w:pPr>
     <w:rPr>
-      <w:rFonts w:asciiTheme="majorHAnsi" w:eastAsiaTheme="majorEastAsia" w:hAnsiTheme="majorHAnsi" w:cstheme="majorBidi"/>
+      <w:rFonts w:asciiTheme="majorHAnsi" w:hAnsiTheme="majorHAnsi" w:eastAsiaTheme="majorEastAsia" w:cstheme="majorBidi"/>
       <w:color w:val="0F4761" w:themeColor="accent1" w:themeShade="BF"/>
       <w:sz w:val="32"/>
       <w:szCs w:val="32"/>
@@ -8507,13 +9141,12 @@
       <w:color w:val="272727" w:themeColor="text1" w:themeTint="D8"/>
     </w:rPr>
   </w:style>
-  <w:style w:type="character" w:default="1" w:styleId="Fontepargpadro">
+  <w:style w:type="character" w:styleId="Fontepargpadro" w:default="1">
     <w:name w:val="Default Paragraph Font"/>
     <w:uiPriority w:val="1"/>
-    <w:semiHidden/>
     <w:unhideWhenUsed/>
   </w:style>
-  <w:style w:type="table" w:default="1" w:styleId="Tabelanormal">
+  <w:style w:type="table" w:styleId="Tabelanormal" w:default="1">
     <w:name w:val="Normal Table"/>
     <w:uiPriority w:val="99"/>
     <w:semiHidden/>
@@ -8528,38 +9161,38 @@
       </w:tblCellMar>
     </w:tblPr>
   </w:style>
-  <w:style w:type="numbering" w:default="1" w:styleId="Semlista">
+  <w:style w:type="numbering" w:styleId="Semlista" w:default="1">
     <w:name w:val="No List"/>
     <w:uiPriority w:val="99"/>
     <w:semiHidden/>
     <w:unhideWhenUsed/>
   </w:style>
-  <w:style w:type="character" w:customStyle="1" w:styleId="Ttulo1Char">
+  <w:style w:type="character" w:styleId="Ttulo1Char" w:customStyle="1">
     <w:name w:val="Título 1 Char"/>
     <w:link w:val="Ttulo1"/>
     <w:uiPriority w:val="9"/>
     <w:rsid w:val="6A0F2E5D"/>
     <w:rPr>
-      <w:rFonts w:asciiTheme="majorHAnsi" w:eastAsiaTheme="majorEastAsia" w:hAnsiTheme="majorHAnsi" w:cstheme="majorBidi"/>
+      <w:rFonts w:asciiTheme="majorHAnsi" w:hAnsiTheme="majorHAnsi" w:eastAsiaTheme="majorEastAsia" w:cstheme="majorBidi"/>
       <w:color w:val="0F4761" w:themeColor="accent1" w:themeShade="BF"/>
       <w:sz w:val="40"/>
       <w:szCs w:val="40"/>
     </w:rPr>
   </w:style>
-  <w:style w:type="character" w:customStyle="1" w:styleId="Ttulo2Char">
+  <w:style w:type="character" w:styleId="Ttulo2Char" w:customStyle="1">
     <w:name w:val="Título 2 Char"/>
     <w:link w:val="Ttulo2"/>
     <w:uiPriority w:val="9"/>
     <w:semiHidden/>
     <w:rsid w:val="6A0F2E5D"/>
     <w:rPr>
-      <w:rFonts w:asciiTheme="majorHAnsi" w:eastAsiaTheme="majorEastAsia" w:hAnsiTheme="majorHAnsi" w:cstheme="majorBidi"/>
+      <w:rFonts w:asciiTheme="majorHAnsi" w:hAnsiTheme="majorHAnsi" w:eastAsiaTheme="majorEastAsia" w:cstheme="majorBidi"/>
       <w:color w:val="0F4761" w:themeColor="accent1" w:themeShade="BF"/>
       <w:sz w:val="32"/>
       <w:szCs w:val="32"/>
     </w:rPr>
   </w:style>
-  <w:style w:type="character" w:customStyle="1" w:styleId="Ttulo3Char">
+  <w:style w:type="character" w:styleId="Ttulo3Char" w:customStyle="1">
     <w:name w:val="Título 3 Char"/>
     <w:link w:val="Ttulo3"/>
     <w:uiPriority w:val="9"/>
@@ -8572,7 +9205,7 @@
       <w:szCs w:val="28"/>
     </w:rPr>
   </w:style>
-  <w:style w:type="character" w:customStyle="1" w:styleId="Ttulo4Char">
+  <w:style w:type="character" w:styleId="Ttulo4Char" w:customStyle="1">
     <w:name w:val="Título 4 Char"/>
     <w:link w:val="Ttulo4"/>
     <w:uiPriority w:val="9"/>
@@ -8584,7 +9217,7 @@
       <w:color w:val="0F4761" w:themeColor="accent1" w:themeShade="BF"/>
     </w:rPr>
   </w:style>
-  <w:style w:type="character" w:customStyle="1" w:styleId="Ttulo5Char">
+  <w:style w:type="character" w:styleId="Ttulo5Char" w:customStyle="1">
     <w:name w:val="Título 5 Char"/>
     <w:link w:val="Ttulo5"/>
     <w:uiPriority w:val="9"/>
@@ -8595,7 +9228,7 @@
       <w:color w:val="0F4761" w:themeColor="accent1" w:themeShade="BF"/>
     </w:rPr>
   </w:style>
-  <w:style w:type="character" w:customStyle="1" w:styleId="Ttulo6Char">
+  <w:style w:type="character" w:styleId="Ttulo6Char" w:customStyle="1">
     <w:name w:val="Título 6 Char"/>
     <w:link w:val="Ttulo6"/>
     <w:uiPriority w:val="9"/>
@@ -8608,7 +9241,7 @@
       <w:color w:val="595959" w:themeColor="text1" w:themeTint="A6"/>
     </w:rPr>
   </w:style>
-  <w:style w:type="character" w:customStyle="1" w:styleId="Ttulo7Char">
+  <w:style w:type="character" w:styleId="Ttulo7Char" w:customStyle="1">
     <w:name w:val="Título 7 Char"/>
     <w:link w:val="Ttulo7"/>
     <w:uiPriority w:val="9"/>
@@ -8619,7 +9252,7 @@
       <w:color w:val="595959" w:themeColor="text1" w:themeTint="A6"/>
     </w:rPr>
   </w:style>
-  <w:style w:type="character" w:customStyle="1" w:styleId="Ttulo8Char">
+  <w:style w:type="character" w:styleId="Ttulo8Char" w:customStyle="1">
     <w:name w:val="Título 8 Char"/>
     <w:link w:val="Ttulo8"/>
     <w:uiPriority w:val="9"/>
@@ -8632,7 +9265,7 @@
       <w:color w:val="272727"/>
     </w:rPr>
   </w:style>
-  <w:style w:type="character" w:customStyle="1" w:styleId="Ttulo9Char">
+  <w:style w:type="character" w:styleId="Ttulo9Char" w:customStyle="1">
     <w:name w:val="Título 9 Char"/>
     <w:link w:val="Ttulo9"/>
     <w:uiPriority w:val="9"/>
@@ -8656,20 +9289,20 @@
       <w:contextualSpacing/>
     </w:pPr>
     <w:rPr>
-      <w:rFonts w:asciiTheme="majorHAnsi" w:eastAsiaTheme="majorEastAsia" w:hAnsiTheme="majorHAnsi" w:cstheme="majorBidi"/>
+      <w:rFonts w:asciiTheme="majorHAnsi" w:hAnsiTheme="majorHAnsi" w:eastAsiaTheme="majorEastAsia" w:cstheme="majorBidi"/>
       <w:spacing w:val="-10"/>
       <w:kern w:val="28"/>
       <w:sz w:val="56"/>
       <w:szCs w:val="56"/>
     </w:rPr>
   </w:style>
-  <w:style w:type="character" w:customStyle="1" w:styleId="TtuloChar">
+  <w:style w:type="character" w:styleId="TtuloChar" w:customStyle="1">
     <w:name w:val="Título Char"/>
     <w:link w:val="Ttulo"/>
     <w:uiPriority w:val="10"/>
     <w:rsid w:val="6A0F2E5D"/>
     <w:rPr>
-      <w:rFonts w:asciiTheme="majorHAnsi" w:eastAsiaTheme="majorEastAsia" w:hAnsiTheme="majorHAnsi" w:cstheme="majorBidi"/>
+      <w:rFonts w:asciiTheme="majorHAnsi" w:hAnsiTheme="majorHAnsi" w:eastAsiaTheme="majorEastAsia" w:cstheme="majorBidi"/>
       <w:sz w:val="56"/>
       <w:szCs w:val="56"/>
     </w:rPr>
@@ -8695,7 +9328,7 @@
       <w:szCs w:val="28"/>
     </w:rPr>
   </w:style>
-  <w:style w:type="character" w:customStyle="1" w:styleId="SubttuloChar">
+  <w:style w:type="character" w:styleId="SubttuloChar" w:customStyle="1">
     <w:name w:val="Subtítulo Char"/>
     <w:link w:val="Subttulo"/>
     <w:uiPriority w:val="11"/>
@@ -8725,7 +9358,7 @@
       <w:color w:val="404040" w:themeColor="text1" w:themeTint="BF"/>
     </w:rPr>
   </w:style>
-  <w:style w:type="character" w:customStyle="1" w:styleId="CitaoChar">
+  <w:style w:type="character" w:styleId="CitaoChar" w:customStyle="1">
     <w:name w:val="Citação Char"/>
     <w:link w:val="Citao"/>
     <w:uiPriority w:val="29"/>
@@ -8768,8 +9401,8 @@
     <w:rsid w:val="003C27B2"/>
     <w:pPr>
       <w:pBdr>
-        <w:top w:val="single" w:sz="4" w:space="10" w:color="0F4761" w:themeColor="accent1" w:themeShade="BF"/>
-        <w:bottom w:val="single" w:sz="4" w:space="10" w:color="0F4761" w:themeColor="accent1" w:themeShade="BF"/>
+        <w:top w:val="single" w:color="0F4761" w:themeColor="accent1" w:themeShade="BF" w:sz="4" w:space="10"/>
+        <w:bottom w:val="single" w:color="0F4761" w:themeColor="accent1" w:themeShade="BF" w:sz="4" w:space="10"/>
       </w:pBdr>
       <w:spacing w:before="360" w:after="360"/>
       <w:ind w:left="864" w:right="864"/>
@@ -8781,7 +9414,7 @@
       <w:color w:val="0F4761" w:themeColor="accent1" w:themeShade="BF"/>
     </w:rPr>
   </w:style>
-  <w:style w:type="character" w:customStyle="1" w:styleId="CitaoIntensaChar">
+  <w:style w:type="character" w:styleId="CitaoIntensaChar" w:customStyle="1">
     <w:name w:val="Citação Intensa Char"/>
     <w:link w:val="CitaoIntensa"/>
     <w:uiPriority w:val="30"/>
@@ -8895,12 +9528,12 @@
     </w:pPr>
     <w:tblPr>
       <w:tblBorders>
-        <w:top w:val="single" w:sz="4" w:space="0" w:color="000000" w:themeColor="text1"/>
-        <w:left w:val="single" w:sz="4" w:space="0" w:color="000000" w:themeColor="text1"/>
-        <w:bottom w:val="single" w:sz="4" w:space="0" w:color="000000" w:themeColor="text1"/>
-        <w:right w:val="single" w:sz="4" w:space="0" w:color="000000" w:themeColor="text1"/>
-        <w:insideH w:val="single" w:sz="4" w:space="0" w:color="000000" w:themeColor="text1"/>
-        <w:insideV w:val="single" w:sz="4" w:space="0" w:color="000000" w:themeColor="text1"/>
+        <w:top w:val="single" w:color="000000" w:themeColor="text1" w:sz="4" w:space="0"/>
+        <w:left w:val="single" w:color="000000" w:themeColor="text1" w:sz="4" w:space="0"/>
+        <w:bottom w:val="single" w:color="000000" w:themeColor="text1" w:sz="4" w:space="0"/>
+        <w:right w:val="single" w:color="000000" w:themeColor="text1" w:sz="4" w:space="0"/>
+        <w:insideH w:val="single" w:color="000000" w:themeColor="text1" w:sz="4" w:space="0"/>
+        <w:insideV w:val="single" w:color="000000" w:themeColor="text1" w:sz="4" w:space="0"/>
       </w:tblBorders>
     </w:tblPr>
   </w:style>
@@ -8920,7 +9553,7 @@
 </file>
 
 <file path=word/theme/theme1.xml><?xml version="1.0" encoding="utf-8"?>
-<a:theme xmlns:a="http://schemas.openxmlformats.org/drawingml/2006/main" name="Tema do Office">
+<a:theme xmlns:a="http://schemas.openxmlformats.org/drawingml/2006/main" xmlns:thm15="http://schemas.microsoft.com/office/thememl/2012/main" name="Tema do Office">
   <a:themeElements>
     <a:clrScheme name="Office">
       <a:dk1>
